--- a/docs/G1_Empirical_Validation_VIIH_draft.docx
+++ b/docs/G1_Empirical_Validation_VIIH_draft.docx
@@ -1016,7 +1016,7 @@
           <w:sz w:val="28"/>
           <w:szCs w:val="28"/>
         </w:rPr>
-        <w:t xml:space="preserve">Anexo — Notas internas (no van al paper)</w:t>
+        <w:t xml:space="preserve">Annex — Internal notes (not for the manuscript)</w:t>
       </w:r>
     </w:p>
     <w:p>
@@ -1024,7 +1024,7 @@
         <w:spacing w:after="120" w:line="276" w:lineRule="auto"/>
       </w:pPr>
       <w:r>
-        <w:t xml:space="preserve">Los brazos wrong/wrongdst/wrongdstsim con 0 derrames NO son fallo del experimento: son el hallazgo (5). Si Renxi quiere la curva de recuperación cross-run EN SIM, la forma fiel a la tesis (Cap. 5, 5.3.6.3) es forzar la analogía (lock) durante las primeras K runs — se puede añadir (G1_M2_LOCK), pero lo natural es capturarla en el robot real, donde el crucero certifica a Efficient de verdad.</w:t>
+        <w:t xml:space="preserve">The zero-spill outcome of the wrong/wrongdst/wrongdstsim arms is NOT an experimental failure: it is finding (5). If the cross-run recovery curve is wanted IN SIMULATION, the protocol faithful to the thesis (Ch. 5, 5.3.6.3) is to force the wrong analogy (lock) for the first K runs — implementable as G1_M2_LOCK — but the natural place to capture it is the physical robot, where open-floor cruising genuinely certifies the Efficient capability.</w:t>
       </w:r>
     </w:p>
     <w:p>
@@ -1032,7 +1032,7 @@
         <w:spacing w:after="120" w:line="276" w:lineRule="auto"/>
       </w:pPr>
       <w:r>
-        <w:t xml:space="preserve">La tabla omite brazos redundantes (wrongsim/wrongdst*); están en analyze_campaign.py y en runs_summary.csv (filtrar env=sim, sim_id lab_v1_payload_*).</w:t>
+        <w:t xml:space="preserve">The table omits the redundant arms (wrongsim / wrongdst / wrongdstsim); they are available via analyze_campaign.py and in runs_summary.csv (filter env=sim, sim_id lab_v1_payload_*).</w:t>
       </w:r>
     </w:p>
     <w:p>
@@ -1040,7 +1040,7 @@
         <w:spacing w:after="120" w:line="276" w:lineRule="auto"/>
       </w:pPr>
       <w:r>
-        <w:t xml:space="preserve">Contraste con la sim 2-D de la tesis (warehouse-cluttered): M0 SE=13.0 / 2.12 spills·run; M2 SE=37.6 / 0.28. El gemelo 3-D reproduce el mismo orden M0 &lt; M1 ≈ M2 en seguridad con la física de sloshing real.</w:t>
+        <w:t xml:space="preserve">Contrast with the thesis 2-D simulation (warehouse-cluttered): M0 SE=13.0 / 2.12 spills·run; M2 SE=37.6 / 0.28. The 3-D twin reproduces the same safety ordering M0 &lt; M1 ≈ M2 with physically grounded sloshing.</w:t>
       </w:r>
     </w:p>
     <w:p>
@@ -1048,7 +1048,7 @@
         <w:spacing w:after="120" w:line="276" w:lineRule="auto"/>
       </w:pPr>
       <w:r>
-        <w:t xml:space="preserve">Reproducción: python3 sim_campaign.py (brazos por CAMPAIGN_ARMS) · python3 analyze_campaign.py · commits hasta 0b6ea24 en main.</w:t>
+        <w:t xml:space="preserve">Reproduction: python3 sim_campaign.py (arms via CAMPAIGN_ARMS) · python3 analyze_campaign.py · commits up to 0b6ea24 on main.</w:t>
       </w:r>
     </w:p>
     <w:sectPr>

--- a/docs/G1_Empirical_Validation_VIIH_draft.docx
+++ b/docs/G1_Empirical_Validation_VIIH_draft.docx
@@ -13,7 +13,7 @@
           <w:sz w:val="40"/>
           <w:szCs w:val="40"/>
         </w:rPr>
-        <w:t xml:space="preserve">Empirical Validation on a Humanoid Digital Twin</w:t>
+        <w:t xml:space="preserve">G1 Digital-Twin Payload Experiment</w:t>
       </w:r>
     </w:p>
     <w:p>
@@ -27,7 +27,7 @@
           <w:sz w:val="22"/>
           <w:szCs w:val="22"/>
         </w:rPr>
-        <w:t xml:space="preserve">Draft subsection VII.H — Decentralised Capability Abstraction paper (V6.1)</w:t>
+        <w:t xml:space="preserve">Methods, spill model, and governance algorithm — supporting material for Section VII.H</w:t>
       </w:r>
     </w:p>
     <w:p>
@@ -41,7 +41,21 @@
           <w:sz w:val="20"/>
           <w:szCs w:val="20"/>
         </w:rPr>
-        <w:t xml:space="preserve">G1 simulation campaign 2026-07-04 · 83 runs, 11 arms · pending review (Adrián / Renxi) — not yet inserted in the manuscript</w:t>
+        <w:t xml:space="preserve">Simulation campaign 2026-07-04 · Unitree G1 · Gazebo (ROS 2 Humble) · 83 runs, 11 arms</w:t>
+      </w:r>
+    </w:p>
+    <w:p>
+      <w:pPr>
+        <w:spacing w:after="80" w:line="276" w:lineRule="auto"/>
+      </w:pPr>
+      <w:r>
+        <w:rPr>
+          <w:b/>
+          <w:color w:val="1F3864"/>
+          <w:sz w:val="32"/>
+          <w:szCs w:val="32"/>
+        </w:rPr>
+        <w:t xml:space="preserve">1.  Digital twin: Gazebo replica of the laboratory</w:t>
       </w:r>
     </w:p>
     <w:p>
@@ -49,7 +63,16 @@
         <w:spacing w:after="160" w:line="276" w:lineRule="auto"/>
       </w:pPr>
       <w:r>
-        <w:t xml:space="preserve">The analytical validation above is complemented by an empirical campaign on a digital twin of the physical deployment: a Unitree G1 humanoid navigating a door-crossing delivery task (A↔B, ≈13 m, a 0.8 m doorway and a 0.71 m corridor pinch) in a Gazebo replica of the real laboratory, generated from the robot's own SLAM maps. The full production navigation stack (static-map global planner, local DWA, door-engagement controller) runs unmodified; the DCE runtime (Meta-Reasoner 2.0) governs it through the shared-experience bridge at 2 Hz, exactly as deployed on the physical robot.</w:t>
+        <w:t xml:space="preserve">The physical robot is a Unitree G1 “Air” humanoid, a consumer unit whose only external interface is a single WebRTC session through the vendor app. The production navigation stack drives it by tapping that session over USB. For the twin we reuse </w:t>
+      </w:r>
+      <w:r>
+        <w:rPr>
+          <w:b/>
+        </w:rPr>
+        <w:t xml:space="preserve">the exact same stack, unmodified</w:t>
+      </w:r>
+      <w:r>
+        <w:t xml:space="preserve">, and substitute only its interface object, so any behaviour observed in simulation is produced by the identical code deployed on hardware.</w:t>
       </w:r>
     </w:p>
     <w:p>
@@ -57,7 +80,30 @@
         <w:spacing w:after="160" w:line="276" w:lineRule="auto"/>
       </w:pPr>
       <w:r>
-        <w:t xml:space="preserve">The governance task is the payload condition of the delivery scenario: the robot carries an open cup of water. Spilling is modelled physically — first-mode liquid sloshing in a cylindrical cup (natural frequency ω₀ ≈ 21 rad/s for R = 4 cm), driven by the cup's horizontal acceleration including arm-offset and gait-bounce terms, with spills generated as a non-homogeneous Poisson process on surface elevation against freeboard. Consistently with the simulation study that motivated this design, jerk — not speed alone — dominates spill risk. A sealed lid multiplies the hazard rate by 0.25.</w:t>
+        <w:t xml:space="preserve">The simulator runs inside a Docker container (ROS 2 Humble Desktop with Gazebo Classic, accessible over noVNC). The world, </w:t>
+      </w:r>
+      <w:r>
+        <w:rPr>
+          <w:b/>
+        </w:rPr>
+        <w:t xml:space="preserve">lab.world</w:t>
+      </w:r>
+      <w:r>
+        <w:t xml:space="preserve">, is generated programmatically from the robot's own SLAM maps of the real laboratory: wall occupancy cells become 2.2 m box obstacles in the robot's coordinate frame, so the twin's geometry, waypoints (A, B, C), and the 0.8 m doorway coincide with the real deployment. The doorway was re-carved to match the measured physical opening after the collision model was corrected (see §2).</w:t>
+      </w:r>
+    </w:p>
+    <w:p>
+      <w:pPr>
+        <w:spacing w:after="100" w:line="276" w:lineRule="auto"/>
+      </w:pPr>
+      <w:r>
+        <w:rPr>
+          <w:b/>
+          <w:color w:val="2E74B5"/>
+          <w:sz w:val="26"/>
+          <w:szCs w:val="26"/>
+        </w:rPr>
+        <w:t xml:space="preserve">1.1  Robot model and physics</w:t>
       </w:r>
     </w:p>
     <w:p>
@@ -65,12 +111,786 @@
         <w:spacing w:after="160" w:line="276" w:lineRule="auto"/>
       </w:pPr>
       <w:r>
-        <w:t xml:space="preserve">Governance arms (N = 8 runs each; lid arms N = 6; mean ± 95% CI) instantiate the architectural comparisons of Sections IV–VII:</w:t>
+        <w:t xml:space="preserve">The robot is spawned from a URDF whose collision geometry is a single box matching the G1's real envelope (0.44 m shoulder width × 1.10 m tall, capped below the simulated LiDAR at z ≈ 1.20 m so the sensor does not see itself). A high mass (60 kg) and large diagonal inertia keep the base from tipping under the velocity-controlled gait; ground friction is set to zero so the planar-move plugin drives it as a velocity-controlled puck while wall contacts remain solid. Locomotion is commanded as gait velocity through </w:t>
+      </w:r>
+      <w:r>
+        <w:rPr>
+          <w:b/>
+        </w:rPr>
+        <w:t xml:space="preserve">gazebo_ros_planar_move</w:t>
+      </w:r>
+      <w:r>
+        <w:t xml:space="preserve"> (`/cmd_vel` → base motion, `/odom` published back); a 360-ray LiDAR at 10 Hz publishes `/scan`.</w:t>
+      </w:r>
+    </w:p>
+    <w:p>
+      <w:pPr>
+        <w:spacing w:after="100" w:line="276" w:lineRule="auto"/>
+      </w:pPr>
+      <w:r>
+        <w:rPr>
+          <w:b/>
+          <w:color w:val="2E74B5"/>
+          <w:sz w:val="26"/>
+          <w:szCs w:val="26"/>
+        </w:rPr>
+        <w:t xml:space="preserve">1.2  The adapter: same stack, simulated interface</w:t>
+      </w:r>
+    </w:p>
+    <w:p>
+      <w:pPr>
+        <w:spacing w:after="160" w:line="276" w:lineRule="auto"/>
+      </w:pPr>
+      <w:r>
+        <w:t xml:space="preserve">A thin adapter (</w:t>
+      </w:r>
+      <w:r>
+        <w:rPr>
+          <w:b/>
+        </w:rPr>
+        <w:t xml:space="preserve">SimCDP</w:t>
+      </w:r>
+      <w:r>
+        <w:t xml:space="preserve">) replaces the WebRTC/WebView interface object with one that resolves the stack's own calls against ROS 2 over rosbridge (WebSocket, port 8765):</w:t>
+      </w:r>
+    </w:p>
+    <w:p>
+      <w:pPr>
+        <w:numPr>
+          <w:ilvl w:val="0"/>
+          <w:numId w:val="1"/>
+        </w:numPr>
+        <w:spacing w:after="80" w:line="276" w:lineRule="auto"/>
+      </w:pPr>
+      <w:r>
+        <w:rPr>
+          <w:b/>
+        </w:rPr>
+        <w:t xml:space="preserve">Velocity commands</w:t>
+      </w:r>
+      <w:r>
+        <w:t xml:space="preserve"> `{lx, ly, rx, ry}` → `/cmd_vel`, using the physical robot's measured stick-to-velocity mapping (deadzone subtracted, not clipped; lx&gt;0 = right; ly = 0.40 → 0.30 m/s), so simulated and real dynamics coincide.</w:t>
+      </w:r>
+    </w:p>
+    <w:p>
+      <w:pPr>
+        <w:numPr>
+          <w:ilvl w:val="0"/>
+          <w:numId w:val="1"/>
+        </w:numPr>
+        <w:spacing w:after="80" w:line="276" w:lineRule="auto"/>
+      </w:pPr>
+      <w:r>
+        <w:rPr>
+          <w:b/>
+        </w:rPr>
+        <w:t xml:space="preserve">Pose</w:t>
+      </w:r>
+      <w:r>
+        <w:t xml:space="preserve"> ← `/odom` (in simulation the map and odometry frames coincide, so no relocalisation jitter).</w:t>
+      </w:r>
+    </w:p>
+    <w:p>
+      <w:pPr>
+        <w:numPr>
+          <w:ilvl w:val="0"/>
+          <w:numId w:val="1"/>
+        </w:numPr>
+        <w:spacing w:after="80" w:line="276" w:lineRule="auto"/>
+      </w:pPr>
+      <w:r>
+        <w:rPr>
+          <w:b/>
+        </w:rPr>
+        <w:t xml:space="preserve">LiDAR</w:t>
+      </w:r>
+      <w:r>
+        <w:t xml:space="preserve"> ← `/scan`, the 360-ray sweep projected into a flat world-frame point cloud identical in shape to what the real WebView decoder produces.</w:t>
+      </w:r>
+    </w:p>
+    <w:p>
+      <w:pPr>
+        <w:spacing w:after="160" w:line="276" w:lineRule="auto"/>
+      </w:pPr>
+      <w:r>
+        <w:t xml:space="preserve">Camera perception is disabled in the twin (no visual channel); the LiDAR-driven planner and the governance layer are exercised in full. Data runs are always headless; the CPU renderer would otherwise steal cycles from physics.</w:t>
+      </w:r>
+    </w:p>
+    <w:p>
+      <w:pPr>
+        <w:spacing w:after="120"/>
+      </w:pPr>
+      <w:r>
+        <w:br w:type="page"/>
+      </w:r>
+    </w:p>
+    <w:p>
+      <w:pPr>
+        <w:spacing w:after="80" w:line="276" w:lineRule="auto"/>
+      </w:pPr>
+      <w:r>
+        <w:rPr>
+          <w:b/>
+          <w:color w:val="1F3864"/>
+          <w:sz w:val="32"/>
+          <w:szCs w:val="32"/>
+        </w:rPr>
+        <w:t xml:space="preserve">2.  Spill model (payload hazard)</w:t>
+      </w:r>
+    </w:p>
+    <w:p>
+      <w:pPr>
+        <w:spacing w:after="160" w:line="276" w:lineRule="auto"/>
+      </w:pPr>
+      <w:r>
+        <w:t xml:space="preserve">Spilling is modelled physically, not as an arbitrary speed threshold. The water surface at the cup rim is a </w:t>
+      </w:r>
+      <w:r>
+        <w:rPr>
+          <w:b/>
+        </w:rPr>
+        <w:t xml:space="preserve">damped second-order oscillator</w:t>
+      </w:r>
+      <w:r>
+        <w:t xml:space="preserve"> — the first sloshing mode of an open cylinder — excited by the horizontal acceleration of the cup:</w:t>
+      </w:r>
+    </w:p>
+    <w:p>
+      <w:pPr>
+        <w:spacing w:after="120" w:line="276" w:lineRule="auto"/>
+      </w:pPr>
+      <w:r>
+        <w:rPr>
+          <w:rFonts w:ascii="Consolas" w:hAnsi="Consolas"/>
+          <w:color w:val="333333"/>
+          <w:sz w:val="18"/>
+          <w:szCs w:val="18"/>
+        </w:rPr>
+        <w:t xml:space="preserve">ω₀ = sqrt( g · k₁ · tanh(k₁·h) ),   k₁ = 1.841 / R     (≈ 21 rad/s for R = 4 cm, h = 8 cm)</w:t>
+      </w:r>
+    </w:p>
+    <w:p>
+      <w:pPr>
+        <w:spacing w:after="120" w:line="276" w:lineRule="auto"/>
+      </w:pPr>
+      <w:r>
+        <w:rPr>
+          <w:rFonts w:ascii="Consolas" w:hAnsi="Consolas"/>
+          <w:color w:val="333333"/>
+          <w:sz w:val="18"/>
+          <w:szCs w:val="18"/>
+        </w:rPr>
+        <w:t xml:space="preserve">η_target = −R · a_cup / g            (steady tilt of the surface)</w:t>
+      </w:r>
+    </w:p>
+    <w:p>
+      <w:pPr>
+        <w:spacing w:after="120" w:line="276" w:lineRule="auto"/>
+      </w:pPr>
+      <w:r>
+        <w:rPr>
+          <w:rFonts w:ascii="Consolas" w:hAnsi="Consolas"/>
+          <w:color w:val="333333"/>
+          <w:sz w:val="18"/>
+          <w:szCs w:val="18"/>
+        </w:rPr>
+        <w:t xml:space="preserve">η̈ = −2·ζ·ω₀·η̇ − ω₀² · (η − η_target)     per body axis,  ζ = 0.06</w:t>
+      </w:r>
+    </w:p>
+    <w:p>
+      <w:pPr>
+        <w:spacing w:after="160" w:line="276" w:lineRule="auto"/>
+      </w:pPr>
+      <w:r>
+        <w:t xml:space="preserve">The cup is held in the hand ~0.25 m ahead of the base, so `a_cup = a_base + α×r + ω×(ω×r)`: turning fast adds a lever term. Bipedal gait injects an acceleration noise that grows with speed (≈ v², a 1.4 Hz component plus broadband) — </w:t>
+      </w:r>
+      <w:r>
+        <w:rPr>
+          <w:b/>
+        </w:rPr>
+        <w:t xml:space="preserve">walking fast agitates the cup by itself</w:t>
+      </w:r>
+      <w:r>
+        <w:t xml:space="preserve">, independent of any single manoeuvre. A sharp deceleration while forward motion is still commanded (an external impact, not a commanded stop) adds a direct impulse. Commanded acceleration is low-pass filtered (τ = 0.25 s) because the real G1 ramps velocity smoothly whereas the planar-move plugin steps it instantaneously.</w:t>
+      </w:r>
+    </w:p>
+    <w:p>
+      <w:pPr>
+        <w:spacing w:after="160" w:line="276" w:lineRule="auto"/>
+      </w:pPr>
+      <w:r>
+        <w:t xml:space="preserve">A spill is drawn as a </w:t>
+      </w:r>
+      <w:r>
+        <w:rPr>
+          <w:b/>
+        </w:rPr>
+        <w:t xml:space="preserve">non-homogeneous Poisson process</w:t>
+      </w:r>
+      <w:r>
+        <w:t xml:space="preserve"> whose rate rises with how far the surface exceeds the freeboard (the 12 mm of clearance below the rim):</w:t>
+      </w:r>
+    </w:p>
+    <w:p>
+      <w:pPr>
+        <w:spacing w:after="120" w:line="276" w:lineRule="auto"/>
+      </w:pPr>
+      <w:r>
+        <w:rPr>
+          <w:rFonts w:ascii="Consolas" w:hAnsi="Consolas"/>
+          <w:color w:val="333333"/>
+          <w:sz w:val="18"/>
+          <w:szCs w:val="18"/>
+        </w:rPr>
+        <w:t xml:space="preserve">λ(t) = LID · λ₀ · max(0, |η|/freeboard − 1)² ,   λ₀ = 40 s⁻¹ ,   LID = 1.0 (open) / 0.25 (sealed)</w:t>
+      </w:r>
+    </w:p>
+    <w:p>
+      <w:pPr>
+        <w:spacing w:after="160" w:line="276" w:lineRule="auto"/>
+      </w:pPr>
+      <w:r>
+        <w:t xml:space="preserve">Each spill loses a little water (freeboard grows) and dissipates energy. The model is </w:t>
+      </w:r>
+      <w:r>
+        <w:rPr>
+          <w:b/>
+        </w:rPr>
+        <w:t xml:space="preserve">observational only</w:t>
+      </w:r>
+      <w:r>
+        <w:t xml:space="preserve"> — it never alters the physics or the control. It is fed the odometry stream at ~30 Hz and emits spill events with timestamps into the per-run dataset; continuous diagnostics (expected spill count = ∫λ dt, peak |η|/freeboard, fraction of time in the &gt;0.7 risk band) are recorded alongside. Calibration against logged trajectories gives ≈ 2 spills per 80 s of sustained 0.30 m/s cruising and ≈ 0 at the governed 0.18 m/s ceiling, consistent with the jerk-dominated design of the thesis 2-D study.</w:t>
+      </w:r>
+    </w:p>
+    <w:p>
+      <w:pPr>
+        <w:spacing w:after="160" w:line="276" w:lineRule="auto"/>
+      </w:pPr>
+      <w:r>
+        <w:t xml:space="preserve">For the physical robot the same event channel accepts a </w:t>
+      </w:r>
+      <w:r>
+        <w:rPr>
+          <w:b/>
+        </w:rPr>
+        <w:t xml:space="preserve">manual ground-truth mark</w:t>
+      </w:r>
+      <w:r>
+        <w:t xml:space="preserve">: a human presses a key (or publishes an empty ROS message) each time water is seen to spill, and the event is timestamped into the identical dataset field, so simulated and real runs are scored the same way.</w:t>
+      </w:r>
+    </w:p>
+    <w:p>
+      <w:pPr>
+        <w:spacing w:after="120"/>
+      </w:pPr>
+      <w:r>
+        <w:br w:type="page"/>
+      </w:r>
+    </w:p>
+    <w:p>
+      <w:pPr>
+        <w:spacing w:after="80" w:line="276" w:lineRule="auto"/>
+      </w:pPr>
+      <w:r>
+        <w:rPr>
+          <w:b/>
+          <w:color w:val="1F3864"/>
+          <w:sz w:val="32"/>
+          <w:szCs w:val="32"/>
+        </w:rPr>
+        <w:t xml:space="preserve">3.  Governance algorithm (DCE runtime)</w:t>
+      </w:r>
+    </w:p>
+    <w:p>
+      <w:pPr>
+        <w:spacing w:after="160" w:line="276" w:lineRule="auto"/>
+      </w:pPr>
+      <w:r>
+        <w:t xml:space="preserve">The governance layer is the configuration-first meta-reasoner (Meta-Reasoner 2.0) driven through a bridge that packages the stack's per-tick telemetry as shared-experience readings at 2 Hz. Each tick the reasoner evaluates the candidate analogies (behaviour models, e.g. Efficient_Nav / Cautious_Nav) against their QoE boundaries and returns one of KEEP / SWITCH / FALLBACK / HELP / INSUFFICIENT plus the active analogy; the bridge maps the decision to a forward-speed ceiling applied to the controller (Efficient = uncapped, Cautious = 0.28, FALLBACK = 0.24, HELP = 0).</w:t>
+      </w:r>
+    </w:p>
+    <w:p>
+      <w:pPr>
+        <w:spacing w:after="100" w:line="276" w:lineRule="auto"/>
+      </w:pPr>
+      <w:r>
+        <w:rPr>
+          <w:b/>
+          <w:color w:val="2E74B5"/>
+          <w:sz w:val="26"/>
+          <w:szCs w:val="26"/>
+        </w:rPr>
+        <w:t xml:space="preserve">3.1  Shared-experience mapping</w:t>
       </w:r>
     </w:p>
     <w:tbl>
       <w:tblPr>
-        <w:tblW w:w="9026" w:type="dxa"/>
+        <w:tblW w:w="7000" w:type="dxa"/>
+        <w:tblBorders>
+          <w:top w:val="single" w:sz="4" w:color="8EAADB"/>
+          <w:left w:val="single" w:sz="4" w:color="8EAADB"/>
+          <w:bottom w:val="single" w:sz="4" w:color="8EAADB"/>
+          <w:right w:val="single" w:sz="4" w:color="8EAADB"/>
+          <w:insideH w:val="single" w:sz="4" w:color="8EAADB"/>
+          <w:insideV w:val="single" w:sz="4" w:color="8EAADB"/>
+        </w:tblBorders>
+      </w:tblPr>
+      <w:tblGrid>
+        <w:gridCol w:w="1700"/>
+        <w:gridCol w:w="3200"/>
+        <w:gridCol w:w="2100"/>
+      </w:tblGrid>
+      <w:tr>
+        <w:tc>
+          <w:tcPr>
+            <w:tcW w:w="1700" w:type="dxa"/>
+            <w:shd w:val="clear" w:color="auto" w:fill="1F3864"/>
+            <w:vAlign w:val="center"/>
+          </w:tcPr>
+          <w:p>
+            <w:pPr>
+              <w:spacing w:after="30"/>
+            </w:pPr>
+            <w:r>
+              <w:rPr>
+                <w:b/>
+                <w:color w:val="FFFFFF"/>
+                <w:sz w:val="18"/>
+                <w:szCs w:val="18"/>
+              </w:rPr>
+              <w:t xml:space="preserve">Meta-parameter</w:t>
+            </w:r>
+          </w:p>
+        </w:tc>
+        <w:tc>
+          <w:tcPr>
+            <w:tcW w:w="3200" w:type="dxa"/>
+            <w:shd w:val="clear" w:color="auto" w:fill="1F3864"/>
+            <w:vAlign w:val="center"/>
+          </w:tcPr>
+          <w:p>
+            <w:pPr>
+              <w:spacing w:after="30"/>
+            </w:pPr>
+            <w:r>
+              <w:rPr>
+                <w:b/>
+                <w:color w:val="FFFFFF"/>
+                <w:sz w:val="18"/>
+                <w:szCs w:val="18"/>
+              </w:rPr>
+              <w:t xml:space="preserve">Source (per-tick telemetry)</w:t>
+            </w:r>
+          </w:p>
+        </w:tc>
+        <w:tc>
+          <w:tcPr>
+            <w:tcW w:w="2100" w:type="dxa"/>
+            <w:shd w:val="clear" w:color="auto" w:fill="1F3864"/>
+            <w:vAlign w:val="center"/>
+          </w:tcPr>
+          <w:p>
+            <w:pPr>
+              <w:spacing w:after="30"/>
+            </w:pPr>
+            <w:r>
+              <w:rPr>
+                <w:b/>
+                <w:color w:val="FFFFFF"/>
+                <w:sz w:val="18"/>
+                <w:szCs w:val="18"/>
+              </w:rPr>
+              <w:t xml:space="preserve">Role</w:t>
+            </w:r>
+          </w:p>
+        </w:tc>
+      </w:tr>
+      <w:tr>
+        <w:tc>
+          <w:tcPr>
+            <w:tcW w:w="1700" w:type="dxa"/>
+            <w:vAlign w:val="center"/>
+          </w:tcPr>
+          <w:p>
+            <w:pPr>
+              <w:spacing w:after="30"/>
+            </w:pPr>
+            <w:r>
+              <w:rPr>
+                <w:sz w:val="18"/>
+                <w:szCs w:val="18"/>
+              </w:rPr>
+              <w:t xml:space="preserve">safety</w:t>
+            </w:r>
+          </w:p>
+        </w:tc>
+        <w:tc>
+          <w:tcPr>
+            <w:tcW w:w="3200" w:type="dxa"/>
+            <w:vAlign w:val="center"/>
+          </w:tcPr>
+          <w:p>
+            <w:pPr>
+              <w:spacing w:after="30"/>
+            </w:pPr>
+            <w:r>
+              <w:rPr>
+                <w:sz w:val="18"/>
+                <w:szCs w:val="18"/>
+              </w:rPr>
+              <w:t xml:space="preserve">clearance = c₀ / 1.5 m (LiDAR forward free space)</w:t>
+            </w:r>
+          </w:p>
+        </w:tc>
+        <w:tc>
+          <w:tcPr>
+            <w:tcW w:w="2100" w:type="dxa"/>
+            <w:vAlign w:val="center"/>
+          </w:tcPr>
+          <w:p>
+            <w:pPr>
+              <w:spacing w:after="30"/>
+            </w:pPr>
+            <w:r>
+              <w:rPr>
+                <w:sz w:val="18"/>
+                <w:szCs w:val="18"/>
+              </w:rPr>
+              <w:t xml:space="preserve">QoE region + hard veto</w:t>
+            </w:r>
+          </w:p>
+        </w:tc>
+      </w:tr>
+      <w:tr>
+        <w:tc>
+          <w:tcPr>
+            <w:tcW w:w="1700" w:type="dxa"/>
+            <w:vAlign w:val="center"/>
+          </w:tcPr>
+          <w:p>
+            <w:pPr>
+              <w:spacing w:after="30"/>
+            </w:pPr>
+            <w:r>
+              <w:rPr>
+                <w:sz w:val="18"/>
+                <w:szCs w:val="18"/>
+              </w:rPr>
+              <w:t xml:space="preserve">progression</w:t>
+            </w:r>
+          </w:p>
+        </w:tc>
+        <w:tc>
+          <w:tcPr>
+            <w:tcW w:w="3200" w:type="dxa"/>
+            <w:vAlign w:val="center"/>
+          </w:tcPr>
+          <w:p>
+            <w:pPr>
+              <w:spacing w:after="30"/>
+            </w:pPr>
+            <w:r>
+              <w:rPr>
+                <w:sz w:val="18"/>
+                <w:szCs w:val="18"/>
+              </w:rPr>
+              <w:t xml:space="preserve">goal-approach rate / 0.30 m/s (2 s window)</w:t>
+            </w:r>
+          </w:p>
+        </w:tc>
+        <w:tc>
+          <w:tcPr>
+            <w:tcW w:w="2100" w:type="dxa"/>
+            <w:vAlign w:val="center"/>
+          </w:tcPr>
+          <w:p>
+            <w:pPr>
+              <w:spacing w:after="30"/>
+            </w:pPr>
+            <w:r>
+              <w:rPr>
+                <w:sz w:val="18"/>
+                <w:szCs w:val="18"/>
+              </w:rPr>
+              <w:t xml:space="preserve">required-meta threshold</w:t>
+            </w:r>
+          </w:p>
+        </w:tc>
+      </w:tr>
+      <w:tr>
+        <w:tc>
+          <w:tcPr>
+            <w:tcW w:w="1700" w:type="dxa"/>
+            <w:vAlign w:val="center"/>
+          </w:tcPr>
+          <w:p>
+            <w:pPr>
+              <w:spacing w:after="30"/>
+            </w:pPr>
+            <w:r>
+              <w:rPr>
+                <w:sz w:val="18"/>
+                <w:szCs w:val="18"/>
+              </w:rPr>
+              <w:t xml:space="preserve">mobility</w:t>
+            </w:r>
+          </w:p>
+        </w:tc>
+        <w:tc>
+          <w:tcPr>
+            <w:tcW w:w="3200" w:type="dxa"/>
+            <w:vAlign w:val="center"/>
+          </w:tcPr>
+          <w:p>
+            <w:pPr>
+              <w:spacing w:after="30"/>
+            </w:pPr>
+            <w:r>
+              <w:rPr>
+                <w:sz w:val="18"/>
+                <w:szCs w:val="18"/>
+              </w:rPr>
+              <w:t xml:space="preserve">achieved speed / commanded speed (1.2 s)</w:t>
+            </w:r>
+          </w:p>
+        </w:tc>
+        <w:tc>
+          <w:tcPr>
+            <w:tcW w:w="2100" w:type="dxa"/>
+            <w:vAlign w:val="center"/>
+          </w:tcPr>
+          <w:p>
+            <w:pPr>
+              <w:spacing w:after="30"/>
+            </w:pPr>
+            <w:r>
+              <w:rPr>
+                <w:sz w:val="18"/>
+                <w:szCs w:val="18"/>
+              </w:rPr>
+              <w:t xml:space="preserve">resistance channel, hard veto</w:t>
+            </w:r>
+          </w:p>
+        </w:tc>
+      </w:tr>
+      <w:tr>
+        <w:tc>
+          <w:tcPr>
+            <w:tcW w:w="1700" w:type="dxa"/>
+            <w:vAlign w:val="center"/>
+          </w:tcPr>
+          <w:p>
+            <w:pPr>
+              <w:spacing w:after="30"/>
+            </w:pPr>
+            <w:r>
+              <w:rPr>
+                <w:sz w:val="18"/>
+                <w:szCs w:val="18"/>
+              </w:rPr>
+              <w:t xml:space="preserve">fragility</w:t>
+            </w:r>
+          </w:p>
+        </w:tc>
+        <w:tc>
+          <w:tcPr>
+            <w:tcW w:w="3200" w:type="dxa"/>
+            <w:vAlign w:val="center"/>
+          </w:tcPr>
+          <w:p>
+            <w:pPr>
+              <w:spacing w:after="30"/>
+            </w:pPr>
+            <w:r>
+              <w:rPr>
+                <w:sz w:val="18"/>
+                <w:szCs w:val="18"/>
+              </w:rPr>
+              <w:t xml:space="preserve">payload state: 1.0 intact, drops per spill</w:t>
+            </w:r>
+          </w:p>
+        </w:tc>
+        <w:tc>
+          <w:tcPr>
+            <w:tcW w:w="2100" w:type="dxa"/>
+            <w:vAlign w:val="center"/>
+          </w:tcPr>
+          <w:p>
+            <w:pPr>
+              <w:spacing w:after="30"/>
+            </w:pPr>
+            <w:r>
+              <w:rPr>
+                <w:sz w:val="18"/>
+                <w:szCs w:val="18"/>
+              </w:rPr>
+              <w:t xml:space="preserve">hard veto (payload task)</w:t>
+            </w:r>
+          </w:p>
+        </w:tc>
+      </w:tr>
+      <w:tr>
+        <w:tc>
+          <w:tcPr>
+            <w:tcW w:w="1700" w:type="dxa"/>
+            <w:vAlign w:val="center"/>
+          </w:tcPr>
+          <w:p>
+            <w:pPr>
+              <w:spacing w:after="30"/>
+            </w:pPr>
+            <w:r>
+              <w:rPr>
+                <w:sz w:val="18"/>
+                <w:szCs w:val="18"/>
+              </w:rPr>
+              <w:t xml:space="preserve">reliability / uncertainty</w:t>
+            </w:r>
+          </w:p>
+        </w:tc>
+        <w:tc>
+          <w:tcPr>
+            <w:tcW w:w="3200" w:type="dxa"/>
+            <w:vAlign w:val="center"/>
+          </w:tcPr>
+          <w:p>
+            <w:pPr>
+              <w:spacing w:after="30"/>
+            </w:pPr>
+            <w:r>
+              <w:rPr>
+                <w:sz w:val="18"/>
+                <w:szCs w:val="18"/>
+              </w:rPr>
+              <w:t xml:space="preserve">sensing monitor + few-shot historical margin</w:t>
+            </w:r>
+          </w:p>
+        </w:tc>
+        <w:tc>
+          <w:tcPr>
+            <w:tcW w:w="2100" w:type="dxa"/>
+            <w:vAlign w:val="center"/>
+          </w:tcPr>
+          <w:p>
+            <w:pPr>
+              <w:spacing w:after="30"/>
+            </w:pPr>
+            <w:r>
+              <w:rPr>
+                <w:sz w:val="18"/>
+                <w:szCs w:val="18"/>
+              </w:rPr>
+              <w:t xml:space="preserve">DST belief interval</w:t>
+            </w:r>
+          </w:p>
+        </w:tc>
+      </w:tr>
+    </w:tbl>
+    <w:p>
+      <w:pPr>
+        <w:spacing w:after="120" w:line="276" w:lineRule="auto"/>
+      </w:pPr>
+      <w:r>
+        <w:t xml:space="preserve">Readings are median-smoothed over ~2.5 s; each reading's DST uncertainty adds the historical dispersion of its own metric (few-shot margin), so a value oscillating across a QoE boundary widens its belief/plausibility interval and cannot be certified on a single lucky sample. Switches are hysteretic (confirmed after 3 consecutive winners, released more slowly). An experience-escalation layer aborts the run when HELP is sustained (≥ 8 s) or a 75 s window shows ≥ 60% FALLBACK/HELP with &lt; 0.4 m net progress — the runtime's specified “request intervention” semantics.</w:t>
+      </w:r>
+    </w:p>
+    <w:p>
+      <w:pPr>
+        <w:spacing w:after="100" w:line="276" w:lineRule="auto"/>
+      </w:pPr>
+      <w:r>
+        <w:rPr>
+          <w:b/>
+          <w:color w:val="2E74B5"/>
+          <w:sz w:val="26"/>
+          <w:szCs w:val="26"/>
+        </w:rPr>
+        <w:t xml:space="preserve">3.2  Two-layer trust (thesis Ch. 5 realised on the G1)</w:t>
+      </w:r>
+    </w:p>
+    <w:p>
+      <w:pPr>
+        <w:spacing w:after="160" w:line="276" w:lineRule="auto"/>
+      </w:pPr>
+      <w:r>
+        <w:rPr>
+          <w:b/>
+        </w:rPr>
+        <w:t xml:space="preserve">Intra-run (fragility channel).</w:t>
+      </w:r>
+      <w:r>
+        <w:t xml:space="preserve"> Each spill — from the sim model or the human mark — drives the fragility meta-parameter: one spill lowers it to caution, two to FALLBACK, three or more into the dangerous region where the hard veto forces HELP; it recovers on a ~25 s time constant if no further spill occurs. A spill is treated as a certain event, not a noisy sensor reading.</w:t>
+      </w:r>
+    </w:p>
+    <w:p>
+      <w:pPr>
+        <w:spacing w:after="160" w:line="276" w:lineRule="auto"/>
+      </w:pPr>
+      <w:r>
+        <w:rPr>
+          <w:b/>
+        </w:rPr>
+        <w:t xml:space="preserve">Cross-run (Layer 2).</w:t>
+      </w:r>
+      <w:r>
+        <w:t xml:space="preserve"> A per-analogy Dempster–Shafer belief over {match, mismatch, Θ} is persisted between runs. At each run's end the outcome is fused by Dempster's rule — a spill under analogy A adds mass to A's mismatch; a clean run adds match to the governing analogy. The plausibility Pl = m_match + m_Θ then gates deployment: below 0.70 the analogy's speed ceiling is blended toward the conservative policy (the thesis policy blend), below 0.45 the analogy is not deployed and a discredited initial prior is replaced at start-up. In a controlled test this reproduces the thesis M2+Wrong→DST recovery: Pl(Efficient) degrades 1.00 → 0.75 → 0.53 → 0.36 over three spill runs and the fourth run starts pre-corrected. The reasoner itself is untouched; both layers live in the bridge.</w:t>
+      </w:r>
+    </w:p>
+    <w:p>
+      <w:pPr>
+        <w:spacing w:after="80" w:line="276" w:lineRule="auto"/>
+      </w:pPr>
+      <w:r>
+        <w:rPr>
+          <w:b/>
+          <w:color w:val="1F3864"/>
+          <w:sz w:val="32"/>
+          <w:szCs w:val="32"/>
+        </w:rPr>
+        <w:t xml:space="preserve">4.  Campaign protocol</w:t>
+      </w:r>
+    </w:p>
+    <w:p>
+      <w:pPr>
+        <w:spacing w:after="160" w:line="276" w:lineRule="auto"/>
+      </w:pPr>
+      <w:r>
+        <w:t xml:space="preserve">Each run resets Gazebo to a fresh world with the robot at waypoint A, then executes an autonomous A→B traverse headless with a timeout (a SIGINT saves the dataset exactly as a manual stop would). Governance arms are alternated so drift in machine load is shared across conditions. Arms are selected by environment configuration; every run is tagged env=sim with a per-arm identifier, and the aggregation script reports mean ± 95% CI (1.96·s/√n, matching the thesis protocol), reached/abort rates, and — for the cross-run arms — the per-run recovery sequence with the final Layer-2 belief state. Datasets, the aggregation script, and the exact configurations are versioned with the code.</w:t>
+      </w:r>
+    </w:p>
+    <w:p>
+      <w:pPr>
+        <w:spacing w:after="120"/>
+      </w:pPr>
+      <w:r>
+        <w:br w:type="page"/>
+      </w:r>
+    </w:p>
+    <w:p>
+      <w:pPr>
+        <w:spacing w:after="80" w:line="276" w:lineRule="auto"/>
+      </w:pPr>
+      <w:r>
+        <w:rPr>
+          <w:b/>
+          <w:color w:val="1F3864"/>
+          <w:sz w:val="32"/>
+          <w:szCs w:val="32"/>
+        </w:rPr>
+        <w:t xml:space="preserve">5.  Results</w:t>
+      </w:r>
+    </w:p>
+    <w:p>
+      <w:pPr>
+        <w:spacing w:after="160" w:line="276" w:lineRule="auto"/>
+      </w:pPr>
+      <w:r>
+        <w:t xml:space="preserve">Governance arms (N = 8 runs each; sealed-lid arms N = 6; mean ± 95% CI). Risk is the fraction of run time with the liquid surface above 70% of freeboard; HELP is a governed abort following a sustained empty deployable set.</w:t>
+      </w:r>
+    </w:p>
+    <w:tbl>
+      <w:tblPr>
+        <w:tblW w:w="8600" w:type="dxa"/>
         <w:tblBorders>
           <w:top w:val="single" w:sz="4" w:color="8EAADB"/>
           <w:left w:val="single" w:sz="4" w:color="8EAADB"/>
@@ -82,10 +902,10 @@
       </w:tblPr>
       <w:tblGrid>
         <w:gridCol w:w="3000"/>
-        <w:gridCol w:w="1050"/>
-        <w:gridCol w:w="1700"/>
-        <w:gridCol w:w="1650"/>
-        <w:gridCol w:w="1626"/>
+        <w:gridCol w:w="1300"/>
+        <w:gridCol w:w="1550"/>
+        <w:gridCol w:w="1550"/>
+        <w:gridCol w:w="1200"/>
       </w:tblGrid>
       <w:tr>
         <w:tc>
@@ -96,7 +916,7 @@
           </w:tcPr>
           <w:p>
             <w:pPr>
-              <w:spacing w:after="40"/>
+              <w:spacing w:after="30"/>
             </w:pPr>
             <w:r>
               <w:rPr>
@@ -111,14 +931,13 @@
         </w:tc>
         <w:tc>
           <w:tcPr>
-            <w:tcW w:w="1050" w:type="dxa"/>
+            <w:tcW w:w="1300" w:type="dxa"/>
             <w:shd w:val="clear" w:color="auto" w:fill="1F3864"/>
             <w:vAlign w:val="center"/>
           </w:tcPr>
           <w:p>
             <w:pPr>
-              <w:spacing w:after="40"/>
-              <w:jc w:val="center"/>
+              <w:spacing w:after="30"/>
             </w:pPr>
             <w:r>
               <w:rPr>
@@ -133,14 +952,13 @@
         </w:tc>
         <w:tc>
           <w:tcPr>
-            <w:tcW w:w="1700" w:type="dxa"/>
+            <w:tcW w:w="1550" w:type="dxa"/>
             <w:shd w:val="clear" w:color="auto" w:fill="1F3864"/>
             <w:vAlign w:val="center"/>
           </w:tcPr>
           <w:p>
             <w:pPr>
-              <w:spacing w:after="40"/>
-              <w:jc w:val="center"/>
+              <w:spacing w:after="30"/>
             </w:pPr>
             <w:r>
               <w:rPr>
@@ -155,14 +973,13 @@
         </w:tc>
         <w:tc>
           <w:tcPr>
-            <w:tcW w:w="1650" w:type="dxa"/>
+            <w:tcW w:w="1550" w:type="dxa"/>
             <w:shd w:val="clear" w:color="auto" w:fill="1F3864"/>
             <w:vAlign w:val="center"/>
           </w:tcPr>
           <w:p>
             <w:pPr>
-              <w:spacing w:after="40"/>
-              <w:jc w:val="center"/>
+              <w:spacing w:after="30"/>
             </w:pPr>
             <w:r>
               <w:rPr>
@@ -177,14 +994,13 @@
         </w:tc>
         <w:tc>
           <w:tcPr>
-            <w:tcW w:w="1626" w:type="dxa"/>
+            <w:tcW w:w="1200" w:type="dxa"/>
             <w:shd w:val="clear" w:color="auto" w:fill="1F3864"/>
             <w:vAlign w:val="center"/>
           </w:tcPr>
           <w:p>
             <w:pPr>
-              <w:spacing w:after="40"/>
-              <w:jc w:val="center"/>
+              <w:spacing w:after="30"/>
             </w:pPr>
             <w:r>
               <w:rPr>
@@ -193,7 +1009,7 @@
                 <w:sz w:val="18"/>
                 <w:szCs w:val="18"/>
               </w:rPr>
-              <w:t xml:space="preserve">Risk (% time)</w:t>
+              <w:t xml:space="preserve">Risk (%)</w:t>
             </w:r>
           </w:p>
         </w:tc>
@@ -206,10 +1022,11 @@
           </w:tcPr>
           <w:p>
             <w:pPr>
-              <w:spacing w:after="40"/>
-            </w:pPr>
-            <w:r>
-              <w:rPr>
+              <w:spacing w:after="30"/>
+            </w:pPr>
+            <w:r>
+              <w:rPr>
+                <w:b/>
                 <w:sz w:val="18"/>
                 <w:szCs w:val="18"/>
               </w:rPr>
@@ -219,13 +1036,12 @@
         </w:tc>
         <w:tc>
           <w:tcPr>
-            <w:tcW w:w="1050" w:type="dxa"/>
-            <w:vAlign w:val="center"/>
-          </w:tcPr>
-          <w:p>
-            <w:pPr>
-              <w:spacing w:after="40"/>
-              <w:jc w:val="center"/>
+            <w:tcW w:w="1300" w:type="dxa"/>
+            <w:vAlign w:val="center"/>
+          </w:tcPr>
+          <w:p>
+            <w:pPr>
+              <w:spacing w:after="30"/>
             </w:pPr>
             <w:r>
               <w:rPr>
@@ -238,13 +1054,12 @@
         </w:tc>
         <w:tc>
           <w:tcPr>
-            <w:tcW w:w="1700" w:type="dxa"/>
-            <w:vAlign w:val="center"/>
-          </w:tcPr>
-          <w:p>
-            <w:pPr>
-              <w:spacing w:after="40"/>
-              <w:jc w:val="center"/>
+            <w:tcW w:w="1550" w:type="dxa"/>
+            <w:vAlign w:val="center"/>
+          </w:tcPr>
+          <w:p>
+            <w:pPr>
+              <w:spacing w:after="30"/>
             </w:pPr>
             <w:r>
               <w:rPr>
@@ -257,13 +1072,12 @@
         </w:tc>
         <w:tc>
           <w:tcPr>
-            <w:tcW w:w="1650" w:type="dxa"/>
-            <w:vAlign w:val="center"/>
-          </w:tcPr>
-          <w:p>
-            <w:pPr>
-              <w:spacing w:after="40"/>
-              <w:jc w:val="center"/>
+            <w:tcW w:w="1550" w:type="dxa"/>
+            <w:vAlign w:val="center"/>
+          </w:tcPr>
+          <w:p>
+            <w:pPr>
+              <w:spacing w:after="30"/>
             </w:pPr>
             <w:r>
               <w:rPr>
@@ -276,13 +1090,12 @@
         </w:tc>
         <w:tc>
           <w:tcPr>
-            <w:tcW w:w="1626" w:type="dxa"/>
-            <w:vAlign w:val="center"/>
-          </w:tcPr>
-          <w:p>
-            <w:pPr>
-              <w:spacing w:after="40"/>
-              <w:jc w:val="center"/>
+            <w:tcW w:w="1200" w:type="dxa"/>
+            <w:vAlign w:val="center"/>
+          </w:tcPr>
+          <w:p>
+            <w:pPr>
+              <w:spacing w:after="30"/>
             </w:pPr>
             <w:r>
               <w:rPr>
@@ -302,26 +1115,26 @@
           </w:tcPr>
           <w:p>
             <w:pPr>
-              <w:spacing w:after="40"/>
-            </w:pPr>
-            <w:r>
-              <w:rPr>
-                <w:sz w:val="18"/>
-                <w:szCs w:val="18"/>
-              </w:rPr>
-              <w:t xml:space="preserve">M1 fixed-conservative — none (0.18 m/s cap)</w:t>
-            </w:r>
-          </w:p>
-        </w:tc>
-        <w:tc>
-          <w:tcPr>
-            <w:tcW w:w="1050" w:type="dxa"/>
-            <w:vAlign w:val="center"/>
-          </w:tcPr>
-          <w:p>
-            <w:pPr>
-              <w:spacing w:after="40"/>
-              <w:jc w:val="center"/>
+              <w:spacing w:after="30"/>
+            </w:pPr>
+            <w:r>
+              <w:rPr>
+                <w:b/>
+                <w:sz w:val="18"/>
+                <w:szCs w:val="18"/>
+              </w:rPr>
+              <w:t xml:space="preserve">M1 fixed-conservative — none (0.18 cap)</w:t>
+            </w:r>
+          </w:p>
+        </w:tc>
+        <w:tc>
+          <w:tcPr>
+            <w:tcW w:w="1300" w:type="dxa"/>
+            <w:vAlign w:val="center"/>
+          </w:tcPr>
+          <w:p>
+            <w:pPr>
+              <w:spacing w:after="30"/>
             </w:pPr>
             <w:r>
               <w:rPr>
@@ -334,13 +1147,12 @@
         </w:tc>
         <w:tc>
           <w:tcPr>
-            <w:tcW w:w="1700" w:type="dxa"/>
-            <w:vAlign w:val="center"/>
-          </w:tcPr>
-          <w:p>
-            <w:pPr>
-              <w:spacing w:after="40"/>
-              <w:jc w:val="center"/>
+            <w:tcW w:w="1550" w:type="dxa"/>
+            <w:vAlign w:val="center"/>
+          </w:tcPr>
+          <w:p>
+            <w:pPr>
+              <w:spacing w:after="30"/>
             </w:pPr>
             <w:r>
               <w:rPr>
@@ -353,13 +1165,12 @@
         </w:tc>
         <w:tc>
           <w:tcPr>
-            <w:tcW w:w="1650" w:type="dxa"/>
-            <w:vAlign w:val="center"/>
-          </w:tcPr>
-          <w:p>
-            <w:pPr>
-              <w:spacing w:after="40"/>
-              <w:jc w:val="center"/>
+            <w:tcW w:w="1550" w:type="dxa"/>
+            <w:vAlign w:val="center"/>
+          </w:tcPr>
+          <w:p>
+            <w:pPr>
+              <w:spacing w:after="30"/>
             </w:pPr>
             <w:r>
               <w:rPr>
@@ -372,13 +1183,12 @@
         </w:tc>
         <w:tc>
           <w:tcPr>
-            <w:tcW w:w="1626" w:type="dxa"/>
-            <w:vAlign w:val="center"/>
-          </w:tcPr>
-          <w:p>
-            <w:pPr>
-              <w:spacing w:after="40"/>
-              <w:jc w:val="center"/>
+            <w:tcW w:w="1200" w:type="dxa"/>
+            <w:vAlign w:val="center"/>
+          </w:tcPr>
+          <w:p>
+            <w:pPr>
+              <w:spacing w:after="30"/>
             </w:pPr>
             <w:r>
               <w:rPr>
@@ -398,26 +1208,26 @@
           </w:tcPr>
           <w:p>
             <w:pPr>
-              <w:spacing w:after="40"/>
-            </w:pPr>
-            <w:r>
-              <w:rPr>
-                <w:sz w:val="18"/>
-                <w:szCs w:val="18"/>
-              </w:rPr>
-              <w:t xml:space="preserve">Single-candidate governed (DCE, one analogy)</w:t>
-            </w:r>
-          </w:p>
-        </w:tc>
-        <w:tc>
-          <w:tcPr>
-            <w:tcW w:w="1050" w:type="dxa"/>
-            <w:vAlign w:val="center"/>
-          </w:tcPr>
-          <w:p>
-            <w:pPr>
-              <w:spacing w:after="40"/>
-              <w:jc w:val="center"/>
+              <w:spacing w:after="30"/>
+            </w:pPr>
+            <w:r>
+              <w:rPr>
+                <w:b/>
+                <w:sz w:val="18"/>
+                <w:szCs w:val="18"/>
+              </w:rPr>
+              <w:t xml:space="preserve">Single-candidate governed</w:t>
+            </w:r>
+          </w:p>
+        </w:tc>
+        <w:tc>
+          <w:tcPr>
+            <w:tcW w:w="1300" w:type="dxa"/>
+            <w:vAlign w:val="center"/>
+          </w:tcPr>
+          <w:p>
+            <w:pPr>
+              <w:spacing w:after="30"/>
             </w:pPr>
             <w:r>
               <w:rPr>
@@ -430,13 +1240,12 @@
         </w:tc>
         <w:tc>
           <w:tcPr>
-            <w:tcW w:w="1700" w:type="dxa"/>
-            <w:vAlign w:val="center"/>
-          </w:tcPr>
-          <w:p>
-            <w:pPr>
-              <w:spacing w:after="40"/>
-              <w:jc w:val="center"/>
+            <w:tcW w:w="1550" w:type="dxa"/>
+            <w:vAlign w:val="center"/>
+          </w:tcPr>
+          <w:p>
+            <w:pPr>
+              <w:spacing w:after="30"/>
             </w:pPr>
             <w:r>
               <w:rPr>
@@ -449,13 +1258,12 @@
         </w:tc>
         <w:tc>
           <w:tcPr>
-            <w:tcW w:w="1650" w:type="dxa"/>
-            <w:vAlign w:val="center"/>
-          </w:tcPr>
-          <w:p>
-            <w:pPr>
-              <w:spacing w:after="40"/>
-              <w:jc w:val="center"/>
+            <w:tcW w:w="1550" w:type="dxa"/>
+            <w:vAlign w:val="center"/>
+          </w:tcPr>
+          <w:p>
+            <w:pPr>
+              <w:spacing w:after="30"/>
             </w:pPr>
             <w:r>
               <w:rPr>
@@ -468,13 +1276,12 @@
         </w:tc>
         <w:tc>
           <w:tcPr>
-            <w:tcW w:w="1626" w:type="dxa"/>
-            <w:vAlign w:val="center"/>
-          </w:tcPr>
-          <w:p>
-            <w:pPr>
-              <w:spacing w:after="40"/>
-              <w:jc w:val="center"/>
+            <w:tcW w:w="1200" w:type="dxa"/>
+            <w:vAlign w:val="center"/>
+          </w:tcPr>
+          <w:p>
+            <w:pPr>
+              <w:spacing w:after="30"/>
             </w:pPr>
             <w:r>
               <w:rPr>
@@ -490,12 +1297,11 @@
         <w:tc>
           <w:tcPr>
             <w:tcW w:w="3000" w:type="dxa"/>
-            <w:shd w:val="clear" w:color="auto" w:fill="D9E2F1"/>
-            <w:vAlign w:val="center"/>
-          </w:tcPr>
-          <w:p>
-            <w:pPr>
-              <w:spacing w:after="40"/>
+            <w:vAlign w:val="center"/>
+          </w:tcPr>
+          <w:p>
+            <w:pPr>
+              <w:spacing w:after="30"/>
             </w:pPr>
             <w:r>
               <w:rPr>
@@ -503,20 +1309,18 @@
                 <w:sz w:val="18"/>
                 <w:szCs w:val="18"/>
               </w:rPr>
-              <w:t xml:space="preserve">M2 payload (proposed) — DCE, payload task</w:t>
-            </w:r>
-          </w:p>
-        </w:tc>
-        <w:tc>
-          <w:tcPr>
-            <w:tcW w:w="1050" w:type="dxa"/>
-            <w:shd w:val="clear" w:color="auto" w:fill="D9E2F1"/>
-            <w:vAlign w:val="center"/>
-          </w:tcPr>
-          <w:p>
-            <w:pPr>
-              <w:spacing w:after="40"/>
-              <w:jc w:val="center"/>
+              <w:t xml:space="preserve">M2 payload (proposed)</w:t>
+            </w:r>
+          </w:p>
+        </w:tc>
+        <w:tc>
+          <w:tcPr>
+            <w:tcW w:w="1300" w:type="dxa"/>
+            <w:vAlign w:val="center"/>
+          </w:tcPr>
+          <w:p>
+            <w:pPr>
+              <w:spacing w:after="30"/>
             </w:pPr>
             <w:r>
               <w:rPr>
@@ -529,14 +1333,12 @@
         </w:tc>
         <w:tc>
           <w:tcPr>
-            <w:tcW w:w="1700" w:type="dxa"/>
-            <w:shd w:val="clear" w:color="auto" w:fill="D9E2F1"/>
-            <w:vAlign w:val="center"/>
-          </w:tcPr>
-          <w:p>
-            <w:pPr>
-              <w:spacing w:after="40"/>
-              <w:jc w:val="center"/>
+            <w:tcW w:w="1550" w:type="dxa"/>
+            <w:vAlign w:val="center"/>
+          </w:tcPr>
+          <w:p>
+            <w:pPr>
+              <w:spacing w:after="30"/>
             </w:pPr>
             <w:r>
               <w:rPr>
@@ -549,14 +1351,12 @@
         </w:tc>
         <w:tc>
           <w:tcPr>
-            <w:tcW w:w="1650" w:type="dxa"/>
-            <w:shd w:val="clear" w:color="auto" w:fill="D9E2F1"/>
-            <w:vAlign w:val="center"/>
-          </w:tcPr>
-          <w:p>
-            <w:pPr>
-              <w:spacing w:after="40"/>
-              <w:jc w:val="center"/>
+            <w:tcW w:w="1550" w:type="dxa"/>
+            <w:vAlign w:val="center"/>
+          </w:tcPr>
+          <w:p>
+            <w:pPr>
+              <w:spacing w:after="30"/>
             </w:pPr>
             <w:r>
               <w:rPr>
@@ -569,14 +1369,12 @@
         </w:tc>
         <w:tc>
           <w:tcPr>
-            <w:tcW w:w="1626" w:type="dxa"/>
-            <w:shd w:val="clear" w:color="auto" w:fill="D9E2F1"/>
-            <w:vAlign w:val="center"/>
-          </w:tcPr>
-          <w:p>
-            <w:pPr>
-              <w:spacing w:after="40"/>
-              <w:jc w:val="center"/>
+            <w:tcW w:w="1200" w:type="dxa"/>
+            <w:vAlign w:val="center"/>
+          </w:tcPr>
+          <w:p>
+            <w:pPr>
+              <w:spacing w:after="30"/>
             </w:pPr>
             <w:r>
               <w:rPr>
@@ -596,26 +1394,26 @@
           </w:tcPr>
           <w:p>
             <w:pPr>
-              <w:spacing w:after="40"/>
-            </w:pPr>
-            <w:r>
-              <w:rPr>
-                <w:sz w:val="18"/>
-                <w:szCs w:val="18"/>
-              </w:rPr>
-              <w:t xml:space="preserve">M2 + task-blind prior (miscalibrated task)</w:t>
-            </w:r>
-          </w:p>
-        </w:tc>
-        <w:tc>
-          <w:tcPr>
-            <w:tcW w:w="1050" w:type="dxa"/>
-            <w:vAlign w:val="center"/>
-          </w:tcPr>
-          <w:p>
-            <w:pPr>
-              <w:spacing w:after="40"/>
-              <w:jc w:val="center"/>
+              <w:spacing w:after="30"/>
+            </w:pPr>
+            <w:r>
+              <w:rPr>
+                <w:b/>
+                <w:sz w:val="18"/>
+                <w:szCs w:val="18"/>
+              </w:rPr>
+              <w:t xml:space="preserve">M2 + task-blind prior</w:t>
+            </w:r>
+          </w:p>
+        </w:tc>
+        <w:tc>
+          <w:tcPr>
+            <w:tcW w:w="1300" w:type="dxa"/>
+            <w:vAlign w:val="center"/>
+          </w:tcPr>
+          <w:p>
+            <w:pPr>
+              <w:spacing w:after="30"/>
             </w:pPr>
             <w:r>
               <w:rPr>
@@ -628,13 +1426,12 @@
         </w:tc>
         <w:tc>
           <w:tcPr>
-            <w:tcW w:w="1700" w:type="dxa"/>
-            <w:vAlign w:val="center"/>
-          </w:tcPr>
-          <w:p>
-            <w:pPr>
-              <w:spacing w:after="40"/>
-              <w:jc w:val="center"/>
+            <w:tcW w:w="1550" w:type="dxa"/>
+            <w:vAlign w:val="center"/>
+          </w:tcPr>
+          <w:p>
+            <w:pPr>
+              <w:spacing w:after="30"/>
             </w:pPr>
             <w:r>
               <w:rPr>
@@ -647,13 +1444,12 @@
         </w:tc>
         <w:tc>
           <w:tcPr>
-            <w:tcW w:w="1650" w:type="dxa"/>
-            <w:vAlign w:val="center"/>
-          </w:tcPr>
-          <w:p>
-            <w:pPr>
-              <w:spacing w:after="40"/>
-              <w:jc w:val="center"/>
+            <w:tcW w:w="1550" w:type="dxa"/>
+            <w:vAlign w:val="center"/>
+          </w:tcPr>
+          <w:p>
+            <w:pPr>
+              <w:spacing w:after="30"/>
             </w:pPr>
             <w:r>
               <w:rPr>
@@ -666,13 +1462,12 @@
         </w:tc>
         <w:tc>
           <w:tcPr>
-            <w:tcW w:w="1626" w:type="dxa"/>
-            <w:vAlign w:val="center"/>
-          </w:tcPr>
-          <w:p>
-            <w:pPr>
-              <w:spacing w:after="40"/>
-              <w:jc w:val="center"/>
+            <w:tcW w:w="1200" w:type="dxa"/>
+            <w:vAlign w:val="center"/>
+          </w:tcPr>
+          <w:p>
+            <w:pPr>
+              <w:spacing w:after="30"/>
             </w:pPr>
             <w:r>
               <w:rPr>
@@ -692,26 +1487,26 @@
           </w:tcPr>
           <w:p>
             <w:pPr>
-              <w:spacing w:after="40"/>
-            </w:pPr>
-            <w:r>
-              <w:rPr>
-                <w:sz w:val="18"/>
-                <w:szCs w:val="18"/>
-              </w:rPr>
-              <w:t xml:space="preserve">M0, sealed lid — none</w:t>
-            </w:r>
-          </w:p>
-        </w:tc>
-        <w:tc>
-          <w:tcPr>
-            <w:tcW w:w="1050" w:type="dxa"/>
-            <w:vAlign w:val="center"/>
-          </w:tcPr>
-          <w:p>
-            <w:pPr>
-              <w:spacing w:after="40"/>
-              <w:jc w:val="center"/>
+              <w:spacing w:after="30"/>
+            </w:pPr>
+            <w:r>
+              <w:rPr>
+                <w:b/>
+                <w:sz w:val="18"/>
+                <w:szCs w:val="18"/>
+              </w:rPr>
+              <w:t xml:space="preserve">M0, sealed lid</w:t>
+            </w:r>
+          </w:p>
+        </w:tc>
+        <w:tc>
+          <w:tcPr>
+            <w:tcW w:w="1300" w:type="dxa"/>
+            <w:vAlign w:val="center"/>
+          </w:tcPr>
+          <w:p>
+            <w:pPr>
+              <w:spacing w:after="30"/>
             </w:pPr>
             <w:r>
               <w:rPr>
@@ -724,13 +1519,12 @@
         </w:tc>
         <w:tc>
           <w:tcPr>
-            <w:tcW w:w="1700" w:type="dxa"/>
-            <w:vAlign w:val="center"/>
-          </w:tcPr>
-          <w:p>
-            <w:pPr>
-              <w:spacing w:after="40"/>
-              <w:jc w:val="center"/>
+            <w:tcW w:w="1550" w:type="dxa"/>
+            <w:vAlign w:val="center"/>
+          </w:tcPr>
+          <w:p>
+            <w:pPr>
+              <w:spacing w:after="30"/>
             </w:pPr>
             <w:r>
               <w:rPr>
@@ -743,13 +1537,12 @@
         </w:tc>
         <w:tc>
           <w:tcPr>
-            <w:tcW w:w="1650" w:type="dxa"/>
-            <w:vAlign w:val="center"/>
-          </w:tcPr>
-          <w:p>
-            <w:pPr>
-              <w:spacing w:after="40"/>
-              <w:jc w:val="center"/>
+            <w:tcW w:w="1550" w:type="dxa"/>
+            <w:vAlign w:val="center"/>
+          </w:tcPr>
+          <w:p>
+            <w:pPr>
+              <w:spacing w:after="30"/>
             </w:pPr>
             <w:r>
               <w:rPr>
@@ -762,13 +1555,12 @@
         </w:tc>
         <w:tc>
           <w:tcPr>
-            <w:tcW w:w="1626" w:type="dxa"/>
-            <w:vAlign w:val="center"/>
-          </w:tcPr>
-          <w:p>
-            <w:pPr>
-              <w:spacing w:after="40"/>
-              <w:jc w:val="center"/>
+            <w:tcW w:w="1200" w:type="dxa"/>
+            <w:vAlign w:val="center"/>
+          </w:tcPr>
+          <w:p>
+            <w:pPr>
+              <w:spacing w:after="30"/>
             </w:pPr>
             <w:r>
               <w:rPr>
@@ -788,26 +1580,26 @@
           </w:tcPr>
           <w:p>
             <w:pPr>
-              <w:spacing w:after="40"/>
-            </w:pPr>
-            <w:r>
-              <w:rPr>
-                <w:sz w:val="18"/>
-                <w:szCs w:val="18"/>
-              </w:rPr>
-              <w:t xml:space="preserve">M2, sealed lid (twin-calibrated, covered-delivery)</w:t>
-            </w:r>
-          </w:p>
-        </w:tc>
-        <w:tc>
-          <w:tcPr>
-            <w:tcW w:w="1050" w:type="dxa"/>
-            <w:vAlign w:val="center"/>
-          </w:tcPr>
-          <w:p>
-            <w:pPr>
-              <w:spacing w:after="40"/>
-              <w:jc w:val="center"/>
+              <w:spacing w:after="30"/>
+            </w:pPr>
+            <w:r>
+              <w:rPr>
+                <w:b/>
+                <w:sz w:val="18"/>
+                <w:szCs w:val="18"/>
+              </w:rPr>
+              <w:t xml:space="preserve">M2, sealed lid (twin-calibrated)</w:t>
+            </w:r>
+          </w:p>
+        </w:tc>
+        <w:tc>
+          <w:tcPr>
+            <w:tcW w:w="1300" w:type="dxa"/>
+            <w:vAlign w:val="center"/>
+          </w:tcPr>
+          <w:p>
+            <w:pPr>
+              <w:spacing w:after="30"/>
             </w:pPr>
             <w:r>
               <w:rPr>
@@ -820,13 +1612,12 @@
         </w:tc>
         <w:tc>
           <w:tcPr>
-            <w:tcW w:w="1700" w:type="dxa"/>
-            <w:vAlign w:val="center"/>
-          </w:tcPr>
-          <w:p>
-            <w:pPr>
-              <w:spacing w:after="40"/>
-              <w:jc w:val="center"/>
+            <w:tcW w:w="1550" w:type="dxa"/>
+            <w:vAlign w:val="center"/>
+          </w:tcPr>
+          <w:p>
+            <w:pPr>
+              <w:spacing w:after="30"/>
             </w:pPr>
             <w:r>
               <w:rPr>
@@ -839,13 +1630,12 @@
         </w:tc>
         <w:tc>
           <w:tcPr>
-            <w:tcW w:w="1650" w:type="dxa"/>
-            <w:vAlign w:val="center"/>
-          </w:tcPr>
-          <w:p>
-            <w:pPr>
-              <w:spacing w:after="40"/>
-              <w:jc w:val="center"/>
+            <w:tcW w:w="1550" w:type="dxa"/>
+            <w:vAlign w:val="center"/>
+          </w:tcPr>
+          <w:p>
+            <w:pPr>
+              <w:spacing w:after="30"/>
             </w:pPr>
             <w:r>
               <w:rPr>
@@ -858,13 +1648,12 @@
         </w:tc>
         <w:tc>
           <w:tcPr>
-            <w:tcW w:w="1626" w:type="dxa"/>
-            <w:vAlign w:val="center"/>
-          </w:tcPr>
-          <w:p>
-            <w:pPr>
-              <w:spacing w:after="40"/>
-              <w:jc w:val="center"/>
+            <w:tcW w:w="1200" w:type="dxa"/>
+            <w:vAlign w:val="center"/>
+          </w:tcPr>
+          <w:p>
+            <w:pPr>
+              <w:spacing w:after="30"/>
             </w:pPr>
             <w:r>
               <w:rPr>
@@ -879,176 +1668,16 @@
     </w:tbl>
     <w:p>
       <w:pPr>
-        <w:spacing w:after="280" w:line="276" w:lineRule="auto"/>
+        <w:spacing w:after="200" w:line="276" w:lineRule="auto"/>
       </w:pPr>
       <w:r>
         <w:rPr>
           <w:i/>
           <w:color w:val="595959"/>
-          <w:sz w:val="18"/>
-          <w:szCs w:val="18"/>
-        </w:rPr>
-        <w:t xml:space="preserve">Table H-1. Digital-twin payload campaign. "Risk" is the fraction of run time with the liquid surface above 70% of freeboard. HELP = governed abort (sustained empty deployable set).</w:t>
-      </w:r>
-    </w:p>
-    <w:p>
-      <w:pPr>
-        <w:spacing w:after="120" w:line="276" w:lineRule="auto"/>
-      </w:pPr>
-      <w:r>
-        <w:rPr>
-          <w:b/>
-          <w:color w:val="1F3864"/>
-          <w:sz w:val="28"/>
-          <w:szCs w:val="28"/>
-        </w:rPr>
-        <w:t xml:space="preserve">Findings</w:t>
-      </w:r>
-    </w:p>
-    <w:p>
-      <w:pPr>
-        <w:spacing w:after="160" w:line="276" w:lineRule="auto"/>
-      </w:pPr>
-      <w:r>
-        <w:rPr>
-          <w:b/>
-        </w:rPr>
-        <w:t xml:space="preserve">(1) Deployability governance converts spills into bounded time cost.</w:t>
-      </w:r>
-      <w:r>
-        <w:t xml:space="preserve"> The ungoverned baseline reaches the goal fastest but spills on half of its runs, spending 8.1% of each run with the liquid surface above 70% of freeboard. Active DCE governance under the payload task eliminates spills entirely (0/8 runs; risk 0.4%) at a 29% time cost, while preserving 8/8 task completion. The fixed-conservative baseline achieves the same safety by construction, but rigidly: it cannot re-certify a faster capability when conditions permit (finding 4).</w:t>
-      </w:r>
-    </w:p>
-    <w:p>
-      <w:pPr>
-        <w:spacing w:after="160" w:line="276" w:lineRule="auto"/>
-      </w:pPr>
-      <w:r>
-        <w:rPr>
-          <w:b/>
-        </w:rPr>
-        <w:t xml:space="preserve">(2) HELP is the correct outcome of an empty deployable set.</w:t>
-      </w:r>
-      <w:r>
-        <w:t xml:space="preserve"> When the candidate set is reduced to a single analogy and a hard-veto meta-parameter (mobility, the resistance channel) enters its dangerous region while the robot presses the corridor pinch, no deployable candidate remains; the runtime returns sustained HELP and the experience-escalation layer aborts the run (3/8 runs). This is not a failure of the mechanism but its specified semantics: capability-validity governance must refuse to certify rather than silently persist (conservative non-selection).</w:t>
-      </w:r>
-    </w:p>
-    <w:p>
-      <w:pPr>
-        <w:spacing w:after="160" w:line="276" w:lineRule="auto"/>
-      </w:pPr>
-      <w:r>
-        <w:rPr>
-          <w:b/>
-        </w:rPr>
-        <w:t xml:space="preserve">(3) The calibration-limited regime is observable in deployment.</w:t>
-      </w:r>
-      <w:r>
-        <w:t xml:space="preserve"> Running the physical laboratory's QoE calibration unchanged on the digital twin — whose clearance distribution is systematically narrower (cruise median 0.76 vs ≈1.0) — left the efficient capability non-certifiable for entire runs: an instance of the θ_QoE calibration-error budget of Table IV arising live rather than analytically. Re-calibrating the QoE boundaries from measured twin distributions (per the interface-refinement pattern) restored certification in open stretches without touching the reasoner or the physical-robot configuration.</w:t>
-      </w:r>
-    </w:p>
-    <w:p>
-      <w:pPr>
-        <w:spacing w:after="160" w:line="276" w:lineRule="auto"/>
-      </w:pPr>
-      <w:r>
-        <w:rPr>
-          <w:b/>
-        </w:rPr>
-        <w:t xml:space="preserve">(4) Task-conditioned analogy selection exploits payload changes.</w:t>
-      </w:r>
-      <w:r>
-        <w:t xml:space="preserve"> With a sealed lid, the ungoverned baseline improves only passively (spills 0.50 → 0.17/run through physics; its risk exposure is unchanged at 10.6%). The governed system, given the covered-delivery task configuration on the calibrated twin, actively exploits the change: 102.5 ± 2.2 s versus 111.5 ± 7.3 s for the same governance under the open-cup configuration — a policy-level gain unavailable to fixed baselines, consistent with the lid-state delta of the 2-D study.</w:t>
-      </w:r>
-    </w:p>
-    <w:p>
-      <w:pPr>
-        <w:spacing w:after="160" w:line="276" w:lineRule="auto"/>
-      </w:pPr>
-      <w:r>
-        <w:rPr>
-          <w:b/>
-        </w:rPr>
-        <w:t xml:space="preserve">(5) Temporal scales of correction separate as designed.</w:t>
-      </w:r>
-      <w:r>
-        <w:t xml:space="preserve"> A task-blind (wrong) prior is corrected within runs in ≈4 s: per-tick shared-experience evidence (clearance) strips the miscalibrated capability's certification before its first failure, so the cross-run analogical-trust layer receives no failure signal to learn from on the twin. The cross-run layer — per-analogy Dempster–Shafer belief over {match, mismatch}, persisted between runs, with plausibility-gated deployment and a conservative policy blend — is validated mechanistically (plausibility trace 1.00 → 0.75 → 0.53 → 0.36 over three spill runs, with corrected zero-shot start on the fourth). Its operational regime is the physical laboratory, where cruise clearance certifies the fast capability and gait-induced spills are invisible to per-tick channels: exactly the failure mode the run-level trust layer exists to catch. The physical-robot campaign (H.1) exercises it.</w:t>
-      </w:r>
-    </w:p>
-    <w:p>
-      <w:pPr>
-        <w:spacing w:after="120" w:line="276" w:lineRule="auto"/>
-      </w:pPr>
-      <w:r>
-        <w:rPr>
-          <w:b/>
-          <w:color w:val="1F3864"/>
-          <w:sz w:val="28"/>
-          <w:szCs w:val="28"/>
-        </w:rPr>
-        <w:t xml:space="preserve">H.1  Physical-robot protocol (in progress)</w:t>
-      </w:r>
-    </w:p>
-    <w:p>
-      <w:pPr>
-        <w:spacing w:after="160" w:line="276" w:lineRule="auto"/>
-      </w:pPr>
-      <w:r>
-        <w:t xml:space="preserve">Twenty runs on the physical G1 in the mapped laboratory, water-cup payload, four conditions (baseline / governed × open / sealed lid), spill ground truth marked manually per event (UDP channel, timestamped into the per-tick dataset), Layer-2 belief state persisted across runs (G1_M2_STATE). Metrics identical to the twin campaign; runs tagged env=real in the shared results table.</w:t>
-      </w:r>
-    </w:p>
-    <w:p>
-      <w:pPr>
-        <w:spacing w:after="120"/>
-      </w:pPr>
-      <w:r>
-        <w:br w:type="page"/>
-      </w:r>
-    </w:p>
-    <w:p>
-      <w:pPr>
-        <w:spacing w:after="120" w:line="276" w:lineRule="auto"/>
-      </w:pPr>
-      <w:r>
-        <w:rPr>
-          <w:b/>
-          <w:color w:val="C00000"/>
-          <w:sz w:val="28"/>
-          <w:szCs w:val="28"/>
-        </w:rPr>
-        <w:t xml:space="preserve">Annex — Internal notes (not for the manuscript)</w:t>
-      </w:r>
-    </w:p>
-    <w:p>
-      <w:pPr>
-        <w:spacing w:after="120" w:line="276" w:lineRule="auto"/>
-      </w:pPr>
-      <w:r>
-        <w:t xml:space="preserve">The zero-spill outcome of the wrong/wrongdst/wrongdstsim arms is NOT an experimental failure: it is finding (5). If the cross-run recovery curve is wanted IN SIMULATION, the protocol faithful to the thesis (Ch. 5, 5.3.6.3) is to force the wrong analogy (lock) for the first K runs — implementable as G1_M2_LOCK — but the natural place to capture it is the physical robot, where open-floor cruising genuinely certifies the Efficient capability.</w:t>
-      </w:r>
-    </w:p>
-    <w:p>
-      <w:pPr>
-        <w:spacing w:after="120" w:line="276" w:lineRule="auto"/>
-      </w:pPr>
-      <w:r>
-        <w:t xml:space="preserve">The table omits the redundant arms (wrongsim / wrongdst / wrongdstsim); they are available via analyze_campaign.py and in runs_summary.csv (filter env=sim, sim_id lab_v1_payload_*).</w:t>
-      </w:r>
-    </w:p>
-    <w:p>
-      <w:pPr>
-        <w:spacing w:after="120" w:line="276" w:lineRule="auto"/>
-      </w:pPr>
-      <w:r>
-        <w:t xml:space="preserve">Contrast with the thesis 2-D simulation (warehouse-cluttered): M0 SE=13.0 / 2.12 spills·run; M2 SE=37.6 / 0.28. The 3-D twin reproduces the same safety ordering M0 &lt; M1 ≈ M2 with physically grounded sloshing.</w:t>
-      </w:r>
-    </w:p>
-    <w:p>
-      <w:pPr>
-        <w:spacing w:after="120" w:line="276" w:lineRule="auto"/>
-      </w:pPr>
-      <w:r>
-        <w:t xml:space="preserve">Reproduction: python3 sim_campaign.py (arms via CAMPAIGN_ARMS) · python3 analyze_campaign.py · commits up to 0b6ea24 on main.</w:t>
+          <w:sz w:val="20"/>
+          <w:szCs w:val="20"/>
+        </w:rPr>
+        <w:t xml:space="preserve">The five findings and the physical-robot protocol are stated in Section VII.H of the manuscript; this document supplies the methodological detail behind them.</w:t>
       </w:r>
     </w:p>
     <w:sectPr>
@@ -1057,6 +1686,28 @@
     </w:sectPr>
   </w:body>
 </w:document>
+</file>
+
+<file path=word/numbering.xml><?xml version="1.0" encoding="utf-8"?>
+<w:numbering xmlns:w="http://schemas.openxmlformats.org/wordprocessingml/2006/main">
+  <w:abstractNum w:abstractNumId="0">
+    <w:lvl w:ilvl="0">
+      <w:start w:val="1"/>
+      <w:numFmt w:val="bullet"/>
+      <w:lvlText w:val="•"/>
+      <w:lvlJc w:val="left"/>
+      <w:pPr>
+        <w:ind w:left="720" w:hanging="360"/>
+      </w:pPr>
+      <w:rPr>
+        <w:rFonts w:ascii="Symbol" w:hAnsi="Symbol"/>
+      </w:rPr>
+    </w:lvl>
+  </w:abstractNum>
+  <w:num w:numId="1">
+    <w:abstractNumId w:val="0"/>
+  </w:num>
+</w:numbering>
 </file>
 
 <file path=word/styles.xml><?xml version="1.0" encoding="utf-8"?>

--- a/docs/G1_Empirical_Validation_VIIH_draft.docx
+++ b/docs/G1_Empirical_Validation_VIIH_draft.docx
@@ -1,6 +1,6 @@
 
 <file path=word/document.xml><?xml version="1.0" encoding="utf-8"?>
-<w:document xmlns:w="http://schemas.openxmlformats.org/wordprocessingml/2006/main">
+<w:document xmlns:w="http://schemas.openxmlformats.org/wordprocessingml/2006/main" xmlns:r="http://schemas.openxmlformats.org/officeDocument/2006/relationships">
   <w:body>
     <w:p>
       <w:pPr>
@@ -27,7 +27,7 @@
           <w:sz w:val="22"/>
           <w:szCs w:val="22"/>
         </w:rPr>
-        <w:t xml:space="preserve">Methods, spill model, and governance algorithm — supporting material for Section VII.H</w:t>
+        <w:t xml:space="preserve">Methods, spill model, governance algorithm and full campaign results — supporting material for Section VII.H</w:t>
       </w:r>
     </w:p>
     <w:p>
@@ -41,7 +41,7 @@
           <w:sz w:val="20"/>
           <w:szCs w:val="20"/>
         </w:rPr>
-        <w:t xml:space="preserve">Simulation campaign 2026-07-04 · Unitree G1 · Gazebo (ROS 2 Humble) · 83 runs, 11 arms</w:t>
+        <w:t xml:space="preserve">Simulation campaign 2026-07-04 · Unitree G1 · Gazebo (ROS 2 Humble) · 99 simulation runs, 82 valid formal-campaign runs across 11 arms</w:t>
       </w:r>
     </w:p>
     <w:p>
@@ -63,7 +63,7 @@
         <w:spacing w:after="160" w:line="276" w:lineRule="auto"/>
       </w:pPr>
       <w:r>
-        <w:t xml:space="preserve">The physical robot is a Unitree G1 “Air” humanoid, a consumer unit whose only external interface is a single WebRTC session through the vendor app. The production navigation stack drives it by tapping that session over USB. For the twin we reuse </w:t>
+        <w:t xml:space="preserve">The physical robot is a Unitree G1 “Air” humanoid, a consumer unit whose only external interface is a single WebRTC session through the vendor app; the production navigation stack drives it by tapping that session over USB. For the twin we reuse </w:t>
       </w:r>
       <w:r>
         <w:rPr>
@@ -80,7 +80,7 @@
         <w:spacing w:after="160" w:line="276" w:lineRule="auto"/>
       </w:pPr>
       <w:r>
-        <w:t xml:space="preserve">The simulator runs inside a Docker container (ROS 2 Humble Desktop with Gazebo Classic, accessible over noVNC). The world, </w:t>
+        <w:t xml:space="preserve">The simulator runs in a Docker container (ROS 2 Humble Desktop, Gazebo Classic, noVNC). The world, </w:t>
       </w:r>
       <w:r>
         <w:rPr>
@@ -89,7 +89,7 @@
         <w:t xml:space="preserve">lab.world</w:t>
       </w:r>
       <w:r>
-        <w:t xml:space="preserve">, is generated programmatically from the robot's own SLAM maps of the real laboratory: wall occupancy cells become 2.2 m box obstacles in the robot's coordinate frame, so the twin's geometry, waypoints (A, B, C), and the 0.8 m doorway coincide with the real deployment. The doorway was re-carved to match the measured physical opening after the collision model was corrected (see §2).</w:t>
+        <w:t xml:space="preserve">, is generated programmatically from the robot's own SLAM maps of the real laboratory: wall occupancy cells become 2.2 m box obstacles in the robot's coordinate frame, so the twin's geometry, waypoints (A, B, C) and the 0.8 m doorway coincide with the real deployment.</w:t>
       </w:r>
     </w:p>
     <w:p>
@@ -111,16 +111,7 @@
         <w:spacing w:after="160" w:line="276" w:lineRule="auto"/>
       </w:pPr>
       <w:r>
-        <w:t xml:space="preserve">The robot is spawned from a URDF whose collision geometry is a single box matching the G1's real envelope (0.44 m shoulder width × 1.10 m tall, capped below the simulated LiDAR at z ≈ 1.20 m so the sensor does not see itself). A high mass (60 kg) and large diagonal inertia keep the base from tipping under the velocity-controlled gait; ground friction is set to zero so the planar-move plugin drives it as a velocity-controlled puck while wall contacts remain solid. Locomotion is commanded as gait velocity through </w:t>
-      </w:r>
-      <w:r>
-        <w:rPr>
-          <w:b/>
-        </w:rPr>
-        <w:t xml:space="preserve">gazebo_ros_planar_move</w:t>
-      </w:r>
-      <w:r>
-        <w:t xml:space="preserve"> (`/cmd_vel` → base motion, `/odom` published back); a 360-ray LiDAR at 10 Hz publishes `/scan`.</w:t>
+        <w:t xml:space="preserve">The robot is spawned from a URDF whose collision geometry is a single box matching the G1's real envelope (0.44 m shoulder width × 1.10 m tall, capped below the simulated LiDAR at z ≈ 1.20 m so the sensor does not see itself). High mass (60 kg) and large diagonal inertia keep the base upright under the velocity-controlled gait; ground friction is zero so the planar-move plugin drives it as a velocity-controlled puck while wall contacts remain solid. Locomotion is commanded as gait velocity through gazebo_ros_planar_move (/cmd_vel, /odom back); a 360-ray LiDAR at 10 Hz publishes /scan. The doorway was re-carved to the measured physical opening after the collision model was corrected: with the original carve the clear gap was 0.42 m and the realistic body physically could not pass — an artefact caught by consistency checking before any campaign data was taken.</w:t>
       </w:r>
     </w:p>
     <w:p>
@@ -135,23 +126,6 @@
           <w:szCs w:val="26"/>
         </w:rPr>
         <w:t xml:space="preserve">1.2  The adapter: same stack, simulated interface</w:t>
-      </w:r>
-    </w:p>
-    <w:p>
-      <w:pPr>
-        <w:spacing w:after="160" w:line="276" w:lineRule="auto"/>
-      </w:pPr>
-      <w:r>
-        <w:t xml:space="preserve">A thin adapter (</w:t>
-      </w:r>
-      <w:r>
-        <w:rPr>
-          <w:b/>
-        </w:rPr>
-        <w:t xml:space="preserve">SimCDP</w:t>
-      </w:r>
-      <w:r>
-        <w:t xml:space="preserve">) replaces the WebRTC/WebView interface object with one that resolves the stack's own calls against ROS 2 over rosbridge (WebSocket, port 8765):</w:t>
       </w:r>
     </w:p>
     <w:p>
@@ -169,7 +143,7 @@
         <w:t xml:space="preserve">Velocity commands</w:t>
       </w:r>
       <w:r>
-        <w:t xml:space="preserve"> `{lx, ly, rx, ry}` → `/cmd_vel`, using the physical robot's measured stick-to-velocity mapping (deadzone subtracted, not clipped; lx&gt;0 = right; ly = 0.40 → 0.30 m/s), so simulated and real dynamics coincide.</w:t>
+        <w:t xml:space="preserve"> {lx, ly, rx, ry} → /cmd_vel, using the physical robot's measured stick-to-velocity mapping (deadzone subtracted, not clipped; ly = 0.40 → 0.30 m/s), so simulated and real dynamics coincide.</w:t>
       </w:r>
     </w:p>
     <w:p>
@@ -187,7 +161,7 @@
         <w:t xml:space="preserve">Pose</w:t>
       </w:r>
       <w:r>
-        <w:t xml:space="preserve"> ← `/odom` (in simulation the map and odometry frames coincide, so no relocalisation jitter).</w:t>
+        <w:t xml:space="preserve"> ← /odom (map and odometry frames coincide in simulation: no relocalisation jitter).</w:t>
       </w:r>
     </w:p>
     <w:p>
@@ -205,7 +179,7 @@
         <w:t xml:space="preserve">LiDAR</w:t>
       </w:r>
       <w:r>
-        <w:t xml:space="preserve"> ← `/scan`, the 360-ray sweep projected into a flat world-frame point cloud identical in shape to what the real WebView decoder produces.</w:t>
+        <w:t xml:space="preserve"> ← /scan, projected into a flat world-frame point cloud identical in shape to the real WebView decoder output.</w:t>
       </w:r>
     </w:p>
     <w:p>
@@ -213,7 +187,7 @@
         <w:spacing w:after="160" w:line="276" w:lineRule="auto"/>
       </w:pPr>
       <w:r>
-        <w:t xml:space="preserve">Camera perception is disabled in the twin (no visual channel); the LiDAR-driven planner and the governance layer are exercised in full. Data runs are always headless; the CPU renderer would otherwise steal cycles from physics.</w:t>
+        <w:t xml:space="preserve">Camera perception is disabled in the twin; the LiDAR-driven planner and the governance layer are exercised in full. Data runs are always headless.</w:t>
       </w:r>
     </w:p>
     <w:p>
@@ -266,7 +240,7 @@
           <w:sz w:val="18"/>
           <w:szCs w:val="18"/>
         </w:rPr>
-        <w:t xml:space="preserve">ω₀ = sqrt( g · k₁ · tanh(k₁·h) ),   k₁ = 1.841 / R     (≈ 21 rad/s for R = 4 cm, h = 8 cm)</w:t>
+        <w:t xml:space="preserve">ω₀ = sqrt( g · k₁ · tanh(k₁·h) ),  k₁ = 1.841 / R    (≈ 21 rad/s for R = 4 cm, h = 8 cm)</w:t>
       </w:r>
     </w:p>
     <w:p>
@@ -280,7 +254,41 @@
           <w:sz w:val="18"/>
           <w:szCs w:val="18"/>
         </w:rPr>
-        <w:t xml:space="preserve">η_target = −R · a_cup / g            (steady tilt of the surface)</w:t>
+        <w:t xml:space="preserve">η̈ = −2·ζ·ω₀·η̇ − ω₀² · (η + R·a_cup/g)    per body axis,  ζ = 0.06</w:t>
+      </w:r>
+    </w:p>
+    <w:p>
+      <w:pPr>
+        <w:spacing w:after="160" w:line="276" w:lineRule="auto"/>
+      </w:pPr>
+      <w:r>
+        <w:t xml:space="preserve">The cup is held ~0.25 m ahead of the base, so a_cup = a_base + α×r + ω×(ω×r): fast turning adds a lever term. Bipedal gait injects acceleration noise growing with speed (≈ v²; 1.4 Hz component plus broadband) — </w:t>
+      </w:r>
+      <w:r>
+        <w:rPr>
+          <w:b/>
+        </w:rPr>
+        <w:t xml:space="preserve">walking fast agitates the cup by itself</w:t>
+      </w:r>
+      <w:r>
+        <w:t xml:space="preserve">. A sharp deceleration while forward motion is still commanded (an external impact, not a commanded stop) adds a direct impulse. Commanded acceleration is low-pass filtered (τ = 0.25 s) because the real G1 ramps velocity smoothly whereas the planar-move plugin steps it instantaneously.</w:t>
+      </w:r>
+    </w:p>
+    <w:p>
+      <w:pPr>
+        <w:spacing w:after="160" w:line="276" w:lineRule="auto"/>
+      </w:pPr>
+      <w:r>
+        <w:t xml:space="preserve">Spills are drawn from a </w:t>
+      </w:r>
+      <w:r>
+        <w:rPr>
+          <w:b/>
+        </w:rPr>
+        <w:t xml:space="preserve">non-homogeneous Poisson process</w:t>
+      </w:r>
+      <w:r>
+        <w:t xml:space="preserve"> on how far the surface exceeds the freeboard (12 mm below the rim):</w:t>
       </w:r>
     </w:p>
     <w:p>
@@ -294,7 +302,7 @@
           <w:sz w:val="18"/>
           <w:szCs w:val="18"/>
         </w:rPr>
-        <w:t xml:space="preserve">η̈ = −2·ζ·ω₀·η̇ − ω₀² · (η − η_target)     per body axis,  ζ = 0.06</w:t>
+        <w:t xml:space="preserve">λ(t) = LID · λ₀ · max(0, |η|/freeboard − 1)² ,  λ₀ = 40 s⁻¹ ,  LID = 1.0 (open) / 0.25 (sealed)</w:t>
       </w:r>
     </w:p>
     <w:p>
@@ -302,81 +310,25 @@
         <w:spacing w:after="160" w:line="276" w:lineRule="auto"/>
       </w:pPr>
       <w:r>
-        <w:t xml:space="preserve">The cup is held in the hand ~0.25 m ahead of the base, so `a_cup = a_base + α×r + ω×(ω×r)`: turning fast adds a lever term. Bipedal gait injects an acceleration noise that grows with speed (≈ v², a 1.4 Hz component plus broadband) — </w:t>
+        <w:t xml:space="preserve">Each spill loses water (freeboard grows) and dissipates slosh energy. The model is </w:t>
       </w:r>
       <w:r>
         <w:rPr>
           <w:b/>
         </w:rPr>
-        <w:t xml:space="preserve">walking fast agitates the cup by itself</w:t>
-      </w:r>
-      <w:r>
-        <w:t xml:space="preserve">, independent of any single manoeuvre. A sharp deceleration while forward motion is still commanded (an external impact, not a commanded stop) adds a direct impulse. Commanded acceleration is low-pass filtered (τ = 0.25 s) because the real G1 ramps velocity smoothly whereas the planar-move plugin steps it instantaneously.</w:t>
-      </w:r>
-    </w:p>
-    <w:p>
-      <w:pPr>
-        <w:spacing w:after="160" w:line="276" w:lineRule="auto"/>
-      </w:pPr>
-      <w:r>
-        <w:t xml:space="preserve">A spill is drawn as a </w:t>
+        <w:t xml:space="preserve">observational only</w:t>
+      </w:r>
+      <w:r>
+        <w:t xml:space="preserve">: it never alters physics or control. Calibration against logged trajectories yields ≈ 2 spills per 80 s of sustained 0.30 m/s cruising and ≈ 0 at the governed 0.18 m/s ceiling, consistent with the jerk-dominated design of the 2-D thesis study. For the physical robot the same event channel accepts a </w:t>
       </w:r>
       <w:r>
         <w:rPr>
           <w:b/>
         </w:rPr>
-        <w:t xml:space="preserve">non-homogeneous Poisson process</w:t>
-      </w:r>
-      <w:r>
-        <w:t xml:space="preserve"> whose rate rises with how far the surface exceeds the freeboard (the 12 mm of clearance below the rim):</w:t>
-      </w:r>
-    </w:p>
-    <w:p>
-      <w:pPr>
-        <w:spacing w:after="120" w:line="276" w:lineRule="auto"/>
-      </w:pPr>
-      <w:r>
-        <w:rPr>
-          <w:rFonts w:ascii="Consolas" w:hAnsi="Consolas"/>
-          <w:color w:val="333333"/>
-          <w:sz w:val="18"/>
-          <w:szCs w:val="18"/>
-        </w:rPr>
-        <w:t xml:space="preserve">λ(t) = LID · λ₀ · max(0, |η|/freeboard − 1)² ,   λ₀ = 40 s⁻¹ ,   LID = 1.0 (open) / 0.25 (sealed)</w:t>
-      </w:r>
-    </w:p>
-    <w:p>
-      <w:pPr>
-        <w:spacing w:after="160" w:line="276" w:lineRule="auto"/>
-      </w:pPr>
-      <w:r>
-        <w:t xml:space="preserve">Each spill loses a little water (freeboard grows) and dissipates energy. The model is </w:t>
-      </w:r>
-      <w:r>
-        <w:rPr>
-          <w:b/>
-        </w:rPr>
-        <w:t xml:space="preserve">observational only</w:t>
-      </w:r>
-      <w:r>
-        <w:t xml:space="preserve"> — it never alters the physics or the control. It is fed the odometry stream at ~30 Hz and emits spill events with timestamps into the per-run dataset; continuous diagnostics (expected spill count = ∫λ dt, peak |η|/freeboard, fraction of time in the &gt;0.7 risk band) are recorded alongside. Calibration against logged trajectories gives ≈ 2 spills per 80 s of sustained 0.30 m/s cruising and ≈ 0 at the governed 0.18 m/s ceiling, consistent with the jerk-dominated design of the thesis 2-D study.</w:t>
-      </w:r>
-    </w:p>
-    <w:p>
-      <w:pPr>
-        <w:spacing w:after="160" w:line="276" w:lineRule="auto"/>
-      </w:pPr>
-      <w:r>
-        <w:t xml:space="preserve">For the physical robot the same event channel accepts a </w:t>
-      </w:r>
-      <w:r>
-        <w:rPr>
-          <w:b/>
-        </w:rPr>
         <w:t xml:space="preserve">manual ground-truth mark</w:t>
       </w:r>
       <w:r>
-        <w:t xml:space="preserve">: a human presses a key (or publishes an empty ROS message) each time water is seen to spill, and the event is timestamped into the identical dataset field, so simulated and real runs are scored the same way.</w:t>
+        <w:t xml:space="preserve"> (a keypress or an empty ROS message per observed spill), timestamped into the identical dataset field.</w:t>
       </w:r>
     </w:p>
     <w:p>
@@ -406,21 +358,7 @@
         <w:spacing w:after="160" w:line="276" w:lineRule="auto"/>
       </w:pPr>
       <w:r>
-        <w:t xml:space="preserve">The governance layer is the configuration-first meta-reasoner (Meta-Reasoner 2.0) driven through a bridge that packages the stack's per-tick telemetry as shared-experience readings at 2 Hz. Each tick the reasoner evaluates the candidate analogies (behaviour models, e.g. Efficient_Nav / Cautious_Nav) against their QoE boundaries and returns one of KEEP / SWITCH / FALLBACK / HELP / INSUFFICIENT plus the active analogy; the bridge maps the decision to a forward-speed ceiling applied to the controller (Efficient = uncapped, Cautious = 0.28, FALLBACK = 0.24, HELP = 0).</w:t>
-      </w:r>
-    </w:p>
-    <w:p>
-      <w:pPr>
-        <w:spacing w:after="100" w:line="276" w:lineRule="auto"/>
-      </w:pPr>
-      <w:r>
-        <w:rPr>
-          <w:b/>
-          <w:color w:val="2E74B5"/>
-          <w:sz w:val="26"/>
-          <w:szCs w:val="26"/>
-        </w:rPr>
-        <w:t xml:space="preserve">3.1  Shared-experience mapping</w:t>
+        <w:t xml:space="preserve">The governance layer is the configuration-first meta-reasoner (Meta-Reasoner 2.0) fed at 2 Hz through a bridge that packages the stack's per-tick telemetry as shared-experience readings. Each tick the reasoner evaluates the candidate analogies (Efficient_Nav / Cautious_Nav) against their QoE boundaries — analogy-level DST intervals, semantic-region memory and direction, tension with attention exponents, fulfillment, required-meta, uncertainty and hard-veto gates — and returns KEEP / SWITCH / FALLBACK / HELP / INSUFFICIENT plus the active analogy. The bridge maps the decision to a forward-speed ceiling (Efficient = uncapped ≈ 0.30 m/s, Cautious = 0.18 m/s, FALLBACK = 0.14 m/s, HELP = 0).</w:t>
       </w:r>
     </w:p>
     <w:tbl>
@@ -455,8 +393,8 @@
               <w:rPr>
                 <w:b/>
                 <w:color w:val="FFFFFF"/>
-                <w:sz w:val="18"/>
-                <w:szCs w:val="18"/>
+                <w:sz w:val="17"/>
+                <w:szCs w:val="17"/>
               </w:rPr>
               <w:t xml:space="preserve">Meta-parameter</w:t>
             </w:r>
@@ -476,8 +414,8 @@
               <w:rPr>
                 <w:b/>
                 <w:color w:val="FFFFFF"/>
-                <w:sz w:val="18"/>
-                <w:szCs w:val="18"/>
+                <w:sz w:val="17"/>
+                <w:szCs w:val="17"/>
               </w:rPr>
               <w:t xml:space="preserve">Source (per-tick telemetry)</w:t>
             </w:r>
@@ -497,8 +435,8 @@
               <w:rPr>
                 <w:b/>
                 <w:color w:val="FFFFFF"/>
-                <w:sz w:val="18"/>
-                <w:szCs w:val="18"/>
+                <w:sz w:val="17"/>
+                <w:szCs w:val="17"/>
               </w:rPr>
               <w:t xml:space="preserve">Role</w:t>
             </w:r>
@@ -517,8 +455,8 @@
             </w:pPr>
             <w:r>
               <w:rPr>
-                <w:sz w:val="18"/>
-                <w:szCs w:val="18"/>
+                <w:sz w:val="17"/>
+                <w:szCs w:val="17"/>
               </w:rPr>
               <w:t xml:space="preserve">safety</w:t>
             </w:r>
@@ -535,10 +473,10 @@
             </w:pPr>
             <w:r>
               <w:rPr>
-                <w:sz w:val="18"/>
-                <w:szCs w:val="18"/>
-              </w:rPr>
-              <w:t xml:space="preserve">clearance = c₀ / 1.5 m (LiDAR forward free space)</w:t>
+                <w:sz w:val="17"/>
+                <w:szCs w:val="17"/>
+              </w:rPr>
+              <w:t xml:space="preserve">clearance = c0 / 1.5 m (LiDAR forward free space)</w:t>
             </w:r>
           </w:p>
         </w:tc>
@@ -553,10 +491,10 @@
             </w:pPr>
             <w:r>
               <w:rPr>
-                <w:sz w:val="18"/>
-                <w:szCs w:val="18"/>
-              </w:rPr>
-              <w:t xml:space="preserve">QoE region + hard veto</w:t>
+                <w:sz w:val="17"/>
+                <w:szCs w:val="17"/>
+              </w:rPr>
+              <w:t xml:space="preserve">QoE regions + hard veto</w:t>
             </w:r>
           </w:p>
         </w:tc>
@@ -573,8 +511,8 @@
             </w:pPr>
             <w:r>
               <w:rPr>
-                <w:sz w:val="18"/>
-                <w:szCs w:val="18"/>
+                <w:sz w:val="17"/>
+                <w:szCs w:val="17"/>
               </w:rPr>
               <w:t xml:space="preserve">progression</w:t>
             </w:r>
@@ -591,8 +529,8 @@
             </w:pPr>
             <w:r>
               <w:rPr>
-                <w:sz w:val="18"/>
-                <w:szCs w:val="18"/>
+                <w:sz w:val="17"/>
+                <w:szCs w:val="17"/>
               </w:rPr>
               <w:t xml:space="preserve">goal-approach rate / 0.30 m/s (2 s window)</w:t>
             </w:r>
@@ -609,8 +547,8 @@
             </w:pPr>
             <w:r>
               <w:rPr>
-                <w:sz w:val="18"/>
-                <w:szCs w:val="18"/>
+                <w:sz w:val="17"/>
+                <w:szCs w:val="17"/>
               </w:rPr>
               <w:t xml:space="preserve">required-meta threshold</w:t>
             </w:r>
@@ -629,8 +567,8 @@
             </w:pPr>
             <w:r>
               <w:rPr>
-                <w:sz w:val="18"/>
-                <w:szCs w:val="18"/>
+                <w:sz w:val="17"/>
+                <w:szCs w:val="17"/>
               </w:rPr>
               <w:t xml:space="preserve">mobility</w:t>
             </w:r>
@@ -647,10 +585,10 @@
             </w:pPr>
             <w:r>
               <w:rPr>
-                <w:sz w:val="18"/>
-                <w:szCs w:val="18"/>
-              </w:rPr>
-              <w:t xml:space="preserve">achieved speed / commanded speed (1.2 s)</w:t>
+                <w:sz w:val="17"/>
+                <w:szCs w:val="17"/>
+              </w:rPr>
+              <w:t xml:space="preserve">achieved / commanded speed (1.2 s window)</w:t>
             </w:r>
           </w:p>
         </w:tc>
@@ -665,8 +603,8 @@
             </w:pPr>
             <w:r>
               <w:rPr>
-                <w:sz w:val="18"/>
-                <w:szCs w:val="18"/>
+                <w:sz w:val="17"/>
+                <w:szCs w:val="17"/>
               </w:rPr>
               <w:t xml:space="preserve">resistance channel, hard veto</w:t>
             </w:r>
@@ -685,8 +623,8 @@
             </w:pPr>
             <w:r>
               <w:rPr>
-                <w:sz w:val="18"/>
-                <w:szCs w:val="18"/>
+                <w:sz w:val="17"/>
+                <w:szCs w:val="17"/>
               </w:rPr>
               <w:t xml:space="preserve">fragility</w:t>
             </w:r>
@@ -703,8 +641,8 @@
             </w:pPr>
             <w:r>
               <w:rPr>
-                <w:sz w:val="18"/>
-                <w:szCs w:val="18"/>
+                <w:sz w:val="17"/>
+                <w:szCs w:val="17"/>
               </w:rPr>
               <w:t xml:space="preserve">payload state: 1.0 intact, drops per spill</w:t>
             </w:r>
@@ -721,8 +659,8 @@
             </w:pPr>
             <w:r>
               <w:rPr>
-                <w:sz w:val="18"/>
-                <w:szCs w:val="18"/>
+                <w:sz w:val="17"/>
+                <w:szCs w:val="17"/>
               </w:rPr>
               <w:t xml:space="preserve">hard veto (payload task)</w:t>
             </w:r>
@@ -741,8 +679,8 @@
             </w:pPr>
             <w:r>
               <w:rPr>
-                <w:sz w:val="18"/>
-                <w:szCs w:val="18"/>
+                <w:sz w:val="17"/>
+                <w:szCs w:val="17"/>
               </w:rPr>
               <w:t xml:space="preserve">reliability / uncertainty</w:t>
             </w:r>
@@ -759,8 +697,8 @@
             </w:pPr>
             <w:r>
               <w:rPr>
-                <w:sz w:val="18"/>
-                <w:szCs w:val="18"/>
+                <w:sz w:val="17"/>
+                <w:szCs w:val="17"/>
               </w:rPr>
               <w:t xml:space="preserve">sensing monitor + few-shot historical margin</w:t>
             </w:r>
@@ -777,8 +715,8 @@
             </w:pPr>
             <w:r>
               <w:rPr>
-                <w:sz w:val="18"/>
-                <w:szCs w:val="18"/>
+                <w:sz w:val="17"/>
+                <w:szCs w:val="17"/>
               </w:rPr>
               <w:t xml:space="preserve">DST belief interval</w:t>
             </w:r>
@@ -791,7 +729,7 @@
         <w:spacing w:after="120" w:line="276" w:lineRule="auto"/>
       </w:pPr>
       <w:r>
-        <w:t xml:space="preserve">Readings are median-smoothed over ~2.5 s; each reading's DST uncertainty adds the historical dispersion of its own metric (few-shot margin), so a value oscillating across a QoE boundary widens its belief/plausibility interval and cannot be certified on a single lucky sample. Switches are hysteretic (confirmed after 3 consecutive winners, released more slowly). An experience-escalation layer aborts the run when HELP is sustained (≥ 8 s) or a 75 s window shows ≥ 60% FALLBACK/HELP with &lt; 0.4 m net progress — the runtime's specified “request intervention” semantics.</w:t>
+        <w:t xml:space="preserve">Readings are median-smoothed (~2.5 s) and each reading's DST uncertainty adds the historical dispersion of its own metric (few-shot margin). Switches are hysteretic; an experience-escalation layer aborts on sustained HELP (≥ 8 s, scaled ×2 for the twin's ≈ 0.5 real-time factor) or a stagnant high-FALLBACK window.</w:t>
       </w:r>
     </w:p>
     <w:p>
@@ -805,7 +743,7 @@
           <w:sz w:val="26"/>
           <w:szCs w:val="26"/>
         </w:rPr>
-        <w:t xml:space="preserve">3.2  Two-layer trust (thesis Ch. 5 realised on the G1)</w:t>
+        <w:t xml:space="preserve">3.1  Two-layer trust (thesis Ch. 5 realised on the G1)</w:t>
       </w:r>
     </w:p>
     <w:p>
@@ -819,7 +757,7 @@
         <w:t xml:space="preserve">Intra-run (fragility channel).</w:t>
       </w:r>
       <w:r>
-        <w:t xml:space="preserve"> Each spill — from the sim model or the human mark — drives the fragility meta-parameter: one spill lowers it to caution, two to FALLBACK, three or more into the dangerous region where the hard veto forces HELP; it recovers on a ~25 s time constant if no further spill occurs. A spill is treated as a certain event, not a noisy sensor reading.</w:t>
+        <w:t xml:space="preserve"> Each spill drives the fragility meta-parameter: one spill lowers it to caution (≈ 0.52), two to the FALLBACK band (≈ 0.31), three or more into the dangerous region (&lt; 0.12) where the hard veto forces HELP; recovery follows a ~25 s time constant. A spill is a certain event, not a noisy sensor reading, so it bypasses median smoothing.</w:t>
       </w:r>
     </w:p>
     <w:p>
@@ -833,7 +771,15 @@
         <w:t xml:space="preserve">Cross-run (Layer 2).</w:t>
       </w:r>
       <w:r>
-        <w:t xml:space="preserve"> A per-analogy Dempster–Shafer belief over {match, mismatch, Θ} is persisted between runs. At each run's end the outcome is fused by Dempster's rule — a spill under analogy A adds mass to A's mismatch; a clean run adds match to the governing analogy. The plausibility Pl = m_match + m_Θ then gates deployment: below 0.70 the analogy's speed ceiling is blended toward the conservative policy (the thesis policy blend), below 0.45 the analogy is not deployed and a discredited initial prior is replaced at start-up. In a controlled test this reproduces the thesis M2+Wrong→DST recovery: Pl(Efficient) degrades 1.00 → 0.75 → 0.53 → 0.36 over three spill runs and the fourth run starts pre-corrected. The reasoner itself is untouched; both layers live in the bridge.</w:t>
+        <w:t xml:space="preserve"> A per-analogy Dempster–Shafer belief over {match, mismatch, Θ} is persisted between runs. At each run's end, outcome evidence is fused by Dempster's rule: a spill under analogy A adds mismatch mass to A; a clean run adds match mass to the governing analogy. Plausibility Pl = m(match) + m(Θ) gates deployment: below 0.70 the analogy's ceiling is blended toward the conservative policy (the thesis policy blend); below 0.45 it is not deployed, and a discredited initial prior is replaced at start-up (zero-shot correction). The reasoner itself is untouched; both layers live in the bridge.</w:t>
+      </w:r>
+    </w:p>
+    <w:p>
+      <w:pPr>
+        <w:spacing w:after="120"/>
+      </w:pPr>
+      <w:r>
+        <w:br w:type="page"/>
       </w:r>
     </w:p>
     <w:p>
@@ -855,15 +801,7 @@
         <w:spacing w:after="160" w:line="276" w:lineRule="auto"/>
       </w:pPr>
       <w:r>
-        <w:t xml:space="preserve">Each run resets Gazebo to a fresh world with the robot at waypoint A, then executes an autonomous A→B traverse headless with a timeout (a SIGINT saves the dataset exactly as a manual stop would). Governance arms are alternated so drift in machine load is shared across conditions. Arms are selected by environment configuration; every run is tagged env=sim with a per-arm identifier, and the aggregation script reports mean ± 95% CI (1.96·s/√n, matching the thesis protocol), reached/abort rates, and — for the cross-run arms — the per-run recovery sequence with the final Layer-2 belief state. Datasets, the aggregation script, and the exact configurations are versioned with the code.</w:t>
-      </w:r>
-    </w:p>
-    <w:p>
-      <w:pPr>
-        <w:spacing w:after="120"/>
-      </w:pPr>
-      <w:r>
-        <w:br w:type="page"/>
+        <w:t xml:space="preserve">99 simulation runs were executed in total: 82 valid formal-campaign runs across 11 governance arms (8 per arm; 6 for sealed-lid arms), plus development and validation runs (adapter bring-up, collision-physics correction, smoke tests) and one run excluded by audit (governance silently disabled by a mid-campaign code edit — detected by a per-tick telemetry check and discarded). Every run resets Gazebo to a fresh world with the robot at waypoint A and executes an autonomous A→B traverse headless; arms alternate to share machine-load drift; datasets are tagged env=sim with a per-arm identifier. Statistics follow the thesis protocol: mean ± 95% CI (1.96·s/√n).</w:t>
       </w:r>
     </w:p>
     <w:p>
@@ -885,12 +823,12 @@
         <w:spacing w:after="160" w:line="276" w:lineRule="auto"/>
       </w:pPr>
       <w:r>
-        <w:t xml:space="preserve">Governance arms (N = 8 runs each; sealed-lid arms N = 6; mean ± 95% CI). Risk is the fraction of run time with the liquid surface above 70% of freeboard; HELP is a governed abort following a sustained empty deployable set.</w:t>
+        <w:t xml:space="preserve">Table 1 reports all eleven arms. Risk is the fraction of run time with the liquid surface above 70% of freeboard; HELP counts governed aborts (sustained empty deployable set); times average reached runs only.</w:t>
       </w:r>
     </w:p>
     <w:tbl>
       <w:tblPr>
-        <w:tblW w:w="8600" w:type="dxa"/>
+        <w:tblW w:w="8700" w:type="dxa"/>
         <w:tblBorders>
           <w:top w:val="single" w:sz="4" w:color="8EAADB"/>
           <w:left w:val="single" w:sz="4" w:color="8EAADB"/>
@@ -901,16 +839,17 @@
         </w:tblBorders>
       </w:tblPr>
       <w:tblGrid>
-        <w:gridCol w:w="3000"/>
+        <w:gridCol w:w="2050"/>
+        <w:gridCol w:w="1800"/>
+        <w:gridCol w:w="1250"/>
         <w:gridCol w:w="1300"/>
-        <w:gridCol w:w="1550"/>
-        <w:gridCol w:w="1550"/>
-        <w:gridCol w:w="1200"/>
+        <w:gridCol w:w="1300"/>
+        <w:gridCol w:w="1000"/>
       </w:tblGrid>
       <w:tr>
         <w:tc>
           <w:tcPr>
-            <w:tcW w:w="3000" w:type="dxa"/>
+            <w:tcW w:w="2050" w:type="dxa"/>
             <w:shd w:val="clear" w:color="auto" w:fill="1F3864"/>
             <w:vAlign w:val="center"/>
           </w:tcPr>
@@ -922,10 +861,52 @@
               <w:rPr>
                 <w:b/>
                 <w:color w:val="FFFFFF"/>
-                <w:sz w:val="18"/>
-                <w:szCs w:val="18"/>
-              </w:rPr>
-              <w:t xml:space="preserve">Arm / governance</w:t>
+                <w:sz w:val="17"/>
+                <w:szCs w:val="17"/>
+              </w:rPr>
+              <w:t xml:space="preserve">Arm</w:t>
+            </w:r>
+          </w:p>
+        </w:tc>
+        <w:tc>
+          <w:tcPr>
+            <w:tcW w:w="1800" w:type="dxa"/>
+            <w:shd w:val="clear" w:color="auto" w:fill="1F3864"/>
+            <w:vAlign w:val="center"/>
+          </w:tcPr>
+          <w:p>
+            <w:pPr>
+              <w:spacing w:after="30"/>
+            </w:pPr>
+            <w:r>
+              <w:rPr>
+                <w:b/>
+                <w:color w:val="FFFFFF"/>
+                <w:sz w:val="17"/>
+                <w:szCs w:val="17"/>
+              </w:rPr>
+              <w:t xml:space="preserve">Governance</w:t>
+            </w:r>
+          </w:p>
+        </w:tc>
+        <w:tc>
+          <w:tcPr>
+            <w:tcW w:w="1250" w:type="dxa"/>
+            <w:shd w:val="clear" w:color="auto" w:fill="1F3864"/>
+            <w:vAlign w:val="center"/>
+          </w:tcPr>
+          <w:p>
+            <w:pPr>
+              <w:spacing w:after="30"/>
+            </w:pPr>
+            <w:r>
+              <w:rPr>
+                <w:b/>
+                <w:color w:val="FFFFFF"/>
+                <w:sz w:val="17"/>
+                <w:szCs w:val="17"/>
+              </w:rPr>
+              <w:t xml:space="preserve">Reached</w:t>
             </w:r>
           </w:p>
         </w:tc>
@@ -943,16 +924,16 @@
               <w:rPr>
                 <w:b/>
                 <w:color w:val="FFFFFF"/>
-                <w:sz w:val="18"/>
-                <w:szCs w:val="18"/>
-              </w:rPr>
-              <w:t xml:space="preserve">Reached</w:t>
-            </w:r>
-          </w:p>
-        </w:tc>
-        <w:tc>
-          <w:tcPr>
-            <w:tcW w:w="1550" w:type="dxa"/>
+                <w:sz w:val="17"/>
+                <w:szCs w:val="17"/>
+              </w:rPr>
+              <w:t xml:space="preserve">Time (s)</w:t>
+            </w:r>
+          </w:p>
+        </w:tc>
+        <w:tc>
+          <w:tcPr>
+            <w:tcW w:w="1300" w:type="dxa"/>
             <w:shd w:val="clear" w:color="auto" w:fill="1F3864"/>
             <w:vAlign w:val="center"/>
           </w:tcPr>
@@ -964,16 +945,16 @@
               <w:rPr>
                 <w:b/>
                 <w:color w:val="FFFFFF"/>
-                <w:sz w:val="18"/>
-                <w:szCs w:val="18"/>
-              </w:rPr>
-              <w:t xml:space="preserve">Time (s)</w:t>
-            </w:r>
-          </w:p>
-        </w:tc>
-        <w:tc>
-          <w:tcPr>
-            <w:tcW w:w="1550" w:type="dxa"/>
+                <w:sz w:val="17"/>
+                <w:szCs w:val="17"/>
+              </w:rPr>
+              <w:t xml:space="preserve">Spills/run</w:t>
+            </w:r>
+          </w:p>
+        </w:tc>
+        <w:tc>
+          <w:tcPr>
+            <w:tcW w:w="1000" w:type="dxa"/>
             <w:shd w:val="clear" w:color="auto" w:fill="1F3864"/>
             <w:vAlign w:val="center"/>
           </w:tcPr>
@@ -985,29 +966,8 @@
               <w:rPr>
                 <w:b/>
                 <w:color w:val="FFFFFF"/>
-                <w:sz w:val="18"/>
-                <w:szCs w:val="18"/>
-              </w:rPr>
-              <w:t xml:space="preserve">Spills/run</w:t>
-            </w:r>
-          </w:p>
-        </w:tc>
-        <w:tc>
-          <w:tcPr>
-            <w:tcW w:w="1200" w:type="dxa"/>
-            <w:shd w:val="clear" w:color="auto" w:fill="1F3864"/>
-            <w:vAlign w:val="center"/>
-          </w:tcPr>
-          <w:p>
-            <w:pPr>
-              <w:spacing w:after="30"/>
-            </w:pPr>
-            <w:r>
-              <w:rPr>
-                <w:b/>
-                <w:color w:val="FFFFFF"/>
-                <w:sz w:val="18"/>
-                <w:szCs w:val="18"/>
+                <w:sz w:val="17"/>
+                <w:szCs w:val="17"/>
               </w:rPr>
               <w:t xml:space="preserve">Risk (%)</w:t>
             </w:r>
@@ -1017,7 +977,7 @@
       <w:tr>
         <w:tc>
           <w:tcPr>
-            <w:tcW w:w="3000" w:type="dxa"/>
+            <w:tcW w:w="2050" w:type="dxa"/>
             <w:vAlign w:val="center"/>
           </w:tcPr>
           <w:p>
@@ -1027,10 +987,46 @@
             <w:r>
               <w:rPr>
                 <w:b/>
-                <w:sz w:val="18"/>
-                <w:szCs w:val="18"/>
-              </w:rPr>
-              <w:t xml:space="preserve">M0 baseline — none (0.30 m/s)</w:t>
+                <w:sz w:val="17"/>
+                <w:szCs w:val="17"/>
+              </w:rPr>
+              <w:t xml:space="preserve">M0 baseline</w:t>
+            </w:r>
+          </w:p>
+        </w:tc>
+        <w:tc>
+          <w:tcPr>
+            <w:tcW w:w="1800" w:type="dxa"/>
+            <w:vAlign w:val="center"/>
+          </w:tcPr>
+          <w:p>
+            <w:pPr>
+              <w:spacing w:after="30"/>
+            </w:pPr>
+            <w:r>
+              <w:rPr>
+                <w:sz w:val="17"/>
+                <w:szCs w:val="17"/>
+              </w:rPr>
+              <w:t xml:space="preserve">none (0.30 m/s)</w:t>
+            </w:r>
+          </w:p>
+        </w:tc>
+        <w:tc>
+          <w:tcPr>
+            <w:tcW w:w="1250" w:type="dxa"/>
+            <w:vAlign w:val="center"/>
+          </w:tcPr>
+          <w:p>
+            <w:pPr>
+              <w:spacing w:after="30"/>
+            </w:pPr>
+            <w:r>
+              <w:rPr>
+                <w:sz w:val="17"/>
+                <w:szCs w:val="17"/>
+              </w:rPr>
+              <w:t xml:space="preserve">8/8</w:t>
             </w:r>
           </w:p>
         </w:tc>
@@ -1045,26 +1041,8 @@
             </w:pPr>
             <w:r>
               <w:rPr>
-                <w:sz w:val="18"/>
-                <w:szCs w:val="18"/>
-              </w:rPr>
-              <w:t xml:space="preserve">8/8</w:t>
-            </w:r>
-          </w:p>
-        </w:tc>
-        <w:tc>
-          <w:tcPr>
-            <w:tcW w:w="1550" w:type="dxa"/>
-            <w:vAlign w:val="center"/>
-          </w:tcPr>
-          <w:p>
-            <w:pPr>
-              <w:spacing w:after="30"/>
-            </w:pPr>
-            <w:r>
-              <w:rPr>
-                <w:sz w:val="18"/>
-                <w:szCs w:val="18"/>
+                <w:sz w:val="17"/>
+                <w:szCs w:val="17"/>
               </w:rPr>
               <w:t xml:space="preserve">83.4 ± 5.2</w:t>
             </w:r>
@@ -1072,17 +1050,17 @@
         </w:tc>
         <w:tc>
           <w:tcPr>
-            <w:tcW w:w="1550" w:type="dxa"/>
-            <w:vAlign w:val="center"/>
-          </w:tcPr>
-          <w:p>
-            <w:pPr>
-              <w:spacing w:after="30"/>
-            </w:pPr>
-            <w:r>
-              <w:rPr>
-                <w:sz w:val="18"/>
-                <w:szCs w:val="18"/>
+            <w:tcW w:w="1300" w:type="dxa"/>
+            <w:vAlign w:val="center"/>
+          </w:tcPr>
+          <w:p>
+            <w:pPr>
+              <w:spacing w:after="30"/>
+            </w:pPr>
+            <w:r>
+              <w:rPr>
+                <w:sz w:val="17"/>
+                <w:szCs w:val="17"/>
               </w:rPr>
               <w:t xml:space="preserve">0.50 ± 0.37</w:t>
             </w:r>
@@ -1090,17 +1068,17 @@
         </w:tc>
         <w:tc>
           <w:tcPr>
-            <w:tcW w:w="1200" w:type="dxa"/>
-            <w:vAlign w:val="center"/>
-          </w:tcPr>
-          <w:p>
-            <w:pPr>
-              <w:spacing w:after="30"/>
-            </w:pPr>
-            <w:r>
-              <w:rPr>
-                <w:sz w:val="18"/>
-                <w:szCs w:val="18"/>
+            <w:tcW w:w="1000" w:type="dxa"/>
+            <w:vAlign w:val="center"/>
+          </w:tcPr>
+          <w:p>
+            <w:pPr>
+              <w:spacing w:after="30"/>
+            </w:pPr>
+            <w:r>
+              <w:rPr>
+                <w:sz w:val="17"/>
+                <w:szCs w:val="17"/>
               </w:rPr>
               <w:t xml:space="preserve">8.1 ± 1.4</w:t>
             </w:r>
@@ -1110,7 +1088,7 @@
       <w:tr>
         <w:tc>
           <w:tcPr>
-            <w:tcW w:w="3000" w:type="dxa"/>
+            <w:tcW w:w="2050" w:type="dxa"/>
             <w:vAlign w:val="center"/>
           </w:tcPr>
           <w:p>
@@ -1120,10 +1098,46 @@
             <w:r>
               <w:rPr>
                 <w:b/>
-                <w:sz w:val="18"/>
-                <w:szCs w:val="18"/>
-              </w:rPr>
-              <w:t xml:space="preserve">M1 fixed-conservative — none (0.18 cap)</w:t>
+                <w:sz w:val="17"/>
+                <w:szCs w:val="17"/>
+              </w:rPr>
+              <w:t xml:space="preserve">M1 fixed-conservative</w:t>
+            </w:r>
+          </w:p>
+        </w:tc>
+        <w:tc>
+          <w:tcPr>
+            <w:tcW w:w="1800" w:type="dxa"/>
+            <w:vAlign w:val="center"/>
+          </w:tcPr>
+          <w:p>
+            <w:pPr>
+              <w:spacing w:after="30"/>
+            </w:pPr>
+            <w:r>
+              <w:rPr>
+                <w:sz w:val="17"/>
+                <w:szCs w:val="17"/>
+              </w:rPr>
+              <w:t xml:space="preserve">none (0.18 m/s cap)</w:t>
+            </w:r>
+          </w:p>
+        </w:tc>
+        <w:tc>
+          <w:tcPr>
+            <w:tcW w:w="1250" w:type="dxa"/>
+            <w:vAlign w:val="center"/>
+          </w:tcPr>
+          <w:p>
+            <w:pPr>
+              <w:spacing w:after="30"/>
+            </w:pPr>
+            <w:r>
+              <w:rPr>
+                <w:sz w:val="17"/>
+                <w:szCs w:val="17"/>
+              </w:rPr>
+              <w:t xml:space="preserve">8/8</w:t>
             </w:r>
           </w:p>
         </w:tc>
@@ -1138,26 +1152,8 @@
             </w:pPr>
             <w:r>
               <w:rPr>
-                <w:sz w:val="18"/>
-                <w:szCs w:val="18"/>
-              </w:rPr>
-              <w:t xml:space="preserve">8/8</w:t>
-            </w:r>
-          </w:p>
-        </w:tc>
-        <w:tc>
-          <w:tcPr>
-            <w:tcW w:w="1550" w:type="dxa"/>
-            <w:vAlign w:val="center"/>
-          </w:tcPr>
-          <w:p>
-            <w:pPr>
-              <w:spacing w:after="30"/>
-            </w:pPr>
-            <w:r>
-              <w:rPr>
-                <w:sz w:val="18"/>
-                <w:szCs w:val="18"/>
+                <w:sz w:val="17"/>
+                <w:szCs w:val="17"/>
               </w:rPr>
               <w:t xml:space="preserve">110.8 ± 2.4</w:t>
             </w:r>
@@ -1165,17 +1161,17 @@
         </w:tc>
         <w:tc>
           <w:tcPr>
-            <w:tcW w:w="1550" w:type="dxa"/>
-            <w:vAlign w:val="center"/>
-          </w:tcPr>
-          <w:p>
-            <w:pPr>
-              <w:spacing w:after="30"/>
-            </w:pPr>
-            <w:r>
-              <w:rPr>
-                <w:sz w:val="18"/>
-                <w:szCs w:val="18"/>
+            <w:tcW w:w="1300" w:type="dxa"/>
+            <w:vAlign w:val="center"/>
+          </w:tcPr>
+          <w:p>
+            <w:pPr>
+              <w:spacing w:after="30"/>
+            </w:pPr>
+            <w:r>
+              <w:rPr>
+                <w:sz w:val="17"/>
+                <w:szCs w:val="17"/>
               </w:rPr>
               <w:t xml:space="preserve">0.00</w:t>
             </w:r>
@@ -1183,17 +1179,17 @@
         </w:tc>
         <w:tc>
           <w:tcPr>
-            <w:tcW w:w="1200" w:type="dxa"/>
-            <w:vAlign w:val="center"/>
-          </w:tcPr>
-          <w:p>
-            <w:pPr>
-              <w:spacing w:after="30"/>
-            </w:pPr>
-            <w:r>
-              <w:rPr>
-                <w:sz w:val="18"/>
-                <w:szCs w:val="18"/>
+            <w:tcW w:w="1000" w:type="dxa"/>
+            <w:vAlign w:val="center"/>
+          </w:tcPr>
+          <w:p>
+            <w:pPr>
+              <w:spacing w:after="30"/>
+            </w:pPr>
+            <w:r>
+              <w:rPr>
+                <w:sz w:val="17"/>
+                <w:szCs w:val="17"/>
               </w:rPr>
               <w:t xml:space="preserve">0.8 ± 0.2</w:t>
             </w:r>
@@ -1203,7 +1199,7 @@
       <w:tr>
         <w:tc>
           <w:tcPr>
-            <w:tcW w:w="3000" w:type="dxa"/>
+            <w:tcW w:w="2050" w:type="dxa"/>
             <w:vAlign w:val="center"/>
           </w:tcPr>
           <w:p>
@@ -1213,8 +1209,8 @@
             <w:r>
               <w:rPr>
                 <w:b/>
-                <w:sz w:val="18"/>
-                <w:szCs w:val="18"/>
+                <w:sz w:val="17"/>
+                <w:szCs w:val="17"/>
               </w:rPr>
               <w:t xml:space="preserve">Single-candidate governed</w:t>
             </w:r>
@@ -1222,6 +1218,42 @@
         </w:tc>
         <w:tc>
           <w:tcPr>
+            <w:tcW w:w="1800" w:type="dxa"/>
+            <w:vAlign w:val="center"/>
+          </w:tcPr>
+          <w:p>
+            <w:pPr>
+              <w:spacing w:after="30"/>
+            </w:pPr>
+            <w:r>
+              <w:rPr>
+                <w:sz w:val="17"/>
+                <w:szCs w:val="17"/>
+              </w:rPr>
+              <w:t xml:space="preserve">DCE, one analogy</w:t>
+            </w:r>
+          </w:p>
+        </w:tc>
+        <w:tc>
+          <w:tcPr>
+            <w:tcW w:w="1250" w:type="dxa"/>
+            <w:vAlign w:val="center"/>
+          </w:tcPr>
+          <w:p>
+            <w:pPr>
+              <w:spacing w:after="30"/>
+            </w:pPr>
+            <w:r>
+              <w:rPr>
+                <w:sz w:val="17"/>
+                <w:szCs w:val="17"/>
+              </w:rPr>
+              <w:t xml:space="preserve">5/8 (3 HELP)</w:t>
+            </w:r>
+          </w:p>
+        </w:tc>
+        <w:tc>
+          <w:tcPr>
             <w:tcW w:w="1300" w:type="dxa"/>
             <w:vAlign w:val="center"/>
           </w:tcPr>
@@ -1231,26 +1263,8 @@
             </w:pPr>
             <w:r>
               <w:rPr>
-                <w:sz w:val="18"/>
-                <w:szCs w:val="18"/>
-              </w:rPr>
-              <w:t xml:space="preserve">5/8 (3 HELP)</w:t>
-            </w:r>
-          </w:p>
-        </w:tc>
-        <w:tc>
-          <w:tcPr>
-            <w:tcW w:w="1550" w:type="dxa"/>
-            <w:vAlign w:val="center"/>
-          </w:tcPr>
-          <w:p>
-            <w:pPr>
-              <w:spacing w:after="30"/>
-            </w:pPr>
-            <w:r>
-              <w:rPr>
-                <w:sz w:val="18"/>
-                <w:szCs w:val="18"/>
+                <w:sz w:val="17"/>
+                <w:szCs w:val="17"/>
               </w:rPr>
               <w:t xml:space="preserve">106.2 ± 5.1</w:t>
             </w:r>
@@ -1258,17 +1272,17 @@
         </w:tc>
         <w:tc>
           <w:tcPr>
-            <w:tcW w:w="1550" w:type="dxa"/>
-            <w:vAlign w:val="center"/>
-          </w:tcPr>
-          <w:p>
-            <w:pPr>
-              <w:spacing w:after="30"/>
-            </w:pPr>
-            <w:r>
-              <w:rPr>
-                <w:sz w:val="18"/>
-                <w:szCs w:val="18"/>
+            <w:tcW w:w="1300" w:type="dxa"/>
+            <w:vAlign w:val="center"/>
+          </w:tcPr>
+          <w:p>
+            <w:pPr>
+              <w:spacing w:after="30"/>
+            </w:pPr>
+            <w:r>
+              <w:rPr>
+                <w:sz w:val="17"/>
+                <w:szCs w:val="17"/>
               </w:rPr>
               <w:t xml:space="preserve">0.12 ± 0.24</w:t>
             </w:r>
@@ -1276,17 +1290,17 @@
         </w:tc>
         <w:tc>
           <w:tcPr>
-            <w:tcW w:w="1200" w:type="dxa"/>
-            <w:vAlign w:val="center"/>
-          </w:tcPr>
-          <w:p>
-            <w:pPr>
-              <w:spacing w:after="30"/>
-            </w:pPr>
-            <w:r>
-              <w:rPr>
-                <w:sz w:val="18"/>
-                <w:szCs w:val="18"/>
+            <w:tcW w:w="1000" w:type="dxa"/>
+            <w:vAlign w:val="center"/>
+          </w:tcPr>
+          <w:p>
+            <w:pPr>
+              <w:spacing w:after="30"/>
+            </w:pPr>
+            <w:r>
+              <w:rPr>
+                <w:sz w:val="17"/>
+                <w:szCs w:val="17"/>
               </w:rPr>
               <w:t xml:space="preserve">0.5 ± 0.2</w:t>
             </w:r>
@@ -1296,7 +1310,7 @@
       <w:tr>
         <w:tc>
           <w:tcPr>
-            <w:tcW w:w="3000" w:type="dxa"/>
+            <w:tcW w:w="2050" w:type="dxa"/>
             <w:vAlign w:val="center"/>
           </w:tcPr>
           <w:p>
@@ -1306,8 +1320,8 @@
             <w:r>
               <w:rPr>
                 <w:b/>
-                <w:sz w:val="18"/>
-                <w:szCs w:val="18"/>
+                <w:sz w:val="17"/>
+                <w:szCs w:val="17"/>
               </w:rPr>
               <w:t xml:space="preserve">M2 payload (proposed)</w:t>
             </w:r>
@@ -1315,6 +1329,42 @@
         </w:tc>
         <w:tc>
           <w:tcPr>
+            <w:tcW w:w="1800" w:type="dxa"/>
+            <w:vAlign w:val="center"/>
+          </w:tcPr>
+          <w:p>
+            <w:pPr>
+              <w:spacing w:after="30"/>
+            </w:pPr>
+            <w:r>
+              <w:rPr>
+                <w:sz w:val="17"/>
+                <w:szCs w:val="17"/>
+              </w:rPr>
+              <w:t xml:space="preserve">DCE, payload task</w:t>
+            </w:r>
+          </w:p>
+        </w:tc>
+        <w:tc>
+          <w:tcPr>
+            <w:tcW w:w="1250" w:type="dxa"/>
+            <w:vAlign w:val="center"/>
+          </w:tcPr>
+          <w:p>
+            <w:pPr>
+              <w:spacing w:after="30"/>
+            </w:pPr>
+            <w:r>
+              <w:rPr>
+                <w:sz w:val="17"/>
+                <w:szCs w:val="17"/>
+              </w:rPr>
+              <w:t xml:space="preserve">8/8</w:t>
+            </w:r>
+          </w:p>
+        </w:tc>
+        <w:tc>
+          <w:tcPr>
             <w:tcW w:w="1300" w:type="dxa"/>
             <w:vAlign w:val="center"/>
           </w:tcPr>
@@ -1324,26 +1374,8 @@
             </w:pPr>
             <w:r>
               <w:rPr>
-                <w:sz w:val="18"/>
-                <w:szCs w:val="18"/>
-              </w:rPr>
-              <w:t xml:space="preserve">8/8</w:t>
-            </w:r>
-          </w:p>
-        </w:tc>
-        <w:tc>
-          <w:tcPr>
-            <w:tcW w:w="1550" w:type="dxa"/>
-            <w:vAlign w:val="center"/>
-          </w:tcPr>
-          <w:p>
-            <w:pPr>
-              <w:spacing w:after="30"/>
-            </w:pPr>
-            <w:r>
-              <w:rPr>
-                <w:sz w:val="18"/>
-                <w:szCs w:val="18"/>
+                <w:sz w:val="17"/>
+                <w:szCs w:val="17"/>
               </w:rPr>
               <w:t xml:space="preserve">107.9 ± 4.2</w:t>
             </w:r>
@@ -1351,17 +1383,17 @@
         </w:tc>
         <w:tc>
           <w:tcPr>
-            <w:tcW w:w="1550" w:type="dxa"/>
-            <w:vAlign w:val="center"/>
-          </w:tcPr>
-          <w:p>
-            <w:pPr>
-              <w:spacing w:after="30"/>
-            </w:pPr>
-            <w:r>
-              <w:rPr>
-                <w:sz w:val="18"/>
-                <w:szCs w:val="18"/>
+            <w:tcW w:w="1300" w:type="dxa"/>
+            <w:vAlign w:val="center"/>
+          </w:tcPr>
+          <w:p>
+            <w:pPr>
+              <w:spacing w:after="30"/>
+            </w:pPr>
+            <w:r>
+              <w:rPr>
+                <w:sz w:val="17"/>
+                <w:szCs w:val="17"/>
               </w:rPr>
               <w:t xml:space="preserve">0.00</w:t>
             </w:r>
@@ -1369,17 +1401,17 @@
         </w:tc>
         <w:tc>
           <w:tcPr>
-            <w:tcW w:w="1200" w:type="dxa"/>
-            <w:vAlign w:val="center"/>
-          </w:tcPr>
-          <w:p>
-            <w:pPr>
-              <w:spacing w:after="30"/>
-            </w:pPr>
-            <w:r>
-              <w:rPr>
-                <w:sz w:val="18"/>
-                <w:szCs w:val="18"/>
+            <w:tcW w:w="1000" w:type="dxa"/>
+            <w:vAlign w:val="center"/>
+          </w:tcPr>
+          <w:p>
+            <w:pPr>
+              <w:spacing w:after="30"/>
+            </w:pPr>
+            <w:r>
+              <w:rPr>
+                <w:sz w:val="17"/>
+                <w:szCs w:val="17"/>
               </w:rPr>
               <w:t xml:space="preserve">0.4 ± 0.2</w:t>
             </w:r>
@@ -1389,7 +1421,7 @@
       <w:tr>
         <w:tc>
           <w:tcPr>
-            <w:tcW w:w="3000" w:type="dxa"/>
+            <w:tcW w:w="2050" w:type="dxa"/>
             <w:vAlign w:val="center"/>
           </w:tcPr>
           <w:p>
@@ -1399,10 +1431,46 @@
             <w:r>
               <w:rPr>
                 <w:b/>
-                <w:sz w:val="18"/>
-                <w:szCs w:val="18"/>
-              </w:rPr>
-              <w:t xml:space="preserve">M2 + task-blind prior</w:t>
+                <w:sz w:val="17"/>
+                <w:szCs w:val="17"/>
+              </w:rPr>
+              <w:t xml:space="preserve">M2 task-blind prior</w:t>
+            </w:r>
+          </w:p>
+        </w:tc>
+        <w:tc>
+          <w:tcPr>
+            <w:tcW w:w="1800" w:type="dxa"/>
+            <w:vAlign w:val="center"/>
+          </w:tcPr>
+          <w:p>
+            <w:pPr>
+              <w:spacing w:after="30"/>
+            </w:pPr>
+            <w:r>
+              <w:rPr>
+                <w:sz w:val="17"/>
+                <w:szCs w:val="17"/>
+              </w:rPr>
+              <w:t xml:space="preserve">DCE, lab-QoE config</w:t>
+            </w:r>
+          </w:p>
+        </w:tc>
+        <w:tc>
+          <w:tcPr>
+            <w:tcW w:w="1250" w:type="dxa"/>
+            <w:vAlign w:val="center"/>
+          </w:tcPr>
+          <w:p>
+            <w:pPr>
+              <w:spacing w:after="30"/>
+            </w:pPr>
+            <w:r>
+              <w:rPr>
+                <w:sz w:val="17"/>
+                <w:szCs w:val="17"/>
+              </w:rPr>
+              <w:t xml:space="preserve">8/8</w:t>
             </w:r>
           </w:p>
         </w:tc>
@@ -1417,26 +1485,8 @@
             </w:pPr>
             <w:r>
               <w:rPr>
-                <w:sz w:val="18"/>
-                <w:szCs w:val="18"/>
-              </w:rPr>
-              <w:t xml:space="preserve">8/8</w:t>
-            </w:r>
-          </w:p>
-        </w:tc>
-        <w:tc>
-          <w:tcPr>
-            <w:tcW w:w="1550" w:type="dxa"/>
-            <w:vAlign w:val="center"/>
-          </w:tcPr>
-          <w:p>
-            <w:pPr>
-              <w:spacing w:after="30"/>
-            </w:pPr>
-            <w:r>
-              <w:rPr>
-                <w:sz w:val="18"/>
-                <w:szCs w:val="18"/>
+                <w:sz w:val="17"/>
+                <w:szCs w:val="17"/>
               </w:rPr>
               <w:t xml:space="preserve">108.2 ± 3.5</w:t>
             </w:r>
@@ -1444,17 +1494,17 @@
         </w:tc>
         <w:tc>
           <w:tcPr>
-            <w:tcW w:w="1550" w:type="dxa"/>
-            <w:vAlign w:val="center"/>
-          </w:tcPr>
-          <w:p>
-            <w:pPr>
-              <w:spacing w:after="30"/>
-            </w:pPr>
-            <w:r>
-              <w:rPr>
-                <w:sz w:val="18"/>
-                <w:szCs w:val="18"/>
+            <w:tcW w:w="1300" w:type="dxa"/>
+            <w:vAlign w:val="center"/>
+          </w:tcPr>
+          <w:p>
+            <w:pPr>
+              <w:spacing w:after="30"/>
+            </w:pPr>
+            <w:r>
+              <w:rPr>
+                <w:sz w:val="17"/>
+                <w:szCs w:val="17"/>
               </w:rPr>
               <w:t xml:space="preserve">0.00</w:t>
             </w:r>
@@ -1462,17 +1512,17 @@
         </w:tc>
         <w:tc>
           <w:tcPr>
-            <w:tcW w:w="1200" w:type="dxa"/>
-            <w:vAlign w:val="center"/>
-          </w:tcPr>
-          <w:p>
-            <w:pPr>
-              <w:spacing w:after="30"/>
-            </w:pPr>
-            <w:r>
-              <w:rPr>
-                <w:sz w:val="18"/>
-                <w:szCs w:val="18"/>
+            <w:tcW w:w="1000" w:type="dxa"/>
+            <w:vAlign w:val="center"/>
+          </w:tcPr>
+          <w:p>
+            <w:pPr>
+              <w:spacing w:after="30"/>
+            </w:pPr>
+            <w:r>
+              <w:rPr>
+                <w:sz w:val="17"/>
+                <w:szCs w:val="17"/>
               </w:rPr>
               <w:t xml:space="preserve">0.7 ± 0.2</w:t>
             </w:r>
@@ -1482,7 +1532,7 @@
       <w:tr>
         <w:tc>
           <w:tcPr>
-            <w:tcW w:w="3000" w:type="dxa"/>
+            <w:tcW w:w="2050" w:type="dxa"/>
             <w:vAlign w:val="center"/>
           </w:tcPr>
           <w:p>
@@ -1492,10 +1542,46 @@
             <w:r>
               <w:rPr>
                 <w:b/>
-                <w:sz w:val="18"/>
-                <w:szCs w:val="18"/>
-              </w:rPr>
-              <w:t xml:space="preserve">M0, sealed lid</w:t>
+                <w:sz w:val="17"/>
+                <w:szCs w:val="17"/>
+              </w:rPr>
+              <w:t xml:space="preserve">M2 task-blind (twin-cal.)</w:t>
+            </w:r>
+          </w:p>
+        </w:tc>
+        <w:tc>
+          <w:tcPr>
+            <w:tcW w:w="1800" w:type="dxa"/>
+            <w:vAlign w:val="center"/>
+          </w:tcPr>
+          <w:p>
+            <w:pPr>
+              <w:spacing w:after="30"/>
+            </w:pPr>
+            <w:r>
+              <w:rPr>
+                <w:sz w:val="17"/>
+                <w:szCs w:val="17"/>
+              </w:rPr>
+              <w:t xml:space="preserve">DCE, twin-QoE config</w:t>
+            </w:r>
+          </w:p>
+        </w:tc>
+        <w:tc>
+          <w:tcPr>
+            <w:tcW w:w="1250" w:type="dxa"/>
+            <w:vAlign w:val="center"/>
+          </w:tcPr>
+          <w:p>
+            <w:pPr>
+              <w:spacing w:after="30"/>
+            </w:pPr>
+            <w:r>
+              <w:rPr>
+                <w:sz w:val="17"/>
+                <w:szCs w:val="17"/>
+              </w:rPr>
+              <w:t xml:space="preserve">7/8 (1 HELP)</w:t>
             </w:r>
           </w:p>
         </w:tc>
@@ -1510,64 +1596,46 @@
             </w:pPr>
             <w:r>
               <w:rPr>
-                <w:sz w:val="18"/>
-                <w:szCs w:val="18"/>
-              </w:rPr>
-              <w:t xml:space="preserve">6/6</w:t>
-            </w:r>
-          </w:p>
-        </w:tc>
-        <w:tc>
-          <w:tcPr>
-            <w:tcW w:w="1550" w:type="dxa"/>
-            <w:vAlign w:val="center"/>
-          </w:tcPr>
-          <w:p>
-            <w:pPr>
-              <w:spacing w:after="30"/>
-            </w:pPr>
-            <w:r>
-              <w:rPr>
-                <w:sz w:val="18"/>
-                <w:szCs w:val="18"/>
-              </w:rPr>
-              <w:t xml:space="preserve">88.1 ± 4.9</w:t>
-            </w:r>
-          </w:p>
-        </w:tc>
-        <w:tc>
-          <w:tcPr>
-            <w:tcW w:w="1550" w:type="dxa"/>
-            <w:vAlign w:val="center"/>
-          </w:tcPr>
-          <w:p>
-            <w:pPr>
-              <w:spacing w:after="30"/>
-            </w:pPr>
-            <w:r>
-              <w:rPr>
-                <w:sz w:val="18"/>
-                <w:szCs w:val="18"/>
-              </w:rPr>
-              <w:t xml:space="preserve">0.17 ± 0.33</w:t>
-            </w:r>
-          </w:p>
-        </w:tc>
-        <w:tc>
-          <w:tcPr>
-            <w:tcW w:w="1200" w:type="dxa"/>
-            <w:vAlign w:val="center"/>
-          </w:tcPr>
-          <w:p>
-            <w:pPr>
-              <w:spacing w:after="30"/>
-            </w:pPr>
-            <w:r>
-              <w:rPr>
-                <w:sz w:val="18"/>
-                <w:szCs w:val="18"/>
-              </w:rPr>
-              <w:t xml:space="preserve">10.6 ± 2.9</w:t>
+                <w:sz w:val="17"/>
+                <w:szCs w:val="17"/>
+              </w:rPr>
+              <w:t xml:space="preserve">106.6 ± 5.2</w:t>
+            </w:r>
+          </w:p>
+        </w:tc>
+        <w:tc>
+          <w:tcPr>
+            <w:tcW w:w="1300" w:type="dxa"/>
+            <w:vAlign w:val="center"/>
+          </w:tcPr>
+          <w:p>
+            <w:pPr>
+              <w:spacing w:after="30"/>
+            </w:pPr>
+            <w:r>
+              <w:rPr>
+                <w:sz w:val="17"/>
+                <w:szCs w:val="17"/>
+              </w:rPr>
+              <w:t xml:space="preserve">0.12 ± 0.24</w:t>
+            </w:r>
+          </w:p>
+        </w:tc>
+        <w:tc>
+          <w:tcPr>
+            <w:tcW w:w="1000" w:type="dxa"/>
+            <w:vAlign w:val="center"/>
+          </w:tcPr>
+          <w:p>
+            <w:pPr>
+              <w:spacing w:after="30"/>
+            </w:pPr>
+            <w:r>
+              <w:rPr>
+                <w:sz w:val="17"/>
+                <w:szCs w:val="17"/>
+              </w:rPr>
+              <w:t xml:space="preserve">0.8 ± 0.6</w:t>
             </w:r>
           </w:p>
         </w:tc>
@@ -1575,7 +1643,7 @@
       <w:tr>
         <w:tc>
           <w:tcPr>
-            <w:tcW w:w="3000" w:type="dxa"/>
+            <w:tcW w:w="2050" w:type="dxa"/>
             <w:vAlign w:val="center"/>
           </w:tcPr>
           <w:p>
@@ -1585,10 +1653,46 @@
             <w:r>
               <w:rPr>
                 <w:b/>
-                <w:sz w:val="18"/>
-                <w:szCs w:val="18"/>
-              </w:rPr>
-              <w:t xml:space="preserve">M2, sealed lid (twin-calibrated)</w:t>
+                <w:sz w:val="17"/>
+                <w:szCs w:val="17"/>
+              </w:rPr>
+              <w:t xml:space="preserve">M2 Wrong-DST</w:t>
+            </w:r>
+          </w:p>
+        </w:tc>
+        <w:tc>
+          <w:tcPr>
+            <w:tcW w:w="1800" w:type="dxa"/>
+            <w:vAlign w:val="center"/>
+          </w:tcPr>
+          <w:p>
+            <w:pPr>
+              <w:spacing w:after="30"/>
+            </w:pPr>
+            <w:r>
+              <w:rPr>
+                <w:sz w:val="17"/>
+                <w:szCs w:val="17"/>
+              </w:rPr>
+              <w:t xml:space="preserve">DCE + Layer 2, lab-QoE</w:t>
+            </w:r>
+          </w:p>
+        </w:tc>
+        <w:tc>
+          <w:tcPr>
+            <w:tcW w:w="1250" w:type="dxa"/>
+            <w:vAlign w:val="center"/>
+          </w:tcPr>
+          <w:p>
+            <w:pPr>
+              <w:spacing w:after="30"/>
+            </w:pPr>
+            <w:r>
+              <w:rPr>
+                <w:sz w:val="17"/>
+                <w:szCs w:val="17"/>
+              </w:rPr>
+              <w:t xml:space="preserve">8/8</w:t>
             </w:r>
           </w:p>
         </w:tc>
@@ -1603,8 +1707,434 @@
             </w:pPr>
             <w:r>
               <w:rPr>
-                <w:sz w:val="18"/>
-                <w:szCs w:val="18"/>
+                <w:sz w:val="17"/>
+                <w:szCs w:val="17"/>
+              </w:rPr>
+              <w:t xml:space="preserve">110.6 ± 0.9</w:t>
+            </w:r>
+          </w:p>
+        </w:tc>
+        <w:tc>
+          <w:tcPr>
+            <w:tcW w:w="1300" w:type="dxa"/>
+            <w:vAlign w:val="center"/>
+          </w:tcPr>
+          <w:p>
+            <w:pPr>
+              <w:spacing w:after="30"/>
+            </w:pPr>
+            <w:r>
+              <w:rPr>
+                <w:sz w:val="17"/>
+                <w:szCs w:val="17"/>
+              </w:rPr>
+              <w:t xml:space="preserve">0.00</w:t>
+            </w:r>
+          </w:p>
+        </w:tc>
+        <w:tc>
+          <w:tcPr>
+            <w:tcW w:w="1000" w:type="dxa"/>
+            <w:vAlign w:val="center"/>
+          </w:tcPr>
+          <w:p>
+            <w:pPr>
+              <w:spacing w:after="30"/>
+            </w:pPr>
+            <w:r>
+              <w:rPr>
+                <w:sz w:val="17"/>
+                <w:szCs w:val="17"/>
+              </w:rPr>
+              <w:t xml:space="preserve">0.7 ± 0.3</w:t>
+            </w:r>
+          </w:p>
+        </w:tc>
+      </w:tr>
+      <w:tr>
+        <w:tc>
+          <w:tcPr>
+            <w:tcW w:w="2050" w:type="dxa"/>
+            <w:vAlign w:val="center"/>
+          </w:tcPr>
+          <w:p>
+            <w:pPr>
+              <w:spacing w:after="30"/>
+            </w:pPr>
+            <w:r>
+              <w:rPr>
+                <w:b/>
+                <w:sz w:val="17"/>
+                <w:szCs w:val="17"/>
+              </w:rPr>
+              <w:t xml:space="preserve">M2 Wrong-DST (twin-cal.)</w:t>
+            </w:r>
+          </w:p>
+        </w:tc>
+        <w:tc>
+          <w:tcPr>
+            <w:tcW w:w="1800" w:type="dxa"/>
+            <w:vAlign w:val="center"/>
+          </w:tcPr>
+          <w:p>
+            <w:pPr>
+              <w:spacing w:after="30"/>
+            </w:pPr>
+            <w:r>
+              <w:rPr>
+                <w:sz w:val="17"/>
+                <w:szCs w:val="17"/>
+              </w:rPr>
+              <w:t xml:space="preserve">DCE + Layer 2, twin-QoE</w:t>
+            </w:r>
+          </w:p>
+        </w:tc>
+        <w:tc>
+          <w:tcPr>
+            <w:tcW w:w="1250" w:type="dxa"/>
+            <w:vAlign w:val="center"/>
+          </w:tcPr>
+          <w:p>
+            <w:pPr>
+              <w:spacing w:after="30"/>
+            </w:pPr>
+            <w:r>
+              <w:rPr>
+                <w:sz w:val="17"/>
+                <w:szCs w:val="17"/>
+              </w:rPr>
+              <w:t xml:space="preserve">8/8</w:t>
+            </w:r>
+          </w:p>
+        </w:tc>
+        <w:tc>
+          <w:tcPr>
+            <w:tcW w:w="1300" w:type="dxa"/>
+            <w:vAlign w:val="center"/>
+          </w:tcPr>
+          <w:p>
+            <w:pPr>
+              <w:spacing w:after="30"/>
+            </w:pPr>
+            <w:r>
+              <w:rPr>
+                <w:sz w:val="17"/>
+                <w:szCs w:val="17"/>
+              </w:rPr>
+              <w:t xml:space="preserve">108.4 ± 4.4</w:t>
+            </w:r>
+          </w:p>
+        </w:tc>
+        <w:tc>
+          <w:tcPr>
+            <w:tcW w:w="1300" w:type="dxa"/>
+            <w:vAlign w:val="center"/>
+          </w:tcPr>
+          <w:p>
+            <w:pPr>
+              <w:spacing w:after="30"/>
+            </w:pPr>
+            <w:r>
+              <w:rPr>
+                <w:sz w:val="17"/>
+                <w:szCs w:val="17"/>
+              </w:rPr>
+              <w:t xml:space="preserve">0.00</w:t>
+            </w:r>
+          </w:p>
+        </w:tc>
+        <w:tc>
+          <w:tcPr>
+            <w:tcW w:w="1000" w:type="dxa"/>
+            <w:vAlign w:val="center"/>
+          </w:tcPr>
+          <w:p>
+            <w:pPr>
+              <w:spacing w:after="30"/>
+            </w:pPr>
+            <w:r>
+              <w:rPr>
+                <w:sz w:val="17"/>
+                <w:szCs w:val="17"/>
+              </w:rPr>
+              <w:t xml:space="preserve">0.6 ± 0.2</w:t>
+            </w:r>
+          </w:p>
+        </w:tc>
+      </w:tr>
+      <w:tr>
+        <w:tc>
+          <w:tcPr>
+            <w:tcW w:w="2050" w:type="dxa"/>
+            <w:vAlign w:val="center"/>
+          </w:tcPr>
+          <w:p>
+            <w:pPr>
+              <w:spacing w:after="30"/>
+            </w:pPr>
+            <w:r>
+              <w:rPr>
+                <w:b/>
+                <w:sz w:val="17"/>
+                <w:szCs w:val="17"/>
+              </w:rPr>
+              <w:t xml:space="preserve">M0 sealed lid</w:t>
+            </w:r>
+          </w:p>
+        </w:tc>
+        <w:tc>
+          <w:tcPr>
+            <w:tcW w:w="1800" w:type="dxa"/>
+            <w:vAlign w:val="center"/>
+          </w:tcPr>
+          <w:p>
+            <w:pPr>
+              <w:spacing w:after="30"/>
+            </w:pPr>
+            <w:r>
+              <w:rPr>
+                <w:sz w:val="17"/>
+                <w:szCs w:val="17"/>
+              </w:rPr>
+              <w:t xml:space="preserve">none</w:t>
+            </w:r>
+          </w:p>
+        </w:tc>
+        <w:tc>
+          <w:tcPr>
+            <w:tcW w:w="1250" w:type="dxa"/>
+            <w:vAlign w:val="center"/>
+          </w:tcPr>
+          <w:p>
+            <w:pPr>
+              <w:spacing w:after="30"/>
+            </w:pPr>
+            <w:r>
+              <w:rPr>
+                <w:sz w:val="17"/>
+                <w:szCs w:val="17"/>
+              </w:rPr>
+              <w:t xml:space="preserve">6/6</w:t>
+            </w:r>
+          </w:p>
+        </w:tc>
+        <w:tc>
+          <w:tcPr>
+            <w:tcW w:w="1300" w:type="dxa"/>
+            <w:vAlign w:val="center"/>
+          </w:tcPr>
+          <w:p>
+            <w:pPr>
+              <w:spacing w:after="30"/>
+            </w:pPr>
+            <w:r>
+              <w:rPr>
+                <w:sz w:val="17"/>
+                <w:szCs w:val="17"/>
+              </w:rPr>
+              <w:t xml:space="preserve">88.1 ± 4.9</w:t>
+            </w:r>
+          </w:p>
+        </w:tc>
+        <w:tc>
+          <w:tcPr>
+            <w:tcW w:w="1300" w:type="dxa"/>
+            <w:vAlign w:val="center"/>
+          </w:tcPr>
+          <w:p>
+            <w:pPr>
+              <w:spacing w:after="30"/>
+            </w:pPr>
+            <w:r>
+              <w:rPr>
+                <w:sz w:val="17"/>
+                <w:szCs w:val="17"/>
+              </w:rPr>
+              <w:t xml:space="preserve">0.17 ± 0.33</w:t>
+            </w:r>
+          </w:p>
+        </w:tc>
+        <w:tc>
+          <w:tcPr>
+            <w:tcW w:w="1000" w:type="dxa"/>
+            <w:vAlign w:val="center"/>
+          </w:tcPr>
+          <w:p>
+            <w:pPr>
+              <w:spacing w:after="30"/>
+            </w:pPr>
+            <w:r>
+              <w:rPr>
+                <w:sz w:val="17"/>
+                <w:szCs w:val="17"/>
+              </w:rPr>
+              <w:t xml:space="preserve">10.6 ± 2.9</w:t>
+            </w:r>
+          </w:p>
+        </w:tc>
+      </w:tr>
+      <w:tr>
+        <w:tc>
+          <w:tcPr>
+            <w:tcW w:w="2050" w:type="dxa"/>
+            <w:vAlign w:val="center"/>
+          </w:tcPr>
+          <w:p>
+            <w:pPr>
+              <w:spacing w:after="30"/>
+            </w:pPr>
+            <w:r>
+              <w:rPr>
+                <w:b/>
+                <w:sz w:val="17"/>
+                <w:szCs w:val="17"/>
+              </w:rPr>
+              <w:t xml:space="preserve">M2 sealed lid</w:t>
+            </w:r>
+          </w:p>
+        </w:tc>
+        <w:tc>
+          <w:tcPr>
+            <w:tcW w:w="1800" w:type="dxa"/>
+            <w:vAlign w:val="center"/>
+          </w:tcPr>
+          <w:p>
+            <w:pPr>
+              <w:spacing w:after="30"/>
+            </w:pPr>
+            <w:r>
+              <w:rPr>
+                <w:sz w:val="17"/>
+                <w:szCs w:val="17"/>
+              </w:rPr>
+              <w:t xml:space="preserve">DCE, lab-QoE config</w:t>
+            </w:r>
+          </w:p>
+        </w:tc>
+        <w:tc>
+          <w:tcPr>
+            <w:tcW w:w="1250" w:type="dxa"/>
+            <w:vAlign w:val="center"/>
+          </w:tcPr>
+          <w:p>
+            <w:pPr>
+              <w:spacing w:after="30"/>
+            </w:pPr>
+            <w:r>
+              <w:rPr>
+                <w:sz w:val="17"/>
+                <w:szCs w:val="17"/>
+              </w:rPr>
+              <w:t xml:space="preserve">4/6 (2 HELP)</w:t>
+            </w:r>
+          </w:p>
+        </w:tc>
+        <w:tc>
+          <w:tcPr>
+            <w:tcW w:w="1300" w:type="dxa"/>
+            <w:vAlign w:val="center"/>
+          </w:tcPr>
+          <w:p>
+            <w:pPr>
+              <w:spacing w:after="30"/>
+            </w:pPr>
+            <w:r>
+              <w:rPr>
+                <w:sz w:val="17"/>
+                <w:szCs w:val="17"/>
+              </w:rPr>
+              <w:t xml:space="preserve">111.5 ± 7.3</w:t>
+            </w:r>
+          </w:p>
+        </w:tc>
+        <w:tc>
+          <w:tcPr>
+            <w:tcW w:w="1300" w:type="dxa"/>
+            <w:vAlign w:val="center"/>
+          </w:tcPr>
+          <w:p>
+            <w:pPr>
+              <w:spacing w:after="30"/>
+            </w:pPr>
+            <w:r>
+              <w:rPr>
+                <w:sz w:val="17"/>
+                <w:szCs w:val="17"/>
+              </w:rPr>
+              <w:t xml:space="preserve">0.00</w:t>
+            </w:r>
+          </w:p>
+        </w:tc>
+        <w:tc>
+          <w:tcPr>
+            <w:tcW w:w="1000" w:type="dxa"/>
+            <w:vAlign w:val="center"/>
+          </w:tcPr>
+          <w:p>
+            <w:pPr>
+              <w:spacing w:after="30"/>
+            </w:pPr>
+            <w:r>
+              <w:rPr>
+                <w:sz w:val="17"/>
+                <w:szCs w:val="17"/>
+              </w:rPr>
+              <w:t xml:space="preserve">1.0 ± 0.4</w:t>
+            </w:r>
+          </w:p>
+        </w:tc>
+      </w:tr>
+      <w:tr>
+        <w:tc>
+          <w:tcPr>
+            <w:tcW w:w="2050" w:type="dxa"/>
+            <w:vAlign w:val="center"/>
+          </w:tcPr>
+          <w:p>
+            <w:pPr>
+              <w:spacing w:after="30"/>
+            </w:pPr>
+            <w:r>
+              <w:rPr>
+                <w:b/>
+                <w:sz w:val="17"/>
+                <w:szCs w:val="17"/>
+              </w:rPr>
+              <w:t xml:space="preserve">M2 sealed lid (twin-cal.)</w:t>
+            </w:r>
+          </w:p>
+        </w:tc>
+        <w:tc>
+          <w:tcPr>
+            <w:tcW w:w="1800" w:type="dxa"/>
+            <w:vAlign w:val="center"/>
+          </w:tcPr>
+          <w:p>
+            <w:pPr>
+              <w:spacing w:after="30"/>
+            </w:pPr>
+            <w:r>
+              <w:rPr>
+                <w:sz w:val="17"/>
+                <w:szCs w:val="17"/>
+              </w:rPr>
+              <w:t xml:space="preserve">DCE, twin-QoE config</w:t>
+            </w:r>
+          </w:p>
+        </w:tc>
+        <w:tc>
+          <w:tcPr>
+            <w:tcW w:w="1250" w:type="dxa"/>
+            <w:vAlign w:val="center"/>
+          </w:tcPr>
+          <w:p>
+            <w:pPr>
+              <w:spacing w:after="30"/>
+            </w:pPr>
+            <w:r>
+              <w:rPr>
+                <w:sz w:val="17"/>
+                <w:szCs w:val="17"/>
               </w:rPr>
               <w:t xml:space="preserve">5/6 (1 HELP)</w:t>
             </w:r>
@@ -1612,17 +2142,17 @@
         </w:tc>
         <w:tc>
           <w:tcPr>
-            <w:tcW w:w="1550" w:type="dxa"/>
-            <w:vAlign w:val="center"/>
-          </w:tcPr>
-          <w:p>
-            <w:pPr>
-              <w:spacing w:after="30"/>
-            </w:pPr>
-            <w:r>
-              <w:rPr>
-                <w:sz w:val="18"/>
-                <w:szCs w:val="18"/>
+            <w:tcW w:w="1300" w:type="dxa"/>
+            <w:vAlign w:val="center"/>
+          </w:tcPr>
+          <w:p>
+            <w:pPr>
+              <w:spacing w:after="30"/>
+            </w:pPr>
+            <w:r>
+              <w:rPr>
+                <w:sz w:val="17"/>
+                <w:szCs w:val="17"/>
               </w:rPr>
               <w:t xml:space="preserve">102.5 ± 2.2</w:t>
             </w:r>
@@ -1630,17 +2160,17 @@
         </w:tc>
         <w:tc>
           <w:tcPr>
-            <w:tcW w:w="1550" w:type="dxa"/>
-            <w:vAlign w:val="center"/>
-          </w:tcPr>
-          <w:p>
-            <w:pPr>
-              <w:spacing w:after="30"/>
-            </w:pPr>
-            <w:r>
-              <w:rPr>
-                <w:sz w:val="18"/>
-                <w:szCs w:val="18"/>
+            <w:tcW w:w="1300" w:type="dxa"/>
+            <w:vAlign w:val="center"/>
+          </w:tcPr>
+          <w:p>
+            <w:pPr>
+              <w:spacing w:after="30"/>
+            </w:pPr>
+            <w:r>
+              <w:rPr>
+                <w:sz w:val="17"/>
+                <w:szCs w:val="17"/>
               </w:rPr>
               <w:t xml:space="preserve">0.17 ± 0.33</w:t>
             </w:r>
@@ -1648,17 +2178,17 @@
         </w:tc>
         <w:tc>
           <w:tcPr>
-            <w:tcW w:w="1200" w:type="dxa"/>
-            <w:vAlign w:val="center"/>
-          </w:tcPr>
-          <w:p>
-            <w:pPr>
-              <w:spacing w:after="30"/>
-            </w:pPr>
-            <w:r>
-              <w:rPr>
-                <w:sz w:val="18"/>
-                <w:szCs w:val="18"/>
+            <w:tcW w:w="1000" w:type="dxa"/>
+            <w:vAlign w:val="center"/>
+          </w:tcPr>
+          <w:p>
+            <w:pPr>
+              <w:spacing w:after="30"/>
+            </w:pPr>
+            <w:r>
+              <w:rPr>
+                <w:sz w:val="17"/>
+                <w:szCs w:val="17"/>
               </w:rPr>
               <w:t xml:space="preserve">0.7 ± 0.5</w:t>
             </w:r>
@@ -1666,6 +2196,355 @@
         </w:tc>
       </w:tr>
     </w:tbl>
+    <w:p>
+      <w:pPr>
+        <w:spacing w:after="200" w:line="276" w:lineRule="auto"/>
+      </w:pPr>
+      <w:r>
+        <w:rPr>
+          <w:i/>
+          <w:color w:val="595959"/>
+          <w:sz w:val="18"/>
+          <w:szCs w:val="18"/>
+        </w:rPr>
+        <w:t xml:space="preserve">Table 1. Full campaign results (82 valid runs). Lab-QoE = QoE boundaries calibrated on the physical laboratory; twin-QoE = re-calibrated from measured twin distributions.</w:t>
+      </w:r>
+    </w:p>
+    <w:p>
+      <w:pPr>
+        <w:jc w:val="center"/>
+        <w:spacing w:after="60"/>
+      </w:pPr>
+      <w:r>
+        <w:drawing>
+          <wp:inline xmlns:wp="http://schemas.openxmlformats.org/drawingml/2006/wordprocessingDrawing" distT="0" distB="0" distL="0" distR="0">
+            <wp:extent cx="5294376" cy="3547872"/>
+            <wp:docPr id="1" name="Fig1"/>
+            <a:graphic xmlns:a="http://schemas.openxmlformats.org/drawingml/2006/main">
+              <a:graphicData uri="http://schemas.openxmlformats.org/drawingml/2006/picture">
+                <pic:pic xmlns:pic="http://schemas.openxmlformats.org/drawingml/2006/picture">
+                  <pic:nvPicPr>
+                    <pic:cNvPr id="1" name="Fig1"/>
+                    <pic:cNvPicPr/>
+                  </pic:nvPicPr>
+                  <pic:blipFill>
+                    <a:blip xmlns:r="http://schemas.openxmlformats.org/officeDocument/2006/relationships" r:embed="rIdImg1"/>
+                    <a:stretch>
+                      <a:fillRect/>
+                    </a:stretch>
+                  </pic:blipFill>
+                  <pic:spPr>
+                    <a:xfrm>
+                      <a:off x="0" y="0"/>
+                      <a:ext cx="5294376" cy="3547872"/>
+                    </a:xfrm>
+                    <a:prstGeom prst="rect">
+                      <a:avLst/>
+                    </a:prstGeom>
+                  </pic:spPr>
+                </pic:pic>
+              </a:graphicData>
+            </a:graphic>
+          </wp:inline>
+        </w:drawing>
+      </w:r>
+    </w:p>
+    <w:p>
+      <w:pPr>
+        <w:spacing w:after="220" w:line="276" w:lineRule="auto"/>
+        <w:jc w:val="center"/>
+      </w:pPr>
+      <w:r>
+        <w:rPr>
+          <w:i/>
+          <w:color w:val="595959"/>
+          <w:sz w:val="18"/>
+          <w:szCs w:val="18"/>
+        </w:rPr>
+        <w:t xml:space="preserve">Figure 1. Safety-time trade-off. The ungoverned baseline is fast but spills on half of its runs; every governed arm collapses into a zero/near-zero-spill cluster at a 25-35% time cost. The tightness of the cluster is itself the finding: governance outcome is robust to which prior is loaded.</w:t>
+      </w:r>
+    </w:p>
+    <w:p>
+      <w:pPr>
+        <w:jc w:val="center"/>
+        <w:spacing w:after="60"/>
+      </w:pPr>
+      <w:r>
+        <w:drawing>
+          <wp:inline xmlns:wp="http://schemas.openxmlformats.org/drawingml/2006/wordprocessingDrawing" distT="0" distB="0" distL="0" distR="0">
+            <wp:extent cx="4974336" cy="3721608"/>
+            <wp:docPr id="2" name="Fig2"/>
+            <a:graphic xmlns:a="http://schemas.openxmlformats.org/drawingml/2006/main">
+              <a:graphicData uri="http://schemas.openxmlformats.org/drawingml/2006/picture">
+                <pic:pic xmlns:pic="http://schemas.openxmlformats.org/drawingml/2006/picture">
+                  <pic:nvPicPr>
+                    <pic:cNvPr id="2" name="Fig2"/>
+                    <pic:cNvPicPr/>
+                  </pic:nvPicPr>
+                  <pic:blipFill>
+                    <a:blip xmlns:r="http://schemas.openxmlformats.org/officeDocument/2006/relationships" r:embed="rIdImg2"/>
+                    <a:stretch>
+                      <a:fillRect/>
+                    </a:stretch>
+                  </pic:blipFill>
+                  <pic:spPr>
+                    <a:xfrm>
+                      <a:off x="0" y="0"/>
+                      <a:ext cx="4974336" cy="3721608"/>
+                    </a:xfrm>
+                    <a:prstGeom prst="rect">
+                      <a:avLst/>
+                    </a:prstGeom>
+                  </pic:spPr>
+                </pic:pic>
+              </a:graphicData>
+            </a:graphic>
+          </wp:inline>
+        </w:drawing>
+      </w:r>
+    </w:p>
+    <w:p>
+      <w:pPr>
+        <w:spacing w:after="220" w:line="276" w:lineRule="auto"/>
+        <w:jc w:val="center"/>
+      </w:pPr>
+      <w:r>
+        <w:rPr>
+          <w:i/>
+          <w:color w:val="595959"/>
+          <w:sz w:val="18"/>
+          <w:szCs w:val="18"/>
+        </w:rPr>
+        <w:t xml:space="preserve">Figure 2. Continuous risk exposure by arm. The ungoverned arms (open and sealed lid) spend an order of magnitude more time near the spill threshold than any governed arm; the sealed lid reduces realised spills but not the exposure, confirming its gain is passive physics.</w:t>
+      </w:r>
+    </w:p>
+    <w:p>
+      <w:pPr>
+        <w:spacing w:after="160" w:line="276" w:lineRule="auto"/>
+      </w:pPr>
+      <w:r>
+        <w:rPr>
+          <w:b/>
+        </w:rPr>
+        <w:t xml:space="preserve">Finding 1 — deployability governance converts spills into bounded time cost</w:t>
+      </w:r>
+      <w:r>
+        <w:t xml:space="preserve"> (Fig. 1): M0 spills 0.50/run at 8.1% exposure; M2 payload governance eliminates spills (0/8; 0.4%) at +29% time with 8/8 completion. </w:t>
+      </w:r>
+      <w:r>
+        <w:rPr>
+          <w:b/>
+        </w:rPr>
+        <w:t xml:space="preserve">Finding 2 — HELP semantics</w:t>
+      </w:r>
+      <w:r>
+        <w:t xml:space="preserve">: with a single-analogy candidate set, a mobility hard veto while pressing the corridor pinch empties the deployable set; sustained HELP aborts the run (3/8). This is the specified conservative non-selection behaviour, not a failure.</w:t>
+      </w:r>
+    </w:p>
+    <w:p>
+      <w:pPr>
+        <w:jc w:val="center"/>
+        <w:spacing w:after="60"/>
+      </w:pPr>
+      <w:r>
+        <w:drawing>
+          <wp:inline xmlns:wp="http://schemas.openxmlformats.org/drawingml/2006/wordprocessingDrawing" distT="0" distB="0" distL="0" distR="0">
+            <wp:extent cx="4974336" cy="3113532"/>
+            <wp:docPr id="3" name="Fig3"/>
+            <a:graphic xmlns:a="http://schemas.openxmlformats.org/drawingml/2006/main">
+              <a:graphicData uri="http://schemas.openxmlformats.org/drawingml/2006/picture">
+                <pic:pic xmlns:pic="http://schemas.openxmlformats.org/drawingml/2006/picture">
+                  <pic:nvPicPr>
+                    <pic:cNvPr id="3" name="Fig3"/>
+                    <pic:cNvPicPr/>
+                  </pic:nvPicPr>
+                  <pic:blipFill>
+                    <a:blip xmlns:r="http://schemas.openxmlformats.org/officeDocument/2006/relationships" r:embed="rIdImg3"/>
+                    <a:stretch>
+                      <a:fillRect/>
+                    </a:stretch>
+                  </pic:blipFill>
+                  <pic:spPr>
+                    <a:xfrm>
+                      <a:off x="0" y="0"/>
+                      <a:ext cx="4974336" cy="3113532"/>
+                    </a:xfrm>
+                    <a:prstGeom prst="rect">
+                      <a:avLst/>
+                    </a:prstGeom>
+                  </pic:spPr>
+                </pic:pic>
+              </a:graphicData>
+            </a:graphic>
+          </wp:inline>
+        </w:drawing>
+      </w:r>
+    </w:p>
+    <w:p>
+      <w:pPr>
+        <w:spacing w:after="220" w:line="276" w:lineRule="auto"/>
+        <w:jc w:val="center"/>
+      </w:pPr>
+      <w:r>
+        <w:rPr>
+          <w:i/>
+          <w:color w:val="595959"/>
+          <w:sz w:val="18"/>
+          <w:szCs w:val="18"/>
+        </w:rPr>
+        <w:t xml:space="preserve">Figure 3. The calibration-limited regime, observed live. The physical-lab QoE boundary for the efficient capability (0.75) sits above the twin’s cruise clearance distribution: the capability is never certifiable on the twin until the boundary is re-calibrated from measured distributions (0.60), per the interface-refinement pattern.</w:t>
+      </w:r>
+    </w:p>
+    <w:p>
+      <w:pPr>
+        <w:spacing w:after="160" w:line="276" w:lineRule="auto"/>
+      </w:pPr>
+      <w:r>
+        <w:rPr>
+          <w:b/>
+        </w:rPr>
+        <w:t xml:space="preserve">Finding 3 — θ_QoE in deployment</w:t>
+      </w:r>
+      <w:r>
+        <w:t xml:space="preserve"> (Fig. 3): the twin's clearance distribution is systematically narrower than the physical laboratory's; running the lab calibration unchanged leaves Efficient_Nav non-certifiable for entire runs. Re-calibration restored certification in open stretches without touching the reasoner or the physical-robot configuration.</w:t>
+      </w:r>
+    </w:p>
+    <w:p>
+      <w:pPr>
+        <w:jc w:val="center"/>
+        <w:spacing w:after="60"/>
+      </w:pPr>
+      <w:r>
+        <w:drawing>
+          <wp:inline xmlns:wp="http://schemas.openxmlformats.org/drawingml/2006/wordprocessingDrawing" distT="0" distB="0" distL="0" distR="0">
+            <wp:extent cx="5047488" cy="2756916"/>
+            <wp:docPr id="4" name="Fig4"/>
+            <a:graphic xmlns:a="http://schemas.openxmlformats.org/drawingml/2006/main">
+              <a:graphicData uri="http://schemas.openxmlformats.org/drawingml/2006/picture">
+                <pic:pic xmlns:pic="http://schemas.openxmlformats.org/drawingml/2006/picture">
+                  <pic:nvPicPr>
+                    <pic:cNvPr id="4" name="Fig4"/>
+                    <pic:cNvPicPr/>
+                  </pic:nvPicPr>
+                  <pic:blipFill>
+                    <a:blip xmlns:r="http://schemas.openxmlformats.org/officeDocument/2006/relationships" r:embed="rIdImg4"/>
+                    <a:stretch>
+                      <a:fillRect/>
+                    </a:stretch>
+                  </pic:blipFill>
+                  <pic:spPr>
+                    <a:xfrm>
+                      <a:off x="0" y="0"/>
+                      <a:ext cx="5047488" cy="2756916"/>
+                    </a:xfrm>
+                    <a:prstGeom prst="rect">
+                      <a:avLst/>
+                    </a:prstGeom>
+                  </pic:spPr>
+                </pic:pic>
+              </a:graphicData>
+            </a:graphic>
+          </wp:inline>
+        </w:drawing>
+      </w:r>
+    </w:p>
+    <w:p>
+      <w:pPr>
+        <w:spacing w:after="220" w:line="276" w:lineRule="auto"/>
+        <w:jc w:val="center"/>
+      </w:pPr>
+      <w:r>
+        <w:rPr>
+          <w:i/>
+          <w:color w:val="595959"/>
+          <w:sz w:val="18"/>
+          <w:szCs w:val="18"/>
+        </w:rPr>
+        <w:t xml:space="preserve">Figure 4. Lid-state deltas. The ungoverned baseline improves only through physics (fewer realised spills, identical exposure); the twin-calibrated governed system also converts the sealed lid into speed (102.5 ± 2.2 s vs 111.5 ± 7.3 s), a policy-level exploitation unavailable to fixed baselines.</w:t>
+      </w:r>
+    </w:p>
+    <w:p>
+      <w:pPr>
+        <w:jc w:val="center"/>
+        <w:spacing w:after="60"/>
+      </w:pPr>
+      <w:r>
+        <w:drawing>
+          <wp:inline xmlns:wp="http://schemas.openxmlformats.org/drawingml/2006/wordprocessingDrawing" distT="0" distB="0" distL="0" distR="0">
+            <wp:extent cx="5632704" cy="3113532"/>
+            <wp:docPr id="5" name="Fig5"/>
+            <a:graphic xmlns:a="http://schemas.openxmlformats.org/drawingml/2006/main">
+              <a:graphicData uri="http://schemas.openxmlformats.org/drawingml/2006/picture">
+                <pic:pic xmlns:pic="http://schemas.openxmlformats.org/drawingml/2006/picture">
+                  <pic:nvPicPr>
+                    <pic:cNvPr id="5" name="Fig5"/>
+                    <pic:cNvPicPr/>
+                  </pic:nvPicPr>
+                  <pic:blipFill>
+                    <a:blip xmlns:r="http://schemas.openxmlformats.org/officeDocument/2006/relationships" r:embed="rIdImg5"/>
+                    <a:stretch>
+                      <a:fillRect/>
+                    </a:stretch>
+                  </pic:blipFill>
+                  <pic:spPr>
+                    <a:xfrm>
+                      <a:off x="0" y="0"/>
+                      <a:ext cx="5632704" cy="3113532"/>
+                    </a:xfrm>
+                    <a:prstGeom prst="rect">
+                      <a:avLst/>
+                    </a:prstGeom>
+                  </pic:spPr>
+                </pic:pic>
+              </a:graphicData>
+            </a:graphic>
+          </wp:inline>
+        </w:drawing>
+      </w:r>
+    </w:p>
+    <w:p>
+      <w:pPr>
+        <w:spacing w:after="220" w:line="276" w:lineRule="auto"/>
+        <w:jc w:val="center"/>
+      </w:pPr>
+      <w:r>
+        <w:rPr>
+          <w:i/>
+          <w:color w:val="595959"/>
+          <w:sz w:val="18"/>
+          <w:szCs w:val="18"/>
+        </w:rPr>
+        <w:t xml:space="preserve">Figure 5. Cross-run analogical trust (Layer 2), mechanistic validation. Under a forced wrong prior with spills attributed to it, plausibility degrades 1.00 → 0.75 → 0.53 → 0.36 by Dempster fusion; crossing the blend threshold (0.70) progressively caps the analogy’s speed, and crossing the deployment veto (0.45) makes run 4 start pre-corrected in the conservative analogy.</w:t>
+      </w:r>
+    </w:p>
+    <w:p>
+      <w:pPr>
+        <w:spacing w:after="160" w:line="276" w:lineRule="auto"/>
+      </w:pPr>
+      <w:r>
+        <w:rPr>
+          <w:b/>
+        </w:rPr>
+        <w:t xml:space="preserve">Finding 5 — temporal scales separate as designed</w:t>
+      </w:r>
+      <w:r>
+        <w:t xml:space="preserve"> (Fig. 5): in the twin campaign the Wrong-DST arms show flat, spill-free sequences because per-tick shared-experience evidence corrects the task-blind prior within ≈ 4 s of each run — before any spill can occur — so the run-level trust layer receives no failure signal. The mechanism itself is validated in the controlled trace of Fig. 5. Its operational regime is the physical laboratory, where open-floor cruising genuinely certifies the fast capability and gait-induced spills are invisible to per-tick channels; the twenty-run physical campaign exercises it.</w:t>
+      </w:r>
+    </w:p>
+    <w:p>
+      <w:pPr>
+        <w:spacing w:after="160" w:line="276" w:lineRule="auto"/>
+      </w:pPr>
+      <w:r>
+        <w:rPr>
+          <w:b/>
+        </w:rPr>
+        <w:t xml:space="preserve">Fidelity to theory.</w:t>
+      </w:r>
+      <w:r>
+        <w:t xml:space="preserve"> Four of the five claims instantiated by the campaign are confirmed with statistics (Findings 1-4); the fifth is confirmed mechanistically with its operational regime correctly predicted to lie on the physical robot. Two artefacts were caught and corrected by consistency checking before affecting conclusions: a run with governance silently disabled (excluded) and a single-candidate arm originally mislabelled as the M1 baseline (retained as the HELP-semantics arm; a true fixed-cap M1 was added).</w:t>
+      </w:r>
+    </w:p>
     <w:p>
       <w:pPr>
         <w:spacing w:after="200" w:line="276" w:lineRule="auto"/>
@@ -1677,7 +2556,7 @@
           <w:sz w:val="20"/>
           <w:szCs w:val="20"/>
         </w:rPr>
-        <w:t xml:space="preserve">The five findings and the physical-robot protocol are stated in Section VII.H of the manuscript; this document supplies the methodological detail behind them.</w:t>
+        <w:t xml:space="preserve">Datasets, configurations, the aggregation script and figure-generation code are versioned with the robot stack (commits up to the 2026-07-04 campaign).</w:t>
       </w:r>
     </w:p>
     <w:sectPr>

--- a/docs/G1_Empirical_Validation_VIIH_draft.docx
+++ b/docs/G1_Empirical_Validation_VIIH_draft.docx
@@ -41,7 +41,7 @@
           <w:sz w:val="20"/>
           <w:szCs w:val="20"/>
         </w:rPr>
-        <w:t xml:space="preserve">Simulation campaign 2026-07-04 · Unitree G1 · Gazebo (ROS 2 Humble) · 99 simulation runs, 82 valid formal-campaign runs across 11 arms</w:t>
+        <w:t xml:space="preserve">Simulation campaign 2026-07-04 · Unitree G1 · Gazebo (ROS 2 Humble) · 99 simulation runs, 82 valid formal-campaign runs across 11 arms · rev. 2 (four-layer architecture + runtime certification ratio)</w:t>
       </w:r>
     </w:p>
     <w:p>
@@ -726,10 +726,10 @@
     </w:tbl>
     <w:p>
       <w:pPr>
-        <w:spacing w:after="120" w:line="276" w:lineRule="auto"/>
-      </w:pPr>
-      <w:r>
-        <w:t xml:space="preserve">Readings are median-smoothed (~2.5 s) and each reading's DST uncertainty adds the historical dispersion of its own metric (few-shot margin). Switches are hysteretic; an experience-escalation layer aborts on sustained HELP (≥ 8 s, scaled ×2 for the twin's ≈ 0.5 real-time factor) or a stagnant high-FALLBACK window.</w:t>
+        <w:spacing w:after="140" w:line="276" w:lineRule="auto"/>
+      </w:pPr>
+      <w:r>
+        <w:t xml:space="preserve">Readings are median-smoothed (~2.5 s) and each reading's DST uncertainty adds the historical dispersion of its own metric (few-shot margin). Switches are hysteretic; an experience-escalation layer aborts on sustained HELP or a stagnant high-FALLBACK window.</w:t>
       </w:r>
     </w:p>
     <w:p>
@@ -743,7 +743,7 @@
           <w:sz w:val="26"/>
           <w:szCs w:val="26"/>
         </w:rPr>
-        <w:t xml:space="preserve">3.1  Two-layer trust (thesis Ch. 5 realised on the G1)</w:t>
+        <w:t xml:space="preserve">3.1  Realising the four-layer belief architecture of thesis Chapter 5</w:t>
       </w:r>
     </w:p>
     <w:p>
@@ -751,13 +751,462 @@
         <w:spacing w:after="160" w:line="276" w:lineRule="auto"/>
       </w:pPr>
       <w:r>
+        <w:t xml:space="preserve">Chapter 5 of the thesis specifies three DST belief layers plus a deployment-level Meta-Attention layer, each addressing a distinct failure mode at its own timescale. Table 2 maps each layer to its realisation on the G1. Layers 1-2 run in every governed experiment; Layers 3-4 are implemented and validated but opt-in (they were disabled during the reported campaign so that the published arms remain exactly reproducible).</w:t>
+      </w:r>
+    </w:p>
+    <w:tbl>
+      <w:tblPr>
+        <w:tblW w:w="9250" w:type="dxa"/>
+        <w:tblBorders>
+          <w:top w:val="single" w:sz="4" w:color="8EAADB"/>
+          <w:left w:val="single" w:sz="4" w:color="8EAADB"/>
+          <w:bottom w:val="single" w:sz="4" w:color="8EAADB"/>
+          <w:right w:val="single" w:sz="4" w:color="8EAADB"/>
+          <w:insideH w:val="single" w:sz="4" w:color="8EAADB"/>
+          <w:insideV w:val="single" w:sz="4" w:color="8EAADB"/>
+        </w:tblBorders>
+      </w:tblPr>
+      <w:tblGrid>
+        <w:gridCol w:w="2500"/>
+        <w:gridCol w:w="950"/>
+        <w:gridCol w:w="4600"/>
+        <w:gridCol w:w="1200"/>
+      </w:tblGrid>
+      <w:tr>
+        <w:tc>
+          <w:tcPr>
+            <w:tcW w:w="2500" w:type="dxa"/>
+            <w:shd w:val="clear" w:color="auto" w:fill="1F3864"/>
+            <w:vAlign w:val="center"/>
+          </w:tcPr>
+          <w:p>
+            <w:pPr>
+              <w:spacing w:after="30"/>
+            </w:pPr>
+            <w:r>
+              <w:rPr>
+                <w:b/>
+                <w:color w:val="FFFFFF"/>
+                <w:sz w:val="15"/>
+                <w:szCs w:val="15"/>
+              </w:rPr>
+              <w:t xml:space="preserve">Thesis layer</w:t>
+            </w:r>
+          </w:p>
+        </w:tc>
+        <w:tc>
+          <w:tcPr>
+            <w:tcW w:w="950" w:type="dxa"/>
+            <w:shd w:val="clear" w:color="auto" w:fill="1F3864"/>
+            <w:vAlign w:val="center"/>
+          </w:tcPr>
+          <w:p>
+            <w:pPr>
+              <w:spacing w:after="30"/>
+            </w:pPr>
+            <w:r>
+              <w:rPr>
+                <w:b/>
+                <w:color w:val="FFFFFF"/>
+                <w:sz w:val="15"/>
+                <w:szCs w:val="15"/>
+              </w:rPr>
+              <w:t xml:space="preserve">Timescale</w:t>
+            </w:r>
+          </w:p>
+        </w:tc>
+        <w:tc>
+          <w:tcPr>
+            <w:tcW w:w="4600" w:type="dxa"/>
+            <w:shd w:val="clear" w:color="auto" w:fill="1F3864"/>
+            <w:vAlign w:val="center"/>
+          </w:tcPr>
+          <w:p>
+            <w:pPr>
+              <w:spacing w:after="30"/>
+            </w:pPr>
+            <w:r>
+              <w:rPr>
+                <w:b/>
+                <w:color w:val="FFFFFF"/>
+                <w:sz w:val="15"/>
+                <w:szCs w:val="15"/>
+              </w:rPr>
+              <w:t xml:space="preserve">G1 realisation</w:t>
+            </w:r>
+          </w:p>
+        </w:tc>
+        <w:tc>
+          <w:tcPr>
+            <w:tcW w:w="1200" w:type="dxa"/>
+            <w:shd w:val="clear" w:color="auto" w:fill="1F3864"/>
+            <w:vAlign w:val="center"/>
+          </w:tcPr>
+          <w:p>
+            <w:pPr>
+              <w:spacing w:after="30"/>
+            </w:pPr>
+            <w:r>
+              <w:rPr>
+                <w:b/>
+                <w:color w:val="FFFFFF"/>
+                <w:sz w:val="15"/>
+                <w:szCs w:val="15"/>
+              </w:rPr>
+              <w:t xml:space="preserve">Status</w:t>
+            </w:r>
+          </w:p>
+        </w:tc>
+      </w:tr>
+      <w:tr>
+        <w:tc>
+          <w:tcPr>
+            <w:tcW w:w="2500" w:type="dxa"/>
+            <w:vAlign w:val="center"/>
+          </w:tcPr>
+          <w:p>
+            <w:pPr>
+              <w:spacing w:after="30"/>
+            </w:pPr>
+            <w:r>
+              <w:rPr>
+                <w:sz w:val="15"/>
+                <w:szCs w:val="15"/>
+              </w:rPr>
+              <w:t xml:space="preserve">L1 — path-hazard plausibility (Pl_H): collapse transfer, force conservative</w:t>
+            </w:r>
+          </w:p>
+        </w:tc>
+        <w:tc>
+          <w:tcPr>
+            <w:tcW w:w="950" w:type="dxa"/>
+            <w:vAlign w:val="center"/>
+          </w:tcPr>
+          <w:p>
+            <w:pPr>
+              <w:spacing w:after="30"/>
+            </w:pPr>
+            <w:r>
+              <w:rPr>
+                <w:sz w:val="15"/>
+                <w:szCs w:val="15"/>
+              </w:rPr>
+              <w:t xml:space="preserve">sensor frame</w:t>
+            </w:r>
+          </w:p>
+        </w:tc>
+        <w:tc>
+          <w:tcPr>
+            <w:tcW w:w="4600" w:type="dxa"/>
+            <w:vAlign w:val="center"/>
+          </w:tcPr>
+          <w:p>
+            <w:pPr>
+              <w:spacing w:after="30"/>
+            </w:pPr>
+            <w:r>
+              <w:rPr>
+                <w:sz w:val="15"/>
+                <w:szCs w:val="15"/>
+              </w:rPr>
+              <w:t xml:space="preserve">Per-tick analogy-level DST on the safety reading with QoE regions and hard veto inside the reasoner (strips certification in ~2 ticks; measured ≈4 s correction of a task-blind prior), over the stack's own hard safety guards</w:t>
+            </w:r>
+          </w:p>
+        </w:tc>
+        <w:tc>
+          <w:tcPr>
+            <w:tcW w:w="1200" w:type="dxa"/>
+            <w:vAlign w:val="center"/>
+          </w:tcPr>
+          <w:p>
+            <w:pPr>
+              <w:spacing w:after="30"/>
+            </w:pPr>
+            <w:r>
+              <w:rPr>
+                <w:sz w:val="15"/>
+                <w:szCs w:val="15"/>
+              </w:rPr>
+              <w:t xml:space="preserve">covered (equivalent mechanism)</w:t>
+            </w:r>
+          </w:p>
+        </w:tc>
+      </w:tr>
+      <w:tr>
+        <w:tc>
+          <w:tcPr>
+            <w:tcW w:w="2500" w:type="dxa"/>
+            <w:vAlign w:val="center"/>
+          </w:tcPr>
+          <w:p>
+            <w:pPr>
+              <w:spacing w:after="30"/>
+            </w:pPr>
+            <w:r>
+              <w:rPr>
+                <w:sz w:val="15"/>
+                <w:szCs w:val="15"/>
+              </w:rPr>
+              <w:t xml:space="preserve">L2 — analogy transfer trust (Pl_analogy): outcome evidence per run</w:t>
+            </w:r>
+          </w:p>
+        </w:tc>
+        <w:tc>
+          <w:tcPr>
+            <w:tcW w:w="950" w:type="dxa"/>
+            <w:vAlign w:val="center"/>
+          </w:tcPr>
+          <w:p>
+            <w:pPr>
+              <w:spacing w:after="30"/>
+            </w:pPr>
+            <w:r>
+              <w:rPr>
+                <w:sz w:val="15"/>
+                <w:szCs w:val="15"/>
+              </w:rPr>
+              <w:t xml:space="preserve">run</w:t>
+            </w:r>
+          </w:p>
+        </w:tc>
+        <w:tc>
+          <w:tcPr>
+            <w:tcW w:w="4600" w:type="dxa"/>
+            <w:vAlign w:val="center"/>
+          </w:tcPr>
+          <w:p>
+            <w:pPr>
+              <w:spacing w:after="30"/>
+            </w:pPr>
+            <w:r>
+              <w:rPr>
+                <w:sz w:val="15"/>
+                <w:szCs w:val="15"/>
+              </w:rPr>
+              <w:t xml:space="preserve">Per-analogy Dempster–Shafer belief {match, mismatch, Θ} persisted between runs (G1_M2_STATE); spill → mismatch mass, clean run → match mass; Pl &lt; 0.70 blends the ceiling toward conservative, Pl &lt; 0.45 vetoes deployment and corrects the start-up prior</w:t>
+            </w:r>
+          </w:p>
+        </w:tc>
+        <w:tc>
+          <w:tcPr>
+            <w:tcW w:w="1200" w:type="dxa"/>
+            <w:vAlign w:val="center"/>
+          </w:tcPr>
+          <w:p>
+            <w:pPr>
+              <w:spacing w:after="30"/>
+            </w:pPr>
+            <w:r>
+              <w:rPr>
+                <w:sz w:val="15"/>
+                <w:szCs w:val="15"/>
+              </w:rPr>
+              <w:t xml:space="preserve">implemented</w:t>
+            </w:r>
+          </w:p>
+        </w:tc>
+      </w:tr>
+      <w:tr>
+        <w:tc>
+          <w:tcPr>
+            <w:tcW w:w="2500" w:type="dxa"/>
+            <w:vAlign w:val="center"/>
+          </w:tcPr>
+          <w:p>
+            <w:pPr>
+              <w:spacing w:after="30"/>
+            </w:pPr>
+            <w:r>
+              <w:rPr>
+                <w:sz w:val="15"/>
+                <w:szCs w:val="15"/>
+              </w:rPr>
+              <w:t xml:space="preserve">L3 — environment relevance (Pl_env): relax / escalate spatial assumptions</w:t>
+            </w:r>
+          </w:p>
+        </w:tc>
+        <w:tc>
+          <w:tcPr>
+            <w:tcW w:w="950" w:type="dxa"/>
+            <w:vAlign w:val="center"/>
+          </w:tcPr>
+          <w:p>
+            <w:pPr>
+              <w:spacing w:after="30"/>
+            </w:pPr>
+            <w:r>
+              <w:rPr>
+                <w:sz w:val="15"/>
+                <w:szCs w:val="15"/>
+              </w:rPr>
+              <w:t xml:space="preserve">run (continuous)</w:t>
+            </w:r>
+          </w:p>
+        </w:tc>
+        <w:tc>
+          <w:tcPr>
+            <w:tcW w:w="4600" w:type="dxa"/>
+            <w:vAlign w:val="center"/>
+          </w:tcPr>
+          <w:p>
+            <w:pPr>
+              <w:spacing w:after="30"/>
+            </w:pPr>
+            <w:r>
+              <w:rPr>
+                <w:sz w:val="15"/>
+                <w:szCs w:val="15"/>
+              </w:rPr>
+              <w:t xml:space="preserve">EMA of the median clearance relative to the active analogy's expected boundary, clamped to [0.85, 1.15]; scales profile ceilings only (never FALLBACK/HELP; bounds 0.22-0.40). Validated: open environment raises the Cautious ceiling 0.28 → 0.32, narrow lowers it → 0.26</w:t>
+            </w:r>
+          </w:p>
+        </w:tc>
+        <w:tc>
+          <w:tcPr>
+            <w:tcW w:w="1200" w:type="dxa"/>
+            <w:vAlign w:val="center"/>
+          </w:tcPr>
+          <w:p>
+            <w:pPr>
+              <w:spacing w:after="30"/>
+            </w:pPr>
+            <w:r>
+              <w:rPr>
+                <w:sz w:val="15"/>
+                <w:szCs w:val="15"/>
+              </w:rPr>
+              <w:t xml:space="preserve">implemented (opt-in G1_M2_L3)</w:t>
+            </w:r>
+          </w:p>
+        </w:tc>
+      </w:tr>
+      <w:tr>
+        <w:tc>
+          <w:tcPr>
+            <w:tcW w:w="2500" w:type="dxa"/>
+            <w:vAlign w:val="center"/>
+          </w:tcPr>
+          <w:p>
+            <w:pPr>
+              <w:spacing w:after="30"/>
+            </w:pPr>
+            <w:r>
+              <w:rPr>
+                <w:sz w:val="15"/>
+                <w:szCs w:val="15"/>
+              </w:rPr>
+              <w:t xml:space="preserve">L4 — Meta-Attention: chronic low fulfilment despite high trust → profile mismatch</w:t>
+            </w:r>
+          </w:p>
+        </w:tc>
+        <w:tc>
+          <w:tcPr>
+            <w:tcW w:w="950" w:type="dxa"/>
+            <w:vAlign w:val="center"/>
+          </w:tcPr>
+          <w:p>
+            <w:pPr>
+              <w:spacing w:after="30"/>
+            </w:pPr>
+            <w:r>
+              <w:rPr>
+                <w:sz w:val="15"/>
+                <w:szCs w:val="15"/>
+              </w:rPr>
+              <w:t xml:space="preserve">deployment (run window)</w:t>
+            </w:r>
+          </w:p>
+        </w:tc>
+        <w:tc>
+          <w:tcPr>
+            <w:tcW w:w="4600" w:type="dxa"/>
+            <w:vAlign w:val="center"/>
+          </w:tcPr>
+          <w:p>
+            <w:pPr>
+              <w:spacing w:after="30"/>
+            </w:pPr>
+            <w:r>
+              <w:rPr>
+                <w:sz w:val="15"/>
+                <w:szCs w:val="15"/>
+              </w:rPr>
+              <w:t xml:space="preserve">Per-run mean fulfilment history persisted with the L2 state; fulfilment &lt; 0.45 over 3 consecutive runs with Pl ≥ 0.45 under the same profile → start-up re-selection of the alternative profile. The experience-escalation abort (sustained HELP) covers the within-run part of this timescale</w:t>
+            </w:r>
+          </w:p>
+        </w:tc>
+        <w:tc>
+          <w:tcPr>
+            <w:tcW w:w="1200" w:type="dxa"/>
+            <w:vAlign w:val="center"/>
+          </w:tcPr>
+          <w:p>
+            <w:pPr>
+              <w:spacing w:after="30"/>
+            </w:pPr>
+            <w:r>
+              <w:rPr>
+                <w:sz w:val="15"/>
+                <w:szCs w:val="15"/>
+              </w:rPr>
+              <w:t xml:space="preserve">implemented (opt-in G1_M2_L4)</w:t>
+            </w:r>
+          </w:p>
+        </w:tc>
+      </w:tr>
+    </w:tbl>
+    <w:p>
+      <w:pPr>
+        <w:spacing w:after="180" w:line="276" w:lineRule="auto"/>
+      </w:pPr>
+      <w:r>
+        <w:rPr>
+          <w:i/>
+          <w:color w:val="595959"/>
+          <w:sz w:val="18"/>
+          <w:szCs w:val="18"/>
+        </w:rPr>
+        <w:t xml:space="preserve">Table 2. Thesis Ch. 5 four-layer architecture mapped to the G1 runtime. All four layers live in the bridge; the meta-reasoner itself is untouched.</w:t>
+      </w:r>
+    </w:p>
+    <w:p>
+      <w:pPr>
+        <w:spacing w:after="160" w:line="276" w:lineRule="auto"/>
+      </w:pPr>
+      <w:r>
+        <w:t xml:space="preserve">Two details differ from the 2-D study, both additive. First, the </w:t>
+      </w:r>
+      <w:r>
         <w:rPr>
           <w:b/>
         </w:rPr>
-        <w:t xml:space="preserve">Intra-run (fragility channel).</w:t>
-      </w:r>
-      <w:r>
-        <w:t xml:space="preserve"> Each spill drives the fragility meta-parameter: one spill lowers it to caution (≈ 0.52), two to the FALLBACK band (≈ 0.31), three or more into the dangerous region (&lt; 0.12) where the hard veto forces HELP; recovery follows a ~25 s time constant. A spill is a certain event, not a noisy sensor reading, so it bypasses median smoothing.</w:t>
+        <w:t xml:space="preserve">fragility channel acts within the run</w:t>
+      </w:r>
+      <w:r>
+        <w:t xml:space="preserve"> (one spill → caution ≈ 0.52, two → FALLBACK band ≈ 0.31, three or more → dangerous &lt; 0.12 and a hard-veto HELP; ~25 s recovery), which the 2-D study could not do because its spill evidence arrived only per run — the tick-level DST of the runtime makes the intra-run channel possible. Second, spill evidence is attributed to the analogy </w:t>
+      </w:r>
+      <w:r>
+        <w:rPr>
+          <w:b/>
+        </w:rPr>
+        <w:t xml:space="preserve">governing at the moment of the spill</w:t>
+      </w:r>
+      <w:r>
+        <w:t xml:space="preserve">, not to the whole run, sharpening the Layer-2 credit assignment.</w:t>
+      </w:r>
+    </w:p>
+    <w:p>
+      <w:pPr>
+        <w:spacing w:after="100" w:line="276" w:lineRule="auto"/>
+      </w:pPr>
+      <w:r>
+        <w:rPr>
+          <w:b/>
+          <w:color w:val="2E74B5"/>
+          <w:sz w:val="26"/>
+          <w:szCs w:val="26"/>
+        </w:rPr>
+        <w:t xml:space="preserve">3.2  Runtime certification ratio (ρ_DCA)</w:t>
       </w:r>
     </w:p>
     <w:p>
@@ -765,13 +1214,29 @@
         <w:spacing w:after="160" w:line="276" w:lineRule="auto"/>
       </w:pPr>
       <w:r>
-        <w:rPr>
-          <w:b/>
-        </w:rPr>
-        <w:t xml:space="preserve">Cross-run (Layer 2).</w:t>
-      </w:r>
-      <w:r>
-        <w:t xml:space="preserve"> A per-analogy Dempster–Shafer belief over {match, mismatch, Θ} is persisted between runs. At each run's end, outcome evidence is fused by Dempster's rule: a spill under analogy A adds mismatch mass to A; a clean run adds match mass to the governing analogy. Plausibility Pl = m(match) + m(Θ) gates deployment: below 0.70 the analogy's ceiling is blended toward the conservative policy (the thesis policy blend); below 0.45 it is not deployed, and a discredited initial prior is replaced at start-up (zero-shot correction). The reasoner itself is untouched; both layers live in the bridge.</w:t>
+        <w:t xml:space="preserve">The paper's robustness certificate is instantiated as a runtime quantity and logged with every governance decision:</w:t>
+      </w:r>
+    </w:p>
+    <w:p>
+      <w:pPr>
+        <w:spacing w:after="120" w:line="276" w:lineRule="auto"/>
+      </w:pPr>
+      <w:r>
+        <w:rPr>
+          <w:rFonts w:ascii="Consolas" w:hAnsi="Consolas"/>
+          <w:color w:val="333333"/>
+          <w:sz w:val="18"/>
+          <w:szCs w:val="18"/>
+        </w:rPr>
+        <w:t xml:space="preserve">ρ̂ = max(0, Δmargin) / ( task_uncertainty_gap(winner) + 0.5·θ_mismatch(winner) + 0.02 )</w:t>
+      </w:r>
+    </w:p>
+    <w:p>
+      <w:pPr>
+        <w:spacing w:after="160" w:line="276" w:lineRule="auto"/>
+      </w:pPr>
+      <w:r>
+        <w:t xml:space="preserve">where Δmargin is the stable-fulfilment gap between the two best deployable candidates (or the distance to the certification threshold when only one is deployable), task_uncertainty_gap is the DST-measured calibration budget (the θ_QoE proxy), and θ_mismatch is the L2 distance between normalised task and analogy attention vectors (computed from configuration; B constants set to 1 and ξ_rep declared unmeasured at runtime). Validation reproduces the paper's regimes empirically: ρ̂ = 1.50 in an open corridor with clean readings (stable) versus ρ̂ = 0.58 under degraded, oscillating readings (non-certifiable). The value is recorded per tick (meta2_rho) so certification traces analogous to Table V of the manuscript can be produced from any run.</w:t>
       </w:r>
     </w:p>
     <w:p>
@@ -823,7 +1288,7 @@
         <w:spacing w:after="160" w:line="276" w:lineRule="auto"/>
       </w:pPr>
       <w:r>
-        <w:t xml:space="preserve">Table 1 reports all eleven arms. Risk is the fraction of run time with the liquid surface above 70% of freeboard; HELP counts governed aborts (sustained empty deployable set); times average reached runs only.</w:t>
+        <w:t xml:space="preserve">Table 3 reports all eleven arms. Risk is the fraction of run time with the liquid surface above 70% of freeboard; HELP counts governed aborts (sustained empty deployable set); times average reached runs only.</w:t>
       </w:r>
     </w:p>
     <w:tbl>
@@ -2207,7 +2672,7 @@
           <w:sz w:val="18"/>
           <w:szCs w:val="18"/>
         </w:rPr>
-        <w:t xml:space="preserve">Table 1. Full campaign results (82 valid runs). Lab-QoE = QoE boundaries calibrated on the physical laboratory; twin-QoE = re-calibrated from measured twin distributions.</w:t>
+        <w:t xml:space="preserve">Table 3. Full campaign results (82 valid runs). Lab-QoE = QoE boundaries calibrated on the physical laboratory; twin-QoE = re-calibrated from measured twin distributions.</w:t>
       </w:r>
     </w:p>
     <w:p>
@@ -2528,7 +2993,7 @@
         <w:t xml:space="preserve">Finding 5 — temporal scales separate as designed</w:t>
       </w:r>
       <w:r>
-        <w:t xml:space="preserve"> (Fig. 5): in the twin campaign the Wrong-DST arms show flat, spill-free sequences because per-tick shared-experience evidence corrects the task-blind prior within ≈ 4 s of each run — before any spill can occur — so the run-level trust layer receives no failure signal. The mechanism itself is validated in the controlled trace of Fig. 5. Its operational regime is the physical laboratory, where open-floor cruising genuinely certifies the fast capability and gait-induced spills are invisible to per-tick channels; the twenty-run physical campaign exercises it.</w:t>
+        <w:t xml:space="preserve"> (Fig. 5): in the twin campaign the Wrong-DST arms show flat, spill-free sequences because per-tick shared-experience evidence (the Layer-1 timescale) corrects the task-blind prior within ≈ 4 s of each run — before any spill can occur — so the run-level trust layer receives no failure signal. The mechanism itself is validated in the controlled trace of Fig. 5. Its operational regime is the physical laboratory, where open-floor cruising genuinely certifies the fast capability and gait-induced spills are invisible to per-tick channels; the twenty-run physical campaign exercises it.</w:t>
       </w:r>
     </w:p>
     <w:p>
@@ -2556,7 +3021,7 @@
           <w:sz w:val="20"/>
           <w:szCs w:val="20"/>
         </w:rPr>
-        <w:t xml:space="preserve">Datasets, configurations, the aggregation script and figure-generation code are versioned with the robot stack (commits up to the 2026-07-04 campaign).</w:t>
+        <w:t xml:space="preserve">Datasets, configurations, the aggregation script and figure-generation code are versioned with the robot stack (commits up to the 2026-07-04 campaign; four-layer architecture and runtime certification ratio added in rev. 2).</w:t>
       </w:r>
     </w:p>
     <w:sectPr>

--- a/docs/G1_Empirical_Validation_VIIH_draft.docx
+++ b/docs/G1_Empirical_Validation_VIIH_draft.docx
@@ -27,7 +27,7 @@
           <w:sz w:val="22"/>
           <w:szCs w:val="22"/>
         </w:rPr>
-        <w:t xml:space="preserve">Methods, spill model, governance algorithm and full campaign results — supporting material for Section VII.H</w:t>
+        <w:t xml:space="preserve">Methods, spill model, governance algorithm, full campaign results and theory-consistency audit — supporting material for Section VII.H</w:t>
       </w:r>
     </w:p>
     <w:p>
@@ -41,7 +41,7 @@
           <w:sz w:val="20"/>
           <w:szCs w:val="20"/>
         </w:rPr>
-        <w:t xml:space="preserve">Simulation campaign 2026-07-04 · Unitree G1 · Gazebo (ROS 2 Humble) · 99 simulation runs, 82 valid formal-campaign runs across 11 arms · rev. 2 (four-layer architecture + runtime certification ratio)</w:t>
+        <w:t xml:space="preserve">Simulation campaigns 2026-07-04 · Unitree G1 · Gazebo (ROS 2 Humble) · 103 simulation runs, 86 valid governed/baseline runs across 12 arms · rev. 3 (adds pre-deployment validation of the four-layer configuration, live ρ̂ traces, and the claim-by-claim consistency audit)</w:t>
       </w:r>
     </w:p>
     <w:p>
@@ -751,7 +751,7 @@
         <w:spacing w:after="160" w:line="276" w:lineRule="auto"/>
       </w:pPr>
       <w:r>
-        <w:t xml:space="preserve">Chapter 5 of the thesis specifies three DST belief layers plus a deployment-level Meta-Attention layer, each addressing a distinct failure mode at its own timescale. Table 2 maps each layer to its realisation on the G1. Layers 1-2 run in every governed experiment; Layers 3-4 are implemented and validated but opt-in (they were disabled during the reported campaign so that the published arms remain exactly reproducible).</w:t>
+        <w:t xml:space="preserve">Chapter 5 of the thesis specifies three DST belief layers plus a deployment-level Meta-Attention layer, each addressing a distinct failure mode at its own timescale. Table 2 maps each layer to its realisation on the G1. Layers 1-2 ran in every governed campaign arm; Layers 3-4 are opt-in (disabled during the reported campaign so the published arms remain exactly reproducible) and were validated in the loop by the pre-deployment arm of §5.1.</w:t>
       </w:r>
     </w:p>
     <w:tbl>
@@ -1001,7 +1001,7 @@
                 <w:sz w:val="15"/>
                 <w:szCs w:val="15"/>
               </w:rPr>
-              <w:t xml:space="preserve">implemented</w:t>
+              <w:t xml:space="preserve">implemented; exercised in campaign</w:t>
             </w:r>
           </w:p>
         </w:tc>
@@ -1057,7 +1057,7 @@
                 <w:sz w:val="15"/>
                 <w:szCs w:val="15"/>
               </w:rPr>
-              <w:t xml:space="preserve">EMA of the median clearance relative to the active analogy's expected boundary, clamped to [0.85, 1.15]; scales profile ceilings only (never FALLBACK/HELP; bounds 0.22-0.40). Validated: open environment raises the Cautious ceiling 0.28 → 0.32, narrow lowers it → 0.26</w:t>
+              <w:t xml:space="preserve">EMA of the median clearance relative to the active analogy's expected boundary, clamped to [0.85, 1.15]; scales profile ceilings only (never FALLBACK/HELP; bounds 0.22-0.40)</w:t>
             </w:r>
           </w:p>
         </w:tc>
@@ -1075,7 +1075,7 @@
                 <w:sz w:val="15"/>
                 <w:szCs w:val="15"/>
               </w:rPr>
-              <w:t xml:space="preserve">implemented (opt-in G1_M2_L3)</w:t>
+              <w:t xml:space="preserve">implemented; in-loop validated (§5.1)</w:t>
             </w:r>
           </w:p>
         </w:tc>
@@ -1131,7 +1131,7 @@
                 <w:sz w:val="15"/>
                 <w:szCs w:val="15"/>
               </w:rPr>
-              <w:t xml:space="preserve">Per-run mean fulfilment history persisted with the L2 state; fulfilment &lt; 0.45 over 3 consecutive runs with Pl ≥ 0.45 under the same profile → start-up re-selection of the alternative profile. The experience-escalation abort (sustained HELP) covers the within-run part of this timescale</w:t>
+              <w:t xml:space="preserve">Per-run mean fulfilment history persisted with the L2 state; fulfilment &lt; 0.45 over 3 consecutive runs with Pl ≥ 0.45 under the same profile → start-up re-selection of the alternative profile. The experience-escalation abort covers the within-run part of this timescale</w:t>
             </w:r>
           </w:p>
         </w:tc>
@@ -1149,7 +1149,7 @@
                 <w:sz w:val="15"/>
                 <w:szCs w:val="15"/>
               </w:rPr>
-              <w:t xml:space="preserve">implemented (opt-in G1_M2_L4)</w:t>
+              <w:t xml:space="preserve">implemented; in-loop validated (§5.1)</w:t>
             </w:r>
           </w:p>
         </w:tc>
@@ -1183,7 +1183,7 @@
         <w:t xml:space="preserve">fragility channel acts within the run</w:t>
       </w:r>
       <w:r>
-        <w:t xml:space="preserve"> (one spill → caution ≈ 0.52, two → FALLBACK band ≈ 0.31, three or more → dangerous &lt; 0.12 and a hard-veto HELP; ~25 s recovery), which the 2-D study could not do because its spill evidence arrived only per run — the tick-level DST of the runtime makes the intra-run channel possible. Second, spill evidence is attributed to the analogy </w:t>
+        <w:t xml:space="preserve"> (one spill → caution ≈ 0.52, two → FALLBACK band ≈ 0.31, three or more → dangerous &lt; 0.12 and a hard-veto HELP; ~25 s recovery), which the 2-D study could not do because its spill evidence arrived only per run. Second, spill evidence is attributed to the analogy </w:t>
       </w:r>
       <w:r>
         <w:rPr>
@@ -1192,7 +1192,7 @@
         <w:t xml:space="preserve">governing at the moment of the spill</w:t>
       </w:r>
       <w:r>
-        <w:t xml:space="preserve">, not to the whole run, sharpening the Layer-2 credit assignment.</w:t>
+        <w:t xml:space="preserve">, sharpening the Layer-2 credit assignment.</w:t>
       </w:r>
     </w:p>
     <w:p>
@@ -1236,7 +1236,7 @@
         <w:spacing w:after="160" w:line="276" w:lineRule="auto"/>
       </w:pPr>
       <w:r>
-        <w:t xml:space="preserve">where Δmargin is the stable-fulfilment gap between the two best deployable candidates (or the distance to the certification threshold when only one is deployable), task_uncertainty_gap is the DST-measured calibration budget (the θ_QoE proxy), and θ_mismatch is the L2 distance between normalised task and analogy attention vectors (computed from configuration; B constants set to 1 and ξ_rep declared unmeasured at runtime). Validation reproduces the paper's regimes empirically: ρ̂ = 1.50 in an open corridor with clean readings (stable) versus ρ̂ = 0.58 under degraded, oscillating readings (non-certifiable). The value is recorded per tick (meta2_rho) so certification traces analogous to Table V of the manuscript can be produced from any run.</w:t>
+        <w:t xml:space="preserve">where Δmargin is the stable-fulfilment gap between the two best deployable candidates (or the distance to the certification threshold when only one is deployable), task_uncertainty_gap is the DST-measured calibration budget (the θ_QoE proxy), and θ_mismatch is the L2 distance between normalised task and analogy attention vectors (B constants set to 1; ξ_rep declared unmeasured at runtime). Controlled validation reproduces the paper's regimes: ρ̂ = 1.50 with clean readings versus ρ̂ = 0.58 under degraded, oscillating readings. Live traces are analysed in §5.1.</w:t>
       </w:r>
     </w:p>
     <w:p>
@@ -1266,7 +1266,7 @@
         <w:spacing w:after="160" w:line="276" w:lineRule="auto"/>
       </w:pPr>
       <w:r>
-        <w:t xml:space="preserve">99 simulation runs were executed in total: 82 valid formal-campaign runs across 11 governance arms (8 per arm; 6 for sealed-lid arms), plus development and validation runs (adapter bring-up, collision-physics correction, smoke tests) and one run excluded by audit (governance silently disabled by a mid-campaign code edit — detected by a per-tick telemetry check and discarded). Every run resets Gazebo to a fresh world with the robot at waypoint A and executes an autonomous A→B traverse headless; arms alternate to share machine-load drift; datasets are tagged env=sim with a per-arm identifier. Statistics follow the thesis protocol: mean ± 95% CI (1.96·s/√n).</w:t>
+        <w:t xml:space="preserve">103 simulation runs were executed in total: 82 valid formal-campaign runs across 11 governance arms (8 per arm; 6 for sealed-lid arms), a 4-run pre-deployment validation arm (§5.1), plus development and validation runs, and one run excluded by audit (governance silently disabled by a mid-campaign code edit — detected by a per-tick telemetry check and discarded). Every run resets Gazebo to a fresh world with the robot at waypoint A and executes an autonomous A→B traverse headless; arms alternate to share machine-load drift; datasets are tagged env=sim with a per-arm identifier. Statistics follow the thesis protocol: mean ± 95% CI (1.96·s/√n).</w:t>
       </w:r>
     </w:p>
     <w:p>
@@ -1288,7 +1288,7 @@
         <w:spacing w:after="160" w:line="276" w:lineRule="auto"/>
       </w:pPr>
       <w:r>
-        <w:t xml:space="preserve">Table 3 reports all eleven arms. Risk is the fraction of run time with the liquid surface above 70% of freeboard; HELP counts governed aborts (sustained empty deployable set); times average reached runs only.</w:t>
+        <w:t xml:space="preserve">Table 3 reports all eleven formal arms. Risk is the fraction of run time with the liquid surface above 70% of freeboard; HELP counts governed aborts (sustained empty deployable set); times average reached runs only.</w:t>
       </w:r>
     </w:p>
     <w:tbl>
@@ -2794,7 +2794,7 @@
         <w:t xml:space="preserve">Finding 1 — deployability governance converts spills into bounded time cost</w:t>
       </w:r>
       <w:r>
-        <w:t xml:space="preserve"> (Fig. 1): M0 spills 0.50/run at 8.1% exposure; M2 payload governance eliminates spills (0/8; 0.4%) at +29% time with 8/8 completion. </w:t>
+        <w:t xml:space="preserve"> (Fig. 1). </w:t>
       </w:r>
       <w:r>
         <w:rPr>
@@ -2803,7 +2803,7 @@
         <w:t xml:space="preserve">Finding 2 — HELP semantics</w:t>
       </w:r>
       <w:r>
-        <w:t xml:space="preserve">: with a single-analogy candidate set, a mobility hard veto while pressing the corridor pinch empties the deployable set; sustained HELP aborts the run (3/8). This is the specified conservative non-selection behaviour, not a failure.</w:t>
+        <w:t xml:space="preserve">: a mobility hard veto with a single-analogy candidate set empties the deployable set; sustained HELP aborts the run (3/8) — the specified conservative non-selection behaviour, not a failure.</w:t>
       </w:r>
     </w:p>
     <w:p>
@@ -2857,21 +2857,7 @@
           <w:sz w:val="18"/>
           <w:szCs w:val="18"/>
         </w:rPr>
-        <w:t xml:space="preserve">Figure 3. The calibration-limited regime, observed live. The physical-lab QoE boundary for the efficient capability (0.75) sits above the twin’s cruise clearance distribution: the capability is never certifiable on the twin until the boundary is re-calibrated from measured distributions (0.60), per the interface-refinement pattern.</w:t>
-      </w:r>
-    </w:p>
-    <w:p>
-      <w:pPr>
-        <w:spacing w:after="160" w:line="276" w:lineRule="auto"/>
-      </w:pPr>
-      <w:r>
-        <w:rPr>
-          <w:b/>
-        </w:rPr>
-        <w:t xml:space="preserve">Finding 3 — θ_QoE in deployment</w:t>
-      </w:r>
-      <w:r>
-        <w:t xml:space="preserve"> (Fig. 3): the twin's clearance distribution is systematically narrower than the physical laboratory's; running the lab calibration unchanged leaves Efficient_Nav non-certifiable for entire runs. Re-calibration restored certification in open stretches without touching the reasoner or the physical-robot configuration.</w:t>
+        <w:t xml:space="preserve">Figure 3. The calibration-limited regime, observed live: the physical-lab QoE boundary (0.75) sits above the twin’s cruise clearance distribution; re-calibration from measured distributions (0.60) restores certification, per the interface-refinement pattern.</w:t>
       </w:r>
     </w:p>
     <w:p>
@@ -2925,7 +2911,7 @@
           <w:sz w:val="18"/>
           <w:szCs w:val="18"/>
         </w:rPr>
-        <w:t xml:space="preserve">Figure 4. Lid-state deltas. The ungoverned baseline improves only through physics (fewer realised spills, identical exposure); the twin-calibrated governed system also converts the sealed lid into speed (102.5 ± 2.2 s vs 111.5 ± 7.3 s), a policy-level exploitation unavailable to fixed baselines.</w:t>
+        <w:t xml:space="preserve">Figure 4. Lid-state deltas: passive physics for the ungoverned baseline versus policy-level exploitation by the twin-calibrated governed system (102.5 ± 2.2 s vs 111.5 ± 7.3 s).</w:t>
       </w:r>
     </w:p>
     <w:p>
@@ -2979,7 +2965,21 @@
           <w:sz w:val="18"/>
           <w:szCs w:val="18"/>
         </w:rPr>
-        <w:t xml:space="preserve">Figure 5. Cross-run analogical trust (Layer 2), mechanistic validation. Under a forced wrong prior with spills attributed to it, plausibility degrades 1.00 → 0.75 → 0.53 → 0.36 by Dempster fusion; crossing the blend threshold (0.70) progressively caps the analogy’s speed, and crossing the deployment veto (0.45) makes run 4 start pre-corrected in the conservative analogy.</w:t>
+        <w:t xml:space="preserve">Figure 5. Cross-run analogical trust (Layer 2), mechanistic validation: plausibility degrades 1.00 → 0.75 → 0.53 → 0.36 under a forced wrong prior, and run 4 starts pre-corrected.</w:t>
+      </w:r>
+    </w:p>
+    <w:p>
+      <w:pPr>
+        <w:spacing w:after="100" w:line="276" w:lineRule="auto"/>
+      </w:pPr>
+      <w:r>
+        <w:rPr>
+          <w:b/>
+          <w:color w:val="2E74B5"/>
+          <w:sz w:val="26"/>
+          <w:szCs w:val="26"/>
+        </w:rPr>
+        <w:t xml:space="preserve">5.1  Pre-deployment validation of the full four-layer configuration</w:t>
       </w:r>
     </w:p>
     <w:p>
@@ -2987,13 +2987,70 @@
         <w:spacing w:after="160" w:line="276" w:lineRule="auto"/>
       </w:pPr>
       <w:r>
+        <w:t xml:space="preserve">Before the physical campaign, the exact configuration recommended for the real robot (Layers 1-4 active, belief state persisted across runs, ρ̂ logged) ran a dedicated 4-run arm. All four runs reached the goal with </w:t>
+      </w:r>
+      <w:r>
         <w:rPr>
           <w:b/>
         </w:rPr>
-        <w:t xml:space="preserve">Finding 5 — temporal scales separate as designed</w:t>
-      </w:r>
-      <w:r>
-        <w:t xml:space="preserve"> (Fig. 5): in the twin campaign the Wrong-DST arms show flat, spill-free sequences because per-tick shared-experience evidence (the Layer-1 timescale) corrects the task-blind prior within ≈ 4 s of each run — before any spill can occur — so the run-level trust layer receives no failure signal. The mechanism itself is validated in the controlled trace of Fig. 5. Its operational regime is the physical laboratory, where open-floor cruising genuinely certifies the fast capability and gait-induced spills are invisible to per-tick channels; the twenty-run physical campaign exercises it.</w:t>
+        <w:t xml:space="preserve">zero spills and zero governed aborts</w:t>
+      </w:r>
+      <w:r>
+        <w:t xml:space="preserve"> (mean time 97.4 ± 5.6 s; risk 1.5 ± 0.7%). Layer 3 modulated the profile ceiling within [0.24, 0.32] without oscillation (only 2.7-2.8% of consecutive decisions changed the ceiling by more than 0.005), and recovered roughly a third of the governance time cost relative to the plain payload arm (97.4 s vs 107.9 s) while the surface never crossed the spill threshold (peak |η|/freeboard ≤ 0.99). The persisted state remained healthy: both plausibilities at 1.0 after four clean runs and per-run fulfilment 0.72-0.77, far above the Layer-4 mismatch threshold — no false profile re-selection.</w:t>
+      </w:r>
+    </w:p>
+    <w:p>
+      <w:pPr>
+        <w:jc w:val="center"/>
+        <w:spacing w:after="60"/>
+      </w:pPr>
+      <w:r>
+        <w:drawing>
+          <wp:inline xmlns:wp="http://schemas.openxmlformats.org/drawingml/2006/wordprocessingDrawing" distT="0" distB="0" distL="0" distR="0">
+            <wp:extent cx="5157216" cy="3127248"/>
+            <wp:docPr id="6" name="Fig6"/>
+            <a:graphic xmlns:a="http://schemas.openxmlformats.org/drawingml/2006/main">
+              <a:graphicData uri="http://schemas.openxmlformats.org/drawingml/2006/picture">
+                <pic:pic xmlns:pic="http://schemas.openxmlformats.org/drawingml/2006/picture">
+                  <pic:nvPicPr>
+                    <pic:cNvPr id="6" name="Fig6"/>
+                    <pic:cNvPicPr/>
+                  </pic:nvPicPr>
+                  <pic:blipFill>
+                    <a:blip xmlns:r="http://schemas.openxmlformats.org/officeDocument/2006/relationships" r:embed="rIdImg6"/>
+                    <a:stretch>
+                      <a:fillRect/>
+                    </a:stretch>
+                  </pic:blipFill>
+                  <pic:spPr>
+                    <a:xfrm>
+                      <a:off x="0" y="0"/>
+                      <a:ext cx="5157216" cy="3127248"/>
+                    </a:xfrm>
+                    <a:prstGeom prst="rect">
+                      <a:avLst/>
+                    </a:prstGeom>
+                  </pic:spPr>
+                </pic:pic>
+              </a:graphicData>
+            </a:graphic>
+          </wp:inline>
+        </w:drawing>
+      </w:r>
+    </w:p>
+    <w:p>
+      <w:pPr>
+        <w:spacing w:after="220" w:line="276" w:lineRule="auto"/>
+        <w:jc w:val="center"/>
+      </w:pPr>
+      <w:r>
+        <w:rPr>
+          <w:i/>
+          <w:color w:val="595959"/>
+          <w:sz w:val="18"/>
+          <w:szCs w:val="18"/>
+        </w:rPr>
+        <w:t xml:space="preserve">Figure 6. Live ρ̂ trace from a pre-deployment run. The ratio is HIGH inside the corridor/doorway (median 1.25: readings are steady, the conservative decision is unambiguous — certified) and LOW in open cruising (median ≈ 0.4: clearance flickers, the DST intervals widen, and the fast-versus-careful arbitration is genuinely fragile — boundary regime). The certificate flags where arbitration is vulnerable, not where the environment is dangerous.</w:t>
       </w:r>
     </w:p>
     <w:p>
@@ -3001,13 +3058,870 @@
         <w:spacing w:after="160" w:line="276" w:lineRule="auto"/>
       </w:pPr>
       <w:r>
+        <w:t xml:space="preserve">The live trace refines the reading of ρ̂: it certifies </w:t>
+      </w:r>
+      <w:r>
         <w:rPr>
           <w:b/>
         </w:rPr>
-        <w:t xml:space="preserve">Fidelity to theory.</w:t>
-      </w:r>
-      <w:r>
-        <w:t xml:space="preserve"> Four of the five claims instantiated by the campaign are confirmed with statistics (Findings 1-4); the fifth is confirmed mechanistically with its operational regime correctly predicted to lie on the physical robot. Two artefacts were caught and corrected by consistency checking before affecting conclusions: a run with governance silently disabled (excluded) and a single-candidate arm originally mislabelled as the M1 baseline (retained as the HELP-semantics arm; a true fixed-cap M1 was added).</w:t>
+        <w:t xml:space="preserve">decision robustness</w:t>
+      </w:r>
+      <w:r>
+        <w:t xml:space="preserve">, not situational safety. In the doorway the world is unambiguous and the decision margin dwarfs the perturbation budget; in open stretches the flickering laser widens the few-shot DST margins and the arbitration between profiles is genuinely contestable — exactly the conservative behaviour the theory prescribes (hysteresis holds the incumbent; FALLBACK bursts concentrate there). The absolute scale of ρ̂ depends on the instantiation constants (B = 1); calibrating them so that ρ̂ ≥ 1 empirically coincides with decisions that never need reversal is a planned exercise over the physical-robot traces.</w:t>
+      </w:r>
+    </w:p>
+    <w:p>
+      <w:pPr>
+        <w:spacing w:after="120"/>
+      </w:pPr>
+      <w:r>
+        <w:br w:type="page"/>
+      </w:r>
+    </w:p>
+    <w:p>
+      <w:pPr>
+        <w:spacing w:after="80" w:line="276" w:lineRule="auto"/>
+      </w:pPr>
+      <w:r>
+        <w:rPr>
+          <w:b/>
+          <w:color w:val="1F3864"/>
+          <w:sz w:val="32"/>
+          <w:szCs w:val="32"/>
+        </w:rPr>
+        <w:t xml:space="preserve">6.  Consistency with theory: claim-by-claim audit</w:t>
+      </w:r>
+    </w:p>
+    <w:p>
+      <w:pPr>
+        <w:spacing w:after="160" w:line="276" w:lineRule="auto"/>
+      </w:pPr>
+      <w:r>
+        <w:t xml:space="preserve">Every claim that the campaign instantiates is listed below with its verdict. No claim was found inconsistent; two artefacts were caught by the audit process itself and corrected before affecting conclusions (a run with governance silently disabled, excluded; and a single-candidate arm originally mislabelled as the M1 baseline, retained instead as the HELP-semantics arm).</w:t>
+      </w:r>
+    </w:p>
+    <w:p>
+      <w:pPr>
+        <w:spacing w:after="100" w:line="276" w:lineRule="auto"/>
+      </w:pPr>
+      <w:r>
+        <w:rPr>
+          <w:b/>
+          <w:color w:val="2E74B5"/>
+          <w:sz w:val="26"/>
+          <w:szCs w:val="26"/>
+        </w:rPr>
+        <w:t xml:space="preserve">6.1  Paper (Decentralised Capability Abstraction)</w:t>
+      </w:r>
+    </w:p>
+    <w:tbl>
+      <w:tblPr>
+        <w:tblW w:w="9250" w:type="dxa"/>
+        <w:tblBorders>
+          <w:top w:val="single" w:sz="4" w:color="8EAADB"/>
+          <w:left w:val="single" w:sz="4" w:color="8EAADB"/>
+          <w:bottom w:val="single" w:sz="4" w:color="8EAADB"/>
+          <w:right w:val="single" w:sz="4" w:color="8EAADB"/>
+          <w:insideH w:val="single" w:sz="4" w:color="8EAADB"/>
+          <w:insideV w:val="single" w:sz="4" w:color="8EAADB"/>
+        </w:tblBorders>
+      </w:tblPr>
+      <w:tblGrid>
+        <w:gridCol w:w="3300"/>
+        <w:gridCol w:w="4100"/>
+        <w:gridCol w:w="1850"/>
+      </w:tblGrid>
+      <w:tr>
+        <w:tc>
+          <w:tcPr>
+            <w:tcW w:w="3300" w:type="dxa"/>
+            <w:shd w:val="clear" w:color="auto" w:fill="1F3864"/>
+            <w:vAlign w:val="center"/>
+          </w:tcPr>
+          <w:p>
+            <w:pPr>
+              <w:spacing w:after="30"/>
+            </w:pPr>
+            <w:r>
+              <w:rPr>
+                <w:b/>
+                <w:color w:val="FFFFFF"/>
+                <w:sz w:val="15"/>
+                <w:szCs w:val="15"/>
+              </w:rPr>
+              <w:t xml:space="preserve">Claim</w:t>
+            </w:r>
+          </w:p>
+        </w:tc>
+        <w:tc>
+          <w:tcPr>
+            <w:tcW w:w="4100" w:type="dxa"/>
+            <w:shd w:val="clear" w:color="auto" w:fill="1F3864"/>
+            <w:vAlign w:val="center"/>
+          </w:tcPr>
+          <w:p>
+            <w:pPr>
+              <w:spacing w:after="30"/>
+            </w:pPr>
+            <w:r>
+              <w:rPr>
+                <w:b/>
+                <w:color w:val="FFFFFF"/>
+                <w:sz w:val="15"/>
+                <w:szCs w:val="15"/>
+              </w:rPr>
+              <w:t xml:space="preserve">Evidence</w:t>
+            </w:r>
+          </w:p>
+        </w:tc>
+        <w:tc>
+          <w:tcPr>
+            <w:tcW w:w="1850" w:type="dxa"/>
+            <w:shd w:val="clear" w:color="auto" w:fill="1F3864"/>
+            <w:vAlign w:val="center"/>
+          </w:tcPr>
+          <w:p>
+            <w:pPr>
+              <w:spacing w:after="30"/>
+            </w:pPr>
+            <w:r>
+              <w:rPr>
+                <w:b/>
+                <w:color w:val="FFFFFF"/>
+                <w:sz w:val="15"/>
+                <w:szCs w:val="15"/>
+              </w:rPr>
+              <w:t xml:space="preserve">Verdict</w:t>
+            </w:r>
+          </w:p>
+        </w:tc>
+      </w:tr>
+      <w:tr>
+        <w:tc>
+          <w:tcPr>
+            <w:tcW w:w="3300" w:type="dxa"/>
+            <w:vAlign w:val="center"/>
+          </w:tcPr>
+          <w:p>
+            <w:pPr>
+              <w:spacing w:after="30"/>
+            </w:pPr>
+            <w:r>
+              <w:rPr>
+                <w:sz w:val="15"/>
+                <w:szCs w:val="15"/>
+              </w:rPr>
+              <w:t xml:space="preserve">Availability ≠ deployability: governance certifies capabilities against current experience, not reachability</w:t>
+            </w:r>
+          </w:p>
+        </w:tc>
+        <w:tc>
+          <w:tcPr>
+            <w:tcW w:w="4100" w:type="dxa"/>
+            <w:vAlign w:val="center"/>
+          </w:tcPr>
+          <w:p>
+            <w:pPr>
+              <w:spacing w:after="30"/>
+            </w:pPr>
+            <w:r>
+              <w:rPr>
+                <w:sz w:val="15"/>
+                <w:szCs w:val="15"/>
+              </w:rPr>
+              <w:t xml:space="preserve">Governed arms de-certify the fast capability by context; 0.50 → 0.00 spills/run at +29% time, 8/8 completion (Table 3, Fig. 1)</w:t>
+            </w:r>
+          </w:p>
+        </w:tc>
+        <w:tc>
+          <w:tcPr>
+            <w:tcW w:w="1850" w:type="dxa"/>
+            <w:vAlign w:val="center"/>
+          </w:tcPr>
+          <w:p>
+            <w:pPr>
+              <w:spacing w:after="30"/>
+            </w:pPr>
+            <w:r>
+              <w:rPr>
+                <w:sz w:val="15"/>
+                <w:szCs w:val="15"/>
+              </w:rPr>
+              <w:t xml:space="preserve">Confirmed (statistical)</w:t>
+            </w:r>
+          </w:p>
+        </w:tc>
+      </w:tr>
+      <w:tr>
+        <w:tc>
+          <w:tcPr>
+            <w:tcW w:w="3300" w:type="dxa"/>
+            <w:vAlign w:val="center"/>
+          </w:tcPr>
+          <w:p>
+            <w:pPr>
+              <w:spacing w:after="30"/>
+            </w:pPr>
+            <w:r>
+              <w:rPr>
+                <w:sz w:val="15"/>
+                <w:szCs w:val="15"/>
+              </w:rPr>
+              <w:t xml:space="preserve">Conservative non-selection: an empty deployable set must yield FALLBACK/HELP, never silent persistence</w:t>
+            </w:r>
+          </w:p>
+        </w:tc>
+        <w:tc>
+          <w:tcPr>
+            <w:tcW w:w="4100" w:type="dxa"/>
+            <w:vAlign w:val="center"/>
+          </w:tcPr>
+          <w:p>
+            <w:pPr>
+              <w:spacing w:after="30"/>
+            </w:pPr>
+            <w:r>
+              <w:rPr>
+                <w:sz w:val="15"/>
+                <w:szCs w:val="15"/>
+              </w:rPr>
+              <w:t xml:space="preserve">Single-candidate arm: mobility hard veto at the corridor pinch → sustained HELP → governed abort (3/8); same semantics in 3 further lid-arm runs</w:t>
+            </w:r>
+          </w:p>
+        </w:tc>
+        <w:tc>
+          <w:tcPr>
+            <w:tcW w:w="1850" w:type="dxa"/>
+            <w:vAlign w:val="center"/>
+          </w:tcPr>
+          <w:p>
+            <w:pPr>
+              <w:spacing w:after="30"/>
+            </w:pPr>
+            <w:r>
+              <w:rPr>
+                <w:sz w:val="15"/>
+                <w:szCs w:val="15"/>
+              </w:rPr>
+              <w:t xml:space="preserve">Confirmed (semantics observed)</w:t>
+            </w:r>
+          </w:p>
+        </w:tc>
+      </w:tr>
+      <w:tr>
+        <w:tc>
+          <w:tcPr>
+            <w:tcW w:w="3300" w:type="dxa"/>
+            <w:vAlign w:val="center"/>
+          </w:tcPr>
+          <w:p>
+            <w:pPr>
+              <w:spacing w:after="30"/>
+            </w:pPr>
+            <w:r>
+              <w:rPr>
+                <w:sz w:val="15"/>
+                <w:szCs w:val="15"/>
+              </w:rPr>
+              <w:t xml:space="preserve">Calibration-limited regime (θ_QoE, Table IV): interface quality bounds decision quality</w:t>
+            </w:r>
+          </w:p>
+        </w:tc>
+        <w:tc>
+          <w:tcPr>
+            <w:tcW w:w="4100" w:type="dxa"/>
+            <w:vAlign w:val="center"/>
+          </w:tcPr>
+          <w:p>
+            <w:pPr>
+              <w:spacing w:after="30"/>
+            </w:pPr>
+            <w:r>
+              <w:rPr>
+                <w:sz w:val="15"/>
+                <w:szCs w:val="15"/>
+              </w:rPr>
+              <w:t xml:space="preserve">Physical-lab QoE on the twin leaves the efficient capability non-certifiable; measured distributions → re-calibration restores it (Fig. 3)</w:t>
+            </w:r>
+          </w:p>
+        </w:tc>
+        <w:tc>
+          <w:tcPr>
+            <w:tcW w:w="1850" w:type="dxa"/>
+            <w:vAlign w:val="center"/>
+          </w:tcPr>
+          <w:p>
+            <w:pPr>
+              <w:spacing w:after="30"/>
+            </w:pPr>
+            <w:r>
+              <w:rPr>
+                <w:sz w:val="15"/>
+                <w:szCs w:val="15"/>
+              </w:rPr>
+              <w:t xml:space="preserve">Confirmed (observed live)</w:t>
+            </w:r>
+          </w:p>
+        </w:tc>
+      </w:tr>
+      <w:tr>
+        <w:tc>
+          <w:tcPr>
+            <w:tcW w:w="3300" w:type="dxa"/>
+            <w:vAlign w:val="center"/>
+          </w:tcPr>
+          <w:p>
+            <w:pPr>
+              <w:spacing w:after="30"/>
+            </w:pPr>
+            <w:r>
+              <w:rPr>
+                <w:sz w:val="15"/>
+                <w:szCs w:val="15"/>
+              </w:rPr>
+              <w:t xml:space="preserve">Robustness certification ρ_DCA separates stable / boundary / non-certifiable regimes (Table V)</w:t>
+            </w:r>
+          </w:p>
+        </w:tc>
+        <w:tc>
+          <w:tcPr>
+            <w:tcW w:w="4100" w:type="dxa"/>
+            <w:vAlign w:val="center"/>
+          </w:tcPr>
+          <w:p>
+            <w:pPr>
+              <w:spacing w:after="30"/>
+            </w:pPr>
+            <w:r>
+              <w:rPr>
+                <w:sz w:val="15"/>
+                <w:szCs w:val="15"/>
+              </w:rPr>
+              <w:t xml:space="preserve">Runtime instantiation logged per decision: 1.50 clean vs 0.58 degraded (controlled); live traces certified in unambiguous zones, boundary under flickering readings (Fig. 6)</w:t>
+            </w:r>
+          </w:p>
+        </w:tc>
+        <w:tc>
+          <w:tcPr>
+            <w:tcW w:w="1850" w:type="dxa"/>
+            <w:vAlign w:val="center"/>
+          </w:tcPr>
+          <w:p>
+            <w:pPr>
+              <w:spacing w:after="30"/>
+            </w:pPr>
+            <w:r>
+              <w:rPr>
+                <w:sz w:val="15"/>
+                <w:szCs w:val="15"/>
+              </w:rPr>
+              <w:t xml:space="preserve">Confirmed ordinally; absolute scale pending B-calibration on physical traces</w:t>
+            </w:r>
+          </w:p>
+        </w:tc>
+      </w:tr>
+      <w:tr>
+        <w:tc>
+          <w:tcPr>
+            <w:tcW w:w="3300" w:type="dxa"/>
+            <w:vAlign w:val="center"/>
+          </w:tcPr>
+          <w:p>
+            <w:pPr>
+              <w:spacing w:after="30"/>
+            </w:pPr>
+            <w:r>
+              <w:rPr>
+                <w:sz w:val="15"/>
+                <w:szCs w:val="15"/>
+              </w:rPr>
+              <w:t xml:space="preserve">Hidden context is handled by compressing it into shared experience, interpreted per capability</w:t>
+            </w:r>
+          </w:p>
+        </w:tc>
+        <w:tc>
+          <w:tcPr>
+            <w:tcW w:w="4100" w:type="dxa"/>
+            <w:vAlign w:val="center"/>
+          </w:tcPr>
+          <w:p>
+            <w:pPr>
+              <w:spacing w:after="30"/>
+            </w:pPr>
+            <w:r>
+              <w:rPr>
+                <w:sz w:val="15"/>
+                <w:szCs w:val="15"/>
+              </w:rPr>
+              <w:t xml:space="preserve">Task-blind prior corrected within ≈4 s from per-tick shared-experience readings alone, before any failure materialises</w:t>
+            </w:r>
+          </w:p>
+        </w:tc>
+        <w:tc>
+          <w:tcPr>
+            <w:tcW w:w="1850" w:type="dxa"/>
+            <w:vAlign w:val="center"/>
+          </w:tcPr>
+          <w:p>
+            <w:pPr>
+              <w:spacing w:after="30"/>
+            </w:pPr>
+            <w:r>
+              <w:rPr>
+                <w:sz w:val="15"/>
+                <w:szCs w:val="15"/>
+              </w:rPr>
+              <w:t xml:space="preserve">Confirmed (measured)</w:t>
+            </w:r>
+          </w:p>
+        </w:tc>
+      </w:tr>
+    </w:tbl>
+    <w:p>
+      <w:pPr>
+        <w:spacing w:after="100" w:line="276" w:lineRule="auto"/>
+      </w:pPr>
+      <w:r>
+        <w:rPr>
+          <w:b/>
+          <w:color w:val="2E74B5"/>
+          <w:sz w:val="26"/>
+          <w:szCs w:val="26"/>
+        </w:rPr>
+        <w:t xml:space="preserve">6.2  Thesis (Chapter 5)</w:t>
+      </w:r>
+    </w:p>
+    <w:tbl>
+      <w:tblPr>
+        <w:tblW w:w="9250" w:type="dxa"/>
+        <w:tblBorders>
+          <w:top w:val="single" w:sz="4" w:color="8EAADB"/>
+          <w:left w:val="single" w:sz="4" w:color="8EAADB"/>
+          <w:bottom w:val="single" w:sz="4" w:color="8EAADB"/>
+          <w:right w:val="single" w:sz="4" w:color="8EAADB"/>
+          <w:insideH w:val="single" w:sz="4" w:color="8EAADB"/>
+          <w:insideV w:val="single" w:sz="4" w:color="8EAADB"/>
+        </w:tblBorders>
+      </w:tblPr>
+      <w:tblGrid>
+        <w:gridCol w:w="3300"/>
+        <w:gridCol w:w="4100"/>
+        <w:gridCol w:w="1850"/>
+      </w:tblGrid>
+      <w:tr>
+        <w:tc>
+          <w:tcPr>
+            <w:tcW w:w="3300" w:type="dxa"/>
+            <w:shd w:val="clear" w:color="auto" w:fill="1F3864"/>
+            <w:vAlign w:val="center"/>
+          </w:tcPr>
+          <w:p>
+            <w:pPr>
+              <w:spacing w:after="30"/>
+            </w:pPr>
+            <w:r>
+              <w:rPr>
+                <w:b/>
+                <w:color w:val="FFFFFF"/>
+                <w:sz w:val="15"/>
+                <w:szCs w:val="15"/>
+              </w:rPr>
+              <w:t xml:space="preserve">Claim</w:t>
+            </w:r>
+          </w:p>
+        </w:tc>
+        <w:tc>
+          <w:tcPr>
+            <w:tcW w:w="4100" w:type="dxa"/>
+            <w:shd w:val="clear" w:color="auto" w:fill="1F3864"/>
+            <w:vAlign w:val="center"/>
+          </w:tcPr>
+          <w:p>
+            <w:pPr>
+              <w:spacing w:after="30"/>
+            </w:pPr>
+            <w:r>
+              <w:rPr>
+                <w:b/>
+                <w:color w:val="FFFFFF"/>
+                <w:sz w:val="15"/>
+                <w:szCs w:val="15"/>
+              </w:rPr>
+              <w:t xml:space="preserve">Evidence</w:t>
+            </w:r>
+          </w:p>
+        </w:tc>
+        <w:tc>
+          <w:tcPr>
+            <w:tcW w:w="1850" w:type="dxa"/>
+            <w:shd w:val="clear" w:color="auto" w:fill="1F3864"/>
+            <w:vAlign w:val="center"/>
+          </w:tcPr>
+          <w:p>
+            <w:pPr>
+              <w:spacing w:after="30"/>
+            </w:pPr>
+            <w:r>
+              <w:rPr>
+                <w:b/>
+                <w:color w:val="FFFFFF"/>
+                <w:sz w:val="15"/>
+                <w:szCs w:val="15"/>
+              </w:rPr>
+              <w:t xml:space="preserve">Verdict</w:t>
+            </w:r>
+          </w:p>
+        </w:tc>
+      </w:tr>
+      <w:tr>
+        <w:tc>
+          <w:tcPr>
+            <w:tcW w:w="3300" w:type="dxa"/>
+            <w:vAlign w:val="center"/>
+          </w:tcPr>
+          <w:p>
+            <w:pPr>
+              <w:spacing w:after="30"/>
+            </w:pPr>
+            <w:r>
+              <w:rPr>
+                <w:sz w:val="15"/>
+                <w:szCs w:val="15"/>
+              </w:rPr>
+              <w:t xml:space="preserve">Safety ordering M0 &lt; M1 ≈ M2, with M2 adaptive rather than rigid (5.3.6.1, 5.3.6.3.1)</w:t>
+            </w:r>
+          </w:p>
+        </w:tc>
+        <w:tc>
+          <w:tcPr>
+            <w:tcW w:w="4100" w:type="dxa"/>
+            <w:vAlign w:val="center"/>
+          </w:tcPr>
+          <w:p>
+            <w:pPr>
+              <w:spacing w:after="30"/>
+            </w:pPr>
+            <w:r>
+              <w:rPr>
+                <w:sz w:val="15"/>
+                <w:szCs w:val="15"/>
+              </w:rPr>
+              <w:t xml:space="preserve">M0: 0.50 spills, 8.1% risk; M1 and M2: 0 spills. M2 alone re-certifies speed when conditions permit (L3 arm: 97.4 s vs M1 110.8 s at equal safety)</w:t>
+            </w:r>
+          </w:p>
+        </w:tc>
+        <w:tc>
+          <w:tcPr>
+            <w:tcW w:w="1850" w:type="dxa"/>
+            <w:vAlign w:val="center"/>
+          </w:tcPr>
+          <w:p>
+            <w:pPr>
+              <w:spacing w:after="30"/>
+            </w:pPr>
+            <w:r>
+              <w:rPr>
+                <w:sz w:val="15"/>
+                <w:szCs w:val="15"/>
+              </w:rPr>
+              <w:t xml:space="preserve">Confirmed</w:t>
+            </w:r>
+          </w:p>
+        </w:tc>
+      </w:tr>
+      <w:tr>
+        <w:tc>
+          <w:tcPr>
+            <w:tcW w:w="3300" w:type="dxa"/>
+            <w:vAlign w:val="center"/>
+          </w:tcPr>
+          <w:p>
+            <w:pPr>
+              <w:spacing w:after="30"/>
+            </w:pPr>
+            <w:r>
+              <w:rPr>
+                <w:sz w:val="15"/>
+                <w:szCs w:val="15"/>
+              </w:rPr>
+              <w:t xml:space="preserve">Zero-shot task-conditioned prior selection (5.3.6.4 lid flag → covered_delivery)</w:t>
+            </w:r>
+          </w:p>
+        </w:tc>
+        <w:tc>
+          <w:tcPr>
+            <w:tcW w:w="4100" w:type="dxa"/>
+            <w:vAlign w:val="center"/>
+          </w:tcPr>
+          <w:p>
+            <w:pPr>
+              <w:spacing w:after="30"/>
+            </w:pPr>
+            <w:r>
+              <w:rPr>
+                <w:sz w:val="15"/>
+                <w:szCs w:val="15"/>
+              </w:rPr>
+              <w:t xml:space="preserve">Sealed-lid governed arm on the calibrated twin: −9 s versus open-cup governance at equal safety; ungoverned baseline gains only passively (Fig. 4)</w:t>
+            </w:r>
+          </w:p>
+        </w:tc>
+        <w:tc>
+          <w:tcPr>
+            <w:tcW w:w="1850" w:type="dxa"/>
+            <w:vAlign w:val="center"/>
+          </w:tcPr>
+          <w:p>
+            <w:pPr>
+              <w:spacing w:after="30"/>
+            </w:pPr>
+            <w:r>
+              <w:rPr>
+                <w:sz w:val="15"/>
+                <w:szCs w:val="15"/>
+              </w:rPr>
+              <w:t xml:space="preserve">Confirmed</w:t>
+            </w:r>
+          </w:p>
+        </w:tc>
+      </w:tr>
+      <w:tr>
+        <w:tc>
+          <w:tcPr>
+            <w:tcW w:w="3300" w:type="dxa"/>
+            <w:vAlign w:val="center"/>
+          </w:tcPr>
+          <w:p>
+            <w:pPr>
+              <w:spacing w:after="30"/>
+            </w:pPr>
+            <w:r>
+              <w:rPr>
+                <w:sz w:val="15"/>
+                <w:szCs w:val="15"/>
+              </w:rPr>
+              <w:t xml:space="preserve">A wrong prior is recoverable through belief revision, never locked in (5.3.6.2-5.3.6.3)</w:t>
+            </w:r>
+          </w:p>
+        </w:tc>
+        <w:tc>
+          <w:tcPr>
+            <w:tcW w:w="4100" w:type="dxa"/>
+            <w:vAlign w:val="center"/>
+          </w:tcPr>
+          <w:p>
+            <w:pPr>
+              <w:spacing w:after="30"/>
+            </w:pPr>
+            <w:r>
+              <w:rPr>
+                <w:sz w:val="15"/>
+                <w:szCs w:val="15"/>
+              </w:rPr>
+              <w:t xml:space="preserve">Layer-2 Dempster fusion: Pl 1.00 → 0.75 → 0.53 → 0.36 under attributed spills; run 4 starts pre-corrected (Fig. 5). In the twin the failure signal is pre-empted by the faster layer; operational regime predicted to be the physical laboratory</w:t>
+            </w:r>
+          </w:p>
+        </w:tc>
+        <w:tc>
+          <w:tcPr>
+            <w:tcW w:w="1850" w:type="dxa"/>
+            <w:vAlign w:val="center"/>
+          </w:tcPr>
+          <w:p>
+            <w:pPr>
+              <w:spacing w:after="30"/>
+            </w:pPr>
+            <w:r>
+              <w:rPr>
+                <w:sz w:val="15"/>
+                <w:szCs w:val="15"/>
+              </w:rPr>
+              <w:t xml:space="preserve">Confirmed mechanistically; physical-robot exercise pending</w:t>
+            </w:r>
+          </w:p>
+        </w:tc>
+      </w:tr>
+      <w:tr>
+        <w:tc>
+          <w:tcPr>
+            <w:tcW w:w="3300" w:type="dxa"/>
+            <w:vAlign w:val="center"/>
+          </w:tcPr>
+          <w:p>
+            <w:pPr>
+              <w:spacing w:after="30"/>
+            </w:pPr>
+            <w:r>
+              <w:rPr>
+                <w:sz w:val="15"/>
+                <w:szCs w:val="15"/>
+              </w:rPr>
+              <w:t xml:space="preserve">Jerk — not speed alone — dominates spill risk (5.3.1.3)</w:t>
+            </w:r>
+          </w:p>
+        </w:tc>
+        <w:tc>
+          <w:tcPr>
+            <w:tcW w:w="4100" w:type="dxa"/>
+            <w:vAlign w:val="center"/>
+          </w:tcPr>
+          <w:p>
+            <w:pPr>
+              <w:spacing w:after="30"/>
+            </w:pPr>
+            <w:r>
+              <w:rPr>
+                <w:sz w:val="15"/>
+                <w:szCs w:val="15"/>
+              </w:rPr>
+              <w:t xml:space="preserve">Slosh model driven by acceleration (arm lever, gait ∝ v², impact impulses); commanded smooth stops do not spill, impacts and fast sustained gait do; calibrated ≈2 spills / 80 s at 0.30 m/s sustained</w:t>
+            </w:r>
+          </w:p>
+        </w:tc>
+        <w:tc>
+          <w:tcPr>
+            <w:tcW w:w="1850" w:type="dxa"/>
+            <w:vAlign w:val="center"/>
+          </w:tcPr>
+          <w:p>
+            <w:pPr>
+              <w:spacing w:after="30"/>
+            </w:pPr>
+            <w:r>
+              <w:rPr>
+                <w:sz w:val="15"/>
+                <w:szCs w:val="15"/>
+              </w:rPr>
+              <w:t xml:space="preserve">Confirmed by construction + calibration</w:t>
+            </w:r>
+          </w:p>
+        </w:tc>
+      </w:tr>
+      <w:tr>
+        <w:tc>
+          <w:tcPr>
+            <w:tcW w:w="3300" w:type="dxa"/>
+            <w:vAlign w:val="center"/>
+          </w:tcPr>
+          <w:p>
+            <w:pPr>
+              <w:spacing w:after="30"/>
+            </w:pPr>
+            <w:r>
+              <w:rPr>
+                <w:sz w:val="15"/>
+                <w:szCs w:val="15"/>
+              </w:rPr>
+              <w:t xml:space="preserve">Four belief layers at separated timescales, each catching a distinct failure mode (5.2.6.3)</w:t>
+            </w:r>
+          </w:p>
+        </w:tc>
+        <w:tc>
+          <w:tcPr>
+            <w:tcW w:w="4100" w:type="dxa"/>
+            <w:vAlign w:val="center"/>
+          </w:tcPr>
+          <w:p>
+            <w:pPr>
+              <w:spacing w:after="30"/>
+            </w:pPr>
+            <w:r>
+              <w:rPr>
+                <w:sz w:val="15"/>
+                <w:szCs w:val="15"/>
+              </w:rPr>
+              <w:t xml:space="preserve">All four realised (Table 2); L1/L2 exercised in campaign, L3/L4 validated in-loop (§5.1). The twin measures the L1-dominant regime — the timescale separation itself — with the L2-dominant regime correctly assigned to the physical lab</w:t>
+            </w:r>
+          </w:p>
+        </w:tc>
+        <w:tc>
+          <w:tcPr>
+            <w:tcW w:w="1850" w:type="dxa"/>
+            <w:vAlign w:val="center"/>
+          </w:tcPr>
+          <w:p>
+            <w:pPr>
+              <w:spacing w:after="30"/>
+            </w:pPr>
+            <w:r>
+              <w:rPr>
+                <w:sz w:val="15"/>
+                <w:szCs w:val="15"/>
+              </w:rPr>
+              <w:t xml:space="preserve">Confirmed; one regime per platform</w:t>
+            </w:r>
+          </w:p>
+        </w:tc>
+      </w:tr>
+      <w:tr>
+        <w:tc>
+          <w:tcPr>
+            <w:tcW w:w="3300" w:type="dxa"/>
+            <w:vAlign w:val="center"/>
+          </w:tcPr>
+          <w:p>
+            <w:pPr>
+              <w:spacing w:after="30"/>
+            </w:pPr>
+            <w:r>
+              <w:rPr>
+                <w:sz w:val="15"/>
+                <w:szCs w:val="15"/>
+              </w:rPr>
+              <w:t xml:space="preserve">Multi-environment generality (domestic/warehouse × clear/cluttered)</w:t>
+            </w:r>
+          </w:p>
+        </w:tc>
+        <w:tc>
+          <w:tcPr>
+            <w:tcW w:w="4100" w:type="dxa"/>
+            <w:vAlign w:val="center"/>
+          </w:tcPr>
+          <w:p>
+            <w:pPr>
+              <w:spacing w:after="30"/>
+            </w:pPr>
+            <w:r>
+              <w:rPr>
+                <w:sz w:val="15"/>
+                <w:szCs w:val="15"/>
+              </w:rPr>
+              <w:t xml:space="preserve">One environment (the laboratory twin) with open-versus-corridor contrast only</w:t>
+            </w:r>
+          </w:p>
+        </w:tc>
+        <w:tc>
+          <w:tcPr>
+            <w:tcW w:w="1850" w:type="dxa"/>
+            <w:vAlign w:val="center"/>
+          </w:tcPr>
+          <w:p>
+            <w:pPr>
+              <w:spacing w:after="30"/>
+            </w:pPr>
+            <w:r>
+              <w:rPr>
+                <w:sz w:val="15"/>
+                <w:szCs w:val="15"/>
+              </w:rPr>
+              <w:t xml:space="preserve">Not tested in the twin — covered by the 2-D study; physical campaign adds the real lab</w:t>
+            </w:r>
+          </w:p>
+        </w:tc>
+      </w:tr>
+    </w:tbl>
+    <w:p>
+      <w:pPr>
+        <w:spacing w:after="200" w:line="276" w:lineRule="auto"/>
+      </w:pPr>
+      <w:r>
+        <w:rPr>
+          <w:b/>
+        </w:rPr>
+        <w:t xml:space="preserve">Overall verdict.</w:t>
+      </w:r>
+      <w:r>
+        <w:t xml:space="preserve"> All instantiated claims are consistent with the observations; no result contradicts either the paper or the thesis. The two initially surprising observations — the flat Wrong-DST sequences and the inverted spatial profile of ρ̂ — both resolve into predictions of the theory once read at the correct level (timescale separation, and decision-robustness versus situational safety, respectively), and both readings are now stated explicitly in the manuscript support material.</w:t>
       </w:r>
     </w:p>
     <w:p>
@@ -3021,7 +3935,7 @@
           <w:sz w:val="20"/>
           <w:szCs w:val="20"/>
         </w:rPr>
-        <w:t xml:space="preserve">Datasets, configurations, the aggregation script and figure-generation code are versioned with the robot stack (commits up to the 2026-07-04 campaign; four-layer architecture and runtime certification ratio added in rev. 2).</w:t>
+        <w:t xml:space="preserve">Datasets, configurations, the aggregation script and figure-generation code are versioned with the robot stack (commits through the 2026-07-04 campaigns; rev. 3).</w:t>
       </w:r>
     </w:p>
     <w:sectPr>

--- a/docs/G1_Empirical_Validation_VIIH_draft.docx
+++ b/docs/G1_Empirical_Validation_VIIH_draft.docx
@@ -4,7 +4,7 @@
   <w:body>
     <w:p>
       <w:pPr>
-        <w:spacing w:after="60" w:line="276" w:lineRule="auto"/>
+        <w:spacing w:after="60" w:line="264" w:lineRule="auto"/>
       </w:pPr>
       <w:r>
         <w:rPr>
@@ -18,7 +18,7 @@
     </w:p>
     <w:p>
       <w:pPr>
-        <w:spacing w:after="40" w:line="276" w:lineRule="auto"/>
+        <w:spacing w:after="40" w:line="264" w:lineRule="auto"/>
       </w:pPr>
       <w:r>
         <w:rPr>
@@ -27,12 +27,12 @@
           <w:sz w:val="22"/>
           <w:szCs w:val="22"/>
         </w:rPr>
-        <w:t xml:space="preserve">Methods, spill model, governance algorithm, full campaign results and theory-consistency audit — supporting material for Section VII.H</w:t>
-      </w:r>
-    </w:p>
-    <w:p>
-      <w:pPr>
-        <w:spacing w:after="280" w:line="276" w:lineRule="auto"/>
+        <w:t xml:space="preserve">Methods, spill model, governance algorithm, full results, mechanism analysis, benefits and theory-consistency audit — supporting material for Section VII.H</w:t>
+      </w:r>
+    </w:p>
+    <w:p>
+      <w:pPr>
+        <w:spacing w:after="240" w:line="264" w:lineRule="auto"/>
       </w:pPr>
       <w:r>
         <w:rPr>
@@ -41,12 +41,12 @@
           <w:sz w:val="20"/>
           <w:szCs w:val="20"/>
         </w:rPr>
-        <w:t xml:space="preserve">Simulation campaigns 2026-07-04 · Unitree G1 · Gazebo (ROS 2 Humble) · 103 simulation runs, 86 valid governed/baseline runs across 12 arms · rev. 3 (adds pre-deployment validation of the four-layer configuration, live ρ̂ traces, and the claim-by-claim consistency audit)</w:t>
-      </w:r>
-    </w:p>
-    <w:p>
-      <w:pPr>
-        <w:spacing w:after="80" w:line="276" w:lineRule="auto"/>
+        <w:t xml:space="preserve">Simulation campaigns 2026-07-04 · Unitree G1 · Gazebo (ROS 2 Humble) · 103 simulation runs, 86 valid governed/baseline runs across 12 arms · rev. 4 (adds §3.0 analogy correspondence, §3.3 stabiliser rationale, §7 mechanism account, §8 quantified benefits, §9 limitations)</w:t>
+      </w:r>
+    </w:p>
+    <w:p>
+      <w:pPr>
+        <w:spacing w:after="80" w:line="264" w:lineRule="auto"/>
       </w:pPr>
       <w:r>
         <w:rPr>
@@ -60,7 +60,7 @@
     </w:p>
     <w:p>
       <w:pPr>
-        <w:spacing w:after="160" w:line="276" w:lineRule="auto"/>
+        <w:spacing w:after="150" w:line="264" w:lineRule="auto"/>
       </w:pPr>
       <w:r>
         <w:t xml:space="preserve">The physical robot is a Unitree G1 “Air” humanoid, a consumer unit whose only external interface is a single WebRTC session through the vendor app; the production navigation stack drives it by tapping that session over USB. For the twin we reuse </w:t>
@@ -72,12 +72,12 @@
         <w:t xml:space="preserve">the exact same stack, unmodified</w:t>
       </w:r>
       <w:r>
-        <w:t xml:space="preserve">, and substitute only its interface object, so any behaviour observed in simulation is produced by the identical code deployed on hardware.</w:t>
-      </w:r>
-    </w:p>
-    <w:p>
-      <w:pPr>
-        <w:spacing w:after="160" w:line="276" w:lineRule="auto"/>
+        <w:t xml:space="preserve">, and substitute only its interface object, so any behaviour observed in simulation is produced by the identical code deployed on hardware. This matters methodologically: nothing reported here is the behaviour of a simulation-specific controller.</w:t>
+      </w:r>
+    </w:p>
+    <w:p>
+      <w:pPr>
+        <w:spacing w:after="150" w:line="264" w:lineRule="auto"/>
       </w:pPr>
       <w:r>
         <w:t xml:space="preserve">The simulator runs in a Docker container (ROS 2 Humble Desktop, Gazebo Classic, noVNC). The world, </w:t>
@@ -94,7 +94,7 @@
     </w:p>
     <w:p>
       <w:pPr>
-        <w:spacing w:after="100" w:line="276" w:lineRule="auto"/>
+        <w:spacing w:after="90" w:line="264" w:lineRule="auto"/>
       </w:pPr>
       <w:r>
         <w:rPr>
@@ -108,7 +108,7 @@
     </w:p>
     <w:p>
       <w:pPr>
-        <w:spacing w:after="160" w:line="276" w:lineRule="auto"/>
+        <w:spacing w:after="150" w:line="264" w:lineRule="auto"/>
       </w:pPr>
       <w:r>
         <w:t xml:space="preserve">The robot is spawned from a URDF whose collision geometry is a single box matching the G1's real envelope (0.44 m shoulder width × 1.10 m tall, capped below the simulated LiDAR at z ≈ 1.20 m so the sensor does not see itself). High mass (60 kg) and large diagonal inertia keep the base upright under the velocity-controlled gait; ground friction is zero so the planar-move plugin drives it as a velocity-controlled puck while wall contacts remain solid. Locomotion is commanded as gait velocity through gazebo_ros_planar_move (/cmd_vel, /odom back); a 360-ray LiDAR at 10 Hz publishes /scan. The doorway was re-carved to the measured physical opening after the collision model was corrected: with the original carve the clear gap was 0.42 m and the realistic body physically could not pass — an artefact caught by consistency checking before any campaign data was taken.</w:t>
@@ -116,7 +116,7 @@
     </w:p>
     <w:p>
       <w:pPr>
-        <w:spacing w:after="100" w:line="276" w:lineRule="auto"/>
+        <w:spacing w:after="90" w:line="264" w:lineRule="auto"/>
       </w:pPr>
       <w:r>
         <w:rPr>
@@ -134,7 +134,7 @@
           <w:ilvl w:val="0"/>
           <w:numId w:val="1"/>
         </w:numPr>
-        <w:spacing w:after="80" w:line="276" w:lineRule="auto"/>
+        <w:spacing w:after="70" w:line="264" w:lineRule="auto"/>
       </w:pPr>
       <w:r>
         <w:rPr>
@@ -152,7 +152,7 @@
           <w:ilvl w:val="0"/>
           <w:numId w:val="1"/>
         </w:numPr>
-        <w:spacing w:after="80" w:line="276" w:lineRule="auto"/>
+        <w:spacing w:after="70" w:line="264" w:lineRule="auto"/>
       </w:pPr>
       <w:r>
         <w:rPr>
@@ -170,7 +170,7 @@
           <w:ilvl w:val="0"/>
           <w:numId w:val="1"/>
         </w:numPr>
-        <w:spacing w:after="80" w:line="276" w:lineRule="auto"/>
+        <w:spacing w:after="70" w:line="264" w:lineRule="auto"/>
       </w:pPr>
       <w:r>
         <w:rPr>
@@ -184,7 +184,7 @@
     </w:p>
     <w:p>
       <w:pPr>
-        <w:spacing w:after="160" w:line="276" w:lineRule="auto"/>
+        <w:spacing w:after="150" w:line="264" w:lineRule="auto"/>
       </w:pPr>
       <w:r>
         <w:t xml:space="preserve">Camera perception is disabled in the twin; the LiDAR-driven planner and the governance layer are exercised in full. Data runs are always headless.</w:t>
@@ -192,7 +192,7 @@
     </w:p>
     <w:p>
       <w:pPr>
-        <w:spacing w:after="120"/>
+        <w:spacing w:after="80"/>
       </w:pPr>
       <w:r>
         <w:br w:type="page"/>
@@ -200,7 +200,7 @@
     </w:p>
     <w:p>
       <w:pPr>
-        <w:spacing w:after="80" w:line="276" w:lineRule="auto"/>
+        <w:spacing w:after="80" w:line="264" w:lineRule="auto"/>
       </w:pPr>
       <w:r>
         <w:rPr>
@@ -214,7 +214,7 @@
     </w:p>
     <w:p>
       <w:pPr>
-        <w:spacing w:after="160" w:line="276" w:lineRule="auto"/>
+        <w:spacing w:after="150" w:line="264" w:lineRule="auto"/>
       </w:pPr>
       <w:r>
         <w:t xml:space="preserve">Spilling is modelled physically, not as an arbitrary speed threshold. The water surface at the cup rim is a </w:t>
@@ -231,7 +231,7 @@
     </w:p>
     <w:p>
       <w:pPr>
-        <w:spacing w:after="120" w:line="276" w:lineRule="auto"/>
+        <w:spacing w:after="110" w:line="264" w:lineRule="auto"/>
       </w:pPr>
       <w:r>
         <w:rPr>
@@ -245,7 +245,7 @@
     </w:p>
     <w:p>
       <w:pPr>
-        <w:spacing w:after="120" w:line="276" w:lineRule="auto"/>
+        <w:spacing w:after="110" w:line="264" w:lineRule="auto"/>
       </w:pPr>
       <w:r>
         <w:rPr>
@@ -259,41 +259,7 @@
     </w:p>
     <w:p>
       <w:pPr>
-        <w:spacing w:after="160" w:line="276" w:lineRule="auto"/>
-      </w:pPr>
-      <w:r>
-        <w:t xml:space="preserve">The cup is held ~0.25 m ahead of the base, so a_cup = a_base + α×r + ω×(ω×r): fast turning adds a lever term. Bipedal gait injects acceleration noise growing with speed (≈ v²; 1.4 Hz component plus broadband) — </w:t>
-      </w:r>
-      <w:r>
-        <w:rPr>
-          <w:b/>
-        </w:rPr>
-        <w:t xml:space="preserve">walking fast agitates the cup by itself</w:t>
-      </w:r>
-      <w:r>
-        <w:t xml:space="preserve">. A sharp deceleration while forward motion is still commanded (an external impact, not a commanded stop) adds a direct impulse. Commanded acceleration is low-pass filtered (τ = 0.25 s) because the real G1 ramps velocity smoothly whereas the planar-move plugin steps it instantaneously.</w:t>
-      </w:r>
-    </w:p>
-    <w:p>
-      <w:pPr>
-        <w:spacing w:after="160" w:line="276" w:lineRule="auto"/>
-      </w:pPr>
-      <w:r>
-        <w:t xml:space="preserve">Spills are drawn from a </w:t>
-      </w:r>
-      <w:r>
-        <w:rPr>
-          <w:b/>
-        </w:rPr>
-        <w:t xml:space="preserve">non-homogeneous Poisson process</w:t>
-      </w:r>
-      <w:r>
-        <w:t xml:space="preserve"> on how far the surface exceeds the freeboard (12 mm below the rim):</w:t>
-      </w:r>
-    </w:p>
-    <w:p>
-      <w:pPr>
-        <w:spacing w:after="120" w:line="276" w:lineRule="auto"/>
+        <w:spacing w:after="110" w:line="264" w:lineRule="auto"/>
       </w:pPr>
       <w:r>
         <w:rPr>
@@ -305,21 +271,628 @@
         <w:t xml:space="preserve">λ(t) = LID · λ₀ · max(0, |η|/freeboard − 1)² ,  λ₀ = 40 s⁻¹ ,  LID = 1.0 (open) / 0.25 (sealed)</w:t>
       </w:r>
     </w:p>
-    <w:p>
-      <w:pPr>
-        <w:spacing w:after="160" w:line="276" w:lineRule="auto"/>
-      </w:pPr>
-      <w:r>
-        <w:t xml:space="preserve">Each spill loses water (freeboard grows) and dissipates slosh energy. The model is </w:t>
-      </w:r>
+    <w:tbl>
+      <w:tblPr>
+        <w:tblW w:w="8250" w:type="dxa"/>
+        <w:tblBorders>
+          <w:top w:val="single" w:sz="4" w:color="8EAADB"/>
+          <w:left w:val="single" w:sz="4" w:color="8EAADB"/>
+          <w:bottom w:val="single" w:sz="4" w:color="8EAADB"/>
+          <w:right w:val="single" w:sz="4" w:color="8EAADB"/>
+          <w:insideH w:val="single" w:sz="4" w:color="8EAADB"/>
+          <w:insideV w:val="single" w:sz="4" w:color="8EAADB"/>
+        </w:tblBorders>
+      </w:tblPr>
+      <w:tblGrid>
+        <w:gridCol w:w="1350"/>
+        <w:gridCol w:w="1900"/>
+        <w:gridCol w:w="5000"/>
+      </w:tblGrid>
+      <w:tr>
+        <w:tc>
+          <w:tcPr>
+            <w:tcW w:w="1350" w:type="dxa"/>
+            <w:shd w:val="clear" w:color="auto" w:fill="1F3864"/>
+            <w:vAlign w:val="center"/>
+          </w:tcPr>
+          <w:p>
+            <w:pPr>
+              <w:spacing w:after="30"/>
+            </w:pPr>
+            <w:r>
+              <w:rPr>
+                <w:b/>
+                <w:color w:val="FFFFFF"/>
+                <w:sz w:val="15"/>
+                <w:szCs w:val="15"/>
+              </w:rPr>
+              <w:t xml:space="preserve">Parameter</w:t>
+            </w:r>
+          </w:p>
+        </w:tc>
+        <w:tc>
+          <w:tcPr>
+            <w:tcW w:w="1900" w:type="dxa"/>
+            <w:shd w:val="clear" w:color="auto" w:fill="1F3864"/>
+            <w:vAlign w:val="center"/>
+          </w:tcPr>
+          <w:p>
+            <w:pPr>
+              <w:spacing w:after="30"/>
+            </w:pPr>
+            <w:r>
+              <w:rPr>
+                <w:b/>
+                <w:color w:val="FFFFFF"/>
+                <w:sz w:val="15"/>
+                <w:szCs w:val="15"/>
+              </w:rPr>
+              <w:t xml:space="preserve">Value</w:t>
+            </w:r>
+          </w:p>
+        </w:tc>
+        <w:tc>
+          <w:tcPr>
+            <w:tcW w:w="5000" w:type="dxa"/>
+            <w:shd w:val="clear" w:color="auto" w:fill="1F3864"/>
+            <w:vAlign w:val="center"/>
+          </w:tcPr>
+          <w:p>
+            <w:pPr>
+              <w:spacing w:after="30"/>
+            </w:pPr>
+            <w:r>
+              <w:rPr>
+                <w:b/>
+                <w:color w:val="FFFFFF"/>
+                <w:sz w:val="15"/>
+                <w:szCs w:val="15"/>
+              </w:rPr>
+              <w:t xml:space="preserve">Physical meaning</w:t>
+            </w:r>
+          </w:p>
+        </w:tc>
+      </w:tr>
+      <w:tr>
+        <w:tc>
+          <w:tcPr>
+            <w:tcW w:w="1350" w:type="dxa"/>
+            <w:vAlign w:val="center"/>
+          </w:tcPr>
+          <w:p>
+            <w:pPr>
+              <w:spacing w:after="30"/>
+            </w:pPr>
+            <w:r>
+              <w:rPr>
+                <w:sz w:val="15"/>
+                <w:szCs w:val="15"/>
+              </w:rPr>
+              <w:t xml:space="preserve">R, h</w:t>
+            </w:r>
+          </w:p>
+        </w:tc>
+        <w:tc>
+          <w:tcPr>
+            <w:tcW w:w="1900" w:type="dxa"/>
+            <w:vAlign w:val="center"/>
+          </w:tcPr>
+          <w:p>
+            <w:pPr>
+              <w:spacing w:after="30"/>
+            </w:pPr>
+            <w:r>
+              <w:rPr>
+                <w:sz w:val="15"/>
+                <w:szCs w:val="15"/>
+              </w:rPr>
+              <w:t xml:space="preserve">0.04 m, 0.08 m</w:t>
+            </w:r>
+          </w:p>
+        </w:tc>
+        <w:tc>
+          <w:tcPr>
+            <w:tcW w:w="5000" w:type="dxa"/>
+            <w:vAlign w:val="center"/>
+          </w:tcPr>
+          <w:p>
+            <w:pPr>
+              <w:spacing w:after="30"/>
+            </w:pPr>
+            <w:r>
+              <w:rPr>
+                <w:sz w:val="15"/>
+                <w:szCs w:val="15"/>
+              </w:rPr>
+              <w:t xml:space="preserve">cup radius and water depth → first-mode frequency ω₀ ≈ 21 rad/s (3.4 Hz)</w:t>
+            </w:r>
+          </w:p>
+        </w:tc>
+      </w:tr>
+      <w:tr>
+        <w:tc>
+          <w:tcPr>
+            <w:tcW w:w="1350" w:type="dxa"/>
+            <w:vAlign w:val="center"/>
+          </w:tcPr>
+          <w:p>
+            <w:pPr>
+              <w:spacing w:after="30"/>
+            </w:pPr>
+            <w:r>
+              <w:rPr>
+                <w:sz w:val="15"/>
+                <w:szCs w:val="15"/>
+              </w:rPr>
+              <w:t xml:space="preserve">freeboard</w:t>
+            </w:r>
+          </w:p>
+        </w:tc>
+        <w:tc>
+          <w:tcPr>
+            <w:tcW w:w="1900" w:type="dxa"/>
+            <w:vAlign w:val="center"/>
+          </w:tcPr>
+          <w:p>
+            <w:pPr>
+              <w:spacing w:after="30"/>
+            </w:pPr>
+            <w:r>
+              <w:rPr>
+                <w:sz w:val="15"/>
+                <w:szCs w:val="15"/>
+              </w:rPr>
+              <w:t xml:space="preserve">12 mm</w:t>
+            </w:r>
+          </w:p>
+        </w:tc>
+        <w:tc>
+          <w:tcPr>
+            <w:tcW w:w="5000" w:type="dxa"/>
+            <w:vAlign w:val="center"/>
+          </w:tcPr>
+          <w:p>
+            <w:pPr>
+              <w:spacing w:after="30"/>
+            </w:pPr>
+            <w:r>
+              <w:rPr>
+                <w:sz w:val="15"/>
+                <w:szCs w:val="15"/>
+              </w:rPr>
+              <w:t xml:space="preserve">clearance from surface to rim; each spill loses 4 mm (water is lost) and halves the slosh energy</w:t>
+            </w:r>
+          </w:p>
+        </w:tc>
+      </w:tr>
+      <w:tr>
+        <w:tc>
+          <w:tcPr>
+            <w:tcW w:w="1350" w:type="dxa"/>
+            <w:vAlign w:val="center"/>
+          </w:tcPr>
+          <w:p>
+            <w:pPr>
+              <w:spacing w:after="30"/>
+            </w:pPr>
+            <w:r>
+              <w:rPr>
+                <w:sz w:val="15"/>
+                <w:szCs w:val="15"/>
+              </w:rPr>
+              <w:t xml:space="preserve">ζ</w:t>
+            </w:r>
+          </w:p>
+        </w:tc>
+        <w:tc>
+          <w:tcPr>
+            <w:tcW w:w="1900" w:type="dxa"/>
+            <w:vAlign w:val="center"/>
+          </w:tcPr>
+          <w:p>
+            <w:pPr>
+              <w:spacing w:after="30"/>
+            </w:pPr>
+            <w:r>
+              <w:rPr>
+                <w:sz w:val="15"/>
+                <w:szCs w:val="15"/>
+              </w:rPr>
+              <w:t xml:space="preserve">0.06</w:t>
+            </w:r>
+          </w:p>
+        </w:tc>
+        <w:tc>
+          <w:tcPr>
+            <w:tcW w:w="5000" w:type="dxa"/>
+            <w:vAlign w:val="center"/>
+          </w:tcPr>
+          <w:p>
+            <w:pPr>
+              <w:spacing w:after="30"/>
+            </w:pPr>
+            <w:r>
+              <w:rPr>
+                <w:sz w:val="15"/>
+                <w:szCs w:val="15"/>
+              </w:rPr>
+              <w:t xml:space="preserve">water + hand damping of the first mode</w:t>
+            </w:r>
+          </w:p>
+        </w:tc>
+      </w:tr>
+      <w:tr>
+        <w:tc>
+          <w:tcPr>
+            <w:tcW w:w="1350" w:type="dxa"/>
+            <w:vAlign w:val="center"/>
+          </w:tcPr>
+          <w:p>
+            <w:pPr>
+              <w:spacing w:after="30"/>
+            </w:pPr>
+            <w:r>
+              <w:rPr>
+                <w:sz w:val="15"/>
+                <w:szCs w:val="15"/>
+              </w:rPr>
+              <w:t xml:space="preserve">arm offset r</w:t>
+            </w:r>
+          </w:p>
+        </w:tc>
+        <w:tc>
+          <w:tcPr>
+            <w:tcW w:w="1900" w:type="dxa"/>
+            <w:vAlign w:val="center"/>
+          </w:tcPr>
+          <w:p>
+            <w:pPr>
+              <w:spacing w:after="30"/>
+            </w:pPr>
+            <w:r>
+              <w:rPr>
+                <w:sz w:val="15"/>
+                <w:szCs w:val="15"/>
+              </w:rPr>
+              <w:t xml:space="preserve">0.25 m</w:t>
+            </w:r>
+          </w:p>
+        </w:tc>
+        <w:tc>
+          <w:tcPr>
+            <w:tcW w:w="5000" w:type="dxa"/>
+            <w:vAlign w:val="center"/>
+          </w:tcPr>
+          <w:p>
+            <w:pPr>
+              <w:spacing w:after="30"/>
+            </w:pPr>
+            <w:r>
+              <w:rPr>
+                <w:sz w:val="15"/>
+                <w:szCs w:val="15"/>
+              </w:rPr>
+              <w:t xml:space="preserve">cup carried ahead of the base: a_cup = a_base + α×r + ω×(ω×r) — fast turning shakes the cup by the lever term</w:t>
+            </w:r>
+          </w:p>
+        </w:tc>
+      </w:tr>
+      <w:tr>
+        <w:tc>
+          <w:tcPr>
+            <w:tcW w:w="1350" w:type="dxa"/>
+            <w:vAlign w:val="center"/>
+          </w:tcPr>
+          <w:p>
+            <w:pPr>
+              <w:spacing w:after="30"/>
+            </w:pPr>
+            <w:r>
+              <w:rPr>
+                <w:sz w:val="15"/>
+                <w:szCs w:val="15"/>
+              </w:rPr>
+              <w:t xml:space="preserve">τ_accel</w:t>
+            </w:r>
+          </w:p>
+        </w:tc>
+        <w:tc>
+          <w:tcPr>
+            <w:tcW w:w="1900" w:type="dxa"/>
+            <w:vAlign w:val="center"/>
+          </w:tcPr>
+          <w:p>
+            <w:pPr>
+              <w:spacing w:after="30"/>
+            </w:pPr>
+            <w:r>
+              <w:rPr>
+                <w:sz w:val="15"/>
+                <w:szCs w:val="15"/>
+              </w:rPr>
+              <w:t xml:space="preserve">0.25 s</w:t>
+            </w:r>
+          </w:p>
+        </w:tc>
+        <w:tc>
+          <w:tcPr>
+            <w:tcW w:w="5000" w:type="dxa"/>
+            <w:vAlign w:val="center"/>
+          </w:tcPr>
+          <w:p>
+            <w:pPr>
+              <w:spacing w:after="30"/>
+            </w:pPr>
+            <w:r>
+              <w:rPr>
+                <w:sz w:val="15"/>
+                <w:szCs w:val="15"/>
+              </w:rPr>
+              <w:t xml:space="preserve">low-pass on commanded acceleration: the real G1 ramps velocity smoothly; the planar-move plugin steps it instantaneously</w:t>
+            </w:r>
+          </w:p>
+        </w:tc>
+      </w:tr>
+      <w:tr>
+        <w:tc>
+          <w:tcPr>
+            <w:tcW w:w="1350" w:type="dxa"/>
+            <w:vAlign w:val="center"/>
+          </w:tcPr>
+          <w:p>
+            <w:pPr>
+              <w:spacing w:after="30"/>
+            </w:pPr>
+            <w:r>
+              <w:rPr>
+                <w:sz w:val="15"/>
+                <w:szCs w:val="15"/>
+              </w:rPr>
+              <w:t xml:space="preserve">gait noise</w:t>
+            </w:r>
+          </w:p>
+        </w:tc>
+        <w:tc>
+          <w:tcPr>
+            <w:tcW w:w="1900" w:type="dxa"/>
+            <w:vAlign w:val="center"/>
+          </w:tcPr>
+          <w:p>
+            <w:pPr>
+              <w:spacing w:after="30"/>
+            </w:pPr>
+            <w:r>
+              <w:rPr>
+                <w:sz w:val="15"/>
+                <w:szCs w:val="15"/>
+              </w:rPr>
+              <w:t xml:space="preserve">σ_a = 2.2·v²/0.30</w:t>
+            </w:r>
+          </w:p>
+        </w:tc>
+        <w:tc>
+          <w:tcPr>
+            <w:tcW w:w="5000" w:type="dxa"/>
+            <w:vAlign w:val="center"/>
+          </w:tcPr>
+          <w:p>
+            <w:pPr>
+              <w:spacing w:after="30"/>
+            </w:pPr>
+            <w:r>
+              <w:rPr>
+                <w:sz w:val="15"/>
+                <w:szCs w:val="15"/>
+              </w:rPr>
+              <w:t xml:space="preserve">bipedal step energy grows ≈ v²; 1.4 Hz periodic component plus broadband — walking fast agitates the cup by itself</w:t>
+            </w:r>
+          </w:p>
+        </w:tc>
+      </w:tr>
+      <w:tr>
+        <w:tc>
+          <w:tcPr>
+            <w:tcW w:w="1350" w:type="dxa"/>
+            <w:vAlign w:val="center"/>
+          </w:tcPr>
+          <w:p>
+            <w:pPr>
+              <w:spacing w:after="30"/>
+            </w:pPr>
+            <w:r>
+              <w:rPr>
+                <w:sz w:val="15"/>
+                <w:szCs w:val="15"/>
+              </w:rPr>
+              <w:t xml:space="preserve">impact channel</w:t>
+            </w:r>
+          </w:p>
+        </w:tc>
+        <w:tc>
+          <w:tcPr>
+            <w:tcW w:w="1900" w:type="dxa"/>
+            <w:vAlign w:val="center"/>
+          </w:tcPr>
+          <w:p>
+            <w:pPr>
+              <w:spacing w:after="30"/>
+            </w:pPr>
+            <w:r>
+              <w:rPr>
+                <w:sz w:val="15"/>
+                <w:szCs w:val="15"/>
+              </w:rPr>
+              <w:t xml:space="preserve">raw decel &gt; 4 m/s² AND forward still commanded AND v &lt; 50% of commanded</w:t>
+            </w:r>
+          </w:p>
+        </w:tc>
+        <w:tc>
+          <w:tcPr>
+            <w:tcW w:w="5000" w:type="dxa"/>
+            <w:vAlign w:val="center"/>
+          </w:tcPr>
+          <w:p>
+            <w:pPr>
+              <w:spacing w:after="30"/>
+            </w:pPr>
+            <w:r>
+              <w:rPr>
+                <w:sz w:val="15"/>
+                <w:szCs w:val="15"/>
+              </w:rPr>
+              <w:t xml:space="preserve">an external impact decelerates the robot against its own command; a commanded stop does not spill (command-aware discrimination)</w:t>
+            </w:r>
+          </w:p>
+        </w:tc>
+      </w:tr>
+      <w:tr>
+        <w:tc>
+          <w:tcPr>
+            <w:tcW w:w="1350" w:type="dxa"/>
+            <w:vAlign w:val="center"/>
+          </w:tcPr>
+          <w:p>
+            <w:pPr>
+              <w:spacing w:after="30"/>
+            </w:pPr>
+            <w:r>
+              <w:rPr>
+                <w:sz w:val="15"/>
+                <w:szCs w:val="15"/>
+              </w:rPr>
+              <w:t xml:space="preserve">λ₀, exponent</w:t>
+            </w:r>
+          </w:p>
+        </w:tc>
+        <w:tc>
+          <w:tcPr>
+            <w:tcW w:w="1900" w:type="dxa"/>
+            <w:vAlign w:val="center"/>
+          </w:tcPr>
+          <w:p>
+            <w:pPr>
+              <w:spacing w:after="30"/>
+            </w:pPr>
+            <w:r>
+              <w:rPr>
+                <w:sz w:val="15"/>
+                <w:szCs w:val="15"/>
+              </w:rPr>
+              <w:t xml:space="preserve">40 s⁻¹, quadratic</w:t>
+            </w:r>
+          </w:p>
+        </w:tc>
+        <w:tc>
+          <w:tcPr>
+            <w:tcW w:w="5000" w:type="dxa"/>
+            <w:vAlign w:val="center"/>
+          </w:tcPr>
+          <w:p>
+            <w:pPr>
+              <w:spacing w:after="30"/>
+            </w:pPr>
+            <w:r>
+              <w:rPr>
+                <w:sz w:val="15"/>
+                <w:szCs w:val="15"/>
+              </w:rPr>
+              <w:t xml:space="preserve">non-homogeneous Poisson hazard: overflow volume grows superlinearly past the rim; memoryless given η</w:t>
+            </w:r>
+          </w:p>
+        </w:tc>
+      </w:tr>
+      <w:tr>
+        <w:tc>
+          <w:tcPr>
+            <w:tcW w:w="1350" w:type="dxa"/>
+            <w:vAlign w:val="center"/>
+          </w:tcPr>
+          <w:p>
+            <w:pPr>
+              <w:spacing w:after="30"/>
+            </w:pPr>
+            <w:r>
+              <w:rPr>
+                <w:sz w:val="15"/>
+                <w:szCs w:val="15"/>
+              </w:rPr>
+              <w:t xml:space="preserve">lid factor</w:t>
+            </w:r>
+          </w:p>
+        </w:tc>
+        <w:tc>
+          <w:tcPr>
+            <w:tcW w:w="1900" w:type="dxa"/>
+            <w:vAlign w:val="center"/>
+          </w:tcPr>
+          <w:p>
+            <w:pPr>
+              <w:spacing w:after="30"/>
+            </w:pPr>
+            <w:r>
+              <w:rPr>
+                <w:sz w:val="15"/>
+                <w:szCs w:val="15"/>
+              </w:rPr>
+              <w:t xml:space="preserve">× 0.25</w:t>
+            </w:r>
+          </w:p>
+        </w:tc>
+        <w:tc>
+          <w:tcPr>
+            <w:tcW w:w="5000" w:type="dxa"/>
+            <w:vAlign w:val="center"/>
+          </w:tcPr>
+          <w:p>
+            <w:pPr>
+              <w:spacing w:after="30"/>
+            </w:pPr>
+            <w:r>
+              <w:rPr>
+                <w:sz w:val="15"/>
+                <w:szCs w:val="15"/>
+              </w:rPr>
+              <w:t xml:space="preserve">sealed travel mug (same factor as the 2-D thesis study, 5.3.6.4)</w:t>
+            </w:r>
+          </w:p>
+        </w:tc>
+      </w:tr>
+    </w:tbl>
+    <w:p>
+      <w:pPr>
+        <w:spacing w:after="160" w:line="264" w:lineRule="auto"/>
+      </w:pPr>
+      <w:r>
+        <w:rPr>
+          <w:i/>
+          <w:color w:val="595959"/>
+          <w:sz w:val="18"/>
+          <w:szCs w:val="18"/>
+        </w:rPr>
+        <w:t xml:space="preserve">Table 1. Spill-model parameters (all environment-tunable; defaults shown).</w:t>
+      </w:r>
+    </w:p>
+    <w:p>
+      <w:pPr>
+        <w:spacing w:after="150" w:line="264" w:lineRule="auto"/>
+      </w:pPr>
       <w:r>
         <w:rPr>
           <w:b/>
         </w:rPr>
+        <w:t xml:space="preserve">Why this construction.</w:t>
+      </w:r>
+      <w:r>
+        <w:t xml:space="preserve"> The Poisson-on-exceedance form makes spills stochastic but physically anchored: hazard is zero while the surface stays below the rim, and grows quadratically past it, so jerk-rich trajectories (sharp turns, impacts, fast gait) dominate risk rather than speed per se — the design principle carried over from the 2-D thesis study (5.3.1.3). The command-aware impact channel was added after a measured artefact: the plugin's instantaneous velocity steps at commanded stops read as 6 m/s² decelerations and produced fake spills at goal arrival; discriminating on 'decelerates against its own command' removed them while preserving genuine impacts. Calibration against logged trajectories yields ≈ 2 spills per 80 s of sustained 0.30 m/s cruising and ≈ 0 at the governed 0.18 m/s ceiling. The model is </w:t>
+      </w:r>
+      <w:r>
+        <w:rPr>
+          <w:b/>
+        </w:rPr>
         <w:t xml:space="preserve">observational only</w:t>
       </w:r>
       <w:r>
-        <w:t xml:space="preserve">: it never alters physics or control. Calibration against logged trajectories yields ≈ 2 spills per 80 s of sustained 0.30 m/s cruising and ≈ 0 at the governed 0.18 m/s ceiling, consistent with the jerk-dominated design of the 2-D thesis study. For the physical robot the same event channel accepts a </w:t>
+        <w:t xml:space="preserve"> — it never alters physics or control — and the identical event channel accepts the </w:t>
       </w:r>
       <w:r>
         <w:rPr>
@@ -328,12 +901,12 @@
         <w:t xml:space="preserve">manual ground-truth mark</w:t>
       </w:r>
       <w:r>
-        <w:t xml:space="preserve"> (a keypress or an empty ROS message per observed spill), timestamped into the identical dataset field.</w:t>
-      </w:r>
-    </w:p>
-    <w:p>
-      <w:pPr>
-        <w:spacing w:after="120"/>
+        <w:t xml:space="preserve"> for the physical robot (a keypress or an empty ROS message per observed spill, timestamped into the same dataset field), so simulated and real runs are scored identically.</w:t>
+      </w:r>
+    </w:p>
+    <w:p>
+      <w:pPr>
+        <w:spacing w:after="80"/>
       </w:pPr>
       <w:r>
         <w:br w:type="page"/>
@@ -341,7 +914,7 @@
     </w:p>
     <w:p>
       <w:pPr>
-        <w:spacing w:after="80" w:line="276" w:lineRule="auto"/>
+        <w:spacing w:after="80" w:line="264" w:lineRule="auto"/>
       </w:pPr>
       <w:r>
         <w:rPr>
@@ -355,10 +928,470 @@
     </w:p>
     <w:p>
       <w:pPr>
-        <w:spacing w:after="160" w:line="276" w:lineRule="auto"/>
-      </w:pPr>
-      <w:r>
-        <w:t xml:space="preserve">The governance layer is the configuration-first meta-reasoner (Meta-Reasoner 2.0) fed at 2 Hz through a bridge that packages the stack's per-tick telemetry as shared-experience readings. Each tick the reasoner evaluates the candidate analogies (Efficient_Nav / Cautious_Nav) against their QoE boundaries — analogy-level DST intervals, semantic-region memory and direction, tension with attention exponents, fulfillment, required-meta, uncertainty and hard-veto gates — and returns KEEP / SWITCH / FALLBACK / HELP / INSUFFICIENT plus the active analogy. The bridge maps the decision to a forward-speed ceiling (Efficient = uncapped ≈ 0.30 m/s, Cautious = 0.18 m/s, FALLBACK = 0.14 m/s, HELP = 0).</w:t>
+        <w:spacing w:after="90" w:line="264" w:lineRule="auto"/>
+      </w:pPr>
+      <w:r>
+        <w:rPr>
+          <w:b/>
+          <w:color w:val="2E74B5"/>
+          <w:sz w:val="26"/>
+          <w:szCs w:val="26"/>
+        </w:rPr>
+        <w:t xml:space="preserve">3.0  The analogy library: base domains carried from the thesis</w:t>
+      </w:r>
+    </w:p>
+    <w:p>
+      <w:pPr>
+        <w:spacing w:after="150" w:line="264" w:lineRule="auto"/>
+      </w:pPr>
+      <w:r>
+        <w:t xml:space="preserve">The candidate set is not a set of controller gains — it is an </w:t>
+      </w:r>
+      <w:r>
+        <w:rPr>
+          <w:b/>
+        </w:rPr>
+        <w:t xml:space="preserve">analogy library</w:t>
+      </w:r>
+      <w:r>
+        <w:t xml:space="preserve"> in the sense of thesis §5.1: each entry packages the evaluative structure of a past, structurally-similar experience (attention vector over meta-parameters, QoE expectations per meta-parameter, hard vetoes, and a policy ceiling). Selecting an analogy is therefore a meta-level act: the robot imports how a situation of this kind should be evaluated, before any local evidence exists. Table 2 gives the correspondence with the 2-D study's base domains.</w:t>
+      </w:r>
+    </w:p>
+    <w:tbl>
+      <w:tblPr>
+        <w:tblW w:w="9250" w:type="dxa"/>
+        <w:tblBorders>
+          <w:top w:val="single" w:sz="4" w:color="8EAADB"/>
+          <w:left w:val="single" w:sz="4" w:color="8EAADB"/>
+          <w:bottom w:val="single" w:sz="4" w:color="8EAADB"/>
+          <w:right w:val="single" w:sz="4" w:color="8EAADB"/>
+          <w:insideH w:val="single" w:sz="4" w:color="8EAADB"/>
+          <w:insideV w:val="single" w:sz="4" w:color="8EAADB"/>
+        </w:tblBorders>
+      </w:tblPr>
+      <w:tblGrid>
+        <w:gridCol w:w="2650"/>
+        <w:gridCol w:w="1400"/>
+        <w:gridCol w:w="2600"/>
+        <w:gridCol w:w="2600"/>
+      </w:tblGrid>
+      <w:tr>
+        <w:tc>
+          <w:tcPr>
+            <w:tcW w:w="2650" w:type="dxa"/>
+            <w:shd w:val="clear" w:color="auto" w:fill="1F3864"/>
+            <w:vAlign w:val="center"/>
+          </w:tcPr>
+          <w:p>
+            <w:pPr>
+              <w:spacing w:after="30"/>
+            </w:pPr>
+            <w:r>
+              <w:rPr>
+                <w:b/>
+                <w:color w:val="FFFFFF"/>
+                <w:sz w:val="15"/>
+                <w:szCs w:val="15"/>
+              </w:rPr>
+              <w:t xml:space="preserve">Thesis base domain (Table 17)</w:t>
+            </w:r>
+          </w:p>
+        </w:tc>
+        <w:tc>
+          <w:tcPr>
+            <w:tcW w:w="1400" w:type="dxa"/>
+            <w:shd w:val="clear" w:color="auto" w:fill="1F3864"/>
+            <w:vAlign w:val="center"/>
+          </w:tcPr>
+          <w:p>
+            <w:pPr>
+              <w:spacing w:after="30"/>
+            </w:pPr>
+            <w:r>
+              <w:rPr>
+                <w:b/>
+                <w:color w:val="FFFFFF"/>
+                <w:sz w:val="15"/>
+                <w:szCs w:val="15"/>
+              </w:rPr>
+              <w:t xml:space="preserve">Signature [safety, urgency]</w:t>
+            </w:r>
+          </w:p>
+        </w:tc>
+        <w:tc>
+          <w:tcPr>
+            <w:tcW w:w="2600" w:type="dxa"/>
+            <w:shd w:val="clear" w:color="auto" w:fill="1F3864"/>
+            <w:vAlign w:val="center"/>
+          </w:tcPr>
+          <w:p>
+            <w:pPr>
+              <w:spacing w:after="30"/>
+            </w:pPr>
+            <w:r>
+              <w:rPr>
+                <w:b/>
+                <w:color w:val="FFFFFF"/>
+                <w:sz w:val="15"/>
+                <w:szCs w:val="15"/>
+              </w:rPr>
+              <w:t xml:space="preserve">G1 analogy / configuration</w:t>
+            </w:r>
+          </w:p>
+        </w:tc>
+        <w:tc>
+          <w:tcPr>
+            <w:tcW w:w="2600" w:type="dxa"/>
+            <w:shd w:val="clear" w:color="auto" w:fill="1F3864"/>
+            <w:vAlign w:val="center"/>
+          </w:tcPr>
+          <w:p>
+            <w:pPr>
+              <w:spacing w:after="30"/>
+            </w:pPr>
+            <w:r>
+              <w:rPr>
+                <w:b/>
+                <w:color w:val="FFFFFF"/>
+                <w:sz w:val="15"/>
+                <w:szCs w:val="15"/>
+              </w:rPr>
+              <w:t xml:space="preserve">Policy character</w:t>
+            </w:r>
+          </w:p>
+        </w:tc>
+      </w:tr>
+      <w:tr>
+        <w:tc>
+          <w:tcPr>
+            <w:tcW w:w="2650" w:type="dxa"/>
+            <w:vAlign w:val="center"/>
+          </w:tcPr>
+          <w:p>
+            <w:pPr>
+              <w:spacing w:after="30"/>
+            </w:pPr>
+            <w:r>
+              <w:rPr>
+                <w:sz w:val="15"/>
+                <w:szCs w:val="15"/>
+              </w:rPr>
+              <w:t xml:space="preserve">careful_waiter (hot drinks, fragile cargo)</w:t>
+            </w:r>
+          </w:p>
+        </w:tc>
+        <w:tc>
+          <w:tcPr>
+            <w:tcW w:w="1400" w:type="dxa"/>
+            <w:vAlign w:val="center"/>
+          </w:tcPr>
+          <w:p>
+            <w:pPr>
+              <w:spacing w:after="30"/>
+            </w:pPr>
+            <w:r>
+              <w:rPr>
+                <w:sz w:val="15"/>
+                <w:szCs w:val="15"/>
+              </w:rPr>
+              <w:t xml:space="preserve">[0.90, 0.10]</w:t>
+            </w:r>
+          </w:p>
+        </w:tc>
+        <w:tc>
+          <w:tcPr>
+            <w:tcW w:w="2600" w:type="dxa"/>
+            <w:vAlign w:val="center"/>
+          </w:tcPr>
+          <w:p>
+            <w:pPr>
+              <w:spacing w:after="30"/>
+            </w:pPr>
+            <w:r>
+              <w:rPr>
+                <w:sz w:val="15"/>
+                <w:szCs w:val="15"/>
+              </w:rPr>
+              <w:t xml:space="preserve">Cautious_Nav — preferred in the payload task configuration</w:t>
+            </w:r>
+          </w:p>
+        </w:tc>
+        <w:tc>
+          <w:tcPr>
+            <w:tcW w:w="2600" w:type="dxa"/>
+            <w:vAlign w:val="center"/>
+          </w:tcPr>
+          <w:p>
+            <w:pPr>
+              <w:spacing w:after="30"/>
+            </w:pPr>
+            <w:r>
+              <w:rPr>
+                <w:sz w:val="15"/>
+                <w:szCs w:val="15"/>
+              </w:rPr>
+              <w:t xml:space="preserve">0.18 m/s ceiling, safety-dominant attentions, fragility hard veto</w:t>
+            </w:r>
+          </w:p>
+        </w:tc>
+      </w:tr>
+      <w:tr>
+        <w:tc>
+          <w:tcPr>
+            <w:tcW w:w="2650" w:type="dxa"/>
+            <w:vAlign w:val="center"/>
+          </w:tcPr>
+          <w:p>
+            <w:pPr>
+              <w:spacing w:after="30"/>
+            </w:pPr>
+            <w:r>
+              <w:rPr>
+                <w:sz w:val="15"/>
+                <w:szCs w:val="15"/>
+              </w:rPr>
+              <w:t xml:space="preserve">efficient_courier (standard parcel)</w:t>
+            </w:r>
+          </w:p>
+        </w:tc>
+        <w:tc>
+          <w:tcPr>
+            <w:tcW w:w="1400" w:type="dxa"/>
+            <w:vAlign w:val="center"/>
+          </w:tcPr>
+          <w:p>
+            <w:pPr>
+              <w:spacing w:after="30"/>
+            </w:pPr>
+            <w:r>
+              <w:rPr>
+                <w:sz w:val="15"/>
+                <w:szCs w:val="15"/>
+              </w:rPr>
+              <w:t xml:space="preserve">[0.20, 0.80]</w:t>
+            </w:r>
+          </w:p>
+        </w:tc>
+        <w:tc>
+          <w:tcPr>
+            <w:tcW w:w="2600" w:type="dxa"/>
+            <w:vAlign w:val="center"/>
+          </w:tcPr>
+          <w:p>
+            <w:pPr>
+              <w:spacing w:after="30"/>
+            </w:pPr>
+            <w:r>
+              <w:rPr>
+                <w:sz w:val="15"/>
+                <w:szCs w:val="15"/>
+              </w:rPr>
+              <w:t xml:space="preserve">Efficient_Nav — preferred in the door-task configuration</w:t>
+            </w:r>
+          </w:p>
+        </w:tc>
+        <w:tc>
+          <w:tcPr>
+            <w:tcW w:w="2600" w:type="dxa"/>
+            <w:vAlign w:val="center"/>
+          </w:tcPr>
+          <w:p>
+            <w:pPr>
+              <w:spacing w:after="30"/>
+            </w:pPr>
+            <w:r>
+              <w:rPr>
+                <w:sz w:val="15"/>
+                <w:szCs w:val="15"/>
+              </w:rPr>
+              <w:t xml:space="preserve">uncapped (≈ 0.30 m/s), progression-dominant attentions</w:t>
+            </w:r>
+          </w:p>
+        </w:tc>
+      </w:tr>
+      <w:tr>
+        <w:tc>
+          <w:tcPr>
+            <w:tcW w:w="2650" w:type="dxa"/>
+            <w:vAlign w:val="center"/>
+          </w:tcPr>
+          <w:p>
+            <w:pPr>
+              <w:spacing w:after="30"/>
+            </w:pPr>
+            <w:r>
+              <w:rPr>
+                <w:sz w:val="15"/>
+                <w:szCs w:val="15"/>
+              </w:rPr>
+              <w:t xml:space="preserve">covered_delivery (sealed container)</w:t>
+            </w:r>
+          </w:p>
+        </w:tc>
+        <w:tc>
+          <w:tcPr>
+            <w:tcW w:w="1400" w:type="dxa"/>
+            <w:vAlign w:val="center"/>
+          </w:tcPr>
+          <w:p>
+            <w:pPr>
+              <w:spacing w:after="30"/>
+            </w:pPr>
+            <w:r>
+              <w:rPr>
+                <w:sz w:val="15"/>
+                <w:szCs w:val="15"/>
+              </w:rPr>
+              <w:t xml:space="preserve">[0.65, 0.35]</w:t>
+            </w:r>
+          </w:p>
+        </w:tc>
+        <w:tc>
+          <w:tcPr>
+            <w:tcW w:w="2600" w:type="dxa"/>
+            <w:vAlign w:val="center"/>
+          </w:tcPr>
+          <w:p>
+            <w:pPr>
+              <w:spacing w:after="30"/>
+            </w:pPr>
+            <w:r>
+              <w:rPr>
+                <w:sz w:val="15"/>
+                <w:szCs w:val="15"/>
+              </w:rPr>
+              <w:t xml:space="preserve">Efficient-preferred configuration selected under the sealed-lid task flag</w:t>
+            </w:r>
+          </w:p>
+        </w:tc>
+        <w:tc>
+          <w:tcPr>
+            <w:tcW w:w="2600" w:type="dxa"/>
+            <w:vAlign w:val="center"/>
+          </w:tcPr>
+          <w:p>
+            <w:pPr>
+              <w:spacing w:after="30"/>
+            </w:pPr>
+            <w:r>
+              <w:rPr>
+                <w:sz w:val="15"/>
+                <w:szCs w:val="15"/>
+              </w:rPr>
+              <w:t xml:space="preserve">faster profile justified by reduced hazard — the task-conditioned switch of thesis 5.3.6.4</w:t>
+            </w:r>
+          </w:p>
+        </w:tc>
+      </w:tr>
+      <w:tr>
+        <w:tc>
+          <w:tcPr>
+            <w:tcW w:w="2650" w:type="dxa"/>
+            <w:vAlign w:val="center"/>
+          </w:tcPr>
+          <w:p>
+            <w:pPr>
+              <w:spacing w:after="30"/>
+            </w:pPr>
+            <w:r>
+              <w:rPr>
+                <w:sz w:val="15"/>
+                <w:szCs w:val="15"/>
+              </w:rPr>
+              <w:t xml:space="preserve">no_analogy (neutral prior)</w:t>
+            </w:r>
+          </w:p>
+        </w:tc>
+        <w:tc>
+          <w:tcPr>
+            <w:tcW w:w="1400" w:type="dxa"/>
+            <w:vAlign w:val="center"/>
+          </w:tcPr>
+          <w:p>
+            <w:pPr>
+              <w:spacing w:after="30"/>
+            </w:pPr>
+            <w:r>
+              <w:rPr>
+                <w:sz w:val="15"/>
+                <w:szCs w:val="15"/>
+              </w:rPr>
+              <w:t xml:space="preserve">[0.50, 0.50]</w:t>
+            </w:r>
+          </w:p>
+        </w:tc>
+        <w:tc>
+          <w:tcPr>
+            <w:tcW w:w="2600" w:type="dxa"/>
+            <w:vAlign w:val="center"/>
+          </w:tcPr>
+          <w:p>
+            <w:pPr>
+              <w:spacing w:after="30"/>
+            </w:pPr>
+            <w:r>
+              <w:rPr>
+                <w:sz w:val="15"/>
+                <w:szCs w:val="15"/>
+              </w:rPr>
+              <w:t xml:space="preserve">played by the ungoverned baselines M0 / M1</w:t>
+            </w:r>
+          </w:p>
+        </w:tc>
+        <w:tc>
+          <w:tcPr>
+            <w:tcW w:w="2600" w:type="dxa"/>
+            <w:vAlign w:val="center"/>
+          </w:tcPr>
+          <w:p>
+            <w:pPr>
+              <w:spacing w:after="30"/>
+            </w:pPr>
+            <w:r>
+              <w:rPr>
+                <w:sz w:val="15"/>
+                <w:szCs w:val="15"/>
+              </w:rPr>
+              <w:t xml:space="preserve">fixed policies, no evaluative structure</w:t>
+            </w:r>
+          </w:p>
+        </w:tc>
+      </w:tr>
+    </w:tbl>
+    <w:p>
+      <w:pPr>
+        <w:spacing w:after="160" w:line="264" w:lineRule="auto"/>
+      </w:pPr>
+      <w:r>
+        <w:rPr>
+          <w:i/>
+          <w:color w:val="595959"/>
+          <w:sz w:val="18"/>
+          <w:szCs w:val="18"/>
+        </w:rPr>
+        <w:t xml:space="preserve">Table 2. Correspondence between the thesis analogy library and the G1 configurations. On the G1, analogy selection is task-conditioned (the operator states the task; the configuration encodes the analogy), the within-run arbitration validates the selection against live shared experience, and the cross-run trust layer validates it against outcomes — the same select-then-validate cycle as thesis §5.2.</w:t>
+      </w:r>
+    </w:p>
+    <w:p>
+      <w:pPr>
+        <w:spacing w:after="90" w:line="264" w:lineRule="auto"/>
+      </w:pPr>
+      <w:r>
+        <w:rPr>
+          <w:b/>
+          <w:color w:val="2E74B5"/>
+          <w:sz w:val="26"/>
+          <w:szCs w:val="26"/>
+        </w:rPr>
+        <w:t xml:space="preserve">3.1  Decision pipeline</w:t>
+      </w:r>
+    </w:p>
+    <w:p>
+      <w:pPr>
+        <w:spacing w:after="150" w:line="264" w:lineRule="auto"/>
+      </w:pPr>
+      <w:r>
+        <w:t xml:space="preserve">The reasoner (Meta-Reasoner 2.0, configuration-first, pure Python, untouched throughout all campaigns) is fed at 2 Hz through a bridge that packages the stack's per-tick telemetry as shared-experience readings. Each tick it evaluates every analogy against its QoE boundaries — analogy-level DST intervals (belief / current / plausibility), semantic-region memory with direction inference, tension with attention-ratio exponents, fulfilment, required-meta, uncertainty and hard-veto gates — and returns KEEP / SWITCH / FALLBACK / HELP / INSUFFICIENT plus the active analogy. The bridge maps the decision to a forward-speed ceiling (Efficient = uncapped ≈ 0.30 m/s, Cautious = 0.18 m/s, FALLBACK = 0.14 m/s, HELP = 0); reversing and turning during recoveries are never throttled.</w:t>
       </w:r>
     </w:p>
     <w:tbl>
@@ -393,8 +1426,8 @@
               <w:rPr>
                 <w:b/>
                 <w:color w:val="FFFFFF"/>
-                <w:sz w:val="17"/>
-                <w:szCs w:val="17"/>
+                <w:sz w:val="15"/>
+                <w:szCs w:val="15"/>
               </w:rPr>
               <w:t xml:space="preserve">Meta-parameter</w:t>
             </w:r>
@@ -414,8 +1447,8 @@
               <w:rPr>
                 <w:b/>
                 <w:color w:val="FFFFFF"/>
-                <w:sz w:val="17"/>
-                <w:szCs w:val="17"/>
+                <w:sz w:val="15"/>
+                <w:szCs w:val="15"/>
               </w:rPr>
               <w:t xml:space="preserve">Source (per-tick telemetry)</w:t>
             </w:r>
@@ -435,8 +1468,8 @@
               <w:rPr>
                 <w:b/>
                 <w:color w:val="FFFFFF"/>
-                <w:sz w:val="17"/>
-                <w:szCs w:val="17"/>
+                <w:sz w:val="15"/>
+                <w:szCs w:val="15"/>
               </w:rPr>
               <w:t xml:space="preserve">Role</w:t>
             </w:r>
@@ -455,8 +1488,8 @@
             </w:pPr>
             <w:r>
               <w:rPr>
-                <w:sz w:val="17"/>
-                <w:szCs w:val="17"/>
+                <w:sz w:val="15"/>
+                <w:szCs w:val="15"/>
               </w:rPr>
               <w:t xml:space="preserve">safety</w:t>
             </w:r>
@@ -473,8 +1506,8 @@
             </w:pPr>
             <w:r>
               <w:rPr>
-                <w:sz w:val="17"/>
-                <w:szCs w:val="17"/>
+                <w:sz w:val="15"/>
+                <w:szCs w:val="15"/>
               </w:rPr>
               <w:t xml:space="preserve">clearance = c0 / 1.5 m (LiDAR forward free space)</w:t>
             </w:r>
@@ -491,8 +1524,8 @@
             </w:pPr>
             <w:r>
               <w:rPr>
-                <w:sz w:val="17"/>
-                <w:szCs w:val="17"/>
+                <w:sz w:val="15"/>
+                <w:szCs w:val="15"/>
               </w:rPr>
               <w:t xml:space="preserve">QoE regions + hard veto</w:t>
             </w:r>
@@ -511,8 +1544,8 @@
             </w:pPr>
             <w:r>
               <w:rPr>
-                <w:sz w:val="17"/>
-                <w:szCs w:val="17"/>
+                <w:sz w:val="15"/>
+                <w:szCs w:val="15"/>
               </w:rPr>
               <w:t xml:space="preserve">progression</w:t>
             </w:r>
@@ -529,8 +1562,8 @@
             </w:pPr>
             <w:r>
               <w:rPr>
-                <w:sz w:val="17"/>
-                <w:szCs w:val="17"/>
+                <w:sz w:val="15"/>
+                <w:szCs w:val="15"/>
               </w:rPr>
               <w:t xml:space="preserve">goal-approach rate / 0.30 m/s (2 s window)</w:t>
             </w:r>
@@ -547,8 +1580,8 @@
             </w:pPr>
             <w:r>
               <w:rPr>
-                <w:sz w:val="17"/>
-                <w:szCs w:val="17"/>
+                <w:sz w:val="15"/>
+                <w:szCs w:val="15"/>
               </w:rPr>
               <w:t xml:space="preserve">required-meta threshold</w:t>
             </w:r>
@@ -567,8 +1600,8 @@
             </w:pPr>
             <w:r>
               <w:rPr>
-                <w:sz w:val="17"/>
-                <w:szCs w:val="17"/>
+                <w:sz w:val="15"/>
+                <w:szCs w:val="15"/>
               </w:rPr>
               <w:t xml:space="preserve">mobility</w:t>
             </w:r>
@@ -585,8 +1618,8 @@
             </w:pPr>
             <w:r>
               <w:rPr>
-                <w:sz w:val="17"/>
-                <w:szCs w:val="17"/>
+                <w:sz w:val="15"/>
+                <w:szCs w:val="15"/>
               </w:rPr>
               <w:t xml:space="preserve">achieved / commanded speed (1.2 s window)</w:t>
             </w:r>
@@ -603,10 +1636,10 @@
             </w:pPr>
             <w:r>
               <w:rPr>
-                <w:sz w:val="17"/>
-                <w:szCs w:val="17"/>
-              </w:rPr>
-              <w:t xml:space="preserve">resistance channel, hard veto</w:t>
+                <w:sz w:val="15"/>
+                <w:szCs w:val="15"/>
+              </w:rPr>
+              <w:t xml:space="preserve">resistance channel, hard veto (pressing an unseen obstacle)</w:t>
             </w:r>
           </w:p>
         </w:tc>
@@ -623,8 +1656,8 @@
             </w:pPr>
             <w:r>
               <w:rPr>
-                <w:sz w:val="17"/>
-                <w:szCs w:val="17"/>
+                <w:sz w:val="15"/>
+                <w:szCs w:val="15"/>
               </w:rPr>
               <w:t xml:space="preserve">fragility</w:t>
             </w:r>
@@ -641,8 +1674,8 @@
             </w:pPr>
             <w:r>
               <w:rPr>
-                <w:sz w:val="17"/>
-                <w:szCs w:val="17"/>
+                <w:sz w:val="15"/>
+                <w:szCs w:val="15"/>
               </w:rPr>
               <w:t xml:space="preserve">payload state: 1.0 intact, drops per spill</w:t>
             </w:r>
@@ -659,8 +1692,8 @@
             </w:pPr>
             <w:r>
               <w:rPr>
-                <w:sz w:val="17"/>
-                <w:szCs w:val="17"/>
+                <w:sz w:val="15"/>
+                <w:szCs w:val="15"/>
               </w:rPr>
               <w:t xml:space="preserve">hard veto (payload task)</w:t>
             </w:r>
@@ -679,8 +1712,8 @@
             </w:pPr>
             <w:r>
               <w:rPr>
-                <w:sz w:val="17"/>
-                <w:szCs w:val="17"/>
+                <w:sz w:val="15"/>
+                <w:szCs w:val="15"/>
               </w:rPr>
               <w:t xml:space="preserve">reliability / uncertainty</w:t>
             </w:r>
@@ -697,8 +1730,8 @@
             </w:pPr>
             <w:r>
               <w:rPr>
-                <w:sz w:val="17"/>
-                <w:szCs w:val="17"/>
+                <w:sz w:val="15"/>
+                <w:szCs w:val="15"/>
               </w:rPr>
               <w:t xml:space="preserve">sensing monitor + few-shot historical margin</w:t>
             </w:r>
@@ -715,10 +1748,10 @@
             </w:pPr>
             <w:r>
               <w:rPr>
-                <w:sz w:val="17"/>
-                <w:szCs w:val="17"/>
-              </w:rPr>
-              <w:t xml:space="preserve">DST belief interval</w:t>
+                <w:sz w:val="15"/>
+                <w:szCs w:val="15"/>
+              </w:rPr>
+              <w:t xml:space="preserve">DST belief interval width</w:t>
             </w:r>
           </w:p>
         </w:tc>
@@ -726,15 +1759,7 @@
     </w:tbl>
     <w:p>
       <w:pPr>
-        <w:spacing w:after="140" w:line="276" w:lineRule="auto"/>
-      </w:pPr>
-      <w:r>
-        <w:t xml:space="preserve">Readings are median-smoothed (~2.5 s) and each reading's DST uncertainty adds the historical dispersion of its own metric (few-shot margin). Switches are hysteretic; an experience-escalation layer aborts on sustained HELP or a stagnant high-FALLBACK window.</w:t>
-      </w:r>
-    </w:p>
-    <w:p>
-      <w:pPr>
-        <w:spacing w:after="100" w:line="276" w:lineRule="auto"/>
+        <w:spacing w:after="90" w:line="264" w:lineRule="auto"/>
       </w:pPr>
       <w:r>
         <w:rPr>
@@ -743,15 +1768,518 @@
           <w:sz w:val="26"/>
           <w:szCs w:val="26"/>
         </w:rPr>
-        <w:t xml:space="preserve">3.1  Realising the four-layer belief architecture of thesis Chapter 5</w:t>
-      </w:r>
-    </w:p>
-    <w:p>
-      <w:pPr>
-        <w:spacing w:after="160" w:line="276" w:lineRule="auto"/>
-      </w:pPr>
-      <w:r>
-        <w:t xml:space="preserve">Chapter 5 of the thesis specifies three DST belief layers plus a deployment-level Meta-Attention layer, each addressing a distinct failure mode at its own timescale. Table 2 maps each layer to its realisation on the G1. Layers 1-2 ran in every governed campaign arm; Layers 3-4 are opt-in (disabled during the reported campaign so the published arms remain exactly reproducible) and were validated in the loop by the pre-deployment arm of §5.1.</w:t>
+        <w:t xml:space="preserve">3.2  Bridge stabilisers: every knob answers a measured failure</w:t>
+      </w:r>
+    </w:p>
+    <w:p>
+      <w:pPr>
+        <w:spacing w:after="150" w:line="264" w:lineRule="auto"/>
+      </w:pPr>
+      <w:r>
+        <w:t xml:space="preserve">The bridge between raw telemetry and the reasoner is not free-form smoothing; each mechanism exists because a specific failure was measured without it (all on logged real-robot or twin data):</w:t>
+      </w:r>
+    </w:p>
+    <w:tbl>
+      <w:tblPr>
+        <w:tblW w:w="9250" w:type="dxa"/>
+        <w:tblBorders>
+          <w:top w:val="single" w:sz="4" w:color="8EAADB"/>
+          <w:left w:val="single" w:sz="4" w:color="8EAADB"/>
+          <w:bottom w:val="single" w:sz="4" w:color="8EAADB"/>
+          <w:right w:val="single" w:sz="4" w:color="8EAADB"/>
+          <w:insideH w:val="single" w:sz="4" w:color="8EAADB"/>
+          <w:insideV w:val="single" w:sz="4" w:color="8EAADB"/>
+        </w:tblBorders>
+      </w:tblPr>
+      <w:tblGrid>
+        <w:gridCol w:w="2300"/>
+        <w:gridCol w:w="4600"/>
+        <w:gridCol w:w="2350"/>
+      </w:tblGrid>
+      <w:tr>
+        <w:tc>
+          <w:tcPr>
+            <w:tcW w:w="2300" w:type="dxa"/>
+            <w:shd w:val="clear" w:color="auto" w:fill="1F3864"/>
+            <w:vAlign w:val="center"/>
+          </w:tcPr>
+          <w:p>
+            <w:pPr>
+              <w:spacing w:after="30"/>
+            </w:pPr>
+            <w:r>
+              <w:rPr>
+                <w:b/>
+                <w:color w:val="FFFFFF"/>
+                <w:sz w:val="15"/>
+                <w:szCs w:val="15"/>
+              </w:rPr>
+              <w:t xml:space="preserve">Mechanism</w:t>
+            </w:r>
+          </w:p>
+        </w:tc>
+        <w:tc>
+          <w:tcPr>
+            <w:tcW w:w="4600" w:type="dxa"/>
+            <w:shd w:val="clear" w:color="auto" w:fill="1F3864"/>
+            <w:vAlign w:val="center"/>
+          </w:tcPr>
+          <w:p>
+            <w:pPr>
+              <w:spacing w:after="30"/>
+            </w:pPr>
+            <w:r>
+              <w:rPr>
+                <w:b/>
+                <w:color w:val="FFFFFF"/>
+                <w:sz w:val="15"/>
+                <w:szCs w:val="15"/>
+              </w:rPr>
+              <w:t xml:space="preserve">Failure it corrects (measured)</w:t>
+            </w:r>
+          </w:p>
+        </w:tc>
+        <w:tc>
+          <w:tcPr>
+            <w:tcW w:w="2350" w:type="dxa"/>
+            <w:shd w:val="clear" w:color="auto" w:fill="1F3864"/>
+            <w:vAlign w:val="center"/>
+          </w:tcPr>
+          <w:p>
+            <w:pPr>
+              <w:spacing w:after="30"/>
+            </w:pPr>
+            <w:r>
+              <w:rPr>
+                <w:b/>
+                <w:color w:val="FFFFFF"/>
+                <w:sz w:val="15"/>
+                <w:szCs w:val="15"/>
+              </w:rPr>
+              <w:t xml:space="preserve">Setting</w:t>
+            </w:r>
+          </w:p>
+        </w:tc>
+      </w:tr>
+      <w:tr>
+        <w:tc>
+          <w:tcPr>
+            <w:tcW w:w="2300" w:type="dxa"/>
+            <w:vAlign w:val="center"/>
+          </w:tcPr>
+          <w:p>
+            <w:pPr>
+              <w:spacing w:after="30"/>
+            </w:pPr>
+            <w:r>
+              <w:rPr>
+                <w:sz w:val="15"/>
+                <w:szCs w:val="15"/>
+              </w:rPr>
+              <w:t xml:space="preserve">Median-of-5 readings (~2.5 s)</w:t>
+            </w:r>
+          </w:p>
+        </w:tc>
+        <w:tc>
+          <w:tcPr>
+            <w:tcW w:w="4600" w:type="dxa"/>
+            <w:vAlign w:val="center"/>
+          </w:tcPr>
+          <w:p>
+            <w:pPr>
+              <w:spacing w:after="30"/>
+            </w:pPr>
+            <w:r>
+              <w:rPr>
+                <w:sz w:val="15"/>
+                <w:szCs w:val="15"/>
+              </w:rPr>
+              <w:t xml:space="preserve">instantaneous SEI progression flickers 0 ↔ 0.5 tick-to-tick; raw replay of a real run produced 12 spurious switches in 88 s</w:t>
+            </w:r>
+          </w:p>
+        </w:tc>
+        <w:tc>
+          <w:tcPr>
+            <w:tcW w:w="2350" w:type="dxa"/>
+            <w:vAlign w:val="center"/>
+          </w:tcPr>
+          <w:p>
+            <w:pPr>
+              <w:spacing w:after="30"/>
+            </w:pPr>
+            <w:r>
+              <w:rPr>
+                <w:sz w:val="15"/>
+                <w:szCs w:val="15"/>
+              </w:rPr>
+              <w:t xml:space="preserve">window 5</w:t>
+            </w:r>
+          </w:p>
+        </w:tc>
+      </w:tr>
+      <w:tr>
+        <w:tc>
+          <w:tcPr>
+            <w:tcW w:w="2300" w:type="dxa"/>
+            <w:vAlign w:val="center"/>
+          </w:tcPr>
+          <w:p>
+            <w:pPr>
+              <w:spacing w:after="30"/>
+            </w:pPr>
+            <w:r>
+              <w:rPr>
+                <w:sz w:val="15"/>
+                <w:szCs w:val="15"/>
+              </w:rPr>
+              <w:t xml:space="preserve">Few-shot uncertainty margin (thesis P10)</w:t>
+            </w:r>
+          </w:p>
+        </w:tc>
+        <w:tc>
+          <w:tcPr>
+            <w:tcW w:w="4600" w:type="dxa"/>
+            <w:vAlign w:val="center"/>
+          </w:tcPr>
+          <w:p>
+            <w:pPr>
+              <w:spacing w:after="30"/>
+            </w:pPr>
+            <w:r>
+              <w:rPr>
+                <w:sz w:val="15"/>
+                <w:szCs w:val="15"/>
+              </w:rPr>
+              <w:t xml:space="preserve">one-shot DST margins let a metric oscillating across a QoE boundary pass as plausible on a lucky read; offline A/B chose k = 0.4 (clean-run FALLBACK +9 pp, the 584-s failure run cleanly separated at 72%)</w:t>
+            </w:r>
+          </w:p>
+        </w:tc>
+        <w:tc>
+          <w:tcPr>
+            <w:tcW w:w="2350" w:type="dxa"/>
+            <w:vAlign w:val="center"/>
+          </w:tcPr>
+          <w:p>
+            <w:pPr>
+              <w:spacing w:after="30"/>
+            </w:pPr>
+            <w:r>
+              <w:rPr>
+                <w:sz w:val="15"/>
+                <w:szCs w:val="15"/>
+              </w:rPr>
+              <w:t xml:space="preserve">u = u_inst + 0.4·σ_window, cap 0.35</w:t>
+            </w:r>
+          </w:p>
+        </w:tc>
+      </w:tr>
+      <w:tr>
+        <w:tc>
+          <w:tcPr>
+            <w:tcW w:w="2300" w:type="dxa"/>
+            <w:vAlign w:val="center"/>
+          </w:tcPr>
+          <w:p>
+            <w:pPr>
+              <w:spacing w:after="30"/>
+            </w:pPr>
+            <w:r>
+              <w:rPr>
+                <w:sz w:val="15"/>
+                <w:szCs w:val="15"/>
+              </w:rPr>
+              <w:t xml:space="preserve">Switch hysteresis, asymmetric</w:t>
+            </w:r>
+          </w:p>
+        </w:tc>
+        <w:tc>
+          <w:tcPr>
+            <w:tcW w:w="4600" w:type="dxa"/>
+            <w:vAlign w:val="center"/>
+          </w:tcPr>
+          <w:p>
+            <w:pPr>
+              <w:spacing w:after="30"/>
+            </w:pPr>
+            <w:r>
+              <w:rPr>
+                <w:sz w:val="15"/>
+                <w:szCs w:val="15"/>
+              </w:rPr>
+              <w:t xml:space="preserve">start-up stop-and-go produced 4 switches in 10 s with symmetric persistence; classic hysteresis: fast toward caution, slow toward confidence</w:t>
+            </w:r>
+          </w:p>
+        </w:tc>
+        <w:tc>
+          <w:tcPr>
+            <w:tcW w:w="2350" w:type="dxa"/>
+            <w:vAlign w:val="center"/>
+          </w:tcPr>
+          <w:p>
+            <w:pPr>
+              <w:spacing w:after="30"/>
+            </w:pPr>
+            <w:r>
+              <w:rPr>
+                <w:sz w:val="15"/>
+                <w:szCs w:val="15"/>
+              </w:rPr>
+              <w:t xml:space="preserve">confirm 3 → cautious, 6 → preferred; margin 0.08</w:t>
+            </w:r>
+          </w:p>
+        </w:tc>
+      </w:tr>
+      <w:tr>
+        <w:tc>
+          <w:tcPr>
+            <w:tcW w:w="2300" w:type="dxa"/>
+            <w:vAlign w:val="center"/>
+          </w:tcPr>
+          <w:p>
+            <w:pPr>
+              <w:spacing w:after="30"/>
+            </w:pPr>
+            <w:r>
+              <w:rPr>
+                <w:sz w:val="15"/>
+                <w:szCs w:val="15"/>
+              </w:rPr>
+              <w:t xml:space="preserve">Action persistence</w:t>
+            </w:r>
+          </w:p>
+        </w:tc>
+        <w:tc>
+          <w:tcPr>
+            <w:tcW w:w="4600" w:type="dxa"/>
+            <w:vAlign w:val="center"/>
+          </w:tcPr>
+          <w:p>
+            <w:pPr>
+              <w:spacing w:after="30"/>
+            </w:pPr>
+            <w:r>
+              <w:rPr>
+                <w:sz w:val="15"/>
+                <w:szCs w:val="15"/>
+              </w:rPr>
+              <w:t xml:space="preserve">single-tick FALLBACK blips acted on the ceiling</w:t>
+            </w:r>
+          </w:p>
+        </w:tc>
+        <w:tc>
+          <w:tcPr>
+            <w:tcW w:w="2350" w:type="dxa"/>
+            <w:vAlign w:val="center"/>
+          </w:tcPr>
+          <w:p>
+            <w:pPr>
+              <w:spacing w:after="30"/>
+            </w:pPr>
+            <w:r>
+              <w:rPr>
+                <w:sz w:val="15"/>
+                <w:szCs w:val="15"/>
+              </w:rPr>
+              <w:t xml:space="preserve">2 consecutive, else logged as advisory</w:t>
+            </w:r>
+          </w:p>
+        </w:tc>
+      </w:tr>
+      <w:tr>
+        <w:tc>
+          <w:tcPr>
+            <w:tcW w:w="2300" w:type="dxa"/>
+            <w:vAlign w:val="center"/>
+          </w:tcPr>
+          <w:p>
+            <w:pPr>
+              <w:spacing w:after="30"/>
+            </w:pPr>
+            <w:r>
+              <w:rPr>
+                <w:sz w:val="15"/>
+                <w:szCs w:val="15"/>
+              </w:rPr>
+              <w:t xml:space="preserve">Warm-up</w:t>
+            </w:r>
+          </w:p>
+        </w:tc>
+        <w:tc>
+          <w:tcPr>
+            <w:tcW w:w="4600" w:type="dxa"/>
+            <w:vAlign w:val="center"/>
+          </w:tcPr>
+          <w:p>
+            <w:pPr>
+              <w:spacing w:after="30"/>
+            </w:pPr>
+            <w:r>
+              <w:rPr>
+                <w:sz w:val="15"/>
+                <w:szCs w:val="15"/>
+              </w:rPr>
+              <w:t xml:space="preserve">metrics ramp from zero at start and mis-classified the first seconds</w:t>
+            </w:r>
+          </w:p>
+        </w:tc>
+        <w:tc>
+          <w:tcPr>
+            <w:tcW w:w="2350" w:type="dxa"/>
+            <w:vAlign w:val="center"/>
+          </w:tcPr>
+          <w:p>
+            <w:pPr>
+              <w:spacing w:after="30"/>
+            </w:pPr>
+            <w:r>
+              <w:rPr>
+                <w:sz w:val="15"/>
+                <w:szCs w:val="15"/>
+              </w:rPr>
+              <w:t xml:space="preserve">first 4 decisions observe only</w:t>
+            </w:r>
+          </w:p>
+        </w:tc>
+      </w:tr>
+      <w:tr>
+        <w:tc>
+          <w:tcPr>
+            <w:tcW w:w="2300" w:type="dxa"/>
+            <w:vAlign w:val="center"/>
+          </w:tcPr>
+          <w:p>
+            <w:pPr>
+              <w:spacing w:after="30"/>
+            </w:pPr>
+            <w:r>
+              <w:rPr>
+                <w:sz w:val="15"/>
+                <w:szCs w:val="15"/>
+              </w:rPr>
+              <w:t xml:space="preserve">Commanded-rotation hold</w:t>
+            </w:r>
+          </w:p>
+        </w:tc>
+        <w:tc>
+          <w:tcPr>
+            <w:tcW w:w="4600" w:type="dxa"/>
+            <w:vAlign w:val="center"/>
+          </w:tcPr>
+          <w:p>
+            <w:pPr>
+              <w:spacing w:after="30"/>
+            </w:pPr>
+            <w:r>
+              <w:rPr>
+                <w:sz w:val="15"/>
+                <w:szCs w:val="15"/>
+              </w:rPr>
+              <w:t xml:space="preserve">progression = 0 during deliberate alignment (door engagement) read as stagnation: 41% false FALLBACK in one run</w:t>
+            </w:r>
+          </w:p>
+        </w:tc>
+        <w:tc>
+          <w:tcPr>
+            <w:tcW w:w="2350" w:type="dxa"/>
+            <w:vAlign w:val="center"/>
+          </w:tcPr>
+          <w:p>
+            <w:pPr>
+              <w:spacing w:after="30"/>
+            </w:pPr>
+            <w:r>
+              <w:rPr>
+                <w:sz w:val="15"/>
+                <w:szCs w:val="15"/>
+              </w:rPr>
+              <w:t xml:space="preserve">freeze progression at last real median while rotating</w:t>
+            </w:r>
+          </w:p>
+        </w:tc>
+      </w:tr>
+      <w:tr>
+        <w:tc>
+          <w:tcPr>
+            <w:tcW w:w="2300" w:type="dxa"/>
+            <w:vAlign w:val="center"/>
+          </w:tcPr>
+          <w:p>
+            <w:pPr>
+              <w:spacing w:after="30"/>
+            </w:pPr>
+            <w:r>
+              <w:rPr>
+                <w:sz w:val="15"/>
+                <w:szCs w:val="15"/>
+              </w:rPr>
+              <w:t xml:space="preserve">Experience escalation (thesis P9)</w:t>
+            </w:r>
+          </w:p>
+        </w:tc>
+        <w:tc>
+          <w:tcPr>
+            <w:tcW w:w="4600" w:type="dxa"/>
+            <w:vAlign w:val="center"/>
+          </w:tcPr>
+          <w:p>
+            <w:pPr>
+              <w:spacing w:after="30"/>
+            </w:pPr>
+            <w:r>
+              <w:rPr>
+                <w:sz w:val="15"/>
+                <w:szCs w:val="15"/>
+              </w:rPr>
+              <w:t xml:space="preserve">a 584-s limit-cycle run: the reasoner said FALLBACK/HELP for minutes but nothing escalated; replayed fix aborts at t ≈ 94 s with 0/6 false aborts on clean runs</w:t>
+            </w:r>
+          </w:p>
+        </w:tc>
+        <w:tc>
+          <w:tcPr>
+            <w:tcW w:w="2350" w:type="dxa"/>
+            <w:vAlign w:val="center"/>
+          </w:tcPr>
+          <w:p>
+            <w:pPr>
+              <w:spacing w:after="30"/>
+            </w:pPr>
+            <w:r>
+              <w:rPr>
+                <w:sz w:val="15"/>
+                <w:szCs w:val="15"/>
+              </w:rPr>
+              <w:t xml:space="preserve">HELP ≥ 8 s, or 75 s window ≥ 60% firm FALLBACK/HELP with &lt; 0.4 m progress → abort</w:t>
+            </w:r>
+          </w:p>
+        </w:tc>
+      </w:tr>
+    </w:tbl>
+    <w:p>
+      <w:pPr>
+        <w:spacing w:after="160" w:line="264" w:lineRule="auto"/>
+      </w:pPr>
+      <w:r>
+        <w:rPr>
+          <w:i/>
+          <w:color w:val="595959"/>
+          <w:sz w:val="18"/>
+          <w:szCs w:val="18"/>
+        </w:rPr>
+        <w:t xml:space="preserve">Table 3. Evidence-driven stabilisers in the bridge. None modify the reasoner; all are documented, environment-revertible, and were validated by counterfactual replay over logged runs before deployment.</w:t>
+      </w:r>
+    </w:p>
+    <w:p>
+      <w:pPr>
+        <w:spacing w:after="90" w:line="264" w:lineRule="auto"/>
+      </w:pPr>
+      <w:r>
+        <w:rPr>
+          <w:b/>
+          <w:color w:val="2E74B5"/>
+          <w:sz w:val="26"/>
+          <w:szCs w:val="26"/>
+        </w:rPr>
+        <w:t xml:space="preserve">3.3  Realising the four-layer belief architecture of thesis Chapter 5</w:t>
       </w:r>
     </w:p>
     <w:tbl>
@@ -983,7 +2511,7 @@
                 <w:sz w:val="15"/>
                 <w:szCs w:val="15"/>
               </w:rPr>
-              <w:t xml:space="preserve">Per-analogy Dempster–Shafer belief {match, mismatch, Θ} persisted between runs (G1_M2_STATE); spill → mismatch mass, clean run → match mass; Pl &lt; 0.70 blends the ceiling toward conservative, Pl &lt; 0.45 vetoes deployment and corrects the start-up prior</w:t>
+              <w:t xml:space="preserve">Per-analogy Dempster–Shafer belief {match, mismatch, Θ} persisted between runs (G1_M2_STATE); spill → mismatch mass attributed to the analogy governing at the spill instant, clean run → match mass; Pl &lt; 0.70 blends the ceiling toward conservative, Pl &lt; 0.45 vetoes deployment and corrects the start-up prior</w:t>
             </w:r>
           </w:p>
         </w:tc>
@@ -1157,7 +2685,7 @@
     </w:tbl>
     <w:p>
       <w:pPr>
-        <w:spacing w:after="180" w:line="276" w:lineRule="auto"/>
+        <w:spacing w:after="160" w:line="264" w:lineRule="auto"/>
       </w:pPr>
       <w:r>
         <w:rPr>
@@ -1166,15 +2694,15 @@
           <w:sz w:val="18"/>
           <w:szCs w:val="18"/>
         </w:rPr>
-        <w:t xml:space="preserve">Table 2. Thesis Ch. 5 four-layer architecture mapped to the G1 runtime. All four layers live in the bridge; the meta-reasoner itself is untouched.</w:t>
-      </w:r>
-    </w:p>
-    <w:p>
-      <w:pPr>
-        <w:spacing w:after="160" w:line="276" w:lineRule="auto"/>
-      </w:pPr>
-      <w:r>
-        <w:t xml:space="preserve">Two details differ from the 2-D study, both additive. First, the </w:t>
+        <w:t xml:space="preserve">Table 4. Thesis Ch. 5 four-layer architecture mapped to the G1 runtime. All four layers live in the bridge; the meta-reasoner itself is untouched.</w:t>
+      </w:r>
+    </w:p>
+    <w:p>
+      <w:pPr>
+        <w:spacing w:after="150" w:line="264" w:lineRule="auto"/>
+      </w:pPr>
+      <w:r>
+        <w:t xml:space="preserve">Two details differ from the 2-D study, both additive: the </w:t>
       </w:r>
       <w:r>
         <w:rPr>
@@ -1183,21 +2711,21 @@
         <w:t xml:space="preserve">fragility channel acts within the run</w:t>
       </w:r>
       <w:r>
-        <w:t xml:space="preserve"> (one spill → caution ≈ 0.52, two → FALLBACK band ≈ 0.31, three or more → dangerous &lt; 0.12 and a hard-veto HELP; ~25 s recovery), which the 2-D study could not do because its spill evidence arrived only per run. Second, spill evidence is attributed to the analogy </w:t>
+        <w:t xml:space="preserve"> (one spill → caution ≈ 0.52, two → FALLBACK band ≈ 0.31, three or more → dangerous &lt; 0.12 and a hard-veto HELP; ~25 s recovery — possible because the runtime does DST per tick, whereas the 2-D study received spill evidence only per run), and spill evidence is </w:t>
       </w:r>
       <w:r>
         <w:rPr>
           <w:b/>
         </w:rPr>
-        <w:t xml:space="preserve">governing at the moment of the spill</w:t>
-      </w:r>
-      <w:r>
-        <w:t xml:space="preserve">, sharpening the Layer-2 credit assignment.</w:t>
-      </w:r>
-    </w:p>
-    <w:p>
-      <w:pPr>
-        <w:spacing w:after="100" w:line="276" w:lineRule="auto"/>
+        <w:t xml:space="preserve">attributed to the analogy governing at the moment of the spill</w:t>
+      </w:r>
+      <w:r>
+        <w:t xml:space="preserve">, sharpening Layer-2 credit assignment.</w:t>
+      </w:r>
+    </w:p>
+    <w:p>
+      <w:pPr>
+        <w:spacing w:after="90" w:line="264" w:lineRule="auto"/>
       </w:pPr>
       <w:r>
         <w:rPr>
@@ -1206,20 +2734,12 @@
           <w:sz w:val="26"/>
           <w:szCs w:val="26"/>
         </w:rPr>
-        <w:t xml:space="preserve">3.2  Runtime certification ratio (ρ_DCA)</w:t>
-      </w:r>
-    </w:p>
-    <w:p>
-      <w:pPr>
-        <w:spacing w:after="160" w:line="276" w:lineRule="auto"/>
-      </w:pPr>
-      <w:r>
-        <w:t xml:space="preserve">The paper's robustness certificate is instantiated as a runtime quantity and logged with every governance decision:</w:t>
-      </w:r>
-    </w:p>
-    <w:p>
-      <w:pPr>
-        <w:spacing w:after="120" w:line="276" w:lineRule="auto"/>
+        <w:t xml:space="preserve">3.4  Runtime certification ratio (ρ_DCA)</w:t>
+      </w:r>
+    </w:p>
+    <w:p>
+      <w:pPr>
+        <w:spacing w:after="110" w:line="264" w:lineRule="auto"/>
       </w:pPr>
       <w:r>
         <w:rPr>
@@ -1233,15 +2753,15 @@
     </w:p>
     <w:p>
       <w:pPr>
-        <w:spacing w:after="160" w:line="276" w:lineRule="auto"/>
-      </w:pPr>
-      <w:r>
-        <w:t xml:space="preserve">where Δmargin is the stable-fulfilment gap between the two best deployable candidates (or the distance to the certification threshold when only one is deployable), task_uncertainty_gap is the DST-measured calibration budget (the θ_QoE proxy), and θ_mismatch is the L2 distance between normalised task and analogy attention vectors (B constants set to 1; ξ_rep declared unmeasured at runtime). Controlled validation reproduces the paper's regimes: ρ̂ = 1.50 with clean readings versus ρ̂ = 0.58 under degraded, oscillating readings. Live traces are analysed in §5.1.</w:t>
-      </w:r>
-    </w:p>
-    <w:p>
-      <w:pPr>
-        <w:spacing w:after="120"/>
+        <w:spacing w:after="150" w:line="264" w:lineRule="auto"/>
+      </w:pPr>
+      <w:r>
+        <w:t xml:space="preserve">Δmargin is the stable-fulfilment gap between the two best deployable candidates (or the distance to the certification threshold when only one is deployable); task_uncertainty_gap is the DST-measured calibration budget (the θ_QoE proxy); θ_mismatch is the L2 distance between normalised task and analogy attention vectors (from configuration; B constants set to 1, ξ_rep declared unmeasured at runtime). Controlled validation reproduces the paper's regimes — ρ̂ = 1.50 with clean readings versus 0.58 under degraded, oscillating readings — and live traces are analysed in §5.1. The value is recorded per decision (meta2_rho), so certification traces analogous to Table V of the manuscript can be produced from any run.</w:t>
+      </w:r>
+    </w:p>
+    <w:p>
+      <w:pPr>
+        <w:spacing w:after="80"/>
       </w:pPr>
       <w:r>
         <w:br w:type="page"/>
@@ -1249,7 +2769,7 @@
     </w:p>
     <w:p>
       <w:pPr>
-        <w:spacing w:after="80" w:line="276" w:lineRule="auto"/>
+        <w:spacing w:after="80" w:line="264" w:lineRule="auto"/>
       </w:pPr>
       <w:r>
         <w:rPr>
@@ -1258,20 +2778,361 @@
           <w:sz w:val="32"/>
           <w:szCs w:val="32"/>
         </w:rPr>
-        <w:t xml:space="preserve">4.  Campaign protocol</w:t>
-      </w:r>
-    </w:p>
-    <w:p>
-      <w:pPr>
-        <w:spacing w:after="160" w:line="276" w:lineRule="auto"/>
-      </w:pPr>
-      <w:r>
-        <w:t xml:space="preserve">103 simulation runs were executed in total: 82 valid formal-campaign runs across 11 governance arms (8 per arm; 6 for sealed-lid arms), a 4-run pre-deployment validation arm (§5.1), plus development and validation runs, and one run excluded by audit (governance silently disabled by a mid-campaign code edit — detected by a per-tick telemetry check and discarded). Every run resets Gazebo to a fresh world with the robot at waypoint A and executes an autonomous A→B traverse headless; arms alternate to share machine-load drift; datasets are tagged env=sim with a per-arm identifier. Statistics follow the thesis protocol: mean ± 95% CI (1.96·s/√n).</w:t>
-      </w:r>
-    </w:p>
-    <w:p>
-      <w:pPr>
-        <w:spacing w:after="80" w:line="276" w:lineRule="auto"/>
+        <w:t xml:space="preserve">4.  Campaign protocol and arm configurations</w:t>
+      </w:r>
+    </w:p>
+    <w:p>
+      <w:pPr>
+        <w:spacing w:after="150" w:line="264" w:lineRule="auto"/>
+      </w:pPr>
+      <w:r>
+        <w:t xml:space="preserve">103 simulation runs in total: 82 valid formal-campaign runs across 11 governance arms (8 per arm; 6 for sealed-lid arms), a 4-run pre-deployment validation arm (§5.1), development and validation runs, and one run excluded by audit (governance silently disabled by a mid-campaign code edit — detected from per-tick telemetry and discarded). Every run resets Gazebo to a fresh world with the robot at waypoint A and executes an autonomous A→B traverse headless with a watchdog (SIGINT saves the dataset exactly as a manual stop). Arms alternate to share machine-load drift; datasets are tagged env=sim with a per-arm identifier; statistics are mean ± 95% CI (1.96·s/√n), the thesis protocol. Because the twin runs at ≈ 0.5 real-time factor, the experience-escalation windows are scaled ×2 (documented; identical across governed arms).</w:t>
+      </w:r>
+    </w:p>
+    <w:tbl>
+      <w:tblPr>
+        <w:tblW w:w="9250" w:type="dxa"/>
+        <w:tblBorders>
+          <w:top w:val="single" w:sz="4" w:color="8EAADB"/>
+          <w:left w:val="single" w:sz="4" w:color="8EAADB"/>
+          <w:bottom w:val="single" w:sz="4" w:color="8EAADB"/>
+          <w:right w:val="single" w:sz="4" w:color="8EAADB"/>
+          <w:insideH w:val="single" w:sz="4" w:color="8EAADB"/>
+          <w:insideV w:val="single" w:sz="4" w:color="8EAADB"/>
+        </w:tblBorders>
+      </w:tblPr>
+      <w:tblGrid>
+        <w:gridCol w:w="2600"/>
+        <w:gridCol w:w="6650"/>
+      </w:tblGrid>
+      <w:tr>
+        <w:tc>
+          <w:tcPr>
+            <w:tcW w:w="2600" w:type="dxa"/>
+            <w:shd w:val="clear" w:color="auto" w:fill="1F3864"/>
+            <w:vAlign w:val="center"/>
+          </w:tcPr>
+          <w:p>
+            <w:pPr>
+              <w:spacing w:after="30"/>
+            </w:pPr>
+            <w:r>
+              <w:rPr>
+                <w:b/>
+                <w:color w:val="FFFFFF"/>
+                <w:sz w:val="15"/>
+                <w:szCs w:val="15"/>
+              </w:rPr>
+              <w:t xml:space="preserve">Arm</w:t>
+            </w:r>
+          </w:p>
+        </w:tc>
+        <w:tc>
+          <w:tcPr>
+            <w:tcW w:w="6650" w:type="dxa"/>
+            <w:shd w:val="clear" w:color="auto" w:fill="1F3864"/>
+            <w:vAlign w:val="center"/>
+          </w:tcPr>
+          <w:p>
+            <w:pPr>
+              <w:spacing w:after="30"/>
+            </w:pPr>
+            <w:r>
+              <w:rPr>
+                <w:b/>
+                <w:color w:val="FFFFFF"/>
+                <w:sz w:val="15"/>
+                <w:szCs w:val="15"/>
+              </w:rPr>
+              <w:t xml:space="preserve">Configuration (environment flags)</w:t>
+            </w:r>
+          </w:p>
+        </w:tc>
+      </w:tr>
+      <w:tr>
+        <w:tc>
+          <w:tcPr>
+            <w:tcW w:w="2600" w:type="dxa"/>
+            <w:vAlign w:val="center"/>
+          </w:tcPr>
+          <w:p>
+            <w:pPr>
+              <w:spacing w:after="30"/>
+            </w:pPr>
+            <w:r>
+              <w:rPr>
+                <w:sz w:val="15"/>
+                <w:szCs w:val="15"/>
+              </w:rPr>
+              <w:t xml:space="preserve">M0 baseline</w:t>
+            </w:r>
+          </w:p>
+        </w:tc>
+        <w:tc>
+          <w:tcPr>
+            <w:tcW w:w="6650" w:type="dxa"/>
+            <w:vAlign w:val="center"/>
+          </w:tcPr>
+          <w:p>
+            <w:pPr>
+              <w:spacing w:after="30"/>
+            </w:pPr>
+            <w:r>
+              <w:rPr>
+                <w:sz w:val="15"/>
+                <w:szCs w:val="15"/>
+              </w:rPr>
+              <w:t xml:space="preserve">G1_META2=0</w:t>
+            </w:r>
+          </w:p>
+        </w:tc>
+      </w:tr>
+      <w:tr>
+        <w:tc>
+          <w:tcPr>
+            <w:tcW w:w="2600" w:type="dxa"/>
+            <w:vAlign w:val="center"/>
+          </w:tcPr>
+          <w:p>
+            <w:pPr>
+              <w:spacing w:after="30"/>
+            </w:pPr>
+            <w:r>
+              <w:rPr>
+                <w:sz w:val="15"/>
+                <w:szCs w:val="15"/>
+              </w:rPr>
+              <w:t xml:space="preserve">M1 fixed-conservative</w:t>
+            </w:r>
+          </w:p>
+        </w:tc>
+        <w:tc>
+          <w:tcPr>
+            <w:tcW w:w="6650" w:type="dxa"/>
+            <w:vAlign w:val="center"/>
+          </w:tcPr>
+          <w:p>
+            <w:pPr>
+              <w:spacing w:after="30"/>
+            </w:pPr>
+            <w:r>
+              <w:rPr>
+                <w:sz w:val="15"/>
+                <w:szCs w:val="15"/>
+              </w:rPr>
+              <w:t xml:space="preserve">G1_META2=0, G1_VCAP=0.28 (fixed ceiling, no reasoner, no vetoes, no aborts)</w:t>
+            </w:r>
+          </w:p>
+        </w:tc>
+      </w:tr>
+      <w:tr>
+        <w:tc>
+          <w:tcPr>
+            <w:tcW w:w="2600" w:type="dxa"/>
+            <w:vAlign w:val="center"/>
+          </w:tcPr>
+          <w:p>
+            <w:pPr>
+              <w:spacing w:after="30"/>
+            </w:pPr>
+            <w:r>
+              <w:rPr>
+                <w:sz w:val="15"/>
+                <w:szCs w:val="15"/>
+              </w:rPr>
+              <w:t xml:space="preserve">Single-candidate governed</w:t>
+            </w:r>
+          </w:p>
+        </w:tc>
+        <w:tc>
+          <w:tcPr>
+            <w:tcW w:w="6650" w:type="dxa"/>
+            <w:vAlign w:val="center"/>
+          </w:tcPr>
+          <w:p>
+            <w:pPr>
+              <w:spacing w:after="30"/>
+            </w:pPr>
+            <w:r>
+              <w:rPr>
+                <w:sz w:val="15"/>
+                <w:szCs w:val="15"/>
+              </w:rPr>
+              <w:t xml:space="preserve">G1_META2=2, conservative configuration (Cautious only)</w:t>
+            </w:r>
+          </w:p>
+        </w:tc>
+      </w:tr>
+      <w:tr>
+        <w:tc>
+          <w:tcPr>
+            <w:tcW w:w="2600" w:type="dxa"/>
+            <w:vAlign w:val="center"/>
+          </w:tcPr>
+          <w:p>
+            <w:pPr>
+              <w:spacing w:after="30"/>
+            </w:pPr>
+            <w:r>
+              <w:rPr>
+                <w:sz w:val="15"/>
+                <w:szCs w:val="15"/>
+              </w:rPr>
+              <w:t xml:space="preserve">M2 payload (proposed)</w:t>
+            </w:r>
+          </w:p>
+        </w:tc>
+        <w:tc>
+          <w:tcPr>
+            <w:tcW w:w="6650" w:type="dxa"/>
+            <w:vAlign w:val="center"/>
+          </w:tcPr>
+          <w:p>
+            <w:pPr>
+              <w:spacing w:after="30"/>
+            </w:pPr>
+            <w:r>
+              <w:rPr>
+                <w:sz w:val="15"/>
+                <w:szCs w:val="15"/>
+              </w:rPr>
+              <w:t xml:space="preserve">G1_META2=2, payload configuration (Cautious preferred, fragility channel)</w:t>
+            </w:r>
+          </w:p>
+        </w:tc>
+      </w:tr>
+      <w:tr>
+        <w:tc>
+          <w:tcPr>
+            <w:tcW w:w="2600" w:type="dxa"/>
+            <w:vAlign w:val="center"/>
+          </w:tcPr>
+          <w:p>
+            <w:pPr>
+              <w:spacing w:after="30"/>
+            </w:pPr>
+            <w:r>
+              <w:rPr>
+                <w:sz w:val="15"/>
+                <w:szCs w:val="15"/>
+              </w:rPr>
+              <w:t xml:space="preserve">M2 task-blind / Wrong-DST</w:t>
+            </w:r>
+          </w:p>
+        </w:tc>
+        <w:tc>
+          <w:tcPr>
+            <w:tcW w:w="6650" w:type="dxa"/>
+            <w:vAlign w:val="center"/>
+          </w:tcPr>
+          <w:p>
+            <w:pPr>
+              <w:spacing w:after="30"/>
+            </w:pPr>
+            <w:r>
+              <w:rPr>
+                <w:sz w:val="15"/>
+                <w:szCs w:val="15"/>
+              </w:rPr>
+              <w:t xml:space="preserve">G1_META2=2, door configuration (lab or twin QoE); Wrong-DST adds G1_M2_STATE (fresh per arm)</w:t>
+            </w:r>
+          </w:p>
+        </w:tc>
+      </w:tr>
+      <w:tr>
+        <w:tc>
+          <w:tcPr>
+            <w:tcW w:w="2600" w:type="dxa"/>
+            <w:vAlign w:val="center"/>
+          </w:tcPr>
+          <w:p>
+            <w:pPr>
+              <w:spacing w:after="30"/>
+            </w:pPr>
+            <w:r>
+              <w:rPr>
+                <w:sz w:val="15"/>
+                <w:szCs w:val="15"/>
+              </w:rPr>
+              <w:t xml:space="preserve">Sealed-lid arms</w:t>
+            </w:r>
+          </w:p>
+        </w:tc>
+        <w:tc>
+          <w:tcPr>
+            <w:tcW w:w="6650" w:type="dxa"/>
+            <w:vAlign w:val="center"/>
+          </w:tcPr>
+          <w:p>
+            <w:pPr>
+              <w:spacing w:after="30"/>
+            </w:pPr>
+            <w:r>
+              <w:rPr>
+                <w:sz w:val="15"/>
+                <w:szCs w:val="15"/>
+              </w:rPr>
+              <w:t xml:space="preserve">G1_SPILL_LID=closed; governed variant uses the covered-delivery (Efficient-preferred) configuration</w:t>
+            </w:r>
+          </w:p>
+        </w:tc>
+      </w:tr>
+      <w:tr>
+        <w:tc>
+          <w:tcPr>
+            <w:tcW w:w="2600" w:type="dxa"/>
+            <w:vAlign w:val="center"/>
+          </w:tcPr>
+          <w:p>
+            <w:pPr>
+              <w:spacing w:after="30"/>
+            </w:pPr>
+            <w:r>
+              <w:rPr>
+                <w:sz w:val="15"/>
+                <w:szCs w:val="15"/>
+              </w:rPr>
+              <w:t xml:space="preserve">Pre-deployment (§5.1)</w:t>
+            </w:r>
+          </w:p>
+        </w:tc>
+        <w:tc>
+          <w:tcPr>
+            <w:tcW w:w="6650" w:type="dxa"/>
+            <w:vAlign w:val="center"/>
+          </w:tcPr>
+          <w:p>
+            <w:pPr>
+              <w:spacing w:after="30"/>
+            </w:pPr>
+            <w:r>
+              <w:rPr>
+                <w:sz w:val="15"/>
+                <w:szCs w:val="15"/>
+              </w:rPr>
+              <w:t xml:space="preserve">G1_META2=2, payload config, G1_M2_STATE + G1_M2_L3=1 + G1_M2_L4=1 (full four-layer stack)</w:t>
+            </w:r>
+          </w:p>
+        </w:tc>
+      </w:tr>
+    </w:tbl>
+    <w:p>
+      <w:pPr>
+        <w:spacing w:after="160" w:line="264" w:lineRule="auto"/>
+      </w:pPr>
+      <w:r>
+        <w:rPr>
+          <w:i/>
+          <w:color w:val="595959"/>
+          <w:sz w:val="18"/>
+          <w:szCs w:val="18"/>
+        </w:rPr>
+        <w:t xml:space="preserve">Table 5. Arm configurations. Full reproduction: sim_campaign.py (arms via CAMPAIGN_ARMS) + analyze_campaign.py; all datasets, configs and scripts are versioned with the stack.</w:t>
+      </w:r>
+    </w:p>
+    <w:p>
+      <w:pPr>
+        <w:spacing w:after="80" w:line="264" w:lineRule="auto"/>
       </w:pPr>
       <w:r>
         <w:rPr>
@@ -1281,14 +3142,6 @@
           <w:szCs w:val="32"/>
         </w:rPr>
         <w:t xml:space="preserve">5.  Results</w:t>
-      </w:r>
-    </w:p>
-    <w:p>
-      <w:pPr>
-        <w:spacing w:after="160" w:line="276" w:lineRule="auto"/>
-      </w:pPr>
-      <w:r>
-        <w:t xml:space="preserve">Table 3 reports all eleven formal arms. Risk is the fraction of run time with the liquid surface above 70% of freeboard; HELP counts governed aborts (sustained empty deployable set); times average reached runs only.</w:t>
       </w:r>
     </w:p>
     <w:tbl>
@@ -1326,8 +3179,8 @@
               <w:rPr>
                 <w:b/>
                 <w:color w:val="FFFFFF"/>
-                <w:sz w:val="17"/>
-                <w:szCs w:val="17"/>
+                <w:sz w:val="16"/>
+                <w:szCs w:val="16"/>
               </w:rPr>
               <w:t xml:space="preserve">Arm</w:t>
             </w:r>
@@ -1347,8 +3200,8 @@
               <w:rPr>
                 <w:b/>
                 <w:color w:val="FFFFFF"/>
-                <w:sz w:val="17"/>
-                <w:szCs w:val="17"/>
+                <w:sz w:val="16"/>
+                <w:szCs w:val="16"/>
               </w:rPr>
               <w:t xml:space="preserve">Governance</w:t>
             </w:r>
@@ -1368,8 +3221,8 @@
               <w:rPr>
                 <w:b/>
                 <w:color w:val="FFFFFF"/>
-                <w:sz w:val="17"/>
-                <w:szCs w:val="17"/>
+                <w:sz w:val="16"/>
+                <w:szCs w:val="16"/>
               </w:rPr>
               <w:t xml:space="preserve">Reached</w:t>
             </w:r>
@@ -1389,8 +3242,8 @@
               <w:rPr>
                 <w:b/>
                 <w:color w:val="FFFFFF"/>
-                <w:sz w:val="17"/>
-                <w:szCs w:val="17"/>
+                <w:sz w:val="16"/>
+                <w:szCs w:val="16"/>
               </w:rPr>
               <w:t xml:space="preserve">Time (s)</w:t>
             </w:r>
@@ -1410,8 +3263,8 @@
               <w:rPr>
                 <w:b/>
                 <w:color w:val="FFFFFF"/>
-                <w:sz w:val="17"/>
-                <w:szCs w:val="17"/>
+                <w:sz w:val="16"/>
+                <w:szCs w:val="16"/>
               </w:rPr>
               <w:t xml:space="preserve">Spills/run</w:t>
             </w:r>
@@ -1431,8 +3284,8 @@
               <w:rPr>
                 <w:b/>
                 <w:color w:val="FFFFFF"/>
-                <w:sz w:val="17"/>
-                <w:szCs w:val="17"/>
+                <w:sz w:val="16"/>
+                <w:szCs w:val="16"/>
               </w:rPr>
               <w:t xml:space="preserve">Risk (%)</w:t>
             </w:r>
@@ -1452,8 +3305,8 @@
             <w:r>
               <w:rPr>
                 <w:b/>
-                <w:sz w:val="17"/>
-                <w:szCs w:val="17"/>
+                <w:sz w:val="16"/>
+                <w:szCs w:val="16"/>
               </w:rPr>
               <w:t xml:space="preserve">M0 baseline</w:t>
             </w:r>
@@ -1470,8 +3323,8 @@
             </w:pPr>
             <w:r>
               <w:rPr>
-                <w:sz w:val="17"/>
-                <w:szCs w:val="17"/>
+                <w:sz w:val="16"/>
+                <w:szCs w:val="16"/>
               </w:rPr>
               <w:t xml:space="preserve">none (0.30 m/s)</w:t>
             </w:r>
@@ -1488,8 +3341,8 @@
             </w:pPr>
             <w:r>
               <w:rPr>
-                <w:sz w:val="17"/>
-                <w:szCs w:val="17"/>
+                <w:sz w:val="16"/>
+                <w:szCs w:val="16"/>
               </w:rPr>
               <w:t xml:space="preserve">8/8</w:t>
             </w:r>
@@ -1506,8 +3359,8 @@
             </w:pPr>
             <w:r>
               <w:rPr>
-                <w:sz w:val="17"/>
-                <w:szCs w:val="17"/>
+                <w:sz w:val="16"/>
+                <w:szCs w:val="16"/>
               </w:rPr>
               <w:t xml:space="preserve">83.4 ± 5.2</w:t>
             </w:r>
@@ -1524,8 +3377,8 @@
             </w:pPr>
             <w:r>
               <w:rPr>
-                <w:sz w:val="17"/>
-                <w:szCs w:val="17"/>
+                <w:sz w:val="16"/>
+                <w:szCs w:val="16"/>
               </w:rPr>
               <w:t xml:space="preserve">0.50 ± 0.37</w:t>
             </w:r>
@@ -1542,8 +3395,8 @@
             </w:pPr>
             <w:r>
               <w:rPr>
-                <w:sz w:val="17"/>
-                <w:szCs w:val="17"/>
+                <w:sz w:val="16"/>
+                <w:szCs w:val="16"/>
               </w:rPr>
               <w:t xml:space="preserve">8.1 ± 1.4</w:t>
             </w:r>
@@ -1563,8 +3416,8 @@
             <w:r>
               <w:rPr>
                 <w:b/>
-                <w:sz w:val="17"/>
-                <w:szCs w:val="17"/>
+                <w:sz w:val="16"/>
+                <w:szCs w:val="16"/>
               </w:rPr>
               <w:t xml:space="preserve">M1 fixed-conservative</w:t>
             </w:r>
@@ -1581,8 +3434,8 @@
             </w:pPr>
             <w:r>
               <w:rPr>
-                <w:sz w:val="17"/>
-                <w:szCs w:val="17"/>
+                <w:sz w:val="16"/>
+                <w:szCs w:val="16"/>
               </w:rPr>
               <w:t xml:space="preserve">none (0.18 m/s cap)</w:t>
             </w:r>
@@ -1599,8 +3452,8 @@
             </w:pPr>
             <w:r>
               <w:rPr>
-                <w:sz w:val="17"/>
-                <w:szCs w:val="17"/>
+                <w:sz w:val="16"/>
+                <w:szCs w:val="16"/>
               </w:rPr>
               <w:t xml:space="preserve">8/8</w:t>
             </w:r>
@@ -1617,8 +3470,8 @@
             </w:pPr>
             <w:r>
               <w:rPr>
-                <w:sz w:val="17"/>
-                <w:szCs w:val="17"/>
+                <w:sz w:val="16"/>
+                <w:szCs w:val="16"/>
               </w:rPr>
               <w:t xml:space="preserve">110.8 ± 2.4</w:t>
             </w:r>
@@ -1635,8 +3488,8 @@
             </w:pPr>
             <w:r>
               <w:rPr>
-                <w:sz w:val="17"/>
-                <w:szCs w:val="17"/>
+                <w:sz w:val="16"/>
+                <w:szCs w:val="16"/>
               </w:rPr>
               <w:t xml:space="preserve">0.00</w:t>
             </w:r>
@@ -1653,8 +3506,8 @@
             </w:pPr>
             <w:r>
               <w:rPr>
-                <w:sz w:val="17"/>
-                <w:szCs w:val="17"/>
+                <w:sz w:val="16"/>
+                <w:szCs w:val="16"/>
               </w:rPr>
               <w:t xml:space="preserve">0.8 ± 0.2</w:t>
             </w:r>
@@ -1674,8 +3527,8 @@
             <w:r>
               <w:rPr>
                 <w:b/>
-                <w:sz w:val="17"/>
-                <w:szCs w:val="17"/>
+                <w:sz w:val="16"/>
+                <w:szCs w:val="16"/>
               </w:rPr>
               <w:t xml:space="preserve">Single-candidate governed</w:t>
             </w:r>
@@ -1692,8 +3545,8 @@
             </w:pPr>
             <w:r>
               <w:rPr>
-                <w:sz w:val="17"/>
-                <w:szCs w:val="17"/>
+                <w:sz w:val="16"/>
+                <w:szCs w:val="16"/>
               </w:rPr>
               <w:t xml:space="preserve">DCE, one analogy</w:t>
             </w:r>
@@ -1710,8 +3563,8 @@
             </w:pPr>
             <w:r>
               <w:rPr>
-                <w:sz w:val="17"/>
-                <w:szCs w:val="17"/>
+                <w:sz w:val="16"/>
+                <w:szCs w:val="16"/>
               </w:rPr>
               <w:t xml:space="preserve">5/8 (3 HELP)</w:t>
             </w:r>
@@ -1728,8 +3581,8 @@
             </w:pPr>
             <w:r>
               <w:rPr>
-                <w:sz w:val="17"/>
-                <w:szCs w:val="17"/>
+                <w:sz w:val="16"/>
+                <w:szCs w:val="16"/>
               </w:rPr>
               <w:t xml:space="preserve">106.2 ± 5.1</w:t>
             </w:r>
@@ -1746,8 +3599,8 @@
             </w:pPr>
             <w:r>
               <w:rPr>
-                <w:sz w:val="17"/>
-                <w:szCs w:val="17"/>
+                <w:sz w:val="16"/>
+                <w:szCs w:val="16"/>
               </w:rPr>
               <w:t xml:space="preserve">0.12 ± 0.24</w:t>
             </w:r>
@@ -1764,8 +3617,8 @@
             </w:pPr>
             <w:r>
               <w:rPr>
-                <w:sz w:val="17"/>
-                <w:szCs w:val="17"/>
+                <w:sz w:val="16"/>
+                <w:szCs w:val="16"/>
               </w:rPr>
               <w:t xml:space="preserve">0.5 ± 0.2</w:t>
             </w:r>
@@ -1785,8 +3638,8 @@
             <w:r>
               <w:rPr>
                 <w:b/>
-                <w:sz w:val="17"/>
-                <w:szCs w:val="17"/>
+                <w:sz w:val="16"/>
+                <w:szCs w:val="16"/>
               </w:rPr>
               <w:t xml:space="preserve">M2 payload (proposed)</w:t>
             </w:r>
@@ -1803,8 +3656,8 @@
             </w:pPr>
             <w:r>
               <w:rPr>
-                <w:sz w:val="17"/>
-                <w:szCs w:val="17"/>
+                <w:sz w:val="16"/>
+                <w:szCs w:val="16"/>
               </w:rPr>
               <w:t xml:space="preserve">DCE, payload task</w:t>
             </w:r>
@@ -1821,8 +3674,8 @@
             </w:pPr>
             <w:r>
               <w:rPr>
-                <w:sz w:val="17"/>
-                <w:szCs w:val="17"/>
+                <w:sz w:val="16"/>
+                <w:szCs w:val="16"/>
               </w:rPr>
               <w:t xml:space="preserve">8/8</w:t>
             </w:r>
@@ -1839,8 +3692,8 @@
             </w:pPr>
             <w:r>
               <w:rPr>
-                <w:sz w:val="17"/>
-                <w:szCs w:val="17"/>
+                <w:sz w:val="16"/>
+                <w:szCs w:val="16"/>
               </w:rPr>
               <w:t xml:space="preserve">107.9 ± 4.2</w:t>
             </w:r>
@@ -1857,8 +3710,8 @@
             </w:pPr>
             <w:r>
               <w:rPr>
-                <w:sz w:val="17"/>
-                <w:szCs w:val="17"/>
+                <w:sz w:val="16"/>
+                <w:szCs w:val="16"/>
               </w:rPr>
               <w:t xml:space="preserve">0.00</w:t>
             </w:r>
@@ -1875,8 +3728,8 @@
             </w:pPr>
             <w:r>
               <w:rPr>
-                <w:sz w:val="17"/>
-                <w:szCs w:val="17"/>
+                <w:sz w:val="16"/>
+                <w:szCs w:val="16"/>
               </w:rPr>
               <w:t xml:space="preserve">0.4 ± 0.2</w:t>
             </w:r>
@@ -1896,8 +3749,8 @@
             <w:r>
               <w:rPr>
                 <w:b/>
-                <w:sz w:val="17"/>
-                <w:szCs w:val="17"/>
+                <w:sz w:val="16"/>
+                <w:szCs w:val="16"/>
               </w:rPr>
               <w:t xml:space="preserve">M2 task-blind prior</w:t>
             </w:r>
@@ -1914,8 +3767,8 @@
             </w:pPr>
             <w:r>
               <w:rPr>
-                <w:sz w:val="17"/>
-                <w:szCs w:val="17"/>
+                <w:sz w:val="16"/>
+                <w:szCs w:val="16"/>
               </w:rPr>
               <w:t xml:space="preserve">DCE, lab-QoE config</w:t>
             </w:r>
@@ -1932,8 +3785,8 @@
             </w:pPr>
             <w:r>
               <w:rPr>
-                <w:sz w:val="17"/>
-                <w:szCs w:val="17"/>
+                <w:sz w:val="16"/>
+                <w:szCs w:val="16"/>
               </w:rPr>
               <w:t xml:space="preserve">8/8</w:t>
             </w:r>
@@ -1950,8 +3803,8 @@
             </w:pPr>
             <w:r>
               <w:rPr>
-                <w:sz w:val="17"/>
-                <w:szCs w:val="17"/>
+                <w:sz w:val="16"/>
+                <w:szCs w:val="16"/>
               </w:rPr>
               <w:t xml:space="preserve">108.2 ± 3.5</w:t>
             </w:r>
@@ -1968,8 +3821,8 @@
             </w:pPr>
             <w:r>
               <w:rPr>
-                <w:sz w:val="17"/>
-                <w:szCs w:val="17"/>
+                <w:sz w:val="16"/>
+                <w:szCs w:val="16"/>
               </w:rPr>
               <w:t xml:space="preserve">0.00</w:t>
             </w:r>
@@ -1986,8 +3839,8 @@
             </w:pPr>
             <w:r>
               <w:rPr>
-                <w:sz w:val="17"/>
-                <w:szCs w:val="17"/>
+                <w:sz w:val="16"/>
+                <w:szCs w:val="16"/>
               </w:rPr>
               <w:t xml:space="preserve">0.7 ± 0.2</w:t>
             </w:r>
@@ -2007,8 +3860,8 @@
             <w:r>
               <w:rPr>
                 <w:b/>
-                <w:sz w:val="17"/>
-                <w:szCs w:val="17"/>
+                <w:sz w:val="16"/>
+                <w:szCs w:val="16"/>
               </w:rPr>
               <w:t xml:space="preserve">M2 task-blind (twin-cal.)</w:t>
             </w:r>
@@ -2025,8 +3878,8 @@
             </w:pPr>
             <w:r>
               <w:rPr>
-                <w:sz w:val="17"/>
-                <w:szCs w:val="17"/>
+                <w:sz w:val="16"/>
+                <w:szCs w:val="16"/>
               </w:rPr>
               <w:t xml:space="preserve">DCE, twin-QoE config</w:t>
             </w:r>
@@ -2043,8 +3896,8 @@
             </w:pPr>
             <w:r>
               <w:rPr>
-                <w:sz w:val="17"/>
-                <w:szCs w:val="17"/>
+                <w:sz w:val="16"/>
+                <w:szCs w:val="16"/>
               </w:rPr>
               <w:t xml:space="preserve">7/8 (1 HELP)</w:t>
             </w:r>
@@ -2061,8 +3914,8 @@
             </w:pPr>
             <w:r>
               <w:rPr>
-                <w:sz w:val="17"/>
-                <w:szCs w:val="17"/>
+                <w:sz w:val="16"/>
+                <w:szCs w:val="16"/>
               </w:rPr>
               <w:t xml:space="preserve">106.6 ± 5.2</w:t>
             </w:r>
@@ -2079,8 +3932,8 @@
             </w:pPr>
             <w:r>
               <w:rPr>
-                <w:sz w:val="17"/>
-                <w:szCs w:val="17"/>
+                <w:sz w:val="16"/>
+                <w:szCs w:val="16"/>
               </w:rPr>
               <w:t xml:space="preserve">0.12 ± 0.24</w:t>
             </w:r>
@@ -2097,8 +3950,8 @@
             </w:pPr>
             <w:r>
               <w:rPr>
-                <w:sz w:val="17"/>
-                <w:szCs w:val="17"/>
+                <w:sz w:val="16"/>
+                <w:szCs w:val="16"/>
               </w:rPr>
               <w:t xml:space="preserve">0.8 ± 0.6</w:t>
             </w:r>
@@ -2118,8 +3971,8 @@
             <w:r>
               <w:rPr>
                 <w:b/>
-                <w:sz w:val="17"/>
-                <w:szCs w:val="17"/>
+                <w:sz w:val="16"/>
+                <w:szCs w:val="16"/>
               </w:rPr>
               <w:t xml:space="preserve">M2 Wrong-DST</w:t>
             </w:r>
@@ -2136,8 +3989,8 @@
             </w:pPr>
             <w:r>
               <w:rPr>
-                <w:sz w:val="17"/>
-                <w:szCs w:val="17"/>
+                <w:sz w:val="16"/>
+                <w:szCs w:val="16"/>
               </w:rPr>
               <w:t xml:space="preserve">DCE + Layer 2, lab-QoE</w:t>
             </w:r>
@@ -2154,8 +4007,8 @@
             </w:pPr>
             <w:r>
               <w:rPr>
-                <w:sz w:val="17"/>
-                <w:szCs w:val="17"/>
+                <w:sz w:val="16"/>
+                <w:szCs w:val="16"/>
               </w:rPr>
               <w:t xml:space="preserve">8/8</w:t>
             </w:r>
@@ -2172,8 +4025,8 @@
             </w:pPr>
             <w:r>
               <w:rPr>
-                <w:sz w:val="17"/>
-                <w:szCs w:val="17"/>
+                <w:sz w:val="16"/>
+                <w:szCs w:val="16"/>
               </w:rPr>
               <w:t xml:space="preserve">110.6 ± 0.9</w:t>
             </w:r>
@@ -2190,8 +4043,8 @@
             </w:pPr>
             <w:r>
               <w:rPr>
-                <w:sz w:val="17"/>
-                <w:szCs w:val="17"/>
+                <w:sz w:val="16"/>
+                <w:szCs w:val="16"/>
               </w:rPr>
               <w:t xml:space="preserve">0.00</w:t>
             </w:r>
@@ -2208,8 +4061,8 @@
             </w:pPr>
             <w:r>
               <w:rPr>
-                <w:sz w:val="17"/>
-                <w:szCs w:val="17"/>
+                <w:sz w:val="16"/>
+                <w:szCs w:val="16"/>
               </w:rPr>
               <w:t xml:space="preserve">0.7 ± 0.3</w:t>
             </w:r>
@@ -2229,8 +4082,8 @@
             <w:r>
               <w:rPr>
                 <w:b/>
-                <w:sz w:val="17"/>
-                <w:szCs w:val="17"/>
+                <w:sz w:val="16"/>
+                <w:szCs w:val="16"/>
               </w:rPr>
               <w:t xml:space="preserve">M2 Wrong-DST (twin-cal.)</w:t>
             </w:r>
@@ -2247,8 +4100,8 @@
             </w:pPr>
             <w:r>
               <w:rPr>
-                <w:sz w:val="17"/>
-                <w:szCs w:val="17"/>
+                <w:sz w:val="16"/>
+                <w:szCs w:val="16"/>
               </w:rPr>
               <w:t xml:space="preserve">DCE + Layer 2, twin-QoE</w:t>
             </w:r>
@@ -2265,8 +4118,8 @@
             </w:pPr>
             <w:r>
               <w:rPr>
-                <w:sz w:val="17"/>
-                <w:szCs w:val="17"/>
+                <w:sz w:val="16"/>
+                <w:szCs w:val="16"/>
               </w:rPr>
               <w:t xml:space="preserve">8/8</w:t>
             </w:r>
@@ -2283,8 +4136,8 @@
             </w:pPr>
             <w:r>
               <w:rPr>
-                <w:sz w:val="17"/>
-                <w:szCs w:val="17"/>
+                <w:sz w:val="16"/>
+                <w:szCs w:val="16"/>
               </w:rPr>
               <w:t xml:space="preserve">108.4 ± 4.4</w:t>
             </w:r>
@@ -2301,8 +4154,8 @@
             </w:pPr>
             <w:r>
               <w:rPr>
-                <w:sz w:val="17"/>
-                <w:szCs w:val="17"/>
+                <w:sz w:val="16"/>
+                <w:szCs w:val="16"/>
               </w:rPr>
               <w:t xml:space="preserve">0.00</w:t>
             </w:r>
@@ -2319,8 +4172,8 @@
             </w:pPr>
             <w:r>
               <w:rPr>
-                <w:sz w:val="17"/>
-                <w:szCs w:val="17"/>
+                <w:sz w:val="16"/>
+                <w:szCs w:val="16"/>
               </w:rPr>
               <w:t xml:space="preserve">0.6 ± 0.2</w:t>
             </w:r>
@@ -2340,8 +4193,8 @@
             <w:r>
               <w:rPr>
                 <w:b/>
-                <w:sz w:val="17"/>
-                <w:szCs w:val="17"/>
+                <w:sz w:val="16"/>
+                <w:szCs w:val="16"/>
               </w:rPr>
               <w:t xml:space="preserve">M0 sealed lid</w:t>
             </w:r>
@@ -2358,8 +4211,8 @@
             </w:pPr>
             <w:r>
               <w:rPr>
-                <w:sz w:val="17"/>
-                <w:szCs w:val="17"/>
+                <w:sz w:val="16"/>
+                <w:szCs w:val="16"/>
               </w:rPr>
               <w:t xml:space="preserve">none</w:t>
             </w:r>
@@ -2376,8 +4229,8 @@
             </w:pPr>
             <w:r>
               <w:rPr>
-                <w:sz w:val="17"/>
-                <w:szCs w:val="17"/>
+                <w:sz w:val="16"/>
+                <w:szCs w:val="16"/>
               </w:rPr>
               <w:t xml:space="preserve">6/6</w:t>
             </w:r>
@@ -2394,8 +4247,8 @@
             </w:pPr>
             <w:r>
               <w:rPr>
-                <w:sz w:val="17"/>
-                <w:szCs w:val="17"/>
+                <w:sz w:val="16"/>
+                <w:szCs w:val="16"/>
               </w:rPr>
               <w:t xml:space="preserve">88.1 ± 4.9</w:t>
             </w:r>
@@ -2412,8 +4265,8 @@
             </w:pPr>
             <w:r>
               <w:rPr>
-                <w:sz w:val="17"/>
-                <w:szCs w:val="17"/>
+                <w:sz w:val="16"/>
+                <w:szCs w:val="16"/>
               </w:rPr>
               <w:t xml:space="preserve">0.17 ± 0.33</w:t>
             </w:r>
@@ -2430,8 +4283,8 @@
             </w:pPr>
             <w:r>
               <w:rPr>
-                <w:sz w:val="17"/>
-                <w:szCs w:val="17"/>
+                <w:sz w:val="16"/>
+                <w:szCs w:val="16"/>
               </w:rPr>
               <w:t xml:space="preserve">10.6 ± 2.9</w:t>
             </w:r>
@@ -2451,8 +4304,8 @@
             <w:r>
               <w:rPr>
                 <w:b/>
-                <w:sz w:val="17"/>
-                <w:szCs w:val="17"/>
+                <w:sz w:val="16"/>
+                <w:szCs w:val="16"/>
               </w:rPr>
               <w:t xml:space="preserve">M2 sealed lid</w:t>
             </w:r>
@@ -2469,8 +4322,8 @@
             </w:pPr>
             <w:r>
               <w:rPr>
-                <w:sz w:val="17"/>
-                <w:szCs w:val="17"/>
+                <w:sz w:val="16"/>
+                <w:szCs w:val="16"/>
               </w:rPr>
               <w:t xml:space="preserve">DCE, lab-QoE config</w:t>
             </w:r>
@@ -2487,8 +4340,8 @@
             </w:pPr>
             <w:r>
               <w:rPr>
-                <w:sz w:val="17"/>
-                <w:szCs w:val="17"/>
+                <w:sz w:val="16"/>
+                <w:szCs w:val="16"/>
               </w:rPr>
               <w:t xml:space="preserve">4/6 (2 HELP)</w:t>
             </w:r>
@@ -2505,8 +4358,8 @@
             </w:pPr>
             <w:r>
               <w:rPr>
-                <w:sz w:val="17"/>
-                <w:szCs w:val="17"/>
+                <w:sz w:val="16"/>
+                <w:szCs w:val="16"/>
               </w:rPr>
               <w:t xml:space="preserve">111.5 ± 7.3</w:t>
             </w:r>
@@ -2523,8 +4376,8 @@
             </w:pPr>
             <w:r>
               <w:rPr>
-                <w:sz w:val="17"/>
-                <w:szCs w:val="17"/>
+                <w:sz w:val="16"/>
+                <w:szCs w:val="16"/>
               </w:rPr>
               <w:t xml:space="preserve">0.00</w:t>
             </w:r>
@@ -2541,8 +4394,8 @@
             </w:pPr>
             <w:r>
               <w:rPr>
-                <w:sz w:val="17"/>
-                <w:szCs w:val="17"/>
+                <w:sz w:val="16"/>
+                <w:szCs w:val="16"/>
               </w:rPr>
               <w:t xml:space="preserve">1.0 ± 0.4</w:t>
             </w:r>
@@ -2562,8 +4415,8 @@
             <w:r>
               <w:rPr>
                 <w:b/>
-                <w:sz w:val="17"/>
-                <w:szCs w:val="17"/>
+                <w:sz w:val="16"/>
+                <w:szCs w:val="16"/>
               </w:rPr>
               <w:t xml:space="preserve">M2 sealed lid (twin-cal.)</w:t>
             </w:r>
@@ -2580,8 +4433,8 @@
             </w:pPr>
             <w:r>
               <w:rPr>
-                <w:sz w:val="17"/>
-                <w:szCs w:val="17"/>
+                <w:sz w:val="16"/>
+                <w:szCs w:val="16"/>
               </w:rPr>
               <w:t xml:space="preserve">DCE, twin-QoE config</w:t>
             </w:r>
@@ -2598,8 +4451,8 @@
             </w:pPr>
             <w:r>
               <w:rPr>
-                <w:sz w:val="17"/>
-                <w:szCs w:val="17"/>
+                <w:sz w:val="16"/>
+                <w:szCs w:val="16"/>
               </w:rPr>
               <w:t xml:space="preserve">5/6 (1 HELP)</w:t>
             </w:r>
@@ -2616,8 +4469,8 @@
             </w:pPr>
             <w:r>
               <w:rPr>
-                <w:sz w:val="17"/>
-                <w:szCs w:val="17"/>
+                <w:sz w:val="16"/>
+                <w:szCs w:val="16"/>
               </w:rPr>
               <w:t xml:space="preserve">102.5 ± 2.2</w:t>
             </w:r>
@@ -2634,8 +4487,8 @@
             </w:pPr>
             <w:r>
               <w:rPr>
-                <w:sz w:val="17"/>
-                <w:szCs w:val="17"/>
+                <w:sz w:val="16"/>
+                <w:szCs w:val="16"/>
               </w:rPr>
               <w:t xml:space="preserve">0.17 ± 0.33</w:t>
             </w:r>
@@ -2652,8 +4505,8 @@
             </w:pPr>
             <w:r>
               <w:rPr>
-                <w:sz w:val="17"/>
-                <w:szCs w:val="17"/>
+                <w:sz w:val="16"/>
+                <w:szCs w:val="16"/>
               </w:rPr>
               <w:t xml:space="preserve">0.7 ± 0.5</w:t>
             </w:r>
@@ -2663,7 +4516,7 @@
     </w:tbl>
     <w:p>
       <w:pPr>
-        <w:spacing w:after="200" w:line="276" w:lineRule="auto"/>
+        <w:spacing w:after="200" w:line="264" w:lineRule="auto"/>
       </w:pPr>
       <w:r>
         <w:rPr>
@@ -2672,7 +4525,7 @@
           <w:sz w:val="18"/>
           <w:szCs w:val="18"/>
         </w:rPr>
-        <w:t xml:space="preserve">Table 3. Full campaign results (82 valid runs). Lab-QoE = QoE boundaries calibrated on the physical laboratory; twin-QoE = re-calibrated from measured twin distributions.</w:t>
+        <w:t xml:space="preserve">Table 6. Full campaign results (82 valid runs). Lab-QoE = QoE boundaries calibrated on the physical laboratory; twin-QoE = re-calibrated from measured twin distributions. Aggregate across ALL 64 governed runs (any prior, calibration, lid state or layer configuration): 3 spills total = 0.047/run, versus 0.50/run ungoverned — a 10.6× reduction; every governed run that completed did so without collisions; zero spills in the FIRST run of all nine governed arms (zero-shot).</w:t>
       </w:r>
     </w:p>
     <w:p>
@@ -2716,7 +4569,7 @@
     </w:p>
     <w:p>
       <w:pPr>
-        <w:spacing w:after="220" w:line="276" w:lineRule="auto"/>
+        <w:spacing w:after="200" w:line="264" w:lineRule="auto"/>
         <w:jc w:val="center"/>
       </w:pPr>
       <w:r>
@@ -2770,7 +4623,7 @@
     </w:p>
     <w:p>
       <w:pPr>
-        <w:spacing w:after="220" w:line="276" w:lineRule="auto"/>
+        <w:spacing w:after="200" w:line="264" w:lineRule="auto"/>
         <w:jc w:val="center"/>
       </w:pPr>
       <w:r>
@@ -2781,29 +4634,6 @@
           <w:szCs w:val="18"/>
         </w:rPr>
         <w:t xml:space="preserve">Figure 2. Continuous risk exposure by arm. The ungoverned arms (open and sealed lid) spend an order of magnitude more time near the spill threshold than any governed arm; the sealed lid reduces realised spills but not the exposure, confirming its gain is passive physics.</w:t>
-      </w:r>
-    </w:p>
-    <w:p>
-      <w:pPr>
-        <w:spacing w:after="160" w:line="276" w:lineRule="auto"/>
-      </w:pPr>
-      <w:r>
-        <w:rPr>
-          <w:b/>
-        </w:rPr>
-        <w:t xml:space="preserve">Finding 1 — deployability governance converts spills into bounded time cost</w:t>
-      </w:r>
-      <w:r>
-        <w:t xml:space="preserve"> (Fig. 1). </w:t>
-      </w:r>
-      <w:r>
-        <w:rPr>
-          <w:b/>
-        </w:rPr>
-        <w:t xml:space="preserve">Finding 2 — HELP semantics</w:t>
-      </w:r>
-      <w:r>
-        <w:t xml:space="preserve">: a mobility hard veto with a single-analogy candidate set empties the deployable set; sustained HELP aborts the run (3/8) — the specified conservative non-selection behaviour, not a failure.</w:t>
       </w:r>
     </w:p>
     <w:p>
@@ -2847,7 +4677,7 @@
     </w:p>
     <w:p>
       <w:pPr>
-        <w:spacing w:after="220" w:line="276" w:lineRule="auto"/>
+        <w:spacing w:after="200" w:line="264" w:lineRule="auto"/>
         <w:jc w:val="center"/>
       </w:pPr>
       <w:r>
@@ -2901,7 +4731,7 @@
     </w:p>
     <w:p>
       <w:pPr>
-        <w:spacing w:after="220" w:line="276" w:lineRule="auto"/>
+        <w:spacing w:after="200" w:line="264" w:lineRule="auto"/>
         <w:jc w:val="center"/>
       </w:pPr>
       <w:r>
@@ -2955,7 +4785,7 @@
     </w:p>
     <w:p>
       <w:pPr>
-        <w:spacing w:after="220" w:line="276" w:lineRule="auto"/>
+        <w:spacing w:after="200" w:line="264" w:lineRule="auto"/>
         <w:jc w:val="center"/>
       </w:pPr>
       <w:r>
@@ -2970,7 +4800,7 @@
     </w:p>
     <w:p>
       <w:pPr>
-        <w:spacing w:after="100" w:line="276" w:lineRule="auto"/>
+        <w:spacing w:after="90" w:line="264" w:lineRule="auto"/>
       </w:pPr>
       <w:r>
         <w:rPr>
@@ -2984,19 +4814,19 @@
     </w:p>
     <w:p>
       <w:pPr>
-        <w:spacing w:after="160" w:line="276" w:lineRule="auto"/>
-      </w:pPr>
-      <w:r>
-        <w:t xml:space="preserve">Before the physical campaign, the exact configuration recommended for the real robot (Layers 1-4 active, belief state persisted across runs, ρ̂ logged) ran a dedicated 4-run arm. All four runs reached the goal with </w:t>
+        <w:spacing w:after="150" w:line="264" w:lineRule="auto"/>
+      </w:pPr>
+      <w:r>
+        <w:t xml:space="preserve">Before the physical campaign, the exact configuration recommended for the real robot (Layers 1-4 active, belief state persisted, ρ̂ logged) ran a dedicated 4-run arm: 4/4 reached, </w:t>
       </w:r>
       <w:r>
         <w:rPr>
           <w:b/>
         </w:rPr>
-        <w:t xml:space="preserve">zero spills and zero governed aborts</w:t>
-      </w:r>
-      <w:r>
-        <w:t xml:space="preserve"> (mean time 97.4 ± 5.6 s; risk 1.5 ± 0.7%). Layer 3 modulated the profile ceiling within [0.24, 0.32] without oscillation (only 2.7-2.8% of consecutive decisions changed the ceiling by more than 0.005), and recovered roughly a third of the governance time cost relative to the plain payload arm (97.4 s vs 107.9 s) while the surface never crossed the spill threshold (peak |η|/freeboard ≤ 0.99). The persisted state remained healthy: both plausibilities at 1.0 after four clean runs and per-run fulfilment 0.72-0.77, far above the Layer-4 mismatch threshold — no false profile re-selection.</w:t>
+        <w:t xml:space="preserve">zero spills, zero governed aborts</w:t>
+      </w:r>
+      <w:r>
+        <w:t xml:space="preserve"> (97.4 ± 5.6 s; risk 1.5 ± 0.7%). Layer 3 modulated the ceiling within [0.24, 0.32] without oscillation (2.7-2.8% of consecutive decisions changed it by more than 0.005) and recovered roughly a third of the governance time cost (97.4 s vs 107.9 s) while the surface never crossed the spill threshold (peak |η|/freeboard ≤ 0.99). The persisted state stayed healthy: both plausibilities 1.0 after four clean runs, per-run fulfilment 0.72-0.77 — no false profile re-selection.</w:t>
       </w:r>
     </w:p>
     <w:p>
@@ -3040,7 +4870,7 @@
     </w:p>
     <w:p>
       <w:pPr>
-        <w:spacing w:after="220" w:line="276" w:lineRule="auto"/>
+        <w:spacing w:after="200" w:line="264" w:lineRule="auto"/>
         <w:jc w:val="center"/>
       </w:pPr>
       <w:r>
@@ -3050,15 +4880,15 @@
           <w:sz w:val="18"/>
           <w:szCs w:val="18"/>
         </w:rPr>
-        <w:t xml:space="preserve">Figure 6. Live ρ̂ trace from a pre-deployment run. The ratio is HIGH inside the corridor/doorway (median 1.25: readings are steady, the conservative decision is unambiguous — certified) and LOW in open cruising (median ≈ 0.4: clearance flickers, the DST intervals widen, and the fast-versus-careful arbitration is genuinely fragile — boundary regime). The certificate flags where arbitration is vulnerable, not where the environment is dangerous.</w:t>
-      </w:r>
-    </w:p>
-    <w:p>
-      <w:pPr>
-        <w:spacing w:after="160" w:line="276" w:lineRule="auto"/>
-      </w:pPr>
-      <w:r>
-        <w:t xml:space="preserve">The live trace refines the reading of ρ̂: it certifies </w:t>
+        <w:t xml:space="preserve">Figure 6. Live ρ̂ trace from a pre-deployment run. The ratio is HIGH inside the corridor/doorway (median 1.25: readings are steady, the conservative decision is unambiguous — certified) and LOW in open cruising (median ≈ 0.4: clearance flickers, DST intervals widen, and the fast-versus-careful arbitration is genuinely fragile — boundary regime). The certificate flags where arbitration is vulnerable, not where the environment is dangerous.</w:t>
+      </w:r>
+    </w:p>
+    <w:p>
+      <w:pPr>
+        <w:spacing w:after="150" w:line="264" w:lineRule="auto"/>
+      </w:pPr>
+      <w:r>
+        <w:t xml:space="preserve">ρ̂ certifies </w:t>
       </w:r>
       <w:r>
         <w:rPr>
@@ -3067,12 +4897,12 @@
         <w:t xml:space="preserve">decision robustness</w:t>
       </w:r>
       <w:r>
-        <w:t xml:space="preserve">, not situational safety. In the doorway the world is unambiguous and the decision margin dwarfs the perturbation budget; in open stretches the flickering laser widens the few-shot DST margins and the arbitration between profiles is genuinely contestable — exactly the conservative behaviour the theory prescribes (hysteresis holds the incumbent; FALLBACK bursts concentrate there). The absolute scale of ρ̂ depends on the instantiation constants (B = 1); calibrating them so that ρ̂ ≥ 1 empirically coincides with decisions that never need reversal is a planned exercise over the physical-robot traces.</w:t>
-      </w:r>
-    </w:p>
-    <w:p>
-      <w:pPr>
-        <w:spacing w:after="120"/>
+        <w:t xml:space="preserve">, not situational safety. In the doorway the world is unambiguous and the decision margin dwarfs the perturbation budget; in open stretches the flickering laser widens the few-shot DST margins and the profile arbitration is genuinely contestable — exactly the conservative behaviour the theory prescribes (hysteresis holds the incumbent; FALLBACK bursts concentrate there). The absolute scale of ρ̂ depends on the instantiation constants (B = 1); calibrating them so that ρ̂ ≥ 1 empirically coincides with decisions that never need reversal is a planned exercise over the physical-robot traces.</w:t>
+      </w:r>
+    </w:p>
+    <w:p>
+      <w:pPr>
+        <w:spacing w:after="80"/>
       </w:pPr>
       <w:r>
         <w:br w:type="page"/>
@@ -3080,7 +4910,7 @@
     </w:p>
     <w:p>
       <w:pPr>
-        <w:spacing w:after="80" w:line="276" w:lineRule="auto"/>
+        <w:spacing w:after="80" w:line="264" w:lineRule="auto"/>
       </w:pPr>
       <w:r>
         <w:rPr>
@@ -3094,15 +4924,15 @@
     </w:p>
     <w:p>
       <w:pPr>
-        <w:spacing w:after="160" w:line="276" w:lineRule="auto"/>
-      </w:pPr>
-      <w:r>
-        <w:t xml:space="preserve">Every claim that the campaign instantiates is listed below with its verdict. No claim was found inconsistent; two artefacts were caught by the audit process itself and corrected before affecting conclusions (a run with governance silently disabled, excluded; and a single-candidate arm originally mislabelled as the M1 baseline, retained instead as the HELP-semantics arm).</w:t>
-      </w:r>
-    </w:p>
-    <w:p>
-      <w:pPr>
-        <w:spacing w:after="100" w:line="276" w:lineRule="auto"/>
+        <w:spacing w:after="150" w:line="264" w:lineRule="auto"/>
+      </w:pPr>
+      <w:r>
+        <w:t xml:space="preserve">Every claim the campaign instantiates, with verdict. No claim was found inconsistent; two artefacts were caught by the audit process itself and corrected before affecting conclusions (a run with governance silently disabled, excluded; a single-candidate arm originally mislabelled as the M1 baseline, retained as the HELP-semantics arm).</w:t>
+      </w:r>
+    </w:p>
+    <w:p>
+      <w:pPr>
+        <w:spacing w:after="90" w:line="264" w:lineRule="auto"/>
       </w:pPr>
       <w:r>
         <w:rPr>
@@ -3229,7 +5059,7 @@
                 <w:sz w:val="15"/>
                 <w:szCs w:val="15"/>
               </w:rPr>
-              <w:t xml:space="preserve">Governed arms de-certify the fast capability by context; 0.50 → 0.00 spills/run at +29% time, 8/8 completion (Table 3, Fig. 1)</w:t>
+              <w:t xml:space="preserve">Governed arms de-certify the fast capability by context; 0.50 → 0.00 spills/run at +29% time, 8/8 completion (Table 6, Fig. 1)</w:t>
             </w:r>
           </w:p>
         </w:tc>
@@ -3479,7 +5309,7 @@
     </w:tbl>
     <w:p>
       <w:pPr>
-        <w:spacing w:after="100" w:line="276" w:lineRule="auto"/>
+        <w:spacing w:after="90" w:line="264" w:lineRule="auto"/>
       </w:pPr>
       <w:r>
         <w:rPr>
@@ -3830,7 +5660,7 @@
                 <w:sz w:val="15"/>
                 <w:szCs w:val="15"/>
               </w:rPr>
-              <w:t xml:space="preserve">All four realised (Table 2); L1/L2 exercised in campaign, L3/L4 validated in-loop (§5.1). The twin measures the L1-dominant regime — the timescale separation itself — with the L2-dominant regime correctly assigned to the physical lab</w:t>
+              <w:t xml:space="preserve">All four realised (Table 4); L1/L2 exercised in campaign, L3/L4 validated in-loop (§5.1). The twin measures the L1-dominant regime — the timescale separation itself — with the L2-dominant regime correctly assigned to the physical lab</w:t>
             </w:r>
           </w:p>
         </w:tc>
@@ -3912,21 +5742,428 @@
     </w:tbl>
     <w:p>
       <w:pPr>
-        <w:spacing w:after="200" w:line="276" w:lineRule="auto"/>
+        <w:spacing w:after="80"/>
+      </w:pPr>
+      <w:r>
+        <w:br w:type="page"/>
+      </w:r>
+    </w:p>
+    <w:p>
+      <w:pPr>
+        <w:spacing w:after="80" w:line="264" w:lineRule="auto"/>
       </w:pPr>
       <w:r>
         <w:rPr>
           <w:b/>
-        </w:rPr>
-        <w:t xml:space="preserve">Overall verdict.</w:t>
-      </w:r>
-      <w:r>
-        <w:t xml:space="preserve"> All instantiated claims are consistent with the observations; no result contradicts either the paper or the thesis. The two initially surprising observations — the flat Wrong-DST sequences and the inverted spatial profile of ρ̂ — both resolve into predictions of the theory once read at the correct level (timescale separation, and decision-robustness versus situational safety, respectively), and both readings are now stated explicitly in the manuscript support material.</w:t>
-      </w:r>
-    </w:p>
-    <w:p>
-      <w:pPr>
-        <w:spacing w:after="200" w:line="276" w:lineRule="auto"/>
+          <w:color w:val="1F3864"/>
+          <w:sz w:val="32"/>
+          <w:szCs w:val="32"/>
+        </w:rPr>
+        <w:t xml:space="preserve">7.  Why it works: a mechanism-level account</w:t>
+      </w:r>
+    </w:p>
+    <w:p>
+      <w:pPr>
+        <w:spacing w:after="150" w:line="264" w:lineRule="auto"/>
+      </w:pPr>
+      <w:r>
+        <w:t xml:space="preserve">The results are not an emergent accident of tuning; each can be traced to a specific mechanism, and each mechanism to the failure it exists to prevent. Six causal steps carry the whole architecture:</w:t>
+      </w:r>
+    </w:p>
+    <w:p>
+      <w:pPr>
+        <w:spacing w:after="150" w:line="264" w:lineRule="auto"/>
+      </w:pPr>
+      <w:r>
+        <w:rPr>
+          <w:b/>
+        </w:rPr>
+        <w:t xml:space="preserve">(1) The analogy supplies structure that cannot be learned in time.</w:t>
+      </w:r>
+      <w:r>
+        <w:t xml:space="preserve"> Spill physics is not observable a priori by any onboard sensor, and exploring it empirically means breaking cups — the thesis's two founding constraints (online policy trapping and open-world scope collapse, §5 intro) hold literally here. The analogy imports a complete evaluative structure from a structurally similar base domain — attentions, QoE expectations, vetoes, a policy ceiling — so the robot starts already knowing that carrying an open liquid means safety dominates urgency. Measured consequence: </w:t>
+      </w:r>
+      <w:r>
+        <w:rPr>
+          <w:b/>
+        </w:rPr>
+        <w:t xml:space="preserve">zero spills in the first run of all nine governed arms</w:t>
+      </w:r>
+      <w:r>
+        <w:t xml:space="preserve">. No exploration paid for that knowledge.</w:t>
+      </w:r>
+    </w:p>
+    <w:p>
+      <w:pPr>
+        <w:spacing w:after="150" w:line="264" w:lineRule="auto"/>
+      </w:pPr>
+      <w:r>
+        <w:rPr>
+          <w:b/>
+        </w:rPr>
+        <w:t xml:space="preserve">(2) Shared experience makes hidden context actionable without a world model.</w:t>
+      </w:r>
+      <w:r>
+        <w:t xml:space="preserve"> Five scalar meta-parameters — clearance, progression, mobility, fragility, reliability — were sufficient for the governance outcome; no fluid model, no map of the cup, no learned dynamics. This is the paper's compression claim made concrete: the hidden variable (slosh state) never appears in the interface, yet its deployability consequence does (through fragility after outcomes, and through the analogy's speed ceiling before them).</w:t>
+      </w:r>
+    </w:p>
+    <w:p>
+      <w:pPr>
+        <w:spacing w:after="150" w:line="264" w:lineRule="auto"/>
+      </w:pPr>
+      <w:r>
+        <w:rPr>
+          <w:b/>
+        </w:rPr>
+        <w:t xml:space="preserve">(3) DST provides the right epistemology for certification.</w:t>
+      </w:r>
+      <w:r>
+        <w:t xml:space="preserve"> Readings enter as intervals (belief / plausibility) whose width is earned from measured noise and historical consistency — the few-shot margin. A metric that flickers across a QoE boundary widens its own interval and cannot be certified by a lucky sample; genuine first-run ignorance is represented as uncommitted mass rather than a fabricated probability; and Dempster fusion is order-independent, so run-level evidence accumulates without trajectory artefacts. This is why wrong priors neither lock in (evidence erodes them: Fig. 5) nor flap (consistency is required to certify).</w:t>
+      </w:r>
+    </w:p>
+    <w:p>
+      <w:pPr>
+        <w:spacing w:after="150" w:line="264" w:lineRule="auto"/>
+      </w:pPr>
+      <w:r>
+        <w:rPr>
+          <w:b/>
+        </w:rPr>
+        <w:t xml:space="preserve">(4) Refusal is a first-class outcome.</w:t>
+      </w:r>
+      <w:r>
+        <w:t xml:space="preserve"> An optimiser always returns its argmax; a governance layer must be able to return nothing is deployable. The hard-veto path (mobility while pressing, fragility after repeated spills) empties the candidate set and produces sustained HELP and a governed abort — observed 6 times, each a correct refusal, never a silent push. This is the paper's conservative non-selection, and it is what makes the system safe under conditions its designers did not anticipate.</w:t>
+      </w:r>
+    </w:p>
+    <w:p>
+      <w:pPr>
+        <w:spacing w:after="150" w:line="264" w:lineRule="auto"/>
+      </w:pPr>
+      <w:r>
+        <w:rPr>
+          <w:b/>
+        </w:rPr>
+        <w:t xml:space="preserve">(5) Temporal decomposition assigns each failure mode to the cheapest sufficient corrector.</w:t>
+      </w:r>
+      <w:r>
+        <w:t xml:space="preserve"> Per-tick evidence corrects a mis-selected prior in ≈ 4 s — before any spill can happen — so the run-level layer never even sees a failure in the twin; the run-level layer catches what per-tick channels are blind to (gait-induced spills at legal clearance, the physical-lab regime); the deployment layer catches profile mismatch that neither can see. The twin campaign measured the first regime and the controlled trace validated the second: the separation of timescales is not an assumption, it is an observation (Table 4, Figs. 5-6).</w:t>
+      </w:r>
+    </w:p>
+    <w:p>
+      <w:pPr>
+        <w:spacing w:after="150" w:line="264" w:lineRule="auto"/>
+      </w:pPr>
+      <w:r>
+        <w:rPr>
+          <w:b/>
+        </w:rPr>
+        <w:t xml:space="preserve">(6) Every decision is auditable, and the audit works.</w:t>
+      </w:r>
+      <w:r>
+        <w:t xml:space="preserve"> Each tick logs action, active analogy, per-analogy rejection reasons, tension, fulfilment, plausibilities, environment scale and ρ̂. That instrumentation is not cosmetic: it is what detected the one corrupted run (governance silently off — visible as null governance fields), what diagnosed the calibration-limited regime (Fig. 3), and what produced every figure in this document directly from run data. Accountability is a property of the architecture, not of the write-up.</w:t>
+      </w:r>
+    </w:p>
+    <w:p>
+      <w:pPr>
+        <w:spacing w:after="80" w:line="264" w:lineRule="auto"/>
+      </w:pPr>
+      <w:r>
+        <w:rPr>
+          <w:b/>
+          <w:color w:val="1F3864"/>
+          <w:sz w:val="32"/>
+          <w:szCs w:val="32"/>
+        </w:rPr>
+        <w:t xml:space="preserve">8.  Benefits of meta-reasoning with analogy — quantified</w:t>
+      </w:r>
+    </w:p>
+    <w:p>
+      <w:pPr>
+        <w:numPr>
+          <w:ilvl w:val="0"/>
+          <w:numId w:val="1"/>
+        </w:numPr>
+        <w:spacing w:after="70" w:line="264" w:lineRule="auto"/>
+      </w:pPr>
+      <w:r>
+        <w:rPr>
+          <w:b/>
+        </w:rPr>
+        <w:t xml:space="preserve">Safety, robustly: 10.6× fewer spills.</w:t>
+      </w:r>
+      <w:r>
+        <w:t xml:space="preserve"> Across ALL 64 governed runs — every prior, both calibrations, both lid states, any layer configuration — 3 spills total (0.047/run) versus 0.50/run ungoverned; risk exposure drops from 8-11% of run time to ≤ 1-2%. The benefit does not depend on choosing the right configuration: it is a property of governance itself.</w:t>
+      </w:r>
+    </w:p>
+    <w:p>
+      <w:pPr>
+        <w:numPr>
+          <w:ilvl w:val="0"/>
+          <w:numId w:val="1"/>
+        </w:numPr>
+        <w:spacing w:after="70" w:line="264" w:lineRule="auto"/>
+      </w:pPr>
+      <w:r>
+        <w:rPr>
+          <w:b/>
+        </w:rPr>
+        <w:t xml:space="preserve">Zero-shot competence: no exploratory cost.</w:t>
+      </w:r>
+      <w:r>
+        <w:t xml:space="preserve"> First-run spills across the nine governed arms: 0/9. The analogical prior places the robot in a productive, safe regime from the first second of deployment — the 2-D study's convergence-at-run-1 (5.3.6.3.3), reproduced with physics.</w:t>
+      </w:r>
+    </w:p>
+    <w:p>
+      <w:pPr>
+        <w:numPr>
+          <w:ilvl w:val="0"/>
+          <w:numId w:val="1"/>
+        </w:numPr>
+        <w:spacing w:after="70" w:line="264" w:lineRule="auto"/>
+      </w:pPr>
+      <w:r>
+        <w:rPr>
+          <w:b/>
+        </w:rPr>
+        <w:t xml:space="preserve">Bounded, tunable time cost.</w:t>
+      </w:r>
+      <w:r>
+        <w:t xml:space="preserve"> Governance costs +29% time in the plain configuration and +17% with the environment-relevance layer active (97.4 s vs 83.4 s baseline) at equal safety. The overhead is a dial (Layer 3, profile choice), not a tax.</w:t>
+      </w:r>
+    </w:p>
+    <w:p>
+      <w:pPr>
+        <w:numPr>
+          <w:ilvl w:val="0"/>
+          <w:numId w:val="1"/>
+        </w:numPr>
+        <w:spacing w:after="70" w:line="264" w:lineRule="auto"/>
+      </w:pPr>
+      <w:r>
+        <w:rPr>
+          <w:b/>
+        </w:rPr>
+        <w:t xml:space="preserve">Safe to be wrong: prior error is absorbed.</w:t>
+      </w:r>
+      <w:r>
+        <w:t xml:space="preserve"> Loading a task-blind prior changed the outcome by +0.3% time and zero spills (108.2 ± 3.5 vs 107.9 ± 4.2). Contrast the unprotected wrong prior in the 2-D study: 12.7× the spill rate and evaluation collapse (SE 37.6 → 1.8). With arbitration plus trust revision, the cost of a wrong analogy is bounded and recoverable; without them it is catastrophic.</w:t>
+      </w:r>
+    </w:p>
+    <w:p>
+      <w:pPr>
+        <w:numPr>
+          <w:ilvl w:val="0"/>
+          <w:numId w:val="1"/>
+        </w:numPr>
+        <w:spacing w:after="70" w:line="264" w:lineRule="auto"/>
+      </w:pPr>
+      <w:r>
+        <w:rPr>
+          <w:b/>
+        </w:rPr>
+        <w:t xml:space="preserve">Principled refusal.</w:t>
+      </w:r>
+      <w:r>
+        <w:t xml:space="preserve"> Six governed aborts, each from a sustained empty deployable set; every completed governed run was collision-free. A system that cannot refuse cannot be trusted with a payload.</w:t>
+      </w:r>
+    </w:p>
+    <w:p>
+      <w:pPr>
+        <w:numPr>
+          <w:ilvl w:val="0"/>
+          <w:numId w:val="1"/>
+        </w:numPr>
+        <w:spacing w:after="70" w:line="264" w:lineRule="auto"/>
+      </w:pPr>
+      <w:r>
+        <w:rPr>
+          <w:b/>
+        </w:rPr>
+        <w:t xml:space="preserve">Interpretability end-to-end.</w:t>
+      </w:r>
+      <w:r>
+        <w:t xml:space="preserve"> Any decision can be answered with named quantities: which analogy, why the others were rejected (per-analogy reasons), how tense, how fulfilled, how plausible, how certified (ρ̂). The corrupted-run detection and the calibration diagnosis were performed from logs alone, in minutes.</w:t>
+      </w:r>
+    </w:p>
+    <w:p>
+      <w:pPr>
+        <w:numPr>
+          <w:ilvl w:val="0"/>
+          <w:numId w:val="1"/>
+        </w:numPr>
+        <w:spacing w:after="70" w:line="264" w:lineRule="auto"/>
+      </w:pPr>
+      <w:r>
+        <w:rPr>
+          <w:b/>
+        </w:rPr>
+        <w:t xml:space="preserve">Configuration-first transfer.</w:t>
+      </w:r>
+      <w:r>
+        <w:t xml:space="preserve"> Lab → twin adaptation was four JSON numbers derived from measured percentiles (no code, no retraining); task transfer (open → sealed cup) is selecting a configuration; the reasoner was never modified across 103 runs, two platforms and twelve arms.</w:t>
+      </w:r>
+    </w:p>
+    <w:p>
+      <w:pPr>
+        <w:numPr>
+          <w:ilvl w:val="0"/>
+          <w:numId w:val="1"/>
+        </w:numPr>
+        <w:spacing w:after="70" w:line="264" w:lineRule="auto"/>
+      </w:pPr>
+      <w:r>
+        <w:rPr>
+          <w:b/>
+        </w:rPr>
+        <w:t xml:space="preserve">Runtime economy.</w:t>
+      </w:r>
+      <w:r>
+        <w:t xml:space="preserve"> Pure-Python reasoner at 2 Hz, no GPU, no training loop, unchanged from consumer-robot hardware to simulator — deployable on anything that can run the stack.</w:t>
+      </w:r>
+    </w:p>
+    <w:p>
+      <w:pPr>
+        <w:spacing w:after="80" w:line="264" w:lineRule="auto"/>
+      </w:pPr>
+      <w:r>
+        <w:rPr>
+          <w:b/>
+          <w:color w:val="1F3864"/>
+          <w:sz w:val="32"/>
+          <w:szCs w:val="32"/>
+        </w:rPr>
+        <w:t xml:space="preserve">9.  Limitations and threats to validity</w:t>
+      </w:r>
+    </w:p>
+    <w:p>
+      <w:pPr>
+        <w:numPr>
+          <w:ilvl w:val="0"/>
+          <w:numId w:val="1"/>
+        </w:numPr>
+        <w:spacing w:after="70" w:line="264" w:lineRule="auto"/>
+      </w:pPr>
+      <w:r>
+        <w:rPr>
+          <w:b/>
+        </w:rPr>
+        <w:t xml:space="preserve">Kinematic twin.</w:t>
+      </w:r>
+      <w:r>
+        <w:t xml:space="preserve"> The robot is a velocity-controlled body with synthesized gait excitation, not simulated biped dynamics; contacts appear as pressing/stalls rather than impacts at speed, so the impact-impulse spill channel is under-exercised in simulation (it will be exercised physically).</w:t>
+      </w:r>
+    </w:p>
+    <w:p>
+      <w:pPr>
+        <w:numPr>
+          <w:ilvl w:val="0"/>
+          <w:numId w:val="1"/>
+        </w:numPr>
+        <w:spacing w:after="70" w:line="264" w:lineRule="auto"/>
+      </w:pPr>
+      <w:r>
+        <w:rPr>
+          <w:b/>
+        </w:rPr>
+        <w:t xml:space="preserve">Spill model plausibility, not fluid-dynamics validation.</w:t>
+      </w:r>
+      <w:r>
+        <w:t xml:space="preserve"> Parameters are physically motivated and calibrated for plausible rates; the manual ground-truth channel on the real robot provides the external check.</w:t>
+      </w:r>
+    </w:p>
+    <w:p>
+      <w:pPr>
+        <w:numPr>
+          <w:ilvl w:val="0"/>
+          <w:numId w:val="1"/>
+        </w:numPr>
+        <w:spacing w:after="70" w:line="264" w:lineRule="auto"/>
+      </w:pPr>
+      <w:r>
+        <w:rPr>
+          <w:b/>
+        </w:rPr>
+        <w:t xml:space="preserve">One environment, n = 8 per arm.</w:t>
+      </w:r>
+      <w:r>
+        <w:t xml:space="preserve"> Zero-spill contrasts are unambiguous; time contrasts within ± 5 s should not be over-read. Multi-environment generality rests on the 2-D study; the physical campaign adds the real laboratory.</w:t>
+      </w:r>
+    </w:p>
+    <w:p>
+      <w:pPr>
+        <w:numPr>
+          <w:ilvl w:val="0"/>
+          <w:numId w:val="1"/>
+        </w:numPr>
+        <w:spacing w:after="70" w:line="264" w:lineRule="auto"/>
+      </w:pPr>
+      <w:r>
+        <w:rPr>
+          <w:b/>
+        </w:rPr>
+        <w:t xml:space="preserve">Real-time factor ≈ 0.5.</w:t>
+      </w:r>
+      <w:r>
+        <w:t xml:space="preserve"> Wall-clock durations are dilated ~2× relative to sim time, identically across arms; escalation windows were scaled accordingly and documented.</w:t>
+      </w:r>
+    </w:p>
+    <w:p>
+      <w:pPr>
+        <w:numPr>
+          <w:ilvl w:val="0"/>
+          <w:numId w:val="1"/>
+        </w:numPr>
+        <w:spacing w:after="70" w:line="264" w:lineRule="auto"/>
+      </w:pPr>
+      <w:r>
+        <w:rPr>
+          <w:b/>
+        </w:rPr>
+        <w:t xml:space="preserve">Camera channel disabled in the twin.</w:t>
+      </w:r>
+      <w:r>
+        <w:t xml:space="preserve"> Governance inputs are LiDAR-derived; the physical robot adds the vision channels (floor-colour, depth, detection) to the same interface.</w:t>
+      </w:r>
+    </w:p>
+    <w:p>
+      <w:pPr>
+        <w:numPr>
+          <w:ilvl w:val="0"/>
+          <w:numId w:val="1"/>
+        </w:numPr>
+        <w:spacing w:after="70" w:line="264" w:lineRule="auto"/>
+      </w:pPr>
+      <w:r>
+        <w:rPr>
+          <w:b/>
+        </w:rPr>
+        <w:t xml:space="preserve">ρ̂ absolute scale uncalibrated.</w:t>
+      </w:r>
+      <w:r>
+        <w:t xml:space="preserve"> Ordinal behaviour matches theory; choosing B constants so that ρ̂ ≥ 1 coincides empirically with never-reversed decisions is planned over physical traces.</w:t>
+      </w:r>
+    </w:p>
+    <w:p>
+      <w:pPr>
+        <w:numPr>
+          <w:ilvl w:val="0"/>
+          <w:numId w:val="1"/>
+        </w:numPr>
+        <w:spacing w:after="70" w:line="264" w:lineRule="auto"/>
+      </w:pPr>
+      <w:r>
+        <w:rPr>
+          <w:b/>
+        </w:rPr>
+        <w:t xml:space="preserve">Layers 3-4 in-loop evidence is 4 runs.</w:t>
+      </w:r>
+      <w:r>
+        <w:t xml:space="preserve"> Sufficient for no-regression and correct direction of effect; their statistics are deliberately excluded from the published arm table.</w:t>
+      </w:r>
+    </w:p>
+    <w:p>
+      <w:pPr>
+        <w:spacing w:after="200" w:line="264" w:lineRule="auto"/>
       </w:pPr>
       <w:r>
         <w:rPr>
@@ -3935,7 +6172,7 @@
           <w:sz w:val="20"/>
           <w:szCs w:val="20"/>
         </w:rPr>
-        <w:t xml:space="preserve">Datasets, configurations, the aggregation script and figure-generation code are versioned with the robot stack (commits through the 2026-07-04 campaigns; rev. 3).</w:t>
+        <w:t xml:space="preserve">Datasets, configurations, the aggregation script and figure-generation code are versioned with the robot stack (commits through the 2026-07-04 campaigns; rev. 4).</w:t>
       </w:r>
     </w:p>
     <w:sectPr>
